--- a/Отчет_ИКБО-10-24_ЛесовойКР_КТ1.docx
+++ b/Отчет_ИКБО-10-24_ЛесовойКР_КТ1.docx
@@ -25,7 +25,7 @@
           </w:tcPr>
           <w:p>
             <w:pPr>
-              <w:spacing w:before="0" w:after="0" w:line="240" w:lineRule="auto"/>
+              <w:spacing w:after="0" w:line="240" w:lineRule="auto"/>
               <w:jc w:val="center"/>
               <w:rPr>
                 <w:rFonts w:ascii="Times New Roman" w:hAnsi="Times New Roman" w:cs="Times New Roman"/>
@@ -105,7 +105,7 @@
           </w:p>
           <w:p>
             <w:pPr>
-              <w:spacing w:before="0" w:after="0" w:line="240" w:lineRule="auto"/>
+              <w:spacing w:after="0" w:line="240" w:lineRule="auto"/>
               <w:jc w:val="center"/>
               <w:rPr>
                 <w:rFonts w:ascii="Times New Roman" w:hAnsi="Times New Roman" w:cs="Times New Roman"/>
@@ -134,7 +134,7 @@
           <w:p>
             <w:pPr>
               <w:widowControl w:val="0"/>
-              <w:spacing w:after="0" w:line="216" w:lineRule="auto" w:before="0"/>
+              <w:spacing w:after="0" w:line="216" w:lineRule="auto"/>
               <w:jc w:val="center"/>
               <w:rPr>
                 <w:rFonts w:ascii="Times New Roman" w:eastAsia="Times New Roman" w:hAnsi="Times New Roman" w:cs="Times New Roman"/>
@@ -183,50 +183,10 @@
               </w:rPr>
               <w:t>«МИРЭА ‒ Российский технологический университет»</w:t>
             </w:r>
-            <w:r>
-              <w:rPr>
-                <w:rFonts w:ascii="Times New Roman" w:eastAsia="Times New Roman" w:hAnsi="Times New Roman" w:cs="Times New Roman"/>
-                <w:b/>
-                <w:bCs/>
-                <w:iCs/>
-                <w:sz w:val="24"/>
-                <w:szCs w:val="24"/>
-              </w:rPr>
-            </w:r>
-            <w:r>
-              <w:rPr>
-                <w:rFonts w:ascii="Symbol" w:eastAsia="Symbol" w:hAnsi="Symbol" w:cs="Symbol"/>
-                <w:b/>
-                <w:bCs/>
-                <w:iCs/>
-                <w:sz w:val="24"/>
-                <w:szCs w:val="24"/>
-              </w:rPr>
-            </w:r>
-            <w:r>
-              <w:rPr>
-                <w:rFonts w:ascii="Times New Roman" w:eastAsia="Times New Roman" w:hAnsi="Times New Roman" w:cs="Times New Roman"/>
-                <w:b/>
-                <w:bCs/>
-                <w:iCs/>
-                <w:sz w:val="24"/>
-                <w:szCs w:val="24"/>
-              </w:rPr>
-            </w:r>
-            <w:r>
-              <w:rPr>
-                <w:rFonts w:ascii="Times New Roman" w:eastAsia="Times New Roman" w:hAnsi="Times New Roman" w:cs="Times New Roman"/>
-                <w:b/>
-                <w:bCs/>
-                <w:iCs/>
-                <w:sz w:val="24"/>
-                <w:szCs w:val="24"/>
-              </w:rPr>
-            </w:r>
           </w:p>
           <w:p>
             <w:pPr>
-              <w:spacing w:after="0" w:before="0" w:line="240" w:lineRule="auto"/>
+              <w:spacing w:after="0" w:line="240" w:lineRule="auto"/>
               <w:jc w:val="center"/>
               <w:rPr>
                 <w:rFonts w:ascii="Times New Roman" w:hAnsi="Times New Roman" w:cs="Times New Roman"/>
@@ -344,27 +304,7 @@
           <w:sz w:val="24"/>
           <w:szCs w:val="24"/>
         </w:rPr>
-        <w:t>Кафедра инструментального и прикладного программного обеспечения (</w:t>
-      </w:r>
-      <w:proofErr w:type="spellStart"/>
-      <w:r>
-        <w:rPr>
-          <w:rFonts w:ascii="Times New Roman" w:hAnsi="Times New Roman" w:cs="Times New Roman"/>
-          <w:b/>
-          <w:sz w:val="24"/>
-          <w:szCs w:val="24"/>
-        </w:rPr>
-        <w:t>ИиППО</w:t>
-      </w:r>
-      <w:proofErr w:type="spellEnd"/>
-      <w:r>
-        <w:rPr>
-          <w:rFonts w:ascii="Times New Roman" w:hAnsi="Times New Roman" w:cs="Times New Roman"/>
-          <w:b/>
-          <w:sz w:val="24"/>
-          <w:szCs w:val="24"/>
-        </w:rPr>
-        <w:t>)</w:t>
+        <w:t>Кафедра инструментального и прикладного программного обеспечения (ИиППО)</w:t>
       </w:r>
     </w:p>
     <w:p>
@@ -462,31 +402,7 @@
           <w:sz w:val="28"/>
           <w:szCs w:val="28"/>
         </w:rPr>
-        <w:t xml:space="preserve">приказ Университета о направлении на практику от </w:t>
-      </w:r>
-      <w:r>
-        <w:rPr>
-          <w:rFonts w:ascii="Times New Roman" w:hAnsi="Times New Roman" w:cs="Times New Roman"/>
-          <w:sz w:val="28"/>
-          <w:szCs w:val="28"/>
-        </w:rPr>
-        <w:t>«31» августа</w:t>
-      </w:r>
-      <w:r>
-        <w:rPr>
-          <w:rFonts w:ascii="Times New Roman" w:hAnsi="Times New Roman" w:cs="Times New Roman"/>
-          <w:sz w:val="28"/>
-          <w:szCs w:val="28"/>
-        </w:rPr>
-        <w:t xml:space="preserve"> 2026 г. </w:t>
-      </w:r>
-      <w:r>
-        <w:rPr>
-          <w:rFonts w:ascii="Times New Roman" w:hAnsi="Times New Roman" w:cs="Times New Roman"/>
-          <w:sz w:val="28"/>
-          <w:szCs w:val="28"/>
-        </w:rPr>
-        <w:t>№ 7109-С</w:t>
+        <w:t>приказ Университета о направлении на практику от «31» августа 2026 г. № 7109-С</w:t>
       </w:r>
     </w:p>
     <w:tbl>
@@ -518,7 +434,6 @@
           </w:tcPr>
           <w:p>
             <w:pPr>
-              <w:spacing w:before="0" w:after="0" w:line="240" w:lineRule="auto"/>
               <w:ind w:firstLine="0"/>
               <w:rPr>
                 <w:sz w:val="24"/>
@@ -527,7 +442,7 @@
             </w:pPr>
             <w:r>
               <w:rPr>
-                <w:rFonts w:ascii="Times New Roman" w:hAnsi="Times New Roman" w:eastAsia="Times New Roman" w:cs="Times New Roman"/>
+                <w:rFonts w:eastAsia="Times New Roman"/>
                 <w:sz w:val="24"/>
                 <w:szCs w:val="24"/>
               </w:rPr>
@@ -536,7 +451,6 @@
           </w:p>
           <w:p>
             <w:pPr>
-              <w:spacing w:before="0" w:after="0" w:line="240" w:lineRule="auto"/>
               <w:ind w:firstLine="0"/>
               <w:rPr>
                 <w:sz w:val="24"/>
@@ -545,7 +459,7 @@
             </w:pPr>
             <w:r>
               <w:rPr>
-                <w:rFonts w:ascii="Times New Roman" w:hAnsi="Times New Roman" w:eastAsia="Times New Roman" w:cs="Times New Roman"/>
+                <w:rFonts w:eastAsia="Times New Roman"/>
                 <w:sz w:val="24"/>
                 <w:szCs w:val="24"/>
               </w:rPr>
@@ -554,7 +468,6 @@
           </w:p>
           <w:p>
             <w:pPr>
-              <w:spacing w:before="0" w:after="0" w:line="240" w:lineRule="auto"/>
               <w:ind w:firstLine="0"/>
               <w:rPr>
                 <w:sz w:val="24"/>
@@ -563,24 +476,15 @@
             </w:pPr>
             <w:r>
               <w:rPr>
-                <w:rFonts w:ascii="Times New Roman" w:hAnsi="Times New Roman" w:eastAsia="Times New Roman" w:cs="Times New Roman"/>
+                <w:rFonts w:eastAsia="Times New Roman"/>
                 <w:sz w:val="24"/>
                 <w:szCs w:val="24"/>
               </w:rPr>
-              <w:t xml:space="preserve">Студент группы </w:t>
-            </w:r>
-            <w:r>
-              <w:rPr>
-                <w:rFonts w:ascii="Times New Roman" w:hAnsi="Times New Roman" w:eastAsia="Times New Roman" w:cs="Times New Roman"/>
-                <w:sz w:val="24"/>
-                <w:szCs w:val="24"/>
-              </w:rPr>
-              <w:t>ИКБО-10-24</w:t>
+              <w:t>Студент группы ИКБО-10-24</w:t>
             </w:r>
           </w:p>
           <w:p>
             <w:pPr>
-              <w:spacing w:before="0" w:after="0" w:line="240" w:lineRule="auto"/>
               <w:ind w:firstLine="0"/>
               <w:rPr>
                 <w:sz w:val="24"/>
@@ -595,7 +499,6 @@
           </w:tcPr>
           <w:p>
             <w:pPr>
-              <w:spacing w:before="0" w:after="0" w:line="240" w:lineRule="auto"/>
               <w:ind w:firstLine="0"/>
               <w:rPr>
                 <w:sz w:val="24"/>
@@ -605,7 +508,6 @@
           </w:p>
           <w:p>
             <w:pPr>
-              <w:spacing w:before="0" w:after="0" w:line="240" w:lineRule="auto"/>
               <w:ind w:firstLine="0"/>
               <w:rPr>
                 <w:sz w:val="24"/>
@@ -615,7 +517,6 @@
           </w:p>
           <w:p>
             <w:pPr>
-              <w:spacing w:before="0" w:after="0" w:line="240" w:lineRule="auto"/>
               <w:ind w:firstLine="0"/>
               <w:rPr>
                 <w:sz w:val="24"/>
@@ -624,7 +525,7 @@
             </w:pPr>
             <w:r>
               <w:rPr>
-                <w:rFonts w:ascii="Times New Roman" w:hAnsi="Times New Roman" w:eastAsia="Times New Roman" w:cs="Times New Roman"/>
+                <w:rFonts w:eastAsia="Times New Roman"/>
                 <w:sz w:val="24"/>
                 <w:szCs w:val="24"/>
               </w:rPr>
@@ -638,7 +539,6 @@
           </w:tcPr>
           <w:p>
             <w:pPr>
-              <w:spacing w:before="0" w:after="0" w:line="240" w:lineRule="auto"/>
               <w:ind w:firstLine="0"/>
               <w:rPr>
                 <w:sz w:val="24"/>
@@ -651,7 +551,6 @@
               <w:pBdr>
                 <w:bottom w:val="single" w:sz="12" w:space="1" w:color="000000"/>
               </w:pBdr>
-              <w:spacing w:before="0" w:after="0" w:line="240" w:lineRule="auto"/>
               <w:ind w:firstLine="0"/>
               <w:rPr>
                 <w:sz w:val="24"/>
@@ -664,7 +563,6 @@
               <w:pBdr>
                 <w:bottom w:val="single" w:sz="12" w:space="1" w:color="000000"/>
               </w:pBdr>
-              <w:spacing w:before="0" w:after="0" w:line="240" w:lineRule="auto"/>
               <w:ind w:firstLine="0"/>
               <w:jc w:val="right"/>
               <w:rPr>
@@ -674,33 +572,15 @@
             </w:pPr>
             <w:r>
               <w:rPr>
-                <w:rFonts w:ascii="Times New Roman" w:hAnsi="Times New Roman" w:eastAsia="Times New Roman" w:cs="Times New Roman"/>
+                <w:rFonts w:eastAsia="Times New Roman"/>
                 <w:sz w:val="24"/>
                 <w:szCs w:val="24"/>
               </w:rPr>
-              <w:t xml:space="preserve">                  </w:t>
-            </w:r>
-            <w:r>
-              <w:rPr>
-                <w:rFonts w:ascii="Times New Roman" w:hAnsi="Times New Roman" w:eastAsia="Times New Roman" w:cs="Times New Roman"/>
-                <w:sz w:val="24"/>
-                <w:szCs w:val="24"/>
-              </w:rPr>
-              <w:t>Лесовой К.Р.</w:t>
-            </w:r>
-            <w:proofErr w:type="gramStart"/>
-            <w:r>
-              <w:rPr>
-                <w:rFonts w:ascii="Times New Roman" w:hAnsi="Times New Roman" w:eastAsia="Times New Roman" w:cs="Times New Roman"/>
-                <w:sz w:val="24"/>
-                <w:szCs w:val="24"/>
-              </w:rPr>
-            </w:r>
-            <w:proofErr w:type="gramEnd"/>
+              <w:t xml:space="preserve">                  Лесовой К.Р.</w:t>
+            </w:r>
           </w:p>
           <w:p>
             <w:pPr>
-              <w:spacing w:before="0" w:after="0" w:line="240" w:lineRule="auto"/>
               <w:ind w:firstLine="0"/>
               <w:jc w:val="center"/>
               <w:rPr>
@@ -710,7 +590,7 @@
             </w:pPr>
             <w:r>
               <w:rPr>
-                <w:rFonts w:ascii="Times New Roman" w:hAnsi="Times New Roman" w:eastAsia="Times New Roman" w:cs="Times New Roman"/>
+                <w:rFonts w:eastAsia="Times New Roman"/>
                 <w:sz w:val="22"/>
                 <w:szCs w:val="22"/>
               </w:rPr>
@@ -719,7 +599,6 @@
           </w:p>
           <w:p>
             <w:pPr>
-              <w:spacing w:before="0" w:after="0" w:line="240" w:lineRule="auto"/>
               <w:ind w:firstLine="0"/>
               <w:rPr>
                 <w:sz w:val="24"/>
@@ -739,7 +618,6 @@
           </w:tcPr>
           <w:p>
             <w:pPr>
-              <w:spacing w:before="0" w:after="0" w:line="240" w:lineRule="auto"/>
               <w:ind w:firstLine="0"/>
               <w:rPr>
                 <w:sz w:val="24"/>
@@ -748,7 +626,7 @@
             </w:pPr>
             <w:r>
               <w:rPr>
-                <w:rFonts w:ascii="Times New Roman" w:hAnsi="Times New Roman" w:eastAsia="Times New Roman" w:cs="Times New Roman"/>
+                <w:rFonts w:eastAsia="Times New Roman"/>
                 <w:sz w:val="24"/>
                 <w:szCs w:val="24"/>
               </w:rPr>
@@ -757,7 +635,6 @@
           </w:p>
           <w:p>
             <w:pPr>
-              <w:spacing w:before="0" w:after="0" w:line="240" w:lineRule="auto"/>
               <w:ind w:firstLine="0"/>
               <w:rPr>
                 <w:sz w:val="24"/>
@@ -766,7 +643,7 @@
             </w:pPr>
             <w:r>
               <w:rPr>
-                <w:rFonts w:ascii="Times New Roman" w:hAnsi="Times New Roman" w:eastAsia="Times New Roman" w:cs="Times New Roman"/>
+                <w:rFonts w:eastAsia="Times New Roman"/>
                 <w:sz w:val="24"/>
                 <w:szCs w:val="24"/>
               </w:rPr>
@@ -775,7 +652,6 @@
           </w:p>
           <w:p>
             <w:pPr>
-              <w:spacing w:before="0" w:after="0" w:line="240" w:lineRule="auto"/>
               <w:ind w:firstLine="0"/>
               <w:rPr>
                 <w:sz w:val="24"/>
@@ -790,7 +666,6 @@
           </w:tcPr>
           <w:p>
             <w:pPr>
-              <w:spacing w:before="0" w:after="0" w:line="240" w:lineRule="auto"/>
               <w:ind w:firstLine="0"/>
               <w:rPr>
                 <w:sz w:val="24"/>
@@ -805,7 +680,6 @@
           </w:tcPr>
           <w:p>
             <w:pPr>
-              <w:spacing w:before="0" w:after="0" w:line="240" w:lineRule="auto"/>
               <w:ind w:firstLine="0"/>
               <w:rPr>
                 <w:sz w:val="24"/>
@@ -825,7 +699,6 @@
           </w:tcPr>
           <w:p>
             <w:pPr>
-              <w:spacing w:before="0" w:after="0" w:line="240" w:lineRule="auto"/>
               <w:ind w:firstLine="0"/>
               <w:jc w:val="left"/>
               <w:rPr>
@@ -835,7 +708,7 @@
             </w:pPr>
             <w:r>
               <w:rPr>
-                <w:rFonts w:ascii="Times New Roman" w:hAnsi="Times New Roman" w:eastAsia="Times New Roman" w:cs="Times New Roman"/>
+                <w:rFonts w:eastAsia="Times New Roman"/>
                 <w:sz w:val="24"/>
                 <w:szCs w:val="24"/>
               </w:rPr>
@@ -844,7 +717,6 @@
           </w:p>
           <w:p>
             <w:pPr>
-              <w:spacing w:before="0" w:after="0" w:line="240" w:lineRule="auto"/>
               <w:ind w:firstLine="0"/>
               <w:jc w:val="left"/>
               <w:rPr>
@@ -854,7 +726,7 @@
             </w:pPr>
             <w:r>
               <w:rPr>
-                <w:rFonts w:ascii="Times New Roman" w:hAnsi="Times New Roman" w:eastAsia="Times New Roman" w:cs="Times New Roman"/>
+                <w:rFonts w:eastAsia="Times New Roman"/>
                 <w:sz w:val="24"/>
                 <w:szCs w:val="24"/>
               </w:rPr>
@@ -868,7 +740,6 @@
           </w:tcPr>
           <w:p>
             <w:pPr>
-              <w:spacing w:before="0" w:after="0" w:line="240" w:lineRule="auto"/>
               <w:ind w:firstLine="0"/>
               <w:rPr>
                 <w:sz w:val="24"/>
@@ -878,7 +749,6 @@
           </w:p>
           <w:p>
             <w:pPr>
-              <w:spacing w:before="0" w:after="0" w:line="240" w:lineRule="auto"/>
               <w:ind w:firstLine="0"/>
               <w:rPr>
                 <w:sz w:val="24"/>
@@ -887,7 +757,7 @@
             </w:pPr>
             <w:r>
               <w:rPr>
-                <w:rFonts w:ascii="Times New Roman" w:hAnsi="Times New Roman" w:eastAsia="Times New Roman" w:cs="Times New Roman"/>
+                <w:rFonts w:eastAsia="Times New Roman"/>
                 <w:sz w:val="24"/>
                 <w:szCs w:val="24"/>
               </w:rPr>
@@ -901,7 +771,6 @@
           </w:tcPr>
           <w:p>
             <w:pPr>
-              <w:spacing w:before="0" w:after="0" w:line="240" w:lineRule="auto"/>
               <w:ind w:firstLine="0"/>
               <w:rPr>
                 <w:sz w:val="24"/>
@@ -914,7 +783,6 @@
               <w:pBdr>
                 <w:bottom w:val="single" w:sz="12" w:space="1" w:color="000000"/>
               </w:pBdr>
-              <w:spacing w:before="0" w:after="0" w:line="240" w:lineRule="auto"/>
               <w:ind w:firstLine="0"/>
               <w:jc w:val="right"/>
               <w:rPr>
@@ -924,24 +792,15 @@
             </w:pPr>
             <w:r>
               <w:rPr>
-                <w:rFonts w:ascii="Times New Roman" w:hAnsi="Times New Roman" w:eastAsia="Times New Roman" w:cs="Times New Roman"/>
+                <w:rFonts w:eastAsia="Times New Roman"/>
                 <w:sz w:val="24"/>
                 <w:szCs w:val="24"/>
               </w:rPr>
-              <w:t xml:space="preserve">                  </w:t>
-            </w:r>
-            <w:r>
-              <w:rPr>
-                <w:rFonts w:ascii="Times New Roman" w:hAnsi="Times New Roman" w:eastAsia="Times New Roman" w:cs="Times New Roman"/>
-                <w:sz w:val="24"/>
-                <w:szCs w:val="24"/>
-              </w:rPr>
-              <w:t>Синицын А.В.</w:t>
+              <w:t xml:space="preserve">                  Синицын А.В.</w:t>
             </w:r>
           </w:p>
           <w:p>
             <w:pPr>
-              <w:spacing w:before="0" w:after="0" w:line="240" w:lineRule="auto"/>
               <w:ind w:firstLine="0"/>
               <w:jc w:val="center"/>
               <w:rPr>
@@ -951,7 +810,7 @@
             </w:pPr>
             <w:r>
               <w:rPr>
-                <w:rFonts w:ascii="Times New Roman" w:hAnsi="Times New Roman" w:eastAsia="Times New Roman" w:cs="Times New Roman"/>
+                <w:rFonts w:eastAsia="Times New Roman"/>
                 <w:sz w:val="22"/>
                 <w:szCs w:val="22"/>
               </w:rPr>
@@ -960,7 +819,6 @@
           </w:p>
           <w:p>
             <w:pPr>
-              <w:spacing w:before="0" w:after="0" w:line="240" w:lineRule="auto"/>
               <w:ind w:firstLine="0"/>
               <w:rPr>
                 <w:sz w:val="24"/>
@@ -970,7 +828,6 @@
           </w:p>
           <w:p>
             <w:pPr>
-              <w:spacing w:before="0" w:after="0" w:line="240" w:lineRule="auto"/>
               <w:ind w:firstLine="0"/>
               <w:rPr>
                 <w:sz w:val="24"/>
@@ -983,12 +840,12 @@
       <w:tr>
         <w:tblPrEx>
           <w:tblBorders>
-            <w:top w:val="single" w:color="auto" w:sz="4" w:space="0"/>
-            <w:left w:val="single" w:color="auto" w:sz="4" w:space="0"/>
-            <w:bottom w:val="single" w:color="auto" w:sz="4" w:space="0"/>
-            <w:right w:val="single" w:color="auto" w:sz="4" w:space="0"/>
-            <w:insideH w:val="single" w:color="auto" w:sz="4" w:space="0"/>
-            <w:insideV w:val="single" w:color="auto" w:sz="4" w:space="0"/>
+            <w:top w:val="single" w:sz="4" w:space="0" w:color="auto"/>
+            <w:left w:val="single" w:sz="4" w:space="0" w:color="auto"/>
+            <w:bottom w:val="single" w:sz="4" w:space="0" w:color="auto"/>
+            <w:right w:val="single" w:sz="4" w:space="0" w:color="auto"/>
+            <w:insideH w:val="single" w:sz="4" w:space="0" w:color="auto"/>
+            <w:insideV w:val="single" w:sz="4" w:space="0" w:color="auto"/>
           </w:tblBorders>
         </w:tblPrEx>
         <w:trPr>
@@ -996,19 +853,16 @@
         </w:trPr>
         <w:tc>
           <w:tcPr>
+            <w:tcW w:w="3759" w:type="dxa"/>
             <w:tcBorders>
-              <w:top w:val="none" w:color="000000" w:sz="4" w:space="0"/>
-              <w:left w:val="none" w:color="000000" w:sz="4" w:space="0"/>
-              <w:bottom w:val="none" w:color="000000" w:sz="4" w:space="0"/>
-              <w:right w:val="none" w:color="000000" w:sz="4" w:space="0"/>
+              <w:top w:val="none" w:sz="4" w:space="0" w:color="000000"/>
+              <w:left w:val="none" w:sz="4" w:space="0" w:color="000000"/>
+              <w:bottom w:val="none" w:sz="4" w:space="0" w:color="000000"/>
+              <w:right w:val="none" w:sz="4" w:space="0" w:color="000000"/>
             </w:tcBorders>
-            <w:tcW w:w="3759" w:type="dxa"/>
-            <w:textDirection w:val="lrTb"/>
-            <w:noWrap w:val="false"/>
           </w:tcPr>
           <w:p>
             <w:pPr>
-              <w:spacing w:before="0" w:after="0" w:line="240" w:lineRule="auto"/>
               <w:ind w:firstLine="0"/>
               <w:jc w:val="left"/>
               <w:rPr>
@@ -1018,23 +872,15 @@
             </w:pPr>
             <w:r>
               <w:rPr>
-                <w:rFonts w:ascii="Times New Roman" w:hAnsi="Times New Roman" w:eastAsia="Times New Roman" w:cs="Times New Roman"/>
+                <w:rFonts w:eastAsia="Times New Roman"/>
                 <w:sz w:val="24"/>
                 <w:szCs w:val="24"/>
               </w:rPr>
               <w:t xml:space="preserve">Руководитель практики </w:t>
-            </w:r>
-            <w:r>
-              <w:rPr>
-                <w:rFonts w:ascii="Times New Roman" w:hAnsi="Times New Roman" w:eastAsia="Times New Roman" w:cs="Times New Roman"/>
-                <w:sz w:val="24"/>
-                <w:szCs w:val="24"/>
-              </w:rPr>
             </w:r>
           </w:p>
           <w:p>
             <w:pPr>
-              <w:spacing w:before="0" w:after="0" w:line="240" w:lineRule="auto"/>
               <w:ind w:firstLine="0"/>
               <w:jc w:val="left"/>
               <w:rPr>
@@ -1044,68 +890,35 @@
             </w:pPr>
             <w:r>
               <w:rPr>
-                <w:rFonts w:ascii="Times New Roman" w:hAnsi="Times New Roman" w:eastAsia="Times New Roman" w:cs="Times New Roman"/>
+                <w:rFonts w:eastAsia="Times New Roman"/>
                 <w:sz w:val="24"/>
                 <w:szCs w:val="24"/>
               </w:rPr>
-              <w:t xml:space="preserve">от </w:t>
-            </w:r>
-            <w:r>
-              <w:rPr>
-                <w:rFonts w:ascii="Times New Roman" w:hAnsi="Times New Roman" w:eastAsia="Times New Roman" w:cs="Times New Roman"/>
-                <w:sz w:val="24"/>
-                <w:szCs w:val="24"/>
-              </w:rPr>
-              <w:t xml:space="preserve">профильной организации</w:t>
-            </w:r>
-            <w:r>
-              <w:rPr>
-                <w:rFonts w:ascii="Times New Roman" w:hAnsi="Times New Roman" w:eastAsia="Times New Roman" w:cs="Times New Roman"/>
-                <w:sz w:val="24"/>
-                <w:szCs w:val="24"/>
-              </w:rPr>
+              <w:t>от профильной организации</w:t>
             </w:r>
           </w:p>
         </w:tc>
         <w:tc>
           <w:tcPr>
+            <w:tcW w:w="2473" w:type="dxa"/>
             <w:tcBorders>
-              <w:top w:val="none" w:color="000000" w:sz="4" w:space="0"/>
-              <w:left w:val="none" w:color="000000" w:sz="4" w:space="0"/>
-              <w:bottom w:val="none" w:color="000000" w:sz="4" w:space="0"/>
-              <w:right w:val="none" w:color="000000" w:sz="4" w:space="0"/>
+              <w:top w:val="none" w:sz="4" w:space="0" w:color="000000"/>
+              <w:left w:val="none" w:sz="4" w:space="0" w:color="000000"/>
+              <w:bottom w:val="none" w:sz="4" w:space="0" w:color="000000"/>
+              <w:right w:val="none" w:sz="4" w:space="0" w:color="000000"/>
             </w:tcBorders>
-            <w:tcW w:w="2473" w:type="dxa"/>
-            <w:textDirection w:val="lrTb"/>
-            <w:noWrap w:val="false"/>
           </w:tcPr>
           <w:p>
             <w:pPr>
-              <w:spacing w:before="0" w:after="0" w:line="240" w:lineRule="auto"/>
               <w:ind w:firstLine="0"/>
               <w:rPr>
                 <w:sz w:val="24"/>
                 <w:szCs w:val="24"/>
               </w:rPr>
             </w:pPr>
-            <w:r>
-              <w:rPr>
-                <w:rFonts w:ascii="Times New Roman" w:hAnsi="Times New Roman" w:eastAsia="Times New Roman" w:cs="Times New Roman"/>
-                <w:sz w:val="24"/>
-                <w:szCs w:val="24"/>
-              </w:rPr>
-            </w:r>
-            <w:r>
-              <w:rPr>
-                <w:rFonts w:ascii="Times New Roman" w:hAnsi="Times New Roman" w:eastAsia="Times New Roman" w:cs="Times New Roman"/>
-                <w:sz w:val="24"/>
-                <w:szCs w:val="24"/>
-              </w:rPr>
-            </w:r>
           </w:p>
           <w:p>
             <w:pPr>
-              <w:spacing w:before="0" w:after="0" w:line="240" w:lineRule="auto"/>
               <w:ind w:firstLine="0"/>
               <w:rPr>
                 <w:sz w:val="24"/>
@@ -1114,144 +927,56 @@
             </w:pPr>
             <w:r>
               <w:rPr>
-                <w:rFonts w:ascii="Times New Roman" w:hAnsi="Times New Roman" w:eastAsia="Times New Roman" w:cs="Times New Roman"/>
+                <w:rFonts w:eastAsia="Times New Roman"/>
                 <w:sz w:val="24"/>
                 <w:szCs w:val="24"/>
               </w:rPr>
-              <w:t xml:space="preserve">«</w:t>
-            </w:r>
-            <w:r>
-              <w:rPr>
-                <w:rFonts w:ascii="Times New Roman" w:hAnsi="Times New Roman" w:eastAsia="Times New Roman" w:cs="Times New Roman"/>
-                <w:sz w:val="24"/>
-                <w:szCs w:val="24"/>
-              </w:rPr>
-              <w:t xml:space="preserve">21</w:t>
-            </w:r>
-            <w:r>
-              <w:rPr>
-                <w:rFonts w:ascii="Times New Roman" w:hAnsi="Times New Roman" w:eastAsia="Times New Roman" w:cs="Times New Roman"/>
-                <w:sz w:val="24"/>
-                <w:szCs w:val="24"/>
-              </w:rPr>
-              <w:t xml:space="preserve">» </w:t>
-            </w:r>
-            <w:r>
-              <w:rPr>
-                <w:rFonts w:ascii="Times New Roman" w:hAnsi="Times New Roman" w:eastAsia="Times New Roman" w:cs="Times New Roman"/>
-                <w:sz w:val="24"/>
-                <w:szCs w:val="24"/>
-              </w:rPr>
-              <w:t xml:space="preserve">декабря</w:t>
-            </w:r>
-            <w:r>
-              <w:rPr>
-                <w:rFonts w:ascii="Times New Roman" w:hAnsi="Times New Roman" w:eastAsia="Times New Roman" w:cs="Times New Roman"/>
-                <w:sz w:val="24"/>
-                <w:szCs w:val="24"/>
-              </w:rPr>
-              <w:t xml:space="preserve"> </w:t>
-            </w:r>
-            <w:r>
-              <w:rPr>
-                <w:rFonts w:ascii="Times New Roman" w:hAnsi="Times New Roman" w:eastAsia="Times New Roman" w:cs="Times New Roman"/>
-                <w:sz w:val="24"/>
-                <w:szCs w:val="24"/>
-              </w:rPr>
-              <w:t xml:space="preserve">2026</w:t>
-            </w:r>
-            <w:r>
-              <w:rPr>
-                <w:rFonts w:ascii="Times New Roman" w:hAnsi="Times New Roman" w:eastAsia="Times New Roman" w:cs="Times New Roman"/>
-                <w:sz w:val="24"/>
-                <w:szCs w:val="24"/>
-              </w:rPr>
-              <w:t xml:space="preserve"> г.</w:t>
-            </w:r>
-            <w:r>
-              <w:rPr>
-                <w:rFonts w:ascii="Times New Roman" w:hAnsi="Times New Roman" w:eastAsia="Times New Roman" w:cs="Times New Roman"/>
-                <w:sz w:val="24"/>
-                <w:szCs w:val="24"/>
-              </w:rPr>
+              <w:t>«21» декабря 2026 г.</w:t>
             </w:r>
           </w:p>
         </w:tc>
         <w:tc>
           <w:tcPr>
+            <w:tcW w:w="3511" w:type="dxa"/>
             <w:tcBorders>
-              <w:top w:val="none" w:color="000000" w:sz="4" w:space="0"/>
-              <w:left w:val="none" w:color="000000" w:sz="4" w:space="0"/>
-              <w:bottom w:val="none" w:color="000000" w:sz="4" w:space="0"/>
-              <w:right w:val="none" w:color="000000" w:sz="4" w:space="0"/>
+              <w:top w:val="none" w:sz="4" w:space="0" w:color="000000"/>
+              <w:left w:val="none" w:sz="4" w:space="0" w:color="000000"/>
+              <w:bottom w:val="none" w:sz="4" w:space="0" w:color="000000"/>
+              <w:right w:val="none" w:sz="4" w:space="0" w:color="000000"/>
             </w:tcBorders>
-            <w:tcW w:w="3511" w:type="dxa"/>
-            <w:textDirection w:val="lrTb"/>
-            <w:noWrap w:val="false"/>
           </w:tcPr>
           <w:p>
             <w:pPr>
-              <w:spacing w:before="0" w:after="0" w:line="240" w:lineRule="auto"/>
               <w:ind w:firstLine="0"/>
               <w:rPr>
                 <w:sz w:val="24"/>
                 <w:szCs w:val="24"/>
               </w:rPr>
             </w:pPr>
-            <w:r>
-              <w:rPr>
-                <w:rFonts w:ascii="Times New Roman" w:hAnsi="Times New Roman" w:eastAsia="Times New Roman" w:cs="Times New Roman"/>
-                <w:sz w:val="24"/>
-                <w:szCs w:val="24"/>
-              </w:rPr>
-            </w:r>
-            <w:r>
-              <w:rPr>
-                <w:rFonts w:ascii="Times New Roman" w:hAnsi="Times New Roman" w:eastAsia="Times New Roman" w:cs="Times New Roman"/>
-                <w:sz w:val="24"/>
-                <w:szCs w:val="24"/>
-              </w:rPr>
-            </w:r>
           </w:p>
           <w:p>
             <w:pPr>
-              <w:spacing w:before="0" w:after="0" w:line="240" w:lineRule="auto"/>
+              <w:pBdr>
+                <w:bottom w:val="single" w:sz="12" w:space="1" w:color="000000"/>
+              </w:pBdr>
               <w:ind w:firstLine="0"/>
               <w:jc w:val="right"/>
               <w:rPr>
                 <w:sz w:val="24"/>
                 <w:szCs w:val="24"/>
               </w:rPr>
-              <w:pBdr>
-                <w:bottom w:val="single" w:color="000000" w:sz="12" w:space="1"/>
-              </w:pBdr>
             </w:pPr>
             <w:r>
               <w:rPr>
-                <w:rFonts w:ascii="Times New Roman" w:hAnsi="Times New Roman" w:eastAsia="Times New Roman" w:cs="Times New Roman"/>
+                <w:rFonts w:eastAsia="Times New Roman"/>
                 <w:sz w:val="24"/>
                 <w:szCs w:val="24"/>
               </w:rPr>
               <w:t>Жиркова М.И.</w:t>
-            </w:r>
-            <w:r>
-              <w:rPr>
-                <w:rFonts w:ascii="Times New Roman" w:hAnsi="Times New Roman" w:eastAsia="Times New Roman" w:cs="Times New Roman"/>
-                <w:sz w:val="24"/>
-                <w:szCs w:val="24"/>
-              </w:rPr>
-            </w:r>
-            <w:r>
-              <w:rPr>
-                <w:rFonts w:ascii="Times New Roman" w:hAnsi="Times New Roman" w:eastAsia="Times New Roman" w:cs="Times New Roman"/>
-                <w:sz w:val="24"/>
-                <w:szCs w:val="24"/>
-              </w:rPr>
             </w:r>
           </w:p>
           <w:p>
             <w:pPr>
-              <w:spacing w:before="0" w:after="0" w:line="240" w:lineRule="auto"/>
               <w:ind w:firstLine="0"/>
               <w:jc w:val="center"/>
               <w:rPr>
@@ -1261,83 +986,30 @@
             </w:pPr>
             <w:r>
               <w:rPr>
-                <w:rFonts w:ascii="Times New Roman" w:hAnsi="Times New Roman" w:eastAsia="Times New Roman" w:cs="Times New Roman"/>
+                <w:rFonts w:eastAsia="Times New Roman"/>
                 <w:sz w:val="22"/>
                 <w:szCs w:val="22"/>
               </w:rPr>
-              <w:t xml:space="preserve">(подпись</w:t>
-            </w:r>
-            <w:r>
-              <w:rPr>
-                <w:rFonts w:ascii="Times New Roman" w:hAnsi="Times New Roman" w:eastAsia="Times New Roman" w:cs="Times New Roman"/>
-                <w:sz w:val="22"/>
-                <w:szCs w:val="22"/>
-              </w:rPr>
-              <w:t xml:space="preserve"> и расшифровка подписи</w:t>
-            </w:r>
-            <w:r>
-              <w:rPr>
-                <w:rFonts w:ascii="Times New Roman" w:hAnsi="Times New Roman" w:eastAsia="Times New Roman" w:cs="Times New Roman"/>
-                <w:sz w:val="22"/>
-                <w:szCs w:val="22"/>
-              </w:rPr>
-              <w:t xml:space="preserve">)</w:t>
-            </w:r>
-            <w:r>
-              <w:rPr>
-                <w:rFonts w:ascii="Times New Roman" w:hAnsi="Times New Roman" w:eastAsia="Times New Roman" w:cs="Times New Roman"/>
-                <w:sz w:val="22"/>
-                <w:szCs w:val="22"/>
-              </w:rPr>
+              <w:t>(подпись и расшифровка подписи)</w:t>
             </w:r>
           </w:p>
           <w:p>
             <w:pPr>
-              <w:spacing w:before="0" w:after="0" w:line="240" w:lineRule="auto"/>
               <w:ind w:firstLine="0"/>
               <w:rPr>
                 <w:sz w:val="24"/>
                 <w:szCs w:val="24"/>
               </w:rPr>
             </w:pPr>
-            <w:r>
-              <w:rPr>
-                <w:rFonts w:ascii="Times New Roman" w:hAnsi="Times New Roman" w:eastAsia="Times New Roman" w:cs="Times New Roman"/>
-                <w:sz w:val="24"/>
-                <w:szCs w:val="24"/>
-              </w:rPr>
-            </w:r>
-            <w:r>
-              <w:rPr>
-                <w:rFonts w:ascii="Times New Roman" w:hAnsi="Times New Roman" w:eastAsia="Times New Roman" w:cs="Times New Roman"/>
-                <w:sz w:val="24"/>
-                <w:szCs w:val="24"/>
-              </w:rPr>
-            </w:r>
           </w:p>
           <w:p>
             <w:pPr>
-              <w:spacing w:before="0" w:after="0" w:line="240" w:lineRule="auto"/>
               <w:ind w:firstLine="0"/>
               <w:rPr>
                 <w:sz w:val="24"/>
                 <w:szCs w:val="24"/>
               </w:rPr>
             </w:pPr>
-            <w:r>
-              <w:rPr>
-                <w:rFonts w:ascii="Times New Roman" w:hAnsi="Times New Roman" w:eastAsia="Times New Roman" w:cs="Times New Roman"/>
-                <w:sz w:val="24"/>
-                <w:szCs w:val="24"/>
-              </w:rPr>
-            </w:r>
-            <w:r>
-              <w:rPr>
-                <w:rFonts w:ascii="Times New Roman" w:hAnsi="Times New Roman" w:eastAsia="Times New Roman" w:cs="Times New Roman"/>
-                <w:sz w:val="24"/>
-                <w:szCs w:val="24"/>
-              </w:rPr>
-            </w:r>
           </w:p>
         </w:tc>
       </w:tr>
@@ -1394,7 +1066,7 @@
       </w:r>
       <w:r>
         <w:rPr>
-          <w:rFonts w:ascii="Times New Roman" w:hAnsi="Times New Roman" w:eastAsia="Times New Roman" w:cs="Times New Roman"/>
+          <w:rFonts w:ascii="Times New Roman" w:eastAsia="Times New Roman" w:hAnsi="Times New Roman" w:cs="Times New Roman"/>
         </w:rPr>
         <w:br w:type="page"/>
       </w:r>
@@ -1422,7 +1094,7 @@
           </w:tcPr>
           <w:p>
             <w:pPr>
-              <w:spacing w:before="0" w:after="0" w:line="240" w:lineRule="auto"/>
+              <w:spacing w:after="0" w:line="240" w:lineRule="auto"/>
               <w:jc w:val="center"/>
               <w:rPr>
                 <w:rFonts w:ascii="Times New Roman" w:hAnsi="Times New Roman" w:cs="Times New Roman"/>
@@ -1503,7 +1175,7 @@
           </w:p>
           <w:p>
             <w:pPr>
-              <w:spacing w:before="0" w:after="0" w:line="240" w:lineRule="auto"/>
+              <w:spacing w:after="0" w:line="240" w:lineRule="auto"/>
               <w:jc w:val="center"/>
               <w:rPr>
                 <w:rFonts w:ascii="Times New Roman" w:hAnsi="Times New Roman" w:cs="Times New Roman"/>
@@ -1532,7 +1204,7 @@
           <w:p>
             <w:pPr>
               <w:widowControl w:val="0"/>
-              <w:spacing w:after="0" w:line="216" w:lineRule="auto" w:before="0"/>
+              <w:spacing w:after="0" w:line="216" w:lineRule="auto"/>
               <w:jc w:val="center"/>
               <w:rPr>
                 <w:rFonts w:ascii="Times New Roman" w:eastAsia="Times New Roman" w:hAnsi="Times New Roman" w:cs="Times New Roman"/>
@@ -1581,60 +1253,10 @@
               </w:rPr>
               <w:t>«МИРЭА ‒ Российский технологический университет»</w:t>
             </w:r>
-            <w:r>
-              <w:rPr>
-                <w:rFonts w:ascii="Times New Roman" w:eastAsia="Times New Roman" w:hAnsi="Times New Roman" w:cs="Times New Roman"/>
-                <w:b/>
-                <w:bCs/>
-                <w:iCs/>
-                <w:sz w:val="24"/>
-                <w:szCs w:val="24"/>
-              </w:rPr>
-            </w:r>
-            <w:r>
-              <w:rPr>
-                <w:rFonts w:ascii="Times New Roman" w:eastAsia="Times New Roman" w:hAnsi="Times New Roman" w:cs="Times New Roman"/>
-                <w:b/>
-                <w:bCs/>
-                <w:iCs/>
-                <w:sz w:val="24"/>
-                <w:szCs w:val="24"/>
-              </w:rPr>
-            </w:r>
-            <w:r>
-              <w:rPr>
-                <w:rFonts w:ascii="Symbol" w:eastAsia="Symbol" w:hAnsi="Symbol" w:cs="Symbol"/>
-                <w:b/>
-                <w:bCs/>
-                <w:iCs/>
-                <w:sz w:val="24"/>
-                <w:szCs w:val="24"/>
-              </w:rPr>
-            </w:r>
-            <w:r>
-              <w:rPr>
-                <w:rFonts w:ascii="Times New Roman" w:eastAsia="Times New Roman" w:hAnsi="Times New Roman" w:cs="Times New Roman"/>
-                <w:b/>
-                <w:bCs/>
-                <w:iCs/>
-                <w:sz w:val="24"/>
-                <w:szCs w:val="24"/>
-              </w:rPr>
-            </w:r>
-            <w:r>
-              <w:rPr>
-                <w:rFonts w:ascii="Times New Roman" w:eastAsia="Times New Roman" w:hAnsi="Times New Roman" w:cs="Times New Roman"/>
-                <w:b/>
-                <w:bCs/>
-                <w:iCs/>
-                <w:sz w:val="24"/>
-                <w:szCs w:val="24"/>
-              </w:rPr>
-            </w:r>
           </w:p>
           <w:p>
             <w:pPr>
-              <w:spacing w:after="0" w:before="0" w:line="240" w:lineRule="auto"/>
+              <w:spacing w:after="0" w:line="240" w:lineRule="auto"/>
               <w:jc w:val="center"/>
               <w:rPr>
                 <w:rFonts w:ascii="Times New Roman" w:hAnsi="Times New Roman" w:cs="Times New Roman"/>
@@ -1752,27 +1374,7 @@
           <w:sz w:val="24"/>
           <w:szCs w:val="24"/>
         </w:rPr>
-        <w:t>Кафедра инструментального и прикладного программного обеспечения (</w:t>
-      </w:r>
-      <w:proofErr w:type="spellStart"/>
-      <w:r>
-        <w:rPr>
-          <w:rFonts w:ascii="Times New Roman" w:hAnsi="Times New Roman" w:cs="Times New Roman"/>
-          <w:b/>
-          <w:sz w:val="24"/>
-          <w:szCs w:val="24"/>
-        </w:rPr>
-        <w:t>ИиППО</w:t>
-      </w:r>
-      <w:proofErr w:type="spellEnd"/>
-      <w:r>
-        <w:rPr>
-          <w:rFonts w:ascii="Times New Roman" w:hAnsi="Times New Roman" w:cs="Times New Roman"/>
-          <w:b/>
-          <w:sz w:val="24"/>
-          <w:szCs w:val="24"/>
-        </w:rPr>
-        <w:t>)</w:t>
+        <w:t>Кафедра инструментального и прикладного программного обеспечения (ИиППО)</w:t>
       </w:r>
     </w:p>
     <w:p>
@@ -1867,16 +1469,7 @@
           <w:sz w:val="28"/>
           <w:szCs w:val="28"/>
         </w:rPr>
-        <w:t xml:space="preserve">Студенту 3 курса учебной группы </w:t>
-      </w:r>
-      <w:r>
-        <w:rPr>
-          <w:rFonts w:ascii="Times New Roman" w:hAnsi="Times New Roman" w:cs="Times New Roman"/>
-          <w:b/>
-          <w:sz w:val="28"/>
-          <w:szCs w:val="28"/>
-        </w:rPr>
-        <w:t>ИКБО-10-24</w:t>
+        <w:t>Студенту 3 курса учебной группы ИКБО-10-24</w:t>
       </w:r>
     </w:p>
     <w:p>
@@ -1927,34 +1520,7 @@
           <w:szCs w:val="24"/>
           <w:u w:val="single"/>
         </w:rPr>
-        <w:t>Общество с ограниченной ответственностью «Бюджетные и Финансовые Технологии»</w:t>
-      </w:r>
-      <w:r>
-        <w:rPr>
-          <w:rFonts w:ascii="Times New Roman" w:hAnsi="Times New Roman" w:cs="Times New Roman"/>
-          <w:sz w:val="24"/>
-          <w:szCs w:val="24"/>
-          <w:u w:val="single"/>
-        </w:rPr>
-      </w:r>
-      <w:proofErr w:type="spellStart"/>
-      <w:r>
-        <w:rPr>
-          <w:rFonts w:ascii="Times New Roman" w:hAnsi="Times New Roman" w:cs="Times New Roman"/>
-          <w:sz w:val="24"/>
-          <w:szCs w:val="24"/>
-          <w:u w:val="single"/>
-        </w:rPr>
-      </w:r>
-      <w:proofErr w:type="spellEnd"/>
-      <w:r>
-        <w:rPr>
-          <w:rFonts w:ascii="Times New Roman" w:hAnsi="Times New Roman" w:cs="Times New Roman"/>
-          <w:sz w:val="24"/>
-          <w:szCs w:val="24"/>
-          <w:u w:val="single"/>
-        </w:rPr>
-        <w:t xml:space="preserve">, </w:t>
+        <w:t xml:space="preserve">Общество с ограниченной ответственностью «Бюджетные и Финансовые Технологии», </w:t>
       </w:r>
       <w:bookmarkStart w:id="0" w:name="_Hlk220153855"/>
       <w:r>
@@ -2410,15 +1976,7 @@
           <w:sz w:val="24"/>
           <w:szCs w:val="24"/>
         </w:rPr>
-        <w:t xml:space="preserve">1.4. Выполнить на иностранном языке: </w:t>
-      </w:r>
-      <w:r>
-        <w:rPr>
-          <w:rFonts w:ascii="Times New Roman" w:hAnsi="Times New Roman" w:cs="Times New Roman"/>
-          <w:sz w:val="24"/>
-          <w:szCs w:val="24"/>
-        </w:rPr>
-        <w:t>перевод фрагмента профессионального источника по теме практики, аннотацию к отчёту с глоссарием основных терминов и устное представление результатов работы.</w:t>
+        <w:t>1.4. Выполнить на иностранном языке: перевод фрагмента профессионального источника по теме практики, аннотацию к отчёту с глоссарием основных терминов и устное представление результатов работы.</w:t>
       </w:r>
     </w:p>
     <w:p>
@@ -2437,15 +1995,7 @@
           <w:sz w:val="24"/>
           <w:szCs w:val="24"/>
         </w:rPr>
-        <w:t xml:space="preserve">1.5. Оценить: </w:t>
-      </w:r>
-      <w:r>
-        <w:rPr>
-          <w:rFonts w:ascii="Times New Roman" w:hAnsi="Times New Roman" w:cs="Times New Roman"/>
-          <w:sz w:val="24"/>
-          <w:szCs w:val="24"/>
-        </w:rPr>
-        <w:t>требования рынка труда к специалистам в рассматриваемой области и предложения образовательных программ, определив приоритеты собственного профессионального роста.</w:t>
+        <w:t>1.5. Оценить: требования рынка труда к специалистам в рассматриваемой области и предложения образовательных программ, определив приоритеты собственного профессионального роста.</w:t>
       </w:r>
     </w:p>
     <w:p>
@@ -2499,6 +2049,7 @@
           <w:sz w:val="24"/>
           <w:szCs w:val="24"/>
         </w:rPr>
+        <w:lastRenderedPageBreak/>
         <w:t xml:space="preserve">3. ОРГАНИЗАЦИОННО-МЕТОДИЧЕСКИЕ УКАЗАНИЯ: </w:t>
       </w:r>
       <w:r>
@@ -2566,7 +2117,6 @@
           </w:tcPr>
           <w:p>
             <w:pPr>
-              <w:spacing w:before="0" w:after="0" w:line="240" w:lineRule="auto"/>
               <w:ind w:firstLine="0"/>
               <w:rPr>
                 <w:sz w:val="24"/>
@@ -2575,7 +2125,7 @@
             </w:pPr>
             <w:r>
               <w:rPr>
-                <w:rFonts w:ascii="Times New Roman" w:hAnsi="Times New Roman" w:eastAsia="Times New Roman" w:cs="Times New Roman"/>
+                <w:rFonts w:eastAsia="Times New Roman"/>
                 <w:sz w:val="24"/>
                 <w:szCs w:val="24"/>
               </w:rPr>
@@ -2584,7 +2134,6 @@
           </w:p>
           <w:p>
             <w:pPr>
-              <w:spacing w:before="0" w:after="0" w:line="240" w:lineRule="auto"/>
               <w:ind w:firstLine="0"/>
               <w:rPr>
                 <w:sz w:val="24"/>
@@ -2593,7 +2142,7 @@
             </w:pPr>
             <w:r>
               <w:rPr>
-                <w:rFonts w:ascii="Times New Roman" w:hAnsi="Times New Roman" w:eastAsia="Times New Roman" w:cs="Times New Roman"/>
+                <w:rFonts w:eastAsia="Times New Roman"/>
                 <w:sz w:val="24"/>
                 <w:szCs w:val="24"/>
               </w:rPr>
@@ -2614,7 +2163,6 @@
           </w:tcPr>
           <w:p>
             <w:pPr>
-              <w:spacing w:before="0" w:after="0" w:line="240" w:lineRule="auto"/>
               <w:ind w:firstLine="0"/>
               <w:rPr>
                 <w:sz w:val="24"/>
@@ -2627,7 +2175,6 @@
               <w:pBdr>
                 <w:bottom w:val="single" w:sz="12" w:space="1" w:color="000000"/>
               </w:pBdr>
-              <w:spacing w:before="0" w:after="0" w:line="240" w:lineRule="auto"/>
               <w:ind w:firstLine="0"/>
               <w:rPr>
                 <w:sz w:val="24"/>
@@ -2637,7 +2184,6 @@
           </w:p>
           <w:p>
             <w:pPr>
-              <w:spacing w:before="0" w:after="0" w:line="240" w:lineRule="auto"/>
               <w:ind w:firstLine="0"/>
               <w:rPr>
                 <w:i/>
@@ -2647,7 +2193,7 @@
             </w:pPr>
             <w:r>
               <w:rPr>
-                <w:rFonts w:ascii="Times New Roman" w:hAnsi="Times New Roman" w:eastAsia="Times New Roman" w:cs="Times New Roman"/>
+                <w:rFonts w:eastAsia="Times New Roman"/>
                 <w:i/>
                 <w:sz w:val="18"/>
                 <w:szCs w:val="18"/>
@@ -2668,7 +2214,6 @@
           </w:tcPr>
           <w:p>
             <w:pPr>
-              <w:spacing w:before="0" w:after="0" w:line="240" w:lineRule="auto"/>
               <w:ind w:firstLine="0"/>
               <w:rPr>
                 <w:sz w:val="24"/>
@@ -2678,7 +2223,6 @@
           </w:p>
           <w:p>
             <w:pPr>
-              <w:spacing w:before="0" w:after="0" w:line="240" w:lineRule="auto"/>
               <w:ind w:firstLine="0"/>
               <w:rPr>
                 <w:sz w:val="24"/>
@@ -2687,7 +2231,7 @@
             </w:pPr>
             <w:r>
               <w:rPr>
-                <w:rFonts w:ascii="Times New Roman" w:hAnsi="Times New Roman" w:eastAsia="Times New Roman" w:cs="Times New Roman"/>
+                <w:rFonts w:eastAsia="Times New Roman"/>
                 <w:sz w:val="24"/>
                 <w:szCs w:val="24"/>
               </w:rPr>
@@ -2697,26 +2241,22 @@
         </w:tc>
       </w:tr>
       <w:tr>
-        <w:tblPrEx/>
         <w:trPr>
           <w:cantSplit/>
         </w:trPr>
         <w:tc>
           <w:tcPr>
+            <w:tcW w:w="5830" w:type="dxa"/>
             <w:gridSpan w:val="3"/>
             <w:tcBorders>
-              <w:top w:val="none" w:color="000000" w:sz="4" w:space="0"/>
-              <w:left w:val="none" w:color="000000" w:sz="4" w:space="0"/>
-              <w:bottom w:val="none" w:color="000000" w:sz="4" w:space="0"/>
-              <w:right w:val="none" w:color="000000" w:sz="4" w:space="0"/>
+              <w:top w:val="none" w:sz="4" w:space="0" w:color="000000"/>
+              <w:left w:val="none" w:sz="4" w:space="0" w:color="000000"/>
+              <w:bottom w:val="none" w:sz="4" w:space="0" w:color="000000"/>
+              <w:right w:val="none" w:sz="4" w:space="0" w:color="000000"/>
             </w:tcBorders>
-            <w:tcW w:w="5830" w:type="dxa"/>
-            <w:textDirection w:val="lrTb"/>
-            <w:noWrap w:val="false"/>
           </w:tcPr>
           <w:p>
             <w:pPr>
-              <w:spacing w:before="0" w:after="0" w:line="240" w:lineRule="auto"/>
               <w:ind w:firstLine="34"/>
               <w:rPr>
                 <w:sz w:val="26"/>
@@ -2725,676 +2265,51 @@
             </w:pPr>
             <w:r>
               <w:rPr>
-                <w:rFonts w:ascii="Times New Roman" w:hAnsi="Times New Roman" w:eastAsia="Times New Roman" w:cs="Times New Roman"/>
+                <w:rFonts w:eastAsia="Times New Roman"/>
                 <w:sz w:val="24"/>
                 <w:szCs w:val="24"/>
               </w:rPr>
-              <w:t xml:space="preserve">Руководитель практики от профильной организации</w:t>
-            </w:r>
-            <w:r>
-              <w:rPr>
-                <w:rFonts w:ascii="Times New Roman" w:hAnsi="Times New Roman" w:eastAsia="Times New Roman" w:cs="Times New Roman"/>
-                <w:sz w:val="26"/>
-                <w:szCs w:val="26"/>
-              </w:rPr>
+              <w:t>Руководитель практики от профильной организации</w:t>
             </w:r>
           </w:p>
         </w:tc>
         <w:tc>
           <w:tcPr>
+            <w:tcW w:w="1820" w:type="dxa"/>
             <w:gridSpan w:val="2"/>
             <w:tcBorders>
-              <w:top w:val="none" w:color="000000" w:sz="4" w:space="0"/>
-              <w:left w:val="none" w:color="000000" w:sz="4" w:space="0"/>
-              <w:bottom w:val="none" w:color="000000" w:sz="4" w:space="0"/>
-              <w:right w:val="none" w:color="000000" w:sz="4" w:space="0"/>
+              <w:top w:val="none" w:sz="4" w:space="0" w:color="000000"/>
+              <w:left w:val="none" w:sz="4" w:space="0" w:color="000000"/>
+              <w:bottom w:val="none" w:sz="4" w:space="0" w:color="000000"/>
+              <w:right w:val="none" w:sz="4" w:space="0" w:color="000000"/>
             </w:tcBorders>
-            <w:tcW w:w="1820" w:type="dxa"/>
-            <w:textDirection w:val="lrTb"/>
-            <w:noWrap w:val="false"/>
           </w:tcPr>
           <w:p>
             <w:pPr>
-              <w:spacing w:before="0" w:after="0" w:line="240" w:lineRule="auto"/>
               <w:rPr>
                 <w:sz w:val="26"/>
                 <w:szCs w:val="26"/>
               </w:rPr>
             </w:pPr>
-            <w:r>
-              <w:rPr>
-                <w:rFonts w:ascii="Times New Roman" w:hAnsi="Times New Roman" w:eastAsia="Times New Roman" w:cs="Times New Roman"/>
-                <w:sz w:val="26"/>
-                <w:szCs w:val="26"/>
-              </w:rPr>
-            </w:r>
-            <w:r>
-              <w:rPr>
-                <w:rFonts w:ascii="Times New Roman" w:hAnsi="Times New Roman" w:eastAsia="Times New Roman" w:cs="Times New Roman"/>
-                <w:sz w:val="26"/>
-                <w:szCs w:val="26"/>
-              </w:rPr>
-            </w:r>
           </w:p>
         </w:tc>
         <w:tc>
           <w:tcPr>
+            <w:tcW w:w="2381" w:type="dxa"/>
             <w:tcBorders>
-              <w:top w:val="none" w:color="000000" w:sz="4" w:space="0"/>
-              <w:left w:val="none" w:color="000000" w:sz="4" w:space="0"/>
-              <w:bottom w:val="none" w:color="000000" w:sz="4" w:space="0"/>
-              <w:right w:val="none" w:color="000000" w:sz="4" w:space="0"/>
+              <w:top w:val="none" w:sz="4" w:space="0" w:color="000000"/>
+              <w:left w:val="none" w:sz="4" w:space="0" w:color="000000"/>
+              <w:bottom w:val="none" w:sz="4" w:space="0" w:color="000000"/>
+              <w:right w:val="none" w:sz="4" w:space="0" w:color="000000"/>
             </w:tcBorders>
-            <w:tcW w:w="2381" w:type="dxa"/>
-            <w:textDirection w:val="lrTb"/>
-            <w:noWrap w:val="false"/>
           </w:tcPr>
           <w:p>
             <w:pPr>
-              <w:spacing w:before="0" w:after="0" w:line="240" w:lineRule="auto"/>
               <w:rPr>
                 <w:sz w:val="24"/>
                 <w:szCs w:val="24"/>
               </w:rPr>
             </w:pPr>
-            <w:r>
-              <w:rPr>
-                <w:rFonts w:ascii="Times New Roman" w:hAnsi="Times New Roman" w:eastAsia="Times New Roman" w:cs="Times New Roman"/>
-                <w:sz w:val="24"/>
-                <w:szCs w:val="24"/>
-              </w:rPr>
-            </w:r>
-            <w:r>
-              <w:rPr>
-                <w:rFonts w:ascii="Times New Roman" w:hAnsi="Times New Roman" w:eastAsia="Times New Roman" w:cs="Times New Roman"/>
-                <w:sz w:val="24"/>
-                <w:szCs w:val="24"/>
-              </w:rPr>
-            </w:r>
-          </w:p>
-        </w:tc>
-      </w:tr>
-      <w:tr>
-        <w:tblPrEx/>
-        <w:trPr>
-          <w:cantSplit/>
-        </w:trPr>
-        <w:tc>
-          <w:tcPr>
-            <w:gridSpan w:val="2"/>
-            <w:tcBorders>
-              <w:top w:val="none" w:color="000000" w:sz="4" w:space="0"/>
-              <w:left w:val="none" w:color="000000" w:sz="4" w:space="0"/>
-              <w:bottom w:val="none" w:color="000000" w:sz="4" w:space="0"/>
-              <w:right w:val="none" w:color="000000" w:sz="4" w:space="0"/>
-            </w:tcBorders>
-            <w:tcW w:w="3823" w:type="dxa"/>
-            <w:textDirection w:val="lrTb"/>
-            <w:noWrap w:val="false"/>
-          </w:tcPr>
-          <w:p>
-            <w:pPr>
-              <w:spacing w:before="0" w:after="0" w:line="240" w:lineRule="auto"/>
-              <w:ind w:firstLine="34"/>
-              <w:rPr>
-                <w:sz w:val="24"/>
-                <w:szCs w:val="24"/>
-              </w:rPr>
-            </w:pPr>
-            <w:r>
-              <w:rPr>
-                <w:rFonts w:ascii="Times New Roman" w:hAnsi="Times New Roman" w:eastAsia="Times New Roman" w:cs="Times New Roman"/>
-                <w:sz w:val="24"/>
-                <w:szCs w:val="24"/>
-              </w:rPr>
-              <w:t xml:space="preserve">«01» сентября 2026 г.</w:t>
-            </w:r>
-            <w:r>
-              <w:rPr>
-                <w:rFonts w:ascii="Times New Roman" w:hAnsi="Times New Roman" w:eastAsia="Times New Roman" w:cs="Times New Roman"/>
-                <w:sz w:val="24"/>
-                <w:szCs w:val="24"/>
-              </w:rPr>
-            </w:r>
-          </w:p>
-        </w:tc>
-        <w:tc>
-          <w:tcPr>
-            <w:tcBorders>
-              <w:top w:val="none" w:color="000000" w:sz="4" w:space="0"/>
-              <w:left w:val="none" w:color="000000" w:sz="4" w:space="0"/>
-              <w:bottom w:val="none" w:color="000000" w:sz="4" w:space="0"/>
-              <w:right w:val="none" w:color="000000" w:sz="4" w:space="0"/>
-            </w:tcBorders>
-            <w:tcW w:w="2007" w:type="dxa"/>
-            <w:textDirection w:val="lrTb"/>
-            <w:noWrap w:val="false"/>
-          </w:tcPr>
-          <w:p>
-            <w:pPr>
-              <w:spacing w:before="0" w:after="0" w:line="240" w:lineRule="auto"/>
-              <w:rPr>
-                <w:sz w:val="26"/>
-                <w:szCs w:val="26"/>
-              </w:rPr>
-            </w:pPr>
-            <w:r>
-              <w:rPr>
-                <w:rFonts w:ascii="Times New Roman" w:hAnsi="Times New Roman" w:eastAsia="Times New Roman" w:cs="Times New Roman"/>
-                <w:sz w:val="26"/>
-                <w:szCs w:val="26"/>
-              </w:rPr>
-            </w:r>
-            <w:r>
-              <w:rPr>
-                <w:rFonts w:ascii="Times New Roman" w:hAnsi="Times New Roman" w:eastAsia="Times New Roman" w:cs="Times New Roman"/>
-                <w:sz w:val="26"/>
-                <w:szCs w:val="26"/>
-              </w:rPr>
-            </w:r>
-          </w:p>
-        </w:tc>
-        <w:tc>
-          <w:tcPr>
-            <w:gridSpan w:val="2"/>
-            <w:tcBorders>
-              <w:top w:val="none" w:color="000000" w:sz="4" w:space="0"/>
-              <w:left w:val="none" w:color="000000" w:sz="4" w:space="0"/>
-              <w:bottom w:val="none" w:color="000000" w:sz="4" w:space="0"/>
-              <w:right w:val="none" w:color="000000" w:sz="4" w:space="0"/>
-            </w:tcBorders>
-            <w:tcW w:w="1820" w:type="dxa"/>
-            <w:textDirection w:val="lrTb"/>
-            <w:noWrap w:val="false"/>
-          </w:tcPr>
-          <w:p>
-            <w:pPr>
-              <w:spacing w:before="0" w:after="0" w:line="240" w:lineRule="auto"/>
-              <w:ind w:firstLine="0"/>
-              <w:rPr>
-                <w:sz w:val="24"/>
-                <w:szCs w:val="24"/>
-              </w:rPr>
-              <w:pBdr>
-                <w:bottom w:val="single" w:color="000000" w:sz="12" w:space="1"/>
-              </w:pBdr>
-            </w:pPr>
-            <w:r>
-              <w:rPr>
-                <w:rFonts w:ascii="Times New Roman" w:hAnsi="Times New Roman" w:eastAsia="Times New Roman" w:cs="Times New Roman"/>
-                <w:sz w:val="24"/>
-                <w:szCs w:val="24"/>
-              </w:rPr>
-            </w:r>
-            <w:r>
-              <w:rPr>
-                <w:rFonts w:ascii="Times New Roman" w:hAnsi="Times New Roman" w:eastAsia="Times New Roman" w:cs="Times New Roman"/>
-                <w:sz w:val="24"/>
-                <w:szCs w:val="24"/>
-              </w:rPr>
-            </w:r>
-          </w:p>
-          <w:p>
-            <w:pPr>
-              <w:spacing w:before="0" w:after="0" w:line="240" w:lineRule="auto"/>
-              <w:ind w:firstLine="14"/>
-              <w:jc w:val="center"/>
-              <w:rPr>
-                <w:sz w:val="26"/>
-                <w:szCs w:val="26"/>
-              </w:rPr>
-            </w:pPr>
-            <w:r>
-              <w:rPr>
-                <w:rFonts w:ascii="Times New Roman" w:hAnsi="Times New Roman" w:eastAsia="Times New Roman" w:cs="Times New Roman"/>
-                <w:i/>
-                <w:sz w:val="18"/>
-                <w:szCs w:val="18"/>
-              </w:rPr>
-              <w:t xml:space="preserve">П</w:t>
-            </w:r>
-            <w:r>
-              <w:rPr>
-                <w:rFonts w:ascii="Times New Roman" w:hAnsi="Times New Roman" w:eastAsia="Times New Roman" w:cs="Times New Roman"/>
-                <w:i/>
-                <w:sz w:val="18"/>
-                <w:szCs w:val="18"/>
-              </w:rPr>
-              <w:t xml:space="preserve">одпись</w:t>
-            </w:r>
-            <w:r>
-              <w:rPr>
-                <w:rFonts w:ascii="Times New Roman" w:hAnsi="Times New Roman" w:eastAsia="Times New Roman" w:cs="Times New Roman"/>
-                <w:sz w:val="26"/>
-                <w:szCs w:val="26"/>
-              </w:rPr>
-            </w:r>
-          </w:p>
-        </w:tc>
-        <w:tc>
-          <w:tcPr>
-            <w:tcBorders>
-              <w:top w:val="none" w:color="000000" w:sz="4" w:space="0"/>
-              <w:left w:val="none" w:color="000000" w:sz="4" w:space="0"/>
-              <w:bottom w:val="none" w:color="000000" w:sz="4" w:space="0"/>
-              <w:right w:val="none" w:color="000000" w:sz="4" w:space="0"/>
-            </w:tcBorders>
-            <w:tcW w:w="2381" w:type="dxa"/>
-            <w:textDirection w:val="lrTb"/>
-            <w:noWrap w:val="false"/>
-          </w:tcPr>
-          <w:p>
-            <w:pPr>
-              <w:spacing w:before="0" w:after="0" w:line="240" w:lineRule="auto"/>
-              <w:ind w:firstLine="14"/>
-              <w:rPr>
-                <w:sz w:val="24"/>
-                <w:szCs w:val="24"/>
-              </w:rPr>
-            </w:pPr>
-            <w:r>
-              <w:rPr>
-                <w:rFonts w:ascii="Times New Roman" w:hAnsi="Times New Roman" w:eastAsia="Times New Roman" w:cs="Times New Roman"/>
-                <w:sz w:val="24"/>
-                <w:szCs w:val="24"/>
-              </w:rPr>
-              <w:t xml:space="preserve">(</w:t>
-            </w:r>
-            <w:r>
-              <w:rPr>
-                <w:rFonts w:ascii="Times New Roman" w:hAnsi="Times New Roman" w:eastAsia="Times New Roman" w:cs="Times New Roman"/>
-                <w:sz w:val="24"/>
-                <w:szCs w:val="24"/>
-              </w:rPr>
-              <w:t>Жиркова М.И.)</w:t>
-            </w:r>
-            <w:r>
-              <w:rPr>
-                <w:rFonts w:ascii="Times New Roman" w:hAnsi="Times New Roman" w:eastAsia="Times New Roman" w:cs="Times New Roman"/>
-                <w:sz w:val="24"/>
-                <w:szCs w:val="24"/>
-              </w:rPr>
-            </w:r>
-          </w:p>
-        </w:tc>
-      </w:tr>
-      <w:tr>
-        <w:tblPrEx/>
-        <w:trPr>
-          <w:cantSplit/>
-        </w:trPr>
-        <w:tc>
-          <w:tcPr>
-            <w:gridSpan w:val="2"/>
-            <w:tcBorders>
-              <w:top w:val="none" w:color="000000" w:sz="4" w:space="0"/>
-              <w:left w:val="none" w:color="000000" w:sz="4" w:space="0"/>
-              <w:bottom w:val="none" w:color="000000" w:sz="4" w:space="0"/>
-              <w:right w:val="none" w:color="000000" w:sz="4" w:space="0"/>
-            </w:tcBorders>
-            <w:tcW w:w="3823" w:type="dxa"/>
-            <w:textDirection w:val="lrTb"/>
-            <w:noWrap w:val="false"/>
-          </w:tcPr>
-          <w:p>
-            <w:pPr>
-              <w:spacing w:before="0" w:after="0" w:line="240" w:lineRule="auto"/>
-              <w:ind w:firstLine="0"/>
-              <w:rPr>
-                <w:sz w:val="24"/>
-                <w:szCs w:val="24"/>
-              </w:rPr>
-            </w:pPr>
-            <w:r>
-              <w:rPr>
-                <w:rFonts w:ascii="Times New Roman" w:hAnsi="Times New Roman" w:eastAsia="Times New Roman" w:cs="Times New Roman"/>
-                <w:sz w:val="24"/>
-                <w:szCs w:val="24"/>
-              </w:rPr>
-              <w:t xml:space="preserve">Задание получил</w:t>
-            </w:r>
-            <w:r>
-              <w:rPr>
-                <w:rFonts w:ascii="Times New Roman" w:hAnsi="Times New Roman" w:eastAsia="Times New Roman" w:cs="Times New Roman"/>
-                <w:sz w:val="24"/>
-                <w:szCs w:val="24"/>
-              </w:rPr>
-            </w:r>
-          </w:p>
-        </w:tc>
-        <w:tc>
-          <w:tcPr>
-            <w:tcBorders>
-              <w:top w:val="none" w:color="000000" w:sz="4" w:space="0"/>
-              <w:left w:val="none" w:color="000000" w:sz="4" w:space="0"/>
-              <w:bottom w:val="none" w:color="000000" w:sz="4" w:space="0"/>
-              <w:right w:val="none" w:color="000000" w:sz="4" w:space="0"/>
-            </w:tcBorders>
-            <w:tcW w:w="2007" w:type="dxa"/>
-            <w:textDirection w:val="lrTb"/>
-            <w:noWrap w:val="false"/>
-          </w:tcPr>
-          <w:p>
-            <w:pPr>
-              <w:spacing w:before="0" w:after="0" w:line="240" w:lineRule="auto"/>
-              <w:ind w:firstLine="0"/>
-              <w:rPr>
-                <w:sz w:val="26"/>
-                <w:szCs w:val="26"/>
-              </w:rPr>
-            </w:pPr>
-            <w:r>
-              <w:rPr>
-                <w:rFonts w:ascii="Times New Roman" w:hAnsi="Times New Roman" w:eastAsia="Times New Roman" w:cs="Times New Roman"/>
-                <w:sz w:val="26"/>
-                <w:szCs w:val="26"/>
-              </w:rPr>
-            </w:r>
-            <w:r>
-              <w:rPr>
-                <w:rFonts w:ascii="Times New Roman" w:hAnsi="Times New Roman" w:eastAsia="Times New Roman" w:cs="Times New Roman"/>
-                <w:sz w:val="26"/>
-                <w:szCs w:val="26"/>
-              </w:rPr>
-            </w:r>
-          </w:p>
-        </w:tc>
-        <w:tc>
-          <w:tcPr>
-            <w:gridSpan w:val="2"/>
-            <w:tcBorders>
-              <w:top w:val="none" w:color="000000" w:sz="4" w:space="0"/>
-              <w:left w:val="none" w:color="000000" w:sz="4" w:space="0"/>
-              <w:bottom w:val="none" w:color="000000" w:sz="4" w:space="0"/>
-              <w:right w:val="none" w:color="000000" w:sz="4" w:space="0"/>
-            </w:tcBorders>
-            <w:tcW w:w="1820" w:type="dxa"/>
-            <w:textDirection w:val="lrTb"/>
-            <w:noWrap w:val="false"/>
-          </w:tcPr>
-          <w:p>
-            <w:pPr>
-              <w:spacing w:before="0" w:after="0" w:line="240" w:lineRule="auto"/>
-              <w:ind w:firstLine="0"/>
-              <w:rPr>
-                <w:sz w:val="26"/>
-                <w:szCs w:val="26"/>
-              </w:rPr>
-            </w:pPr>
-            <w:r>
-              <w:rPr>
-                <w:rFonts w:ascii="Times New Roman" w:hAnsi="Times New Roman" w:eastAsia="Times New Roman" w:cs="Times New Roman"/>
-                <w:sz w:val="26"/>
-                <w:szCs w:val="26"/>
-              </w:rPr>
-            </w:r>
-            <w:r>
-              <w:rPr>
-                <w:rFonts w:ascii="Times New Roman" w:hAnsi="Times New Roman" w:eastAsia="Times New Roman" w:cs="Times New Roman"/>
-                <w:sz w:val="26"/>
-                <w:szCs w:val="26"/>
-              </w:rPr>
-            </w:r>
-          </w:p>
-        </w:tc>
-        <w:tc>
-          <w:tcPr>
-            <w:tcBorders>
-              <w:top w:val="none" w:color="000000" w:sz="4" w:space="0"/>
-              <w:left w:val="none" w:color="000000" w:sz="4" w:space="0"/>
-              <w:bottom w:val="none" w:color="000000" w:sz="4" w:space="0"/>
-              <w:right w:val="none" w:color="000000" w:sz="4" w:space="0"/>
-            </w:tcBorders>
-            <w:tcW w:w="2381" w:type="dxa"/>
-            <w:textDirection w:val="lrTb"/>
-            <w:noWrap w:val="false"/>
-          </w:tcPr>
-          <w:p>
-            <w:pPr>
-              <w:spacing w:before="0" w:after="0" w:line="240" w:lineRule="auto"/>
-              <w:ind w:firstLine="0"/>
-              <w:rPr>
-                <w:sz w:val="24"/>
-                <w:szCs w:val="24"/>
-              </w:rPr>
-            </w:pPr>
-            <w:r>
-              <w:rPr>
-                <w:rFonts w:ascii="Times New Roman" w:hAnsi="Times New Roman" w:eastAsia="Times New Roman" w:cs="Times New Roman"/>
-                <w:sz w:val="24"/>
-                <w:szCs w:val="24"/>
-              </w:rPr>
-            </w:r>
-            <w:r>
-              <w:rPr>
-                <w:rFonts w:ascii="Times New Roman" w:hAnsi="Times New Roman" w:eastAsia="Times New Roman" w:cs="Times New Roman"/>
-                <w:sz w:val="24"/>
-                <w:szCs w:val="24"/>
-              </w:rPr>
-            </w:r>
-          </w:p>
-        </w:tc>
-      </w:tr>
-      <w:tr>
-        <w:tblPrEx/>
-        <w:trPr>
-          <w:cantSplit/>
-        </w:trPr>
-        <w:tc>
-          <w:tcPr>
-            <w:gridSpan w:val="2"/>
-            <w:tcBorders>
-              <w:top w:val="none" w:color="000000" w:sz="4" w:space="0"/>
-              <w:left w:val="none" w:color="000000" w:sz="4" w:space="0"/>
-              <w:bottom w:val="none" w:color="000000" w:sz="4" w:space="0"/>
-              <w:right w:val="none" w:color="000000" w:sz="4" w:space="0"/>
-            </w:tcBorders>
-            <w:tcW w:w="3823" w:type="dxa"/>
-            <w:textDirection w:val="lrTb"/>
-            <w:noWrap w:val="false"/>
-          </w:tcPr>
-          <w:p>
-            <w:pPr>
-              <w:spacing w:before="0" w:after="0" w:line="240" w:lineRule="auto"/>
-              <w:ind w:firstLine="0"/>
-              <w:rPr>
-                <w:sz w:val="24"/>
-                <w:szCs w:val="24"/>
-              </w:rPr>
-            </w:pPr>
-            <w:r>
-              <w:rPr>
-                <w:rFonts w:ascii="Times New Roman" w:hAnsi="Times New Roman" w:eastAsia="Times New Roman" w:cs="Times New Roman"/>
-                <w:sz w:val="24"/>
-                <w:szCs w:val="24"/>
-              </w:rPr>
-              <w:t xml:space="preserve">«01» сентября 2026 г.</w:t>
-            </w:r>
-            <w:r>
-              <w:rPr>
-                <w:rFonts w:ascii="Times New Roman" w:hAnsi="Times New Roman" w:eastAsia="Times New Roman" w:cs="Times New Roman"/>
-                <w:sz w:val="24"/>
-                <w:szCs w:val="24"/>
-              </w:rPr>
-            </w:r>
-          </w:p>
-        </w:tc>
-        <w:tc>
-          <w:tcPr>
-            <w:tcBorders>
-              <w:top w:val="none" w:color="000000" w:sz="4" w:space="0"/>
-              <w:left w:val="none" w:color="000000" w:sz="4" w:space="0"/>
-              <w:bottom w:val="none" w:color="000000" w:sz="4" w:space="0"/>
-              <w:right w:val="none" w:color="000000" w:sz="4" w:space="0"/>
-            </w:tcBorders>
-            <w:tcW w:w="2007" w:type="dxa"/>
-            <w:textDirection w:val="lrTb"/>
-            <w:noWrap w:val="false"/>
-          </w:tcPr>
-          <w:p>
-            <w:pPr>
-              <w:spacing w:before="0" w:after="0" w:line="240" w:lineRule="auto"/>
-              <w:ind w:firstLine="0"/>
-              <w:rPr>
-                <w:sz w:val="26"/>
-                <w:szCs w:val="26"/>
-              </w:rPr>
-            </w:pPr>
-            <w:r>
-              <w:rPr>
-                <w:rFonts w:ascii="Times New Roman" w:hAnsi="Times New Roman" w:eastAsia="Times New Roman" w:cs="Times New Roman"/>
-                <w:sz w:val="26"/>
-                <w:szCs w:val="26"/>
-              </w:rPr>
-            </w:r>
-            <w:r>
-              <w:rPr>
-                <w:rFonts w:ascii="Times New Roman" w:hAnsi="Times New Roman" w:eastAsia="Times New Roman" w:cs="Times New Roman"/>
-                <w:sz w:val="26"/>
-                <w:szCs w:val="26"/>
-              </w:rPr>
-            </w:r>
-          </w:p>
-        </w:tc>
-        <w:tc>
-          <w:tcPr>
-            <w:gridSpan w:val="2"/>
-            <w:tcBorders>
-              <w:top w:val="none" w:color="000000" w:sz="4" w:space="0"/>
-              <w:left w:val="none" w:color="000000" w:sz="4" w:space="0"/>
-              <w:bottom w:val="none" w:color="000000" w:sz="4" w:space="0"/>
-              <w:right w:val="none" w:color="000000" w:sz="4" w:space="0"/>
-            </w:tcBorders>
-            <w:tcW w:w="1820" w:type="dxa"/>
-            <w:textDirection w:val="lrTb"/>
-            <w:noWrap w:val="false"/>
-          </w:tcPr>
-          <w:p>
-            <w:pPr>
-              <w:spacing w:before="0" w:after="0" w:line="240" w:lineRule="auto"/>
-              <w:ind w:firstLine="0"/>
-              <w:rPr>
-                <w:sz w:val="24"/>
-                <w:szCs w:val="24"/>
-              </w:rPr>
-              <w:pBdr>
-                <w:bottom w:val="single" w:color="000000" w:sz="12" w:space="1"/>
-              </w:pBdr>
-            </w:pPr>
-            <w:r>
-              <w:rPr>
-                <w:rFonts w:ascii="Times New Roman" w:hAnsi="Times New Roman" w:eastAsia="Times New Roman" w:cs="Times New Roman"/>
-                <w:sz w:val="24"/>
-                <w:szCs w:val="24"/>
-              </w:rPr>
-            </w:r>
-            <w:r>
-              <w:rPr>
-                <w:rFonts w:ascii="Times New Roman" w:hAnsi="Times New Roman" w:eastAsia="Times New Roman" w:cs="Times New Roman"/>
-                <w:sz w:val="24"/>
-                <w:szCs w:val="24"/>
-              </w:rPr>
-            </w:r>
-          </w:p>
-          <w:p>
-            <w:pPr>
-              <w:spacing w:before="0" w:after="0" w:line="240" w:lineRule="auto"/>
-              <w:ind w:firstLine="0"/>
-              <w:rPr>
-                <w:i/>
-                <w:sz w:val="18"/>
-                <w:szCs w:val="18"/>
-              </w:rPr>
-            </w:pPr>
-            <w:r>
-              <w:rPr>
-                <w:rFonts w:ascii="Times New Roman" w:hAnsi="Times New Roman" w:eastAsia="Times New Roman" w:cs="Times New Roman"/>
-                <w:i/>
-                <w:sz w:val="18"/>
-                <w:szCs w:val="18"/>
-              </w:rPr>
-              <w:t xml:space="preserve">           </w:t>
-            </w:r>
-            <w:r>
-              <w:rPr>
-                <w:rFonts w:ascii="Times New Roman" w:hAnsi="Times New Roman" w:eastAsia="Times New Roman" w:cs="Times New Roman"/>
-                <w:i/>
-                <w:sz w:val="18"/>
-                <w:szCs w:val="18"/>
-              </w:rPr>
-              <w:t xml:space="preserve">П</w:t>
-            </w:r>
-            <w:r>
-              <w:rPr>
-                <w:rFonts w:ascii="Times New Roman" w:hAnsi="Times New Roman" w:eastAsia="Times New Roman" w:cs="Times New Roman"/>
-                <w:i/>
-                <w:sz w:val="18"/>
-                <w:szCs w:val="18"/>
-              </w:rPr>
-              <w:t xml:space="preserve">одпись</w:t>
-            </w:r>
-            <w:r>
-              <w:rPr>
-                <w:rFonts w:ascii="Times New Roman" w:hAnsi="Times New Roman" w:eastAsia="Times New Roman" w:cs="Times New Roman"/>
-                <w:i/>
-                <w:sz w:val="18"/>
-                <w:szCs w:val="18"/>
-              </w:rPr>
-            </w:r>
-          </w:p>
-        </w:tc>
-        <w:tc>
-          <w:tcPr>
-            <w:tcBorders>
-              <w:top w:val="none" w:color="000000" w:sz="4" w:space="0"/>
-              <w:left w:val="none" w:color="000000" w:sz="4" w:space="0"/>
-              <w:bottom w:val="none" w:color="000000" w:sz="4" w:space="0"/>
-              <w:right w:val="none" w:color="000000" w:sz="4" w:space="0"/>
-            </w:tcBorders>
-            <w:tcW w:w="2381" w:type="dxa"/>
-            <w:textDirection w:val="lrTb"/>
-            <w:noWrap w:val="false"/>
-          </w:tcPr>
-          <w:p>
-            <w:pPr>
-              <w:spacing w:before="0" w:after="0" w:line="240" w:lineRule="auto"/>
-              <w:ind w:firstLine="0"/>
-              <w:rPr>
-                <w:sz w:val="24"/>
-                <w:szCs w:val="24"/>
-              </w:rPr>
-            </w:pPr>
-            <w:r>
-              <w:rPr>
-                <w:rFonts w:ascii="Times New Roman" w:hAnsi="Times New Roman" w:eastAsia="Times New Roman" w:cs="Times New Roman"/>
-                <w:sz w:val="24"/>
-                <w:szCs w:val="24"/>
-              </w:rPr>
-              <w:t xml:space="preserve">(</w:t>
-            </w:r>
-            <w:r>
-              <w:rPr>
-                <w:rFonts w:ascii="Times New Roman" w:hAnsi="Times New Roman" w:eastAsia="Times New Roman" w:cs="Times New Roman"/>
-                <w:sz w:val="24"/>
-                <w:szCs w:val="24"/>
-              </w:rPr>
-              <w:t>Лесовой К.Р.</w:t>
-            </w:r>
-            <w:r>
-              <w:rPr>
-                <w:rFonts w:ascii="Times New Roman" w:hAnsi="Times New Roman" w:eastAsia="Times New Roman" w:cs="Times New Roman"/>
-                <w:sz w:val="24"/>
-                <w:szCs w:val="24"/>
-              </w:rPr>
-              <w:t xml:space="preserve">)</w:t>
-            </w:r>
-            <w:r>
-              <w:rPr>
-                <w:rFonts w:ascii="Times New Roman" w:hAnsi="Times New Roman" w:eastAsia="Times New Roman" w:cs="Times New Roman"/>
-                <w:sz w:val="24"/>
-                <w:szCs w:val="24"/>
-              </w:rPr>
-            </w:r>
           </w:p>
         </w:tc>
       </w:tr>
@@ -3415,22 +2330,19 @@
           </w:tcPr>
           <w:p>
             <w:pPr>
-              <w:spacing w:before="0" w:after="0" w:line="240" w:lineRule="auto"/>
-              <w:ind w:firstLine="0"/>
-              <w:rPr>
-                <w:b/>
+              <w:ind w:firstLine="34"/>
+              <w:rPr>
                 <w:sz w:val="24"/>
                 <w:szCs w:val="24"/>
               </w:rPr>
             </w:pPr>
             <w:r>
               <w:rPr>
-                <w:rFonts w:ascii="Times New Roman" w:hAnsi="Times New Roman" w:eastAsia="Times New Roman" w:cs="Times New Roman"/>
-                <w:b/>
+                <w:rFonts w:eastAsia="Times New Roman"/>
                 <w:sz w:val="24"/>
                 <w:szCs w:val="24"/>
               </w:rPr>
-              <w:t>СОГЛАСОВАНО:</w:t>
+              <w:t>«01» сентября 2026 г.</w:t>
             </w:r>
           </w:p>
         </w:tc>
@@ -3446,8 +2358,6 @@
           </w:tcPr>
           <w:p>
             <w:pPr>
-              <w:spacing w:before="0" w:after="0" w:line="240" w:lineRule="auto"/>
-              <w:ind w:firstLine="0"/>
               <w:rPr>
                 <w:sz w:val="26"/>
                 <w:szCs w:val="26"/>
@@ -3468,7 +2378,131 @@
           </w:tcPr>
           <w:p>
             <w:pPr>
-              <w:spacing w:before="0" w:after="0" w:line="240" w:lineRule="auto"/>
+              <w:pBdr>
+                <w:bottom w:val="single" w:sz="12" w:space="1" w:color="000000"/>
+              </w:pBdr>
+              <w:ind w:firstLine="0"/>
+              <w:rPr>
+                <w:sz w:val="24"/>
+                <w:szCs w:val="24"/>
+              </w:rPr>
+            </w:pPr>
+          </w:p>
+          <w:p>
+            <w:pPr>
+              <w:ind w:firstLine="14"/>
+              <w:jc w:val="center"/>
+              <w:rPr>
+                <w:sz w:val="26"/>
+                <w:szCs w:val="26"/>
+              </w:rPr>
+            </w:pPr>
+            <w:r>
+              <w:rPr>
+                <w:rFonts w:eastAsia="Times New Roman"/>
+                <w:i/>
+                <w:sz w:val="18"/>
+                <w:szCs w:val="18"/>
+              </w:rPr>
+              <w:t>Подпись</w:t>
+            </w:r>
+          </w:p>
+        </w:tc>
+        <w:tc>
+          <w:tcPr>
+            <w:tcW w:w="2381" w:type="dxa"/>
+            <w:tcBorders>
+              <w:top w:val="none" w:sz="4" w:space="0" w:color="000000"/>
+              <w:left w:val="none" w:sz="4" w:space="0" w:color="000000"/>
+              <w:bottom w:val="none" w:sz="4" w:space="0" w:color="000000"/>
+              <w:right w:val="none" w:sz="4" w:space="0" w:color="000000"/>
+            </w:tcBorders>
+          </w:tcPr>
+          <w:p>
+            <w:pPr>
+              <w:ind w:firstLine="14"/>
+              <w:rPr>
+                <w:sz w:val="24"/>
+                <w:szCs w:val="24"/>
+              </w:rPr>
+            </w:pPr>
+            <w:r>
+              <w:rPr>
+                <w:rFonts w:eastAsia="Times New Roman"/>
+                <w:sz w:val="24"/>
+                <w:szCs w:val="24"/>
+              </w:rPr>
+              <w:t>(Жиркова М.И.)</w:t>
+            </w:r>
+          </w:p>
+        </w:tc>
+      </w:tr>
+      <w:tr>
+        <w:trPr>
+          <w:cantSplit/>
+        </w:trPr>
+        <w:tc>
+          <w:tcPr>
+            <w:tcW w:w="3823" w:type="dxa"/>
+            <w:gridSpan w:val="2"/>
+            <w:tcBorders>
+              <w:top w:val="none" w:sz="4" w:space="0" w:color="000000"/>
+              <w:left w:val="none" w:sz="4" w:space="0" w:color="000000"/>
+              <w:bottom w:val="none" w:sz="4" w:space="0" w:color="000000"/>
+              <w:right w:val="none" w:sz="4" w:space="0" w:color="000000"/>
+            </w:tcBorders>
+          </w:tcPr>
+          <w:p>
+            <w:pPr>
+              <w:ind w:firstLine="0"/>
+              <w:rPr>
+                <w:sz w:val="24"/>
+                <w:szCs w:val="24"/>
+              </w:rPr>
+            </w:pPr>
+            <w:r>
+              <w:rPr>
+                <w:rFonts w:eastAsia="Times New Roman"/>
+                <w:sz w:val="24"/>
+                <w:szCs w:val="24"/>
+              </w:rPr>
+              <w:t>Задание получил</w:t>
+            </w:r>
+          </w:p>
+        </w:tc>
+        <w:tc>
+          <w:tcPr>
+            <w:tcW w:w="2007" w:type="dxa"/>
+            <w:tcBorders>
+              <w:top w:val="none" w:sz="4" w:space="0" w:color="000000"/>
+              <w:left w:val="none" w:sz="4" w:space="0" w:color="000000"/>
+              <w:bottom w:val="none" w:sz="4" w:space="0" w:color="000000"/>
+              <w:right w:val="none" w:sz="4" w:space="0" w:color="000000"/>
+            </w:tcBorders>
+          </w:tcPr>
+          <w:p>
+            <w:pPr>
+              <w:ind w:firstLine="0"/>
+              <w:rPr>
+                <w:sz w:val="26"/>
+                <w:szCs w:val="26"/>
+              </w:rPr>
+            </w:pPr>
+          </w:p>
+        </w:tc>
+        <w:tc>
+          <w:tcPr>
+            <w:tcW w:w="1820" w:type="dxa"/>
+            <w:gridSpan w:val="2"/>
+            <w:tcBorders>
+              <w:top w:val="none" w:sz="4" w:space="0" w:color="000000"/>
+              <w:left w:val="none" w:sz="4" w:space="0" w:color="000000"/>
+              <w:bottom w:val="none" w:sz="4" w:space="0" w:color="000000"/>
+              <w:right w:val="none" w:sz="4" w:space="0" w:color="000000"/>
+            </w:tcBorders>
+          </w:tcPr>
+          <w:p>
+            <w:pPr>
               <w:ind w:firstLine="0"/>
               <w:rPr>
                 <w:sz w:val="26"/>
@@ -3489,7 +2523,228 @@
           </w:tcPr>
           <w:p>
             <w:pPr>
-              <w:spacing w:before="0" w:after="0" w:line="240" w:lineRule="auto"/>
+              <w:ind w:firstLine="0"/>
+              <w:rPr>
+                <w:sz w:val="24"/>
+                <w:szCs w:val="24"/>
+              </w:rPr>
+            </w:pPr>
+          </w:p>
+        </w:tc>
+      </w:tr>
+      <w:tr>
+        <w:trPr>
+          <w:cantSplit/>
+        </w:trPr>
+        <w:tc>
+          <w:tcPr>
+            <w:tcW w:w="3823" w:type="dxa"/>
+            <w:gridSpan w:val="2"/>
+            <w:tcBorders>
+              <w:top w:val="none" w:sz="4" w:space="0" w:color="000000"/>
+              <w:left w:val="none" w:sz="4" w:space="0" w:color="000000"/>
+              <w:bottom w:val="none" w:sz="4" w:space="0" w:color="000000"/>
+              <w:right w:val="none" w:sz="4" w:space="0" w:color="000000"/>
+            </w:tcBorders>
+          </w:tcPr>
+          <w:p>
+            <w:pPr>
+              <w:ind w:firstLine="0"/>
+              <w:rPr>
+                <w:sz w:val="24"/>
+                <w:szCs w:val="24"/>
+              </w:rPr>
+            </w:pPr>
+            <w:r>
+              <w:rPr>
+                <w:rFonts w:eastAsia="Times New Roman"/>
+                <w:sz w:val="24"/>
+                <w:szCs w:val="24"/>
+              </w:rPr>
+              <w:t>«01» сентября 2026 г.</w:t>
+            </w:r>
+          </w:p>
+        </w:tc>
+        <w:tc>
+          <w:tcPr>
+            <w:tcW w:w="2007" w:type="dxa"/>
+            <w:tcBorders>
+              <w:top w:val="none" w:sz="4" w:space="0" w:color="000000"/>
+              <w:left w:val="none" w:sz="4" w:space="0" w:color="000000"/>
+              <w:bottom w:val="none" w:sz="4" w:space="0" w:color="000000"/>
+              <w:right w:val="none" w:sz="4" w:space="0" w:color="000000"/>
+            </w:tcBorders>
+          </w:tcPr>
+          <w:p>
+            <w:pPr>
+              <w:ind w:firstLine="0"/>
+              <w:rPr>
+                <w:sz w:val="26"/>
+                <w:szCs w:val="26"/>
+              </w:rPr>
+            </w:pPr>
+          </w:p>
+        </w:tc>
+        <w:tc>
+          <w:tcPr>
+            <w:tcW w:w="1820" w:type="dxa"/>
+            <w:gridSpan w:val="2"/>
+            <w:tcBorders>
+              <w:top w:val="none" w:sz="4" w:space="0" w:color="000000"/>
+              <w:left w:val="none" w:sz="4" w:space="0" w:color="000000"/>
+              <w:bottom w:val="none" w:sz="4" w:space="0" w:color="000000"/>
+              <w:right w:val="none" w:sz="4" w:space="0" w:color="000000"/>
+            </w:tcBorders>
+          </w:tcPr>
+          <w:p>
+            <w:pPr>
+              <w:pBdr>
+                <w:bottom w:val="single" w:sz="12" w:space="1" w:color="000000"/>
+              </w:pBdr>
+              <w:ind w:firstLine="0"/>
+              <w:rPr>
+                <w:sz w:val="24"/>
+                <w:szCs w:val="24"/>
+              </w:rPr>
+            </w:pPr>
+          </w:p>
+          <w:p>
+            <w:pPr>
+              <w:ind w:firstLine="0"/>
+              <w:rPr>
+                <w:i/>
+                <w:sz w:val="18"/>
+                <w:szCs w:val="18"/>
+              </w:rPr>
+            </w:pPr>
+            <w:r>
+              <w:rPr>
+                <w:rFonts w:eastAsia="Times New Roman"/>
+                <w:i/>
+                <w:sz w:val="18"/>
+                <w:szCs w:val="18"/>
+              </w:rPr>
+              <w:t xml:space="preserve">           Подпись</w:t>
+            </w:r>
+          </w:p>
+        </w:tc>
+        <w:tc>
+          <w:tcPr>
+            <w:tcW w:w="2381" w:type="dxa"/>
+            <w:tcBorders>
+              <w:top w:val="none" w:sz="4" w:space="0" w:color="000000"/>
+              <w:left w:val="none" w:sz="4" w:space="0" w:color="000000"/>
+              <w:bottom w:val="none" w:sz="4" w:space="0" w:color="000000"/>
+              <w:right w:val="none" w:sz="4" w:space="0" w:color="000000"/>
+            </w:tcBorders>
+          </w:tcPr>
+          <w:p>
+            <w:pPr>
+              <w:ind w:firstLine="0"/>
+              <w:rPr>
+                <w:sz w:val="24"/>
+                <w:szCs w:val="24"/>
+              </w:rPr>
+            </w:pPr>
+            <w:r>
+              <w:rPr>
+                <w:rFonts w:eastAsia="Times New Roman"/>
+                <w:sz w:val="24"/>
+                <w:szCs w:val="24"/>
+              </w:rPr>
+              <w:t>(Лесовой К.Р.)</w:t>
+            </w:r>
+          </w:p>
+        </w:tc>
+      </w:tr>
+      <w:tr>
+        <w:trPr>
+          <w:cantSplit/>
+        </w:trPr>
+        <w:tc>
+          <w:tcPr>
+            <w:tcW w:w="3823" w:type="dxa"/>
+            <w:gridSpan w:val="2"/>
+            <w:tcBorders>
+              <w:top w:val="none" w:sz="4" w:space="0" w:color="000000"/>
+              <w:left w:val="none" w:sz="4" w:space="0" w:color="000000"/>
+              <w:bottom w:val="none" w:sz="4" w:space="0" w:color="000000"/>
+              <w:right w:val="none" w:sz="4" w:space="0" w:color="000000"/>
+            </w:tcBorders>
+          </w:tcPr>
+          <w:p>
+            <w:pPr>
+              <w:ind w:firstLine="0"/>
+              <w:rPr>
+                <w:b/>
+                <w:sz w:val="24"/>
+                <w:szCs w:val="24"/>
+              </w:rPr>
+            </w:pPr>
+            <w:r>
+              <w:rPr>
+                <w:rFonts w:eastAsia="Times New Roman"/>
+                <w:b/>
+                <w:sz w:val="24"/>
+                <w:szCs w:val="24"/>
+              </w:rPr>
+              <w:t>СОГЛАСОВАНО:</w:t>
+            </w:r>
+          </w:p>
+        </w:tc>
+        <w:tc>
+          <w:tcPr>
+            <w:tcW w:w="2007" w:type="dxa"/>
+            <w:tcBorders>
+              <w:top w:val="none" w:sz="4" w:space="0" w:color="000000"/>
+              <w:left w:val="none" w:sz="4" w:space="0" w:color="000000"/>
+              <w:bottom w:val="none" w:sz="4" w:space="0" w:color="000000"/>
+              <w:right w:val="none" w:sz="4" w:space="0" w:color="000000"/>
+            </w:tcBorders>
+          </w:tcPr>
+          <w:p>
+            <w:pPr>
+              <w:ind w:firstLine="0"/>
+              <w:rPr>
+                <w:sz w:val="26"/>
+                <w:szCs w:val="26"/>
+              </w:rPr>
+            </w:pPr>
+          </w:p>
+        </w:tc>
+        <w:tc>
+          <w:tcPr>
+            <w:tcW w:w="1820" w:type="dxa"/>
+            <w:gridSpan w:val="2"/>
+            <w:tcBorders>
+              <w:top w:val="none" w:sz="4" w:space="0" w:color="000000"/>
+              <w:left w:val="none" w:sz="4" w:space="0" w:color="000000"/>
+              <w:bottom w:val="none" w:sz="4" w:space="0" w:color="000000"/>
+              <w:right w:val="none" w:sz="4" w:space="0" w:color="000000"/>
+            </w:tcBorders>
+          </w:tcPr>
+          <w:p>
+            <w:pPr>
+              <w:ind w:firstLine="0"/>
+              <w:rPr>
+                <w:sz w:val="26"/>
+                <w:szCs w:val="26"/>
+              </w:rPr>
+            </w:pPr>
+          </w:p>
+        </w:tc>
+        <w:tc>
+          <w:tcPr>
+            <w:tcW w:w="2381" w:type="dxa"/>
+            <w:tcBorders>
+              <w:top w:val="none" w:sz="4" w:space="0" w:color="000000"/>
+              <w:left w:val="none" w:sz="4" w:space="0" w:color="000000"/>
+              <w:bottom w:val="none" w:sz="4" w:space="0" w:color="000000"/>
+              <w:right w:val="none" w:sz="4" w:space="0" w:color="000000"/>
+            </w:tcBorders>
+          </w:tcPr>
+          <w:p>
+            <w:pPr>
               <w:ind w:firstLine="0"/>
               <w:rPr>
                 <w:sz w:val="24"/>
@@ -3516,7 +2771,6 @@
           </w:tcPr>
           <w:p>
             <w:pPr>
-              <w:spacing w:before="0" w:after="0" w:line="240" w:lineRule="auto"/>
               <w:ind w:firstLine="0"/>
               <w:rPr>
                 <w:sz w:val="24"/>
@@ -3525,7 +2779,7 @@
             </w:pPr>
             <w:r>
               <w:rPr>
-                <w:rFonts w:ascii="Times New Roman" w:hAnsi="Times New Roman" w:eastAsia="Times New Roman" w:cs="Times New Roman"/>
+                <w:rFonts w:eastAsia="Times New Roman"/>
                 <w:sz w:val="24"/>
                 <w:szCs w:val="24"/>
               </w:rPr>
@@ -3551,7 +2805,6 @@
           </w:tcPr>
           <w:p>
             <w:pPr>
-              <w:spacing w:before="0" w:after="0" w:line="240" w:lineRule="auto"/>
               <w:ind w:firstLine="0"/>
               <w:rPr>
                 <w:sz w:val="24"/>
@@ -3561,7 +2814,6 @@
           </w:p>
           <w:p>
             <w:pPr>
-              <w:spacing w:before="0" w:after="0" w:line="240" w:lineRule="auto"/>
               <w:ind w:firstLine="0"/>
               <w:rPr>
                 <w:sz w:val="24"/>
@@ -3570,7 +2822,7 @@
             </w:pPr>
             <w:r>
               <w:rPr>
-                <w:rFonts w:ascii="Times New Roman" w:hAnsi="Times New Roman" w:eastAsia="Times New Roman" w:cs="Times New Roman"/>
+                <w:rFonts w:eastAsia="Times New Roman"/>
                 <w:sz w:val="24"/>
                 <w:szCs w:val="24"/>
               </w:rPr>
@@ -3594,7 +2846,6 @@
               <w:pBdr>
                 <w:bottom w:val="single" w:sz="12" w:space="1" w:color="000000"/>
               </w:pBdr>
-              <w:spacing w:before="0" w:after="0" w:line="240" w:lineRule="auto"/>
               <w:ind w:firstLine="0"/>
               <w:rPr>
                 <w:sz w:val="24"/>
@@ -3607,7 +2858,6 @@
               <w:pBdr>
                 <w:bottom w:val="single" w:sz="12" w:space="1" w:color="000000"/>
               </w:pBdr>
-              <w:spacing w:before="0" w:after="0" w:line="240" w:lineRule="auto"/>
               <w:ind w:firstLine="0"/>
               <w:rPr>
                 <w:sz w:val="24"/>
@@ -3617,7 +2867,6 @@
           </w:p>
           <w:p>
             <w:pPr>
-              <w:spacing w:before="0" w:after="0" w:line="240" w:lineRule="auto"/>
               <w:ind w:firstLine="0"/>
               <w:rPr>
                 <w:i/>
@@ -3627,7 +2876,7 @@
             </w:pPr>
             <w:r>
               <w:rPr>
-                <w:rFonts w:ascii="Times New Roman" w:hAnsi="Times New Roman" w:eastAsia="Times New Roman" w:cs="Times New Roman"/>
+                <w:rFonts w:eastAsia="Times New Roman"/>
                 <w:i/>
                 <w:sz w:val="18"/>
                 <w:szCs w:val="18"/>
@@ -3648,7 +2897,6 @@
           </w:tcPr>
           <w:p>
             <w:pPr>
-              <w:spacing w:before="0" w:after="0" w:line="240" w:lineRule="auto"/>
               <w:ind w:firstLine="0"/>
               <w:rPr>
                 <w:sz w:val="24"/>
@@ -3658,7 +2906,6 @@
           </w:p>
           <w:p>
             <w:pPr>
-              <w:spacing w:before="0" w:after="0" w:line="240" w:lineRule="auto"/>
               <w:ind w:firstLine="0"/>
               <w:rPr>
                 <w:sz w:val="24"/>
@@ -3667,29 +2914,11 @@
             </w:pPr>
             <w:r>
               <w:rPr>
-                <w:rFonts w:ascii="Times New Roman" w:hAnsi="Times New Roman" w:eastAsia="Times New Roman" w:cs="Times New Roman"/>
+                <w:rFonts w:eastAsia="Times New Roman"/>
                 <w:sz w:val="24"/>
                 <w:szCs w:val="24"/>
               </w:rPr>
-              <w:t>(</w:t>
-            </w:r>
-            <w:proofErr w:type="spellStart"/>
-            <w:r>
-              <w:rPr>
-                <w:rFonts w:ascii="Times New Roman" w:hAnsi="Times New Roman" w:eastAsia="Times New Roman" w:cs="Times New Roman"/>
-                <w:sz w:val="24"/>
-                <w:szCs w:val="24"/>
-              </w:rPr>
-              <w:t>Болбаков</w:t>
-            </w:r>
-            <w:proofErr w:type="spellEnd"/>
-            <w:r>
-              <w:rPr>
-                <w:rFonts w:ascii="Times New Roman" w:hAnsi="Times New Roman" w:eastAsia="Times New Roman" w:cs="Times New Roman"/>
-                <w:sz w:val="24"/>
-                <w:szCs w:val="24"/>
-              </w:rPr>
-              <w:t xml:space="preserve"> Р.Г.)</w:t>
+              <w:t>(Болбаков Р.Г.)</w:t>
             </w:r>
           </w:p>
         </w:tc>
@@ -3710,7 +2939,6 @@
           </w:tcPr>
           <w:p>
             <w:pPr>
-              <w:spacing w:line="240" w:lineRule="auto" w:before="0" w:after="0"/>
               <w:ind w:firstLine="0"/>
               <w:rPr>
                 <w:b/>
@@ -3721,7 +2949,6 @@
           </w:p>
           <w:p>
             <w:pPr>
-              <w:spacing w:line="240" w:lineRule="auto" w:before="0" w:after="0"/>
               <w:ind w:firstLine="0"/>
               <w:rPr>
                 <w:b/>
@@ -3732,7 +2959,6 @@
           </w:p>
           <w:p>
             <w:pPr>
-              <w:spacing w:line="240" w:lineRule="auto" w:before="0" w:after="0"/>
               <w:ind w:firstLine="0"/>
               <w:rPr>
                 <w:b/>
@@ -3742,12 +2968,140 @@
             </w:pPr>
             <w:r>
               <w:rPr>
-                <w:rFonts w:ascii="Times New Roman" w:hAnsi="Times New Roman" w:eastAsia="Times New Roman" w:cs="Times New Roman"/>
+                <w:rFonts w:eastAsia="Times New Roman"/>
                 <w:b/>
                 <w:sz w:val="24"/>
                 <w:szCs w:val="24"/>
               </w:rPr>
               <w:t>Проведённые инструктажи:</w:t>
+            </w:r>
+          </w:p>
+        </w:tc>
+        <w:tc>
+          <w:tcPr>
+            <w:tcW w:w="3379" w:type="dxa"/>
+            <w:gridSpan w:val="3"/>
+            <w:tcBorders>
+              <w:top w:val="none" w:sz="4" w:space="0" w:color="000000"/>
+              <w:left w:val="none" w:sz="4" w:space="0" w:color="000000"/>
+              <w:bottom w:val="none" w:sz="4" w:space="0" w:color="000000"/>
+              <w:right w:val="none" w:sz="4" w:space="0" w:color="000000"/>
+            </w:tcBorders>
+          </w:tcPr>
+          <w:p/>
+        </w:tc>
+        <w:tc>
+          <w:tcPr>
+            <w:tcW w:w="3283" w:type="dxa"/>
+            <w:gridSpan w:val="2"/>
+            <w:tcBorders>
+              <w:top w:val="none" w:sz="4" w:space="0" w:color="000000"/>
+              <w:left w:val="none" w:sz="4" w:space="0" w:color="000000"/>
+              <w:bottom w:val="none" w:sz="4" w:space="0" w:color="000000"/>
+              <w:right w:val="none" w:sz="4" w:space="0" w:color="000000"/>
+            </w:tcBorders>
+          </w:tcPr>
+          <w:p/>
+        </w:tc>
+      </w:tr>
+      <w:tr>
+        <w:trPr>
+          <w:cantSplit/>
+        </w:trPr>
+        <w:tc>
+          <w:tcPr>
+            <w:tcW w:w="3369" w:type="dxa"/>
+            <w:tcBorders>
+              <w:top w:val="none" w:sz="4" w:space="0" w:color="000000"/>
+              <w:left w:val="none" w:sz="4" w:space="0" w:color="000000"/>
+              <w:bottom w:val="none" w:sz="4" w:space="0" w:color="000000"/>
+              <w:right w:val="none" w:sz="4" w:space="0" w:color="000000"/>
+            </w:tcBorders>
+          </w:tcPr>
+          <w:p>
+            <w:pPr>
+              <w:rPr>
+                <w:sz w:val="24"/>
+                <w:szCs w:val="24"/>
+              </w:rPr>
+            </w:pPr>
+            <w:r>
+              <w:rPr>
+                <w:rFonts w:eastAsia="Times New Roman"/>
+                <w:sz w:val="24"/>
+                <w:szCs w:val="24"/>
+              </w:rPr>
+              <w:t>Охрана труда:</w:t>
+            </w:r>
+          </w:p>
+        </w:tc>
+        <w:tc>
+          <w:tcPr>
+            <w:tcW w:w="3379" w:type="dxa"/>
+            <w:gridSpan w:val="3"/>
+            <w:tcBorders>
+              <w:top w:val="none" w:sz="4" w:space="0" w:color="000000"/>
+              <w:left w:val="none" w:sz="4" w:space="0" w:color="000000"/>
+              <w:bottom w:val="none" w:sz="4" w:space="0" w:color="000000"/>
+              <w:right w:val="none" w:sz="4" w:space="0" w:color="000000"/>
+            </w:tcBorders>
+          </w:tcPr>
+          <w:p/>
+        </w:tc>
+        <w:tc>
+          <w:tcPr>
+            <w:tcW w:w="3283" w:type="dxa"/>
+            <w:gridSpan w:val="2"/>
+            <w:tcBorders>
+              <w:top w:val="none" w:sz="4" w:space="0" w:color="000000"/>
+              <w:left w:val="none" w:sz="4" w:space="0" w:color="000000"/>
+              <w:bottom w:val="none" w:sz="4" w:space="0" w:color="000000"/>
+              <w:right w:val="none" w:sz="4" w:space="0" w:color="000000"/>
+            </w:tcBorders>
+          </w:tcPr>
+          <w:p>
+            <w:pPr>
+              <w:ind w:firstLine="0"/>
+            </w:pPr>
+            <w:r>
+              <w:rPr>
+                <w:rFonts w:eastAsia="Times New Roman"/>
+                <w:sz w:val="24"/>
+                <w:szCs w:val="24"/>
+              </w:rPr>
+              <w:t>«01» сентября 2026 г.</w:t>
+            </w:r>
+          </w:p>
+        </w:tc>
+      </w:tr>
+      <w:tr>
+        <w:trPr>
+          <w:cantSplit/>
+        </w:trPr>
+        <w:tc>
+          <w:tcPr>
+            <w:tcW w:w="3369" w:type="dxa"/>
+            <w:tcBorders>
+              <w:top w:val="none" w:sz="4" w:space="0" w:color="000000"/>
+              <w:left w:val="none" w:sz="4" w:space="0" w:color="000000"/>
+              <w:bottom w:val="none" w:sz="4" w:space="0" w:color="000000"/>
+              <w:right w:val="none" w:sz="4" w:space="0" w:color="000000"/>
+            </w:tcBorders>
+          </w:tcPr>
+          <w:p>
+            <w:pPr>
+              <w:rPr>
+                <w:sz w:val="24"/>
+                <w:szCs w:val="24"/>
+              </w:rPr>
+            </w:pPr>
+            <w:r>
+              <w:rPr>
+                <w:rFonts w:eastAsia="Times New Roman"/>
+                <w:sz w:val="24"/>
+                <w:szCs w:val="24"/>
+              </w:rPr>
+              <w:t>Инструктирующий</w:t>
             </w:r>
           </w:p>
         </w:tc>
@@ -3764,8 +3118,25 @@
           </w:tcPr>
           <w:p>
             <w:pPr>
-              <w:spacing w:line="240" w:lineRule="auto" w:before="0" w:after="0"/>
+              <w:pBdr>
+                <w:bottom w:val="single" w:sz="12" w:space="1" w:color="000000"/>
+              </w:pBdr>
+              <w:rPr>
+                <w:sz w:val="24"/>
+                <w:szCs w:val="24"/>
+              </w:rPr>
             </w:pPr>
+          </w:p>
+          <w:p>
+            <w:r>
+              <w:rPr>
+                <w:rFonts w:eastAsia="Times New Roman"/>
+                <w:i/>
+                <w:sz w:val="18"/>
+                <w:szCs w:val="18"/>
+              </w:rPr>
+              <w:t xml:space="preserve">           Подпись</w:t>
+            </w:r>
           </w:p>
         </w:tc>
         <w:tc>
@@ -3781,7 +3152,168 @@
           </w:tcPr>
           <w:p>
             <w:pPr>
-              <w:spacing w:line="240" w:lineRule="auto" w:before="0" w:after="0"/>
+              <w:ind w:firstLine="0"/>
+              <w:rPr>
+                <w:sz w:val="24"/>
+                <w:szCs w:val="24"/>
+              </w:rPr>
+            </w:pPr>
+            <w:r>
+              <w:rPr>
+                <w:rFonts w:eastAsia="Times New Roman"/>
+                <w:sz w:val="24"/>
+                <w:szCs w:val="24"/>
+              </w:rPr>
+              <w:t>Жиркова М.И., директор департамента обеспечения качества</w:t>
+            </w:r>
+          </w:p>
+        </w:tc>
+      </w:tr>
+      <w:tr>
+        <w:trPr>
+          <w:cantSplit/>
+        </w:trPr>
+        <w:tc>
+          <w:tcPr>
+            <w:tcW w:w="3369" w:type="dxa"/>
+            <w:tcBorders>
+              <w:top w:val="none" w:sz="4" w:space="0" w:color="000000"/>
+              <w:left w:val="none" w:sz="4" w:space="0" w:color="000000"/>
+              <w:bottom w:val="none" w:sz="4" w:space="0" w:color="000000"/>
+              <w:right w:val="none" w:sz="4" w:space="0" w:color="000000"/>
+            </w:tcBorders>
+          </w:tcPr>
+          <w:p>
+            <w:pPr>
+              <w:rPr>
+                <w:sz w:val="24"/>
+                <w:szCs w:val="24"/>
+              </w:rPr>
+            </w:pPr>
+            <w:r>
+              <w:rPr>
+                <w:rFonts w:eastAsia="Times New Roman"/>
+                <w:sz w:val="24"/>
+                <w:szCs w:val="24"/>
+              </w:rPr>
+              <w:t>Инструктируемый</w:t>
+            </w:r>
+          </w:p>
+        </w:tc>
+        <w:tc>
+          <w:tcPr>
+            <w:tcW w:w="3379" w:type="dxa"/>
+            <w:gridSpan w:val="3"/>
+            <w:tcBorders>
+              <w:top w:val="none" w:sz="4" w:space="0" w:color="000000"/>
+              <w:left w:val="none" w:sz="4" w:space="0" w:color="000000"/>
+              <w:bottom w:val="none" w:sz="4" w:space="0" w:color="000000"/>
+              <w:right w:val="none" w:sz="4" w:space="0" w:color="000000"/>
+            </w:tcBorders>
+          </w:tcPr>
+          <w:p>
+            <w:pPr>
+              <w:pBdr>
+                <w:bottom w:val="single" w:sz="12" w:space="1" w:color="000000"/>
+              </w:pBdr>
+              <w:rPr>
+                <w:sz w:val="24"/>
+                <w:szCs w:val="24"/>
+              </w:rPr>
+            </w:pPr>
+          </w:p>
+          <w:p>
+            <w:r>
+              <w:rPr>
+                <w:rFonts w:eastAsia="Times New Roman"/>
+                <w:i/>
+                <w:sz w:val="18"/>
+                <w:szCs w:val="18"/>
+              </w:rPr>
+              <w:t xml:space="preserve">           Подпись</w:t>
+            </w:r>
+          </w:p>
+        </w:tc>
+        <w:tc>
+          <w:tcPr>
+            <w:tcW w:w="3283" w:type="dxa"/>
+            <w:gridSpan w:val="2"/>
+            <w:tcBorders>
+              <w:top w:val="none" w:sz="4" w:space="0" w:color="000000"/>
+              <w:left w:val="none" w:sz="4" w:space="0" w:color="000000"/>
+              <w:bottom w:val="none" w:sz="4" w:space="0" w:color="000000"/>
+              <w:right w:val="none" w:sz="4" w:space="0" w:color="000000"/>
+            </w:tcBorders>
+          </w:tcPr>
+          <w:p>
+            <w:pPr>
+              <w:ind w:firstLine="0"/>
+              <w:rPr>
+                <w:sz w:val="24"/>
+                <w:szCs w:val="24"/>
+              </w:rPr>
+            </w:pPr>
+            <w:r>
+              <w:rPr>
+                <w:rFonts w:eastAsia="Times New Roman"/>
+                <w:sz w:val="24"/>
+                <w:szCs w:val="24"/>
+              </w:rPr>
+              <w:t>Лесовой К.Р.</w:t>
+            </w:r>
+          </w:p>
+        </w:tc>
+      </w:tr>
+      <w:tr>
+        <w:trPr>
+          <w:cantSplit/>
+        </w:trPr>
+        <w:tc>
+          <w:tcPr>
+            <w:tcW w:w="3369" w:type="dxa"/>
+            <w:tcBorders>
+              <w:top w:val="none" w:sz="4" w:space="0" w:color="000000"/>
+              <w:left w:val="none" w:sz="4" w:space="0" w:color="000000"/>
+              <w:bottom w:val="none" w:sz="4" w:space="0" w:color="000000"/>
+              <w:right w:val="none" w:sz="4" w:space="0" w:color="000000"/>
+            </w:tcBorders>
+          </w:tcPr>
+          <w:p>
+            <w:pPr>
+              <w:rPr>
+                <w:sz w:val="24"/>
+                <w:szCs w:val="24"/>
+              </w:rPr>
+            </w:pPr>
+          </w:p>
+        </w:tc>
+        <w:tc>
+          <w:tcPr>
+            <w:tcW w:w="3379" w:type="dxa"/>
+            <w:gridSpan w:val="3"/>
+            <w:tcBorders>
+              <w:top w:val="none" w:sz="4" w:space="0" w:color="000000"/>
+              <w:left w:val="none" w:sz="4" w:space="0" w:color="000000"/>
+              <w:bottom w:val="none" w:sz="4" w:space="0" w:color="000000"/>
+              <w:right w:val="none" w:sz="4" w:space="0" w:color="000000"/>
+            </w:tcBorders>
+          </w:tcPr>
+          <w:p/>
+        </w:tc>
+        <w:tc>
+          <w:tcPr>
+            <w:tcW w:w="3283" w:type="dxa"/>
+            <w:gridSpan w:val="2"/>
+            <w:tcBorders>
+              <w:top w:val="none" w:sz="4" w:space="0" w:color="000000"/>
+              <w:left w:val="none" w:sz="4" w:space="0" w:color="000000"/>
+              <w:bottom w:val="none" w:sz="4" w:space="0" w:color="000000"/>
+              <w:right w:val="none" w:sz="4" w:space="0" w:color="000000"/>
+            </w:tcBorders>
+          </w:tcPr>
+          <w:p>
+            <w:pPr>
+              <w:ind w:firstLine="0"/>
             </w:pPr>
           </w:p>
         </w:tc>
@@ -3802,7 +3334,6 @@
           </w:tcPr>
           <w:p>
             <w:pPr>
-              <w:spacing w:line="240" w:lineRule="auto" w:before="0" w:after="0"/>
               <w:rPr>
                 <w:sz w:val="24"/>
                 <w:szCs w:val="24"/>
@@ -3810,11 +3341,11 @@
             </w:pPr>
             <w:r>
               <w:rPr>
-                <w:rFonts w:ascii="Times New Roman" w:hAnsi="Times New Roman" w:eastAsia="Times New Roman" w:cs="Times New Roman"/>
+                <w:rFonts w:eastAsia="Times New Roman"/>
                 <w:sz w:val="24"/>
                 <w:szCs w:val="24"/>
               </w:rPr>
-              <w:t>Охрана труда:</w:t>
+              <w:t>Техника безопасности:</w:t>
             </w:r>
           </w:p>
         </w:tc>
@@ -3829,11 +3360,7 @@
               <w:right w:val="none" w:sz="4" w:space="0" w:color="000000"/>
             </w:tcBorders>
           </w:tcPr>
-          <w:p>
-            <w:pPr>
-              <w:spacing w:line="240" w:lineRule="auto" w:before="0" w:after="0"/>
-            </w:pPr>
-          </w:p>
+          <w:p/>
         </w:tc>
         <w:tc>
           <w:tcPr>
@@ -3848,13 +3375,11 @@
           </w:tcPr>
           <w:p>
             <w:pPr>
-              <w:spacing w:line="240" w:lineRule="auto" w:before="0" w:after="0"/>
               <w:ind w:firstLine="0"/>
-              <w:rPr/>
             </w:pPr>
             <w:r>
               <w:rPr>
-                <w:rFonts w:ascii="Times New Roman" w:hAnsi="Times New Roman" w:eastAsia="Times New Roman" w:cs="Times New Roman"/>
+                <w:rFonts w:eastAsia="Times New Roman"/>
                 <w:sz w:val="24"/>
                 <w:szCs w:val="24"/>
               </w:rPr>
@@ -3879,7 +3404,6 @@
           </w:tcPr>
           <w:p>
             <w:pPr>
-              <w:spacing w:line="240" w:lineRule="auto" w:before="0" w:after="0"/>
               <w:rPr>
                 <w:sz w:val="24"/>
                 <w:szCs w:val="24"/>
@@ -3887,7 +3411,7 @@
             </w:pPr>
             <w:r>
               <w:rPr>
-                <w:rFonts w:ascii="Times New Roman" w:hAnsi="Times New Roman" w:eastAsia="Times New Roman" w:cs="Times New Roman"/>
+                <w:rFonts w:eastAsia="Times New Roman"/>
                 <w:sz w:val="24"/>
                 <w:szCs w:val="24"/>
               </w:rPr>
@@ -3911,7 +3435,6 @@
               <w:pBdr>
                 <w:bottom w:val="single" w:sz="12" w:space="1" w:color="000000"/>
               </w:pBdr>
-              <w:spacing w:before="0" w:after="0" w:line="240" w:lineRule="auto"/>
               <w:rPr>
                 <w:sz w:val="24"/>
                 <w:szCs w:val="24"/>
@@ -3919,12 +3442,9 @@
             </w:pPr>
           </w:p>
           <w:p>
-            <w:pPr>
-              <w:spacing w:line="240" w:lineRule="auto" w:before="0" w:after="0"/>
-            </w:pPr>
-            <w:r>
-              <w:rPr>
-                <w:rFonts w:ascii="Times New Roman" w:hAnsi="Times New Roman" w:eastAsia="Times New Roman" w:cs="Times New Roman"/>
+            <w:r>
+              <w:rPr>
+                <w:rFonts w:eastAsia="Times New Roman"/>
                 <w:i/>
                 <w:sz w:val="18"/>
                 <w:szCs w:val="18"/>
@@ -3946,216 +3466,28 @@
           </w:tcPr>
           <w:p>
             <w:pPr>
-              <w:spacing w:before="0" w:after="0" w:line="240" w:lineRule="auto"/>
               <w:ind w:firstLine="0"/>
               <w:rPr>
                 <w:sz w:val="24"/>
                 <w:szCs w:val="24"/>
               </w:rPr>
             </w:pPr>
-            <w:proofErr w:type="spellStart"/>
-            <w:r>
-              <w:rPr>
-                <w:rFonts w:ascii="Times New Roman" w:hAnsi="Times New Roman" w:eastAsia="Times New Roman" w:cs="Times New Roman"/>
+            <w:r>
+              <w:rPr>
+                <w:rFonts w:eastAsia="Times New Roman"/>
                 <w:sz w:val="24"/>
                 <w:szCs w:val="24"/>
               </w:rPr>
               <w:t>Жиркова М.И., директор департамента обеспечения качества</w:t>
             </w:r>
-            <w:proofErr w:type="spellEnd"/>
-            <w:r>
-              <w:rPr>
-                <w:rFonts w:ascii="Times New Roman" w:hAnsi="Times New Roman" w:eastAsia="Times New Roman" w:cs="Times New Roman"/>
-                <w:sz w:val="24"/>
-                <w:szCs w:val="24"/>
-              </w:rPr>
-            </w:r>
-            <w:r>
-              <w:rPr>
-                <w:rFonts w:ascii="Times New Roman" w:hAnsi="Times New Roman" w:eastAsia="Times New Roman" w:cs="Times New Roman"/>
-                <w:sz w:val="24"/>
-                <w:szCs w:val="24"/>
-              </w:rPr>
-            </w:r>
-            <w:proofErr w:type="spellStart"/>
-            <w:r>
-              <w:rPr>
-                <w:rFonts w:ascii="Times New Roman" w:hAnsi="Times New Roman" w:eastAsia="Times New Roman" w:cs="Times New Roman"/>
-                <w:sz w:val="24"/>
-                <w:szCs w:val="24"/>
-              </w:rPr>
-            </w:r>
-            <w:proofErr w:type="spellEnd"/>
-          </w:p>
-        </w:tc>
-      </w:tr>
-      <w:tr>
-        <w:trPr>
-          <w:cantSplit/>
-        </w:trPr>
-        <w:tc>
-          <w:tcPr>
-            <w:tcW w:w="3369" w:type="dxa"/>
-            <w:tcBorders>
-              <w:top w:val="none" w:sz="4" w:space="0" w:color="000000"/>
-              <w:left w:val="none" w:sz="4" w:space="0" w:color="000000"/>
-              <w:bottom w:val="none" w:sz="4" w:space="0" w:color="000000"/>
-              <w:right w:val="none" w:sz="4" w:space="0" w:color="000000"/>
-            </w:tcBorders>
-          </w:tcPr>
-          <w:p>
-            <w:pPr>
-              <w:spacing w:line="240" w:lineRule="auto" w:before="0" w:after="0"/>
-              <w:rPr>
-                <w:sz w:val="24"/>
-                <w:szCs w:val="24"/>
-              </w:rPr>
-            </w:pPr>
-            <w:r>
-              <w:rPr>
-                <w:rFonts w:ascii="Times New Roman" w:hAnsi="Times New Roman" w:eastAsia="Times New Roman" w:cs="Times New Roman"/>
-                <w:sz w:val="24"/>
-                <w:szCs w:val="24"/>
-              </w:rPr>
-              <w:t>Инструктируемый</w:t>
-            </w:r>
-          </w:p>
-        </w:tc>
-        <w:tc>
-          <w:tcPr>
-            <w:tcW w:w="3379" w:type="dxa"/>
-            <w:gridSpan w:val="3"/>
-            <w:tcBorders>
-              <w:top w:val="none" w:sz="4" w:space="0" w:color="000000"/>
-              <w:left w:val="none" w:sz="4" w:space="0" w:color="000000"/>
-              <w:bottom w:val="none" w:sz="4" w:space="0" w:color="000000"/>
-              <w:right w:val="none" w:sz="4" w:space="0" w:color="000000"/>
-            </w:tcBorders>
-          </w:tcPr>
-          <w:p>
-            <w:pPr>
-              <w:pBdr>
-                <w:bottom w:val="single" w:sz="12" w:space="1" w:color="000000"/>
-              </w:pBdr>
-              <w:spacing w:before="0" w:after="0" w:line="240" w:lineRule="auto"/>
-              <w:rPr>
-                <w:sz w:val="24"/>
-                <w:szCs w:val="24"/>
-              </w:rPr>
-            </w:pPr>
           </w:p>
           <w:p>
             <w:pPr>
-              <w:spacing w:line="240" w:lineRule="auto" w:before="0" w:after="0"/>
-            </w:pPr>
-            <w:r>
-              <w:rPr>
-                <w:rFonts w:ascii="Times New Roman" w:hAnsi="Times New Roman" w:eastAsia="Times New Roman" w:cs="Times New Roman"/>
-                <w:i/>
-                <w:sz w:val="18"/>
-                <w:szCs w:val="18"/>
-              </w:rPr>
-              <w:t xml:space="preserve">           Подпись</w:t>
-            </w:r>
-          </w:p>
-        </w:tc>
-        <w:tc>
-          <w:tcPr>
-            <w:tcW w:w="3283" w:type="dxa"/>
-            <w:gridSpan w:val="2"/>
-            <w:tcBorders>
-              <w:top w:val="none" w:sz="4" w:space="0" w:color="000000"/>
-              <w:left w:val="none" w:sz="4" w:space="0" w:color="000000"/>
-              <w:bottom w:val="none" w:sz="4" w:space="0" w:color="000000"/>
-              <w:right w:val="none" w:sz="4" w:space="0" w:color="000000"/>
-            </w:tcBorders>
-          </w:tcPr>
-          <w:p>
-            <w:pPr>
-              <w:spacing w:line="240" w:lineRule="auto" w:before="0" w:after="0"/>
               <w:ind w:firstLine="0"/>
               <w:rPr>
                 <w:sz w:val="24"/>
                 <w:szCs w:val="24"/>
               </w:rPr>
-            </w:pPr>
-            <w:r>
-              <w:rPr>
-                <w:rFonts w:ascii="Times New Roman" w:hAnsi="Times New Roman" w:eastAsia="Times New Roman" w:cs="Times New Roman"/>
-                <w:sz w:val="24"/>
-                <w:szCs w:val="24"/>
-              </w:rPr>
-              <w:t>Лесовой К.Р.</w:t>
-            </w:r>
-            <w:proofErr w:type="gramStart"/>
-            <w:r>
-              <w:rPr>
-                <w:rFonts w:ascii="Times New Roman" w:hAnsi="Times New Roman" w:eastAsia="Times New Roman" w:cs="Times New Roman"/>
-                <w:sz w:val="24"/>
-                <w:szCs w:val="24"/>
-              </w:rPr>
-            </w:r>
-            <w:proofErr w:type="gramEnd"/>
-          </w:p>
-        </w:tc>
-      </w:tr>
-      <w:tr>
-        <w:trPr>
-          <w:cantSplit/>
-        </w:trPr>
-        <w:tc>
-          <w:tcPr>
-            <w:tcW w:w="3369" w:type="dxa"/>
-            <w:tcBorders>
-              <w:top w:val="none" w:sz="4" w:space="0" w:color="000000"/>
-              <w:left w:val="none" w:sz="4" w:space="0" w:color="000000"/>
-              <w:bottom w:val="none" w:sz="4" w:space="0" w:color="000000"/>
-              <w:right w:val="none" w:sz="4" w:space="0" w:color="000000"/>
-            </w:tcBorders>
-          </w:tcPr>
-          <w:p>
-            <w:pPr>
-              <w:spacing w:line="240" w:lineRule="auto" w:before="0" w:after="0"/>
-              <w:rPr>
-                <w:sz w:val="24"/>
-                <w:szCs w:val="24"/>
-              </w:rPr>
-            </w:pPr>
-          </w:p>
-        </w:tc>
-        <w:tc>
-          <w:tcPr>
-            <w:tcW w:w="3379" w:type="dxa"/>
-            <w:gridSpan w:val="3"/>
-            <w:tcBorders>
-              <w:top w:val="none" w:sz="4" w:space="0" w:color="000000"/>
-              <w:left w:val="none" w:sz="4" w:space="0" w:color="000000"/>
-              <w:bottom w:val="none" w:sz="4" w:space="0" w:color="000000"/>
-              <w:right w:val="none" w:sz="4" w:space="0" w:color="000000"/>
-            </w:tcBorders>
-          </w:tcPr>
-          <w:p>
-            <w:pPr>
-              <w:spacing w:line="240" w:lineRule="auto" w:before="0" w:after="0"/>
-            </w:pPr>
-          </w:p>
-        </w:tc>
-        <w:tc>
-          <w:tcPr>
-            <w:tcW w:w="3283" w:type="dxa"/>
-            <w:gridSpan w:val="2"/>
-            <w:tcBorders>
-              <w:top w:val="none" w:sz="4" w:space="0" w:color="000000"/>
-              <w:left w:val="none" w:sz="4" w:space="0" w:color="000000"/>
-              <w:bottom w:val="none" w:sz="4" w:space="0" w:color="000000"/>
-              <w:right w:val="none" w:sz="4" w:space="0" w:color="000000"/>
-            </w:tcBorders>
-          </w:tcPr>
-          <w:p>
-            <w:pPr>
-              <w:spacing w:line="240" w:lineRule="auto" w:before="0" w:after="0"/>
-              <w:ind w:firstLine="0"/>
-              <w:rPr/>
             </w:pPr>
           </w:p>
         </w:tc>
@@ -4176,7 +3508,6 @@
           </w:tcPr>
           <w:p>
             <w:pPr>
-              <w:spacing w:line="240" w:lineRule="auto" w:before="0" w:after="0"/>
               <w:rPr>
                 <w:sz w:val="24"/>
                 <w:szCs w:val="24"/>
@@ -4184,88 +3515,11 @@
             </w:pPr>
             <w:r>
               <w:rPr>
-                <w:rFonts w:ascii="Times New Roman" w:hAnsi="Times New Roman" w:eastAsia="Times New Roman" w:cs="Times New Roman"/>
+                <w:rFonts w:eastAsia="Times New Roman"/>
                 <w:sz w:val="24"/>
                 <w:szCs w:val="24"/>
               </w:rPr>
-              <w:t>Техника безопасности:</w:t>
-            </w:r>
-          </w:p>
-        </w:tc>
-        <w:tc>
-          <w:tcPr>
-            <w:tcW w:w="3379" w:type="dxa"/>
-            <w:gridSpan w:val="3"/>
-            <w:tcBorders>
-              <w:top w:val="none" w:sz="4" w:space="0" w:color="000000"/>
-              <w:left w:val="none" w:sz="4" w:space="0" w:color="000000"/>
-              <w:bottom w:val="none" w:sz="4" w:space="0" w:color="000000"/>
-              <w:right w:val="none" w:sz="4" w:space="0" w:color="000000"/>
-            </w:tcBorders>
-          </w:tcPr>
-          <w:p>
-            <w:pPr>
-              <w:spacing w:line="240" w:lineRule="auto" w:before="0" w:after="0"/>
-            </w:pPr>
-          </w:p>
-        </w:tc>
-        <w:tc>
-          <w:tcPr>
-            <w:tcW w:w="3283" w:type="dxa"/>
-            <w:gridSpan w:val="2"/>
-            <w:tcBorders>
-              <w:top w:val="none" w:sz="4" w:space="0" w:color="000000"/>
-              <w:left w:val="none" w:sz="4" w:space="0" w:color="000000"/>
-              <w:bottom w:val="none" w:sz="4" w:space="0" w:color="000000"/>
-              <w:right w:val="none" w:sz="4" w:space="0" w:color="000000"/>
-            </w:tcBorders>
-          </w:tcPr>
-          <w:p>
-            <w:pPr>
-              <w:spacing w:line="240" w:lineRule="auto" w:before="0" w:after="0"/>
-              <w:ind w:firstLine="0"/>
-              <w:rPr/>
-            </w:pPr>
-            <w:r>
-              <w:rPr>
-                <w:rFonts w:ascii="Times New Roman" w:hAnsi="Times New Roman" w:eastAsia="Times New Roman" w:cs="Times New Roman"/>
-                <w:sz w:val="24"/>
-                <w:szCs w:val="24"/>
-              </w:rPr>
-              <w:t>«01» сентября 2026 г.</w:t>
-            </w:r>
-          </w:p>
-        </w:tc>
-      </w:tr>
-      <w:tr>
-        <w:trPr>
-          <w:cantSplit/>
-        </w:trPr>
-        <w:tc>
-          <w:tcPr>
-            <w:tcW w:w="3369" w:type="dxa"/>
-            <w:tcBorders>
-              <w:top w:val="none" w:sz="4" w:space="0" w:color="000000"/>
-              <w:left w:val="none" w:sz="4" w:space="0" w:color="000000"/>
-              <w:bottom w:val="none" w:sz="4" w:space="0" w:color="000000"/>
-              <w:right w:val="none" w:sz="4" w:space="0" w:color="000000"/>
-            </w:tcBorders>
-          </w:tcPr>
-          <w:p>
-            <w:pPr>
-              <w:spacing w:line="240" w:lineRule="auto" w:before="0" w:after="0"/>
-              <w:rPr>
-                <w:sz w:val="24"/>
-                <w:szCs w:val="24"/>
-              </w:rPr>
-            </w:pPr>
-            <w:r>
-              <w:rPr>
-                <w:rFonts w:ascii="Times New Roman" w:hAnsi="Times New Roman" w:eastAsia="Times New Roman" w:cs="Times New Roman"/>
-                <w:sz w:val="24"/>
-                <w:szCs w:val="24"/>
-              </w:rPr>
-              <w:t>Инструктирующий</w:t>
+              <w:t>Инструктируемый</w:t>
             </w:r>
           </w:p>
         </w:tc>
@@ -4285,7 +3539,6 @@
               <w:pBdr>
                 <w:bottom w:val="single" w:sz="12" w:space="1" w:color="000000"/>
               </w:pBdr>
-              <w:spacing w:before="0" w:after="0" w:line="240" w:lineRule="auto"/>
               <w:rPr>
                 <w:sz w:val="24"/>
                 <w:szCs w:val="24"/>
@@ -4293,12 +3546,9 @@
             </w:pPr>
           </w:p>
           <w:p>
-            <w:pPr>
-              <w:spacing w:line="240" w:lineRule="auto" w:before="0" w:after="0"/>
-            </w:pPr>
-            <w:r>
-              <w:rPr>
-                <w:rFonts w:ascii="Times New Roman" w:hAnsi="Times New Roman" w:eastAsia="Times New Roman" w:cs="Times New Roman"/>
+            <w:r>
+              <w:rPr>
+                <w:rFonts w:eastAsia="Times New Roman"/>
                 <w:i/>
                 <w:sz w:val="18"/>
                 <w:szCs w:val="18"/>
@@ -4320,62 +3570,62 @@
           </w:tcPr>
           <w:p>
             <w:pPr>
-              <w:spacing w:before="0" w:after="0" w:line="240" w:lineRule="auto"/>
               <w:ind w:firstLine="0"/>
-              <w:rPr>
+            </w:pPr>
+            <w:r>
+              <w:rPr>
+                <w:rFonts w:eastAsia="Times New Roman"/>
                 <w:sz w:val="24"/>
                 <w:szCs w:val="24"/>
               </w:rPr>
-            </w:pPr>
-            <w:proofErr w:type="spellStart"/>
-            <w:r>
-              <w:rPr>
-                <w:rFonts w:ascii="Times New Roman" w:hAnsi="Times New Roman" w:eastAsia="Times New Roman" w:cs="Times New Roman"/>
-                <w:sz w:val="24"/>
-                <w:szCs w:val="24"/>
-              </w:rPr>
-              <w:t>Жиркова М.И., директор департамента обеспечения качества</w:t>
-            </w:r>
-            <w:proofErr w:type="spellEnd"/>
-            <w:r>
-              <w:rPr>
-                <w:rFonts w:ascii="Times New Roman" w:hAnsi="Times New Roman" w:eastAsia="Times New Roman" w:cs="Times New Roman"/>
-                <w:sz w:val="24"/>
-                <w:szCs w:val="24"/>
-              </w:rPr>
-            </w:r>
-            <w:r>
-              <w:rPr>
-                <w:rFonts w:ascii="Times New Roman" w:hAnsi="Times New Roman" w:eastAsia="Times New Roman" w:cs="Times New Roman"/>
-                <w:sz w:val="24"/>
-                <w:szCs w:val="24"/>
-              </w:rPr>
-            </w:r>
-            <w:r>
-              <w:rPr>
-                <w:rFonts w:ascii="Times New Roman" w:hAnsi="Times New Roman" w:eastAsia="Times New Roman" w:cs="Times New Roman"/>
-                <w:sz w:val="24"/>
-                <w:szCs w:val="24"/>
-              </w:rPr>
-            </w:r>
-            <w:proofErr w:type="spellStart"/>
-            <w:r>
-              <w:rPr>
-                <w:rFonts w:ascii="Times New Roman" w:hAnsi="Times New Roman" w:eastAsia="Times New Roman" w:cs="Times New Roman"/>
-                <w:sz w:val="24"/>
-                <w:szCs w:val="24"/>
-              </w:rPr>
-            </w:r>
-            <w:proofErr w:type="spellEnd"/>
+              <w:t>Лесовой К.Р.</w:t>
+            </w:r>
           </w:p>
+        </w:tc>
+      </w:tr>
+      <w:tr>
+        <w:trPr>
+          <w:cantSplit/>
+        </w:trPr>
+        <w:tc>
+          <w:tcPr>
+            <w:tcW w:w="3369" w:type="dxa"/>
+            <w:tcBorders>
+              <w:top w:val="none" w:sz="4" w:space="0" w:color="000000"/>
+              <w:left w:val="none" w:sz="4" w:space="0" w:color="000000"/>
+              <w:bottom w:val="none" w:sz="4" w:space="0" w:color="000000"/>
+              <w:right w:val="none" w:sz="4" w:space="0" w:color="000000"/>
+            </w:tcBorders>
+          </w:tcPr>
+          <w:p/>
+        </w:tc>
+        <w:tc>
+          <w:tcPr>
+            <w:tcW w:w="3379" w:type="dxa"/>
+            <w:gridSpan w:val="3"/>
+            <w:tcBorders>
+              <w:top w:val="none" w:sz="4" w:space="0" w:color="000000"/>
+              <w:left w:val="none" w:sz="4" w:space="0" w:color="000000"/>
+              <w:bottom w:val="none" w:sz="4" w:space="0" w:color="000000"/>
+              <w:right w:val="none" w:sz="4" w:space="0" w:color="000000"/>
+            </w:tcBorders>
+          </w:tcPr>
+          <w:p/>
+        </w:tc>
+        <w:tc>
+          <w:tcPr>
+            <w:tcW w:w="3283" w:type="dxa"/>
+            <w:gridSpan w:val="2"/>
+            <w:tcBorders>
+              <w:top w:val="none" w:sz="4" w:space="0" w:color="000000"/>
+              <w:left w:val="none" w:sz="4" w:space="0" w:color="000000"/>
+              <w:bottom w:val="none" w:sz="4" w:space="0" w:color="000000"/>
+              <w:right w:val="none" w:sz="4" w:space="0" w:color="000000"/>
+            </w:tcBorders>
+          </w:tcPr>
           <w:p>
             <w:pPr>
-              <w:spacing w:before="0" w:after="0" w:line="240" w:lineRule="auto"/>
               <w:ind w:firstLine="0"/>
-              <w:rPr>
-                <w:sz w:val="24"/>
-                <w:szCs w:val="24"/>
-              </w:rPr>
             </w:pPr>
           </w:p>
         </w:tc>
@@ -4396,7 +3646,6 @@
           </w:tcPr>
           <w:p>
             <w:pPr>
-              <w:spacing w:line="240" w:lineRule="auto" w:before="0" w:after="0"/>
               <w:rPr>
                 <w:sz w:val="24"/>
                 <w:szCs w:val="24"/>
@@ -4404,11 +3653,11 @@
             </w:pPr>
             <w:r>
               <w:rPr>
-                <w:rFonts w:ascii="Times New Roman" w:hAnsi="Times New Roman" w:eastAsia="Times New Roman" w:cs="Times New Roman"/>
+                <w:rFonts w:eastAsia="Times New Roman"/>
                 <w:sz w:val="24"/>
                 <w:szCs w:val="24"/>
               </w:rPr>
-              <w:t>Инструктируемый</w:t>
+              <w:t>Пожарная безопасность:</w:t>
             </w:r>
           </w:p>
         </w:tc>
@@ -4423,32 +3672,7 @@
               <w:right w:val="none" w:sz="4" w:space="0" w:color="000000"/>
             </w:tcBorders>
           </w:tcPr>
-          <w:p>
-            <w:pPr>
-              <w:pBdr>
-                <w:bottom w:val="single" w:sz="12" w:space="1" w:color="000000"/>
-              </w:pBdr>
-              <w:spacing w:before="0" w:after="0" w:line="240" w:lineRule="auto"/>
-              <w:rPr>
-                <w:sz w:val="24"/>
-                <w:szCs w:val="24"/>
-              </w:rPr>
-            </w:pPr>
-          </w:p>
-          <w:p>
-            <w:pPr>
-              <w:spacing w:line="240" w:lineRule="auto" w:before="0" w:after="0"/>
-            </w:pPr>
-            <w:r>
-              <w:rPr>
-                <w:rFonts w:ascii="Times New Roman" w:hAnsi="Times New Roman" w:eastAsia="Times New Roman" w:cs="Times New Roman"/>
-                <w:i/>
-                <w:sz w:val="18"/>
-                <w:szCs w:val="18"/>
-              </w:rPr>
-              <w:t xml:space="preserve">           Подпись</w:t>
-            </w:r>
-          </w:p>
+          <w:p/>
         </w:tc>
         <w:tc>
           <w:tcPr>
@@ -4463,27 +3687,16 @@
           </w:tcPr>
           <w:p>
             <w:pPr>
-              <w:spacing w:line="240" w:lineRule="auto" w:before="0" w:after="0"/>
               <w:ind w:firstLine="0"/>
-              <w:rPr/>
             </w:pPr>
             <w:r>
               <w:rPr>
-                <w:rFonts w:ascii="Times New Roman" w:hAnsi="Times New Roman" w:eastAsia="Times New Roman" w:cs="Times New Roman"/>
+                <w:rFonts w:eastAsia="Times New Roman"/>
                 <w:sz w:val="24"/>
                 <w:szCs w:val="24"/>
               </w:rPr>
-              <w:t>Лесовой К.Р.</w:t>
-            </w:r>
-            <w:proofErr w:type="gramStart"/>
-            <w:r>
-              <w:rPr>
-                <w:rFonts w:ascii="Times New Roman" w:hAnsi="Times New Roman" w:eastAsia="Times New Roman" w:cs="Times New Roman"/>
-                <w:sz w:val="24"/>
-                <w:szCs w:val="24"/>
-              </w:rPr>
-            </w:r>
-            <w:proofErr w:type="gramEnd"/>
+              <w:t>«01» сентября 2026 г.</w:t>
+            </w:r>
           </w:p>
         </w:tc>
       </w:tr>
@@ -4503,8 +3716,19 @@
           </w:tcPr>
           <w:p>
             <w:pPr>
-              <w:spacing w:line="240" w:lineRule="auto" w:before="0" w:after="0"/>
+              <w:rPr>
+                <w:sz w:val="24"/>
+                <w:szCs w:val="24"/>
+              </w:rPr>
             </w:pPr>
+            <w:r>
+              <w:rPr>
+                <w:rFonts w:eastAsia="Times New Roman"/>
+                <w:sz w:val="24"/>
+                <w:szCs w:val="24"/>
+              </w:rPr>
+              <w:t>Инструктирующий</w:t>
+            </w:r>
           </w:p>
         </w:tc>
         <w:tc>
@@ -4520,8 +3744,25 @@
           </w:tcPr>
           <w:p>
             <w:pPr>
-              <w:spacing w:line="240" w:lineRule="auto" w:before="0" w:after="0"/>
+              <w:pBdr>
+                <w:bottom w:val="single" w:sz="12" w:space="1" w:color="000000"/>
+              </w:pBdr>
+              <w:rPr>
+                <w:sz w:val="24"/>
+                <w:szCs w:val="24"/>
+              </w:rPr>
             </w:pPr>
+          </w:p>
+          <w:p>
+            <w:r>
+              <w:rPr>
+                <w:rFonts w:eastAsia="Times New Roman"/>
+                <w:i/>
+                <w:sz w:val="18"/>
+                <w:szCs w:val="18"/>
+              </w:rPr>
+              <w:t xml:space="preserve">           Подпись</w:t>
+            </w:r>
           </w:p>
         </w:tc>
         <w:tc>
@@ -4537,9 +3778,28 @@
           </w:tcPr>
           <w:p>
             <w:pPr>
-              <w:spacing w:line="240" w:lineRule="auto" w:before="0" w:after="0"/>
               <w:ind w:firstLine="0"/>
-              <w:rPr/>
+              <w:rPr>
+                <w:sz w:val="24"/>
+                <w:szCs w:val="24"/>
+              </w:rPr>
+            </w:pPr>
+            <w:r>
+              <w:rPr>
+                <w:rFonts w:eastAsia="Times New Roman"/>
+                <w:sz w:val="24"/>
+                <w:szCs w:val="24"/>
+              </w:rPr>
+              <w:t>Жиркова М.И., директор департамента обеспечения качества</w:t>
+            </w:r>
+          </w:p>
+          <w:p>
+            <w:pPr>
+              <w:ind w:firstLine="0"/>
+              <w:rPr>
+                <w:sz w:val="24"/>
+                <w:szCs w:val="24"/>
+              </w:rPr>
             </w:pPr>
           </w:p>
         </w:tc>
@@ -4560,7 +3820,6 @@
           </w:tcPr>
           <w:p>
             <w:pPr>
-              <w:spacing w:line="240" w:lineRule="auto" w:before="0" w:after="0"/>
               <w:rPr>
                 <w:sz w:val="24"/>
                 <w:szCs w:val="24"/>
@@ -4568,88 +3827,11 @@
             </w:pPr>
             <w:r>
               <w:rPr>
-                <w:rFonts w:ascii="Times New Roman" w:hAnsi="Times New Roman" w:eastAsia="Times New Roman" w:cs="Times New Roman"/>
+                <w:rFonts w:eastAsia="Times New Roman"/>
                 <w:sz w:val="24"/>
                 <w:szCs w:val="24"/>
               </w:rPr>
-              <w:t>Пожарная безопасность:</w:t>
-            </w:r>
-          </w:p>
-        </w:tc>
-        <w:tc>
-          <w:tcPr>
-            <w:tcW w:w="3379" w:type="dxa"/>
-            <w:gridSpan w:val="3"/>
-            <w:tcBorders>
-              <w:top w:val="none" w:sz="4" w:space="0" w:color="000000"/>
-              <w:left w:val="none" w:sz="4" w:space="0" w:color="000000"/>
-              <w:bottom w:val="none" w:sz="4" w:space="0" w:color="000000"/>
-              <w:right w:val="none" w:sz="4" w:space="0" w:color="000000"/>
-            </w:tcBorders>
-          </w:tcPr>
-          <w:p>
-            <w:pPr>
-              <w:spacing w:line="240" w:lineRule="auto" w:before="0" w:after="0"/>
-            </w:pPr>
-          </w:p>
-        </w:tc>
-        <w:tc>
-          <w:tcPr>
-            <w:tcW w:w="3283" w:type="dxa"/>
-            <w:gridSpan w:val="2"/>
-            <w:tcBorders>
-              <w:top w:val="none" w:sz="4" w:space="0" w:color="000000"/>
-              <w:left w:val="none" w:sz="4" w:space="0" w:color="000000"/>
-              <w:bottom w:val="none" w:sz="4" w:space="0" w:color="000000"/>
-              <w:right w:val="none" w:sz="4" w:space="0" w:color="000000"/>
-            </w:tcBorders>
-          </w:tcPr>
-          <w:p>
-            <w:pPr>
-              <w:spacing w:line="240" w:lineRule="auto" w:before="0" w:after="0"/>
-              <w:ind w:firstLine="0"/>
-              <w:rPr/>
-            </w:pPr>
-            <w:r>
-              <w:rPr>
-                <w:rFonts w:ascii="Times New Roman" w:hAnsi="Times New Roman" w:eastAsia="Times New Roman" w:cs="Times New Roman"/>
-                <w:sz w:val="24"/>
-                <w:szCs w:val="24"/>
-              </w:rPr>
-              <w:t>«01» сентября 2026 г.</w:t>
-            </w:r>
-          </w:p>
-        </w:tc>
-      </w:tr>
-      <w:tr>
-        <w:trPr>
-          <w:cantSplit/>
-        </w:trPr>
-        <w:tc>
-          <w:tcPr>
-            <w:tcW w:w="3369" w:type="dxa"/>
-            <w:tcBorders>
-              <w:top w:val="none" w:sz="4" w:space="0" w:color="000000"/>
-              <w:left w:val="none" w:sz="4" w:space="0" w:color="000000"/>
-              <w:bottom w:val="none" w:sz="4" w:space="0" w:color="000000"/>
-              <w:right w:val="none" w:sz="4" w:space="0" w:color="000000"/>
-            </w:tcBorders>
-          </w:tcPr>
-          <w:p>
-            <w:pPr>
-              <w:spacing w:line="240" w:lineRule="auto" w:before="0" w:after="0"/>
-              <w:rPr>
-                <w:sz w:val="24"/>
-                <w:szCs w:val="24"/>
-              </w:rPr>
-            </w:pPr>
-            <w:r>
-              <w:rPr>
-                <w:rFonts w:ascii="Times New Roman" w:hAnsi="Times New Roman" w:eastAsia="Times New Roman" w:cs="Times New Roman"/>
-                <w:sz w:val="24"/>
-                <w:szCs w:val="24"/>
-              </w:rPr>
-              <w:t>Инструктирующий</w:t>
+              <w:t>Инструктируемый</w:t>
             </w:r>
           </w:p>
         </w:tc>
@@ -4669,7 +3851,6 @@
               <w:pBdr>
                 <w:bottom w:val="single" w:sz="12" w:space="1" w:color="000000"/>
               </w:pBdr>
-              <w:spacing w:before="0" w:after="0" w:line="240" w:lineRule="auto"/>
               <w:rPr>
                 <w:sz w:val="24"/>
                 <w:szCs w:val="24"/>
@@ -4677,12 +3858,9 @@
             </w:pPr>
           </w:p>
           <w:p>
-            <w:pPr>
-              <w:spacing w:line="240" w:lineRule="auto" w:before="0" w:after="0"/>
-            </w:pPr>
-            <w:r>
-              <w:rPr>
-                <w:rFonts w:ascii="Times New Roman" w:hAnsi="Times New Roman" w:eastAsia="Times New Roman" w:cs="Times New Roman"/>
+            <w:r>
+              <w:rPr>
+                <w:rFonts w:eastAsia="Times New Roman"/>
                 <w:i/>
                 <w:sz w:val="18"/>
                 <w:szCs w:val="18"/>
@@ -4704,164 +3882,16 @@
           </w:tcPr>
           <w:p>
             <w:pPr>
-              <w:spacing w:before="0" w:after="0" w:line="240" w:lineRule="auto"/>
               <w:ind w:firstLine="0"/>
-              <w:rPr>
+            </w:pPr>
+            <w:r>
+              <w:rPr>
+                <w:rFonts w:eastAsia="Times New Roman"/>
                 <w:sz w:val="24"/>
                 <w:szCs w:val="24"/>
               </w:rPr>
-            </w:pPr>
-            <w:proofErr w:type="spellStart"/>
-            <w:r>
-              <w:rPr>
-                <w:rFonts w:ascii="Times New Roman" w:hAnsi="Times New Roman" w:eastAsia="Times New Roman" w:cs="Times New Roman"/>
-                <w:sz w:val="24"/>
-                <w:szCs w:val="24"/>
-              </w:rPr>
-              <w:t>Жиркова М.И., директор департамента обеспечения качества</w:t>
-            </w:r>
-            <w:proofErr w:type="spellEnd"/>
-            <w:r>
-              <w:rPr>
-                <w:rFonts w:ascii="Times New Roman" w:hAnsi="Times New Roman" w:eastAsia="Times New Roman" w:cs="Times New Roman"/>
-                <w:sz w:val="24"/>
-                <w:szCs w:val="24"/>
-              </w:rPr>
-            </w:r>
-            <w:r>
-              <w:rPr>
-                <w:rFonts w:ascii="Times New Roman" w:hAnsi="Times New Roman" w:eastAsia="Times New Roman" w:cs="Times New Roman"/>
-                <w:sz w:val="24"/>
-                <w:szCs w:val="24"/>
-              </w:rPr>
-            </w:r>
-            <w:proofErr w:type="spellStart"/>
-            <w:r>
-              <w:rPr>
-                <w:rFonts w:ascii="Times New Roman" w:hAnsi="Times New Roman" w:eastAsia="Times New Roman" w:cs="Times New Roman"/>
-                <w:sz w:val="24"/>
-                <w:szCs w:val="24"/>
-              </w:rPr>
-            </w:r>
-            <w:proofErr w:type="spellEnd"/>
-          </w:p>
-          <w:p>
-            <w:pPr>
-              <w:spacing w:before="0" w:after="0" w:line="240" w:lineRule="auto"/>
-              <w:ind w:firstLine="0"/>
-              <w:rPr>
-                <w:sz w:val="24"/>
-                <w:szCs w:val="24"/>
-              </w:rPr>
-            </w:pPr>
-          </w:p>
-        </w:tc>
-      </w:tr>
-      <w:tr>
-        <w:trPr>
-          <w:cantSplit/>
-        </w:trPr>
-        <w:tc>
-          <w:tcPr>
-            <w:tcW w:w="3369" w:type="dxa"/>
-            <w:tcBorders>
-              <w:top w:val="none" w:sz="4" w:space="0" w:color="000000"/>
-              <w:left w:val="none" w:sz="4" w:space="0" w:color="000000"/>
-              <w:bottom w:val="none" w:sz="4" w:space="0" w:color="000000"/>
-              <w:right w:val="none" w:sz="4" w:space="0" w:color="000000"/>
-            </w:tcBorders>
-          </w:tcPr>
-          <w:p>
-            <w:pPr>
-              <w:spacing w:line="240" w:lineRule="auto" w:before="0" w:after="0"/>
-              <w:rPr>
-                <w:sz w:val="24"/>
-                <w:szCs w:val="24"/>
-              </w:rPr>
-            </w:pPr>
-            <w:r>
-              <w:rPr>
-                <w:rFonts w:ascii="Times New Roman" w:hAnsi="Times New Roman" w:eastAsia="Times New Roman" w:cs="Times New Roman"/>
-                <w:sz w:val="24"/>
-                <w:szCs w:val="24"/>
-              </w:rPr>
-              <w:lastRenderedPageBreak/>
-              <w:t>Инструктируемый</w:t>
-            </w:r>
-          </w:p>
-        </w:tc>
-        <w:tc>
-          <w:tcPr>
-            <w:tcW w:w="3379" w:type="dxa"/>
-            <w:gridSpan w:val="3"/>
-            <w:tcBorders>
-              <w:top w:val="none" w:sz="4" w:space="0" w:color="000000"/>
-              <w:left w:val="none" w:sz="4" w:space="0" w:color="000000"/>
-              <w:bottom w:val="none" w:sz="4" w:space="0" w:color="000000"/>
-              <w:right w:val="none" w:sz="4" w:space="0" w:color="000000"/>
-            </w:tcBorders>
-          </w:tcPr>
-          <w:p>
-            <w:pPr>
-              <w:pBdr>
-                <w:bottom w:val="single" w:sz="12" w:space="1" w:color="000000"/>
-              </w:pBdr>
-              <w:spacing w:before="0" w:after="0" w:line="240" w:lineRule="auto"/>
-              <w:rPr>
-                <w:sz w:val="24"/>
-                <w:szCs w:val="24"/>
-              </w:rPr>
-            </w:pPr>
-          </w:p>
-          <w:p>
-            <w:pPr>
-              <w:spacing w:line="240" w:lineRule="auto" w:before="0" w:after="0"/>
-            </w:pPr>
-            <w:r>
-              <w:rPr>
-                <w:rFonts w:ascii="Times New Roman" w:hAnsi="Times New Roman" w:eastAsia="Times New Roman" w:cs="Times New Roman"/>
-                <w:i/>
-                <w:sz w:val="18"/>
-                <w:szCs w:val="18"/>
-              </w:rPr>
-              <w:t xml:space="preserve">           Подпись</w:t>
-            </w:r>
-          </w:p>
-        </w:tc>
-        <w:tc>
-          <w:tcPr>
-            <w:tcW w:w="3283" w:type="dxa"/>
-            <w:gridSpan w:val="2"/>
-            <w:tcBorders>
-              <w:top w:val="none" w:sz="4" w:space="0" w:color="000000"/>
-              <w:left w:val="none" w:sz="4" w:space="0" w:color="000000"/>
-              <w:bottom w:val="none" w:sz="4" w:space="0" w:color="000000"/>
-              <w:right w:val="none" w:sz="4" w:space="0" w:color="000000"/>
-            </w:tcBorders>
-          </w:tcPr>
-          <w:p>
-            <w:pPr>
-              <w:spacing w:line="240" w:lineRule="auto" w:before="0" w:after="0"/>
-              <w:ind w:firstLine="0"/>
-              <w:rPr/>
-            </w:pPr>
-            <w:r>
-              <w:rPr>
-                <w:rFonts w:ascii="Times New Roman" w:hAnsi="Times New Roman" w:eastAsia="Times New Roman" w:cs="Times New Roman"/>
-                <w:sz w:val="24"/>
-                <w:szCs w:val="24"/>
-              </w:rPr>
               <w:t>Лесовой К.Р.</w:t>
             </w:r>
-            <w:proofErr w:type="gramStart"/>
-            <w:r>
-              <w:rPr>
-                <w:rFonts w:ascii="Times New Roman" w:hAnsi="Times New Roman" w:eastAsia="Times New Roman" w:cs="Times New Roman"/>
-                <w:sz w:val="24"/>
-                <w:szCs w:val="24"/>
-              </w:rPr>
-            </w:r>
-            <w:proofErr w:type="gramEnd"/>
           </w:p>
         </w:tc>
       </w:tr>
@@ -4882,7 +3912,6 @@
           </w:tcPr>
           <w:p>
             <w:pPr>
-              <w:spacing w:line="240" w:lineRule="auto" w:before="0" w:after="0"/>
               <w:rPr>
                 <w:b/>
                 <w:sz w:val="24"/>
@@ -4904,7 +3933,6 @@
           </w:tcPr>
           <w:p>
             <w:pPr>
-              <w:spacing w:line="240" w:lineRule="auto" w:before="0" w:after="0"/>
               <w:ind w:firstLine="0"/>
               <w:rPr>
                 <w:sz w:val="24"/>
@@ -4930,12 +3958,9 @@
             </w:tcBorders>
           </w:tcPr>
           <w:p>
-            <w:pPr>
-              <w:spacing w:line="240" w:lineRule="auto" w:before="0" w:after="0"/>
-            </w:pPr>
-            <w:r>
-              <w:rPr>
-                <w:rFonts w:ascii="Times New Roman" w:hAnsi="Times New Roman" w:eastAsia="Times New Roman" w:cs="Times New Roman"/>
+            <w:r>
+              <w:rPr>
+                <w:rFonts w:eastAsia="Times New Roman"/>
                 <w:sz w:val="24"/>
                 <w:szCs w:val="24"/>
               </w:rPr>
@@ -4956,13 +3981,11 @@
           </w:tcPr>
           <w:p>
             <w:pPr>
-              <w:spacing w:line="240" w:lineRule="auto" w:before="0" w:after="0"/>
               <w:ind w:firstLine="0"/>
-              <w:rPr/>
             </w:pPr>
             <w:r>
               <w:rPr>
-                <w:rFonts w:ascii="Times New Roman" w:hAnsi="Times New Roman" w:eastAsia="Times New Roman" w:cs="Times New Roman"/>
+                <w:rFonts w:eastAsia="Times New Roman"/>
                 <w:sz w:val="24"/>
                 <w:szCs w:val="24"/>
               </w:rPr>
@@ -4987,7 +4010,6 @@
           </w:tcPr>
           <w:p>
             <w:pPr>
-              <w:spacing w:line="240" w:lineRule="auto" w:before="0" w:after="0"/>
               <w:rPr>
                 <w:sz w:val="24"/>
                 <w:szCs w:val="24"/>
@@ -5011,7 +4033,6 @@
               <w:pBdr>
                 <w:bottom w:val="single" w:sz="12" w:space="1" w:color="000000"/>
               </w:pBdr>
-              <w:spacing w:before="0" w:after="0" w:line="240" w:lineRule="auto"/>
               <w:rPr>
                 <w:sz w:val="24"/>
                 <w:szCs w:val="24"/>
@@ -5019,12 +4040,9 @@
             </w:pPr>
           </w:p>
           <w:p>
-            <w:pPr>
-              <w:spacing w:line="240" w:lineRule="auto" w:before="0" w:after="0"/>
-            </w:pPr>
-            <w:r>
-              <w:rPr>
-                <w:rFonts w:ascii="Times New Roman" w:hAnsi="Times New Roman" w:eastAsia="Times New Roman" w:cs="Times New Roman"/>
+            <w:r>
+              <w:rPr>
+                <w:rFonts w:eastAsia="Times New Roman"/>
                 <w:i/>
                 <w:sz w:val="18"/>
                 <w:szCs w:val="18"/>
@@ -5046,27 +4064,16 @@
           </w:tcPr>
           <w:p>
             <w:pPr>
-              <w:spacing w:line="240" w:lineRule="auto" w:before="0" w:after="0"/>
               <w:ind w:firstLine="0"/>
-              <w:rPr/>
             </w:pPr>
             <w:r>
               <w:rPr>
-                <w:rFonts w:ascii="Times New Roman" w:hAnsi="Times New Roman" w:eastAsia="Times New Roman" w:cs="Times New Roman"/>
+                <w:rFonts w:eastAsia="Times New Roman"/>
                 <w:sz w:val="24"/>
                 <w:szCs w:val="24"/>
               </w:rPr>
               <w:t>Лесовой К.Р.</w:t>
             </w:r>
-            <w:proofErr w:type="gramStart"/>
-            <w:r>
-              <w:rPr>
-                <w:rFonts w:ascii="Times New Roman" w:hAnsi="Times New Roman" w:eastAsia="Times New Roman" w:cs="Times New Roman"/>
-                <w:sz w:val="24"/>
-                <w:szCs w:val="24"/>
-              </w:rPr>
-            </w:r>
-            <w:proofErr w:type="gramEnd"/>
           </w:p>
         </w:tc>
       </w:tr>
@@ -5075,7 +4082,7 @@
     <w:p>
       <w:r>
         <w:rPr>
-          <w:rFonts w:ascii="Times New Roman" w:hAnsi="Times New Roman" w:eastAsia="Times New Roman" w:cs="Times New Roman"/>
+          <w:rFonts w:ascii="Times New Roman" w:eastAsia="Times New Roman" w:hAnsi="Times New Roman" w:cs="Times New Roman"/>
         </w:rPr>
         <w:br w:type="page" w:clear="all"/>
       </w:r>
@@ -5103,7 +4110,7 @@
           </w:tcPr>
           <w:p>
             <w:pPr>
-              <w:spacing w:before="0" w:after="0" w:line="240" w:lineRule="auto"/>
+              <w:spacing w:after="0" w:line="240" w:lineRule="auto"/>
               <w:jc w:val="center"/>
               <w:rPr>
                 <w:rFonts w:ascii="Times New Roman" w:hAnsi="Times New Roman" w:cs="Times New Roman"/>
@@ -5184,7 +4191,7 @@
           </w:p>
           <w:p>
             <w:pPr>
-              <w:spacing w:before="0" w:after="0" w:line="240" w:lineRule="auto"/>
+              <w:spacing w:after="0" w:line="240" w:lineRule="auto"/>
               <w:jc w:val="center"/>
               <w:rPr>
                 <w:rFonts w:ascii="Times New Roman" w:hAnsi="Times New Roman" w:cs="Times New Roman"/>
@@ -5213,7 +4220,7 @@
           <w:p>
             <w:pPr>
               <w:widowControl w:val="0"/>
-              <w:spacing w:after="0" w:line="216" w:lineRule="auto" w:before="0"/>
+              <w:spacing w:after="0" w:line="216" w:lineRule="auto"/>
               <w:jc w:val="center"/>
               <w:rPr>
                 <w:rFonts w:ascii="Times New Roman" w:eastAsia="Times New Roman" w:hAnsi="Times New Roman" w:cs="Times New Roman"/>
@@ -5262,50 +4269,10 @@
               </w:rPr>
               <w:t>«МИРЭА ‒ Российский технологический университет»</w:t>
             </w:r>
-            <w:r>
-              <w:rPr>
-                <w:rFonts w:ascii="Times New Roman" w:eastAsia="Times New Roman" w:hAnsi="Times New Roman" w:cs="Times New Roman"/>
-                <w:b/>
-                <w:bCs/>
-                <w:iCs/>
-                <w:sz w:val="24"/>
-                <w:szCs w:val="24"/>
-              </w:rPr>
-            </w:r>
-            <w:r>
-              <w:rPr>
-                <w:rFonts w:ascii="Symbol" w:eastAsia="Symbol" w:hAnsi="Symbol" w:cs="Symbol"/>
-                <w:b/>
-                <w:bCs/>
-                <w:iCs/>
-                <w:sz w:val="24"/>
-                <w:szCs w:val="24"/>
-              </w:rPr>
-            </w:r>
-            <w:r>
-              <w:rPr>
-                <w:rFonts w:ascii="Times New Roman" w:eastAsia="Times New Roman" w:hAnsi="Times New Roman" w:cs="Times New Roman"/>
-                <w:b/>
-                <w:bCs/>
-                <w:iCs/>
-                <w:sz w:val="24"/>
-                <w:szCs w:val="24"/>
-              </w:rPr>
-            </w:r>
-            <w:r>
-              <w:rPr>
-                <w:rFonts w:ascii="Times New Roman" w:eastAsia="Times New Roman" w:hAnsi="Times New Roman" w:cs="Times New Roman"/>
-                <w:b/>
-                <w:bCs/>
-                <w:iCs/>
-                <w:sz w:val="24"/>
-                <w:szCs w:val="24"/>
-              </w:rPr>
-            </w:r>
           </w:p>
           <w:p>
             <w:pPr>
-              <w:spacing w:after="0" w:before="0" w:line="240" w:lineRule="auto"/>
+              <w:spacing w:after="0" w:line="240" w:lineRule="auto"/>
               <w:jc w:val="center"/>
               <w:rPr>
                 <w:rFonts w:ascii="Times New Roman" w:hAnsi="Times New Roman" w:cs="Times New Roman"/>
@@ -5400,56 +4367,7 @@
           <w:iCs/>
           <w:sz w:val="24"/>
         </w:rPr>
-        <w:t xml:space="preserve">студента </w:t>
-      </w:r>
-      <w:r>
-        <w:rPr>
-          <w:rFonts w:ascii="Times New Roman" w:eastAsia="Times New Roman" w:hAnsi="Times New Roman" w:cs="Times New Roman"/>
-          <w:iCs/>
-          <w:sz w:val="24"/>
-        </w:rPr>
-        <w:t>Лесового К.Р.</w:t>
-      </w:r>
-      <w:proofErr w:type="gramStart"/>
-      <w:r>
-        <w:rPr>
-          <w:rFonts w:ascii="Times New Roman" w:eastAsia="Times New Roman" w:hAnsi="Times New Roman" w:cs="Times New Roman"/>
-          <w:iCs/>
-          <w:sz w:val="24"/>
-        </w:rPr>
-      </w:r>
-      <w:proofErr w:type="gramEnd"/>
-      <w:r>
-        <w:rPr>
-          <w:rFonts w:ascii="Times New Roman" w:eastAsia="Times New Roman" w:hAnsi="Times New Roman" w:cs="Times New Roman"/>
-          <w:iCs/>
-          <w:sz w:val="24"/>
-        </w:rPr>
-        <w:t xml:space="preserve"> 3 курса группы </w:t>
-      </w:r>
-      <w:r>
-        <w:rPr>
-          <w:rFonts w:ascii="Times New Roman" w:eastAsia="Times New Roman" w:hAnsi="Times New Roman" w:cs="Times New Roman"/>
-          <w:iCs/>
-          <w:sz w:val="24"/>
-        </w:rPr>
-        <w:t>ИКБО-10-24</w:t>
-      </w:r>
-      <w:r>
-        <w:rPr>
-          <w:rFonts w:ascii="Times New Roman" w:eastAsia="Times New Roman" w:hAnsi="Times New Roman" w:cs="Times New Roman"/>
-          <w:iCs/>
-          <w:sz w:val="24"/>
-        </w:rPr>
-        <w:t xml:space="preserve"> очной формы обучения, обучающегося по направлению подготовки</w:t>
-      </w:r>
-      <w:r>
-        <w:rPr>
-          <w:rFonts w:ascii="Times New Roman" w:eastAsia="Times New Roman" w:hAnsi="Times New Roman" w:cs="Times New Roman"/>
-          <w:iCs/>
-          <w:sz w:val="24"/>
-        </w:rPr>
-        <w:t xml:space="preserve"> 09.03.04 Программная инженерия, </w:t>
+        <w:t xml:space="preserve">студента Лесового К.Р. 3 курса группы ИКБО-10-24 очной формы обучения, обучающегося по направлению подготовки 09.03.04 Программная инженерия, </w:t>
       </w:r>
       <w:r>
         <w:rPr>
@@ -5480,8 +4398,8 @@
       </w:tblGrid>
       <w:tr>
         <w:trPr>
+          <w:cantSplit/>
           <w:trHeight w:val="723"/>
-          <w:cantSplit/>
         </w:trPr>
         <w:tc>
           <w:tcPr>
@@ -5497,7 +4415,7 @@
           </w:tcPr>
           <w:p>
             <w:pPr>
-              <w:spacing w:after="0" w:line="240" w:lineRule="auto" w:before="0"/>
+              <w:spacing w:after="0" w:line="240" w:lineRule="auto"/>
               <w:jc w:val="center"/>
               <w:rPr>
                 <w:rFonts w:ascii="Times New Roman" w:eastAsia="Times New Roman" w:hAnsi="Times New Roman" w:cs="Times New Roman"/>
@@ -5530,7 +4448,7 @@
           </w:tcPr>
           <w:p>
             <w:pPr>
-              <w:spacing w:after="0" w:line="240" w:lineRule="auto" w:before="0"/>
+              <w:spacing w:after="0" w:line="240" w:lineRule="auto"/>
               <w:jc w:val="center"/>
               <w:rPr>
                 <w:rFonts w:ascii="Times New Roman" w:eastAsia="Times New Roman" w:hAnsi="Times New Roman" w:cs="Times New Roman"/>
@@ -5549,7 +4467,7 @@
           </w:p>
           <w:p>
             <w:pPr>
-              <w:spacing w:after="0" w:line="240" w:lineRule="auto" w:before="0"/>
+              <w:spacing w:after="0" w:line="240" w:lineRule="auto"/>
               <w:jc w:val="center"/>
               <w:rPr>
                 <w:rFonts w:ascii="Times New Roman" w:eastAsia="Times New Roman" w:hAnsi="Times New Roman" w:cs="Times New Roman"/>
@@ -5581,7 +4499,7 @@
           </w:tcPr>
           <w:p>
             <w:pPr>
-              <w:spacing w:after="0" w:line="240" w:lineRule="auto" w:before="0"/>
+              <w:spacing w:after="0" w:line="240" w:lineRule="auto"/>
               <w:jc w:val="center"/>
               <w:rPr>
                 <w:rFonts w:ascii="Times New Roman" w:eastAsia="Times New Roman" w:hAnsi="Times New Roman" w:cs="Times New Roman"/>
@@ -5613,7 +4531,7 @@
           </w:tcPr>
           <w:p>
             <w:pPr>
-              <w:spacing w:after="0" w:line="240" w:lineRule="auto" w:before="0"/>
+              <w:spacing w:after="0" w:line="240" w:lineRule="auto"/>
               <w:jc w:val="center"/>
               <w:rPr>
                 <w:rFonts w:ascii="Times New Roman" w:eastAsia="Times New Roman" w:hAnsi="Times New Roman" w:cs="Times New Roman"/>
@@ -5634,8 +4552,8 @@
       </w:tr>
       <w:tr>
         <w:trPr>
+          <w:cantSplit/>
           <w:trHeight w:val="1426"/>
-          <w:cantSplit/>
         </w:trPr>
         <w:tc>
           <w:tcPr>
@@ -5649,7 +4567,7 @@
           </w:tcPr>
           <w:p>
             <w:pPr>
-              <w:spacing w:after="0" w:line="240" w:lineRule="auto" w:before="0"/>
+              <w:spacing w:after="0" w:line="240" w:lineRule="auto"/>
               <w:rPr>
                 <w:rFonts w:ascii="Times New Roman" w:eastAsia="Times New Roman" w:hAnsi="Times New Roman" w:cs="Times New Roman"/>
               </w:rPr>
@@ -5675,7 +4593,7 @@
           </w:tcPr>
           <w:p>
             <w:pPr>
-              <w:spacing w:after="0" w:line="240" w:lineRule="auto" w:before="0"/>
+              <w:spacing w:after="0" w:line="240" w:lineRule="auto"/>
               <w:rPr>
                 <w:rFonts w:ascii="Times New Roman" w:eastAsia="Times New Roman" w:hAnsi="Times New Roman" w:cs="Times New Roman"/>
               </w:rPr>
@@ -5702,7 +4620,7 @@
           </w:tcPr>
           <w:p>
             <w:pPr>
-              <w:spacing w:after="0" w:line="240" w:lineRule="auto" w:before="0"/>
+              <w:spacing w:after="0" w:line="240" w:lineRule="auto"/>
               <w:rPr>
                 <w:rFonts w:ascii="Times New Roman" w:eastAsia="Times New Roman" w:hAnsi="Times New Roman" w:cs="Times New Roman"/>
               </w:rPr>
@@ -5736,7 +4654,7 @@
           </w:tcPr>
           <w:p>
             <w:pPr>
-              <w:spacing w:after="0" w:line="240" w:lineRule="auto" w:before="0"/>
+              <w:spacing w:after="0" w:line="240" w:lineRule="auto"/>
               <w:rPr>
                 <w:rFonts w:ascii="Times New Roman" w:eastAsia="Times New Roman" w:hAnsi="Times New Roman" w:cs="Times New Roman"/>
               </w:rPr>
@@ -5746,8 +4664,8 @@
       </w:tr>
       <w:tr>
         <w:trPr>
+          <w:cantSplit/>
           <w:trHeight w:val="3403"/>
-          <w:cantSplit/>
         </w:trPr>
         <w:tc>
           <w:tcPr>
@@ -5761,7 +4679,7 @@
           </w:tcPr>
           <w:p>
             <w:pPr>
-              <w:spacing w:after="0" w:line="240" w:lineRule="auto" w:before="0"/>
+              <w:spacing w:after="0" w:line="240" w:lineRule="auto"/>
               <w:rPr>
                 <w:rFonts w:ascii="Times New Roman" w:eastAsia="Times New Roman" w:hAnsi="Times New Roman" w:cs="Times New Roman"/>
               </w:rPr>
@@ -5787,7 +4705,7 @@
           </w:tcPr>
           <w:p>
             <w:pPr>
-              <w:spacing w:after="0" w:line="240" w:lineRule="auto" w:before="0"/>
+              <w:spacing w:after="0" w:line="240" w:lineRule="auto"/>
               <w:rPr>
                 <w:rFonts w:ascii="Times New Roman" w:eastAsia="Times New Roman" w:hAnsi="Times New Roman" w:cs="Times New Roman"/>
               </w:rPr>
@@ -5814,7 +4732,7 @@
           </w:tcPr>
           <w:p>
             <w:pPr>
-              <w:spacing w:after="0" w:line="240" w:lineRule="auto" w:before="0"/>
+              <w:spacing w:after="0" w:line="240" w:lineRule="auto"/>
               <w:rPr>
                 <w:rFonts w:ascii="Times New Roman" w:hAnsi="Times New Roman" w:cs="Times New Roman"/>
               </w:rPr>
@@ -5829,7 +4747,7 @@
           </w:p>
           <w:p>
             <w:pPr>
-              <w:spacing w:after="0" w:line="240" w:lineRule="auto" w:before="0"/>
+              <w:spacing w:after="0" w:line="240" w:lineRule="auto"/>
               <w:rPr>
                 <w:rFonts w:ascii="Times New Roman" w:hAnsi="Times New Roman" w:cs="Times New Roman"/>
               </w:rPr>
@@ -5848,7 +4766,7 @@
           </w:tcPr>
           <w:p>
             <w:pPr>
-              <w:spacing w:after="0" w:line="240" w:lineRule="auto" w:before="0"/>
+              <w:spacing w:after="0" w:line="240" w:lineRule="auto"/>
               <w:rPr>
                 <w:rFonts w:ascii="Times New Roman" w:eastAsia="Times New Roman" w:hAnsi="Times New Roman" w:cs="Times New Roman"/>
               </w:rPr>
@@ -5858,8 +4776,8 @@
       </w:tr>
       <w:tr>
         <w:trPr>
+          <w:cantSplit/>
           <w:trHeight w:val="840"/>
-          <w:cantSplit/>
         </w:trPr>
         <w:tc>
           <w:tcPr>
@@ -5873,7 +4791,7 @@
           </w:tcPr>
           <w:p>
             <w:pPr>
-              <w:spacing w:after="0" w:line="240" w:lineRule="auto" w:before="0"/>
+              <w:spacing w:after="0" w:line="240" w:lineRule="auto"/>
               <w:rPr>
                 <w:rFonts w:ascii="Times New Roman" w:eastAsia="Times New Roman" w:hAnsi="Times New Roman" w:cs="Times New Roman"/>
               </w:rPr>
@@ -5899,7 +4817,7 @@
           </w:tcPr>
           <w:p>
             <w:pPr>
-              <w:spacing w:after="0" w:line="240" w:lineRule="auto" w:before="0"/>
+              <w:spacing w:after="0" w:line="240" w:lineRule="auto"/>
               <w:rPr>
                 <w:rFonts w:ascii="Times New Roman" w:eastAsia="Times New Roman" w:hAnsi="Times New Roman" w:cs="Times New Roman"/>
               </w:rPr>
@@ -5927,7 +4845,7 @@
           </w:tcPr>
           <w:p>
             <w:pPr>
-              <w:spacing w:after="0" w:line="240" w:lineRule="auto" w:before="0"/>
+              <w:spacing w:after="0" w:line="240" w:lineRule="auto"/>
               <w:rPr>
                 <w:rFonts w:ascii="Times New Roman" w:hAnsi="Times New Roman" w:cs="Times New Roman"/>
               </w:rPr>
@@ -5954,7 +4872,7 @@
           </w:tcPr>
           <w:p>
             <w:pPr>
-              <w:spacing w:after="0" w:line="240" w:lineRule="auto" w:before="0"/>
+              <w:spacing w:after="0" w:line="240" w:lineRule="auto"/>
               <w:rPr>
                 <w:rFonts w:ascii="Times New Roman" w:eastAsia="Times New Roman" w:hAnsi="Times New Roman" w:cs="Times New Roman"/>
               </w:rPr>
@@ -5978,7 +4896,7 @@
           </w:tcPr>
           <w:p>
             <w:pPr>
-              <w:spacing w:after="0" w:line="240" w:lineRule="auto" w:before="0"/>
+              <w:spacing w:after="0" w:line="240" w:lineRule="auto"/>
               <w:rPr>
                 <w:rFonts w:ascii="Times New Roman" w:eastAsia="Times New Roman" w:hAnsi="Times New Roman" w:cs="Times New Roman"/>
               </w:rPr>
@@ -6004,7 +4922,7 @@
           </w:tcPr>
           <w:p>
             <w:pPr>
-              <w:spacing w:after="0" w:line="240" w:lineRule="auto" w:before="0"/>
+              <w:spacing w:after="0" w:line="240" w:lineRule="auto"/>
               <w:rPr>
                 <w:rFonts w:ascii="Times New Roman" w:eastAsia="Times New Roman" w:hAnsi="Times New Roman" w:cs="Times New Roman"/>
               </w:rPr>
@@ -6032,7 +4950,7 @@
           </w:tcPr>
           <w:p>
             <w:pPr>
-              <w:spacing w:after="0" w:line="240" w:lineRule="auto" w:before="0"/>
+              <w:spacing w:after="0" w:line="240" w:lineRule="auto"/>
               <w:rPr>
                 <w:rFonts w:ascii="Times New Roman" w:hAnsi="Times New Roman" w:cs="Times New Roman"/>
               </w:rPr>
@@ -6059,7 +4977,7 @@
           </w:tcPr>
           <w:p>
             <w:pPr>
-              <w:spacing w:after="0" w:line="240" w:lineRule="auto" w:before="0"/>
+              <w:spacing w:after="0" w:line="240" w:lineRule="auto"/>
               <w:rPr>
                 <w:rFonts w:ascii="Times New Roman" w:eastAsia="Times New Roman" w:hAnsi="Times New Roman" w:cs="Times New Roman"/>
               </w:rPr>
@@ -6069,8 +4987,8 @@
       </w:tr>
       <w:tr>
         <w:trPr>
+          <w:cantSplit/>
           <w:trHeight w:val="1427"/>
-          <w:cantSplit/>
         </w:trPr>
         <w:tc>
           <w:tcPr>
@@ -6084,7 +5002,7 @@
           </w:tcPr>
           <w:p>
             <w:pPr>
-              <w:spacing w:after="0" w:line="240" w:lineRule="auto" w:before="0"/>
+              <w:spacing w:after="0" w:line="240" w:lineRule="auto"/>
               <w:rPr>
                 <w:rFonts w:ascii="Times New Roman" w:eastAsia="Times New Roman" w:hAnsi="Times New Roman" w:cs="Times New Roman"/>
               </w:rPr>
@@ -6111,7 +5029,7 @@
           </w:tcPr>
           <w:p>
             <w:pPr>
-              <w:spacing w:after="0" w:line="240" w:lineRule="auto" w:before="0"/>
+              <w:spacing w:after="0" w:line="240" w:lineRule="auto"/>
               <w:rPr>
                 <w:rFonts w:ascii="Times New Roman" w:eastAsia="Times New Roman" w:hAnsi="Times New Roman" w:cs="Times New Roman"/>
               </w:rPr>
@@ -6139,7 +5057,7 @@
           </w:tcPr>
           <w:p>
             <w:pPr>
-              <w:spacing w:after="0" w:line="240" w:lineRule="auto" w:before="0"/>
+              <w:spacing w:after="0" w:line="240" w:lineRule="auto"/>
               <w:rPr>
                 <w:rFonts w:ascii="Times New Roman" w:hAnsi="Times New Roman" w:cs="Times New Roman"/>
               </w:rPr>
@@ -6149,22 +5067,7 @@
                 <w:rFonts w:ascii="Times New Roman" w:hAnsi="Times New Roman" w:cs="Times New Roman"/>
                 <w:sz w:val="20"/>
               </w:rPr>
-              <w:t>Представление руководителю практики материала согласно содержанию вышеуказанного этапа, реализуемого на 5-9 неделях практики</w:t>
-            </w:r>
-            <w:proofErr w:type="gramStart"/>
-            <w:r>
-              <w:rPr>
-                <w:rFonts w:ascii="Times New Roman" w:hAnsi="Times New Roman" w:cs="Times New Roman"/>
-                <w:sz w:val="20"/>
-              </w:rPr>
-            </w:r>
-            <w:proofErr w:type="gramEnd"/>
-            <w:r>
-              <w:rPr>
-                <w:rFonts w:ascii="Times New Roman" w:hAnsi="Times New Roman" w:cs="Times New Roman"/>
-                <w:sz w:val="20"/>
-              </w:rPr>
-              <w:t>; а также иного ранее непредставленного материала предыдущих этапов практики в случае наличия отметок о невыполнении</w:t>
+              <w:t>Представление руководителю практики материала согласно содержанию вышеуказанного этапа, реализуемого на 5-9 неделях практики; а также иного ранее непредставленного материала предыдущих этапов практики в случае наличия отметок о невыполнении</w:t>
             </w:r>
           </w:p>
         </w:tc>
@@ -6181,7 +5084,7 @@
           </w:tcPr>
           <w:p>
             <w:pPr>
-              <w:spacing w:after="0" w:line="240" w:lineRule="auto" w:before="0"/>
+              <w:spacing w:after="0" w:line="240" w:lineRule="auto"/>
               <w:rPr>
                 <w:rFonts w:ascii="Times New Roman" w:eastAsia="Times New Roman" w:hAnsi="Times New Roman" w:cs="Times New Roman"/>
               </w:rPr>
@@ -6205,7 +5108,7 @@
           </w:tcPr>
           <w:p>
             <w:pPr>
-              <w:spacing w:after="0" w:line="240" w:lineRule="auto" w:before="0"/>
+              <w:spacing w:after="0" w:line="240" w:lineRule="auto"/>
               <w:rPr>
                 <w:rFonts w:ascii="Times New Roman" w:eastAsia="Times New Roman" w:hAnsi="Times New Roman" w:cs="Times New Roman"/>
               </w:rPr>
@@ -6231,7 +5134,7 @@
           </w:tcPr>
           <w:p>
             <w:pPr>
-              <w:spacing w:after="0" w:line="240" w:lineRule="auto" w:before="0"/>
+              <w:spacing w:after="0" w:line="240" w:lineRule="auto"/>
               <w:rPr>
                 <w:rFonts w:ascii="Times New Roman" w:eastAsia="Times New Roman" w:hAnsi="Times New Roman" w:cs="Times New Roman"/>
               </w:rPr>
@@ -6246,7 +5149,7 @@
           </w:p>
           <w:p>
             <w:pPr>
-              <w:spacing w:after="0" w:line="240" w:lineRule="auto" w:before="0"/>
+              <w:spacing w:after="0" w:line="240" w:lineRule="auto"/>
               <w:rPr>
                 <w:rFonts w:ascii="Times New Roman" w:eastAsia="Times New Roman" w:hAnsi="Times New Roman" w:cs="Times New Roman"/>
               </w:rPr>
@@ -6274,7 +5177,7 @@
           </w:tcPr>
           <w:p>
             <w:pPr>
-              <w:spacing w:after="0" w:line="240" w:lineRule="auto" w:before="0"/>
+              <w:spacing w:after="0" w:line="240" w:lineRule="auto"/>
               <w:rPr>
                 <w:rFonts w:ascii="Times New Roman" w:hAnsi="Times New Roman" w:cs="Times New Roman"/>
               </w:rPr>
@@ -6301,7 +5204,7 @@
           </w:tcPr>
           <w:p>
             <w:pPr>
-              <w:spacing w:after="0" w:line="240" w:lineRule="auto" w:before="0"/>
+              <w:spacing w:after="0" w:line="240" w:lineRule="auto"/>
               <w:rPr>
                 <w:rFonts w:ascii="Times New Roman" w:eastAsia="Times New Roman" w:hAnsi="Times New Roman" w:cs="Times New Roman"/>
               </w:rPr>
@@ -6311,8 +5214,8 @@
       </w:tr>
       <w:tr>
         <w:trPr>
+          <w:cantSplit/>
           <w:trHeight w:val="1288"/>
-          <w:cantSplit/>
         </w:trPr>
         <w:tc>
           <w:tcPr>
@@ -6326,7 +5229,7 @@
           </w:tcPr>
           <w:p>
             <w:pPr>
-              <w:spacing w:after="0" w:line="240" w:lineRule="auto" w:before="0"/>
+              <w:spacing w:after="0" w:line="240" w:lineRule="auto"/>
               <w:rPr>
                 <w:rFonts w:ascii="Times New Roman" w:eastAsia="Times New Roman" w:hAnsi="Times New Roman" w:cs="Times New Roman"/>
               </w:rPr>
@@ -6352,7 +5255,7 @@
           </w:tcPr>
           <w:p>
             <w:pPr>
-              <w:spacing w:after="0" w:line="240" w:lineRule="auto" w:before="0"/>
+              <w:spacing w:after="0" w:line="240" w:lineRule="auto"/>
               <w:rPr>
                 <w:rFonts w:ascii="Times New Roman" w:eastAsia="Times New Roman" w:hAnsi="Times New Roman" w:cs="Times New Roman"/>
               </w:rPr>
@@ -6380,7 +5283,7 @@
           </w:tcPr>
           <w:p>
             <w:pPr>
-              <w:spacing w:after="0" w:line="240" w:lineRule="auto" w:before="0"/>
+              <w:spacing w:after="0" w:line="240" w:lineRule="auto"/>
               <w:rPr>
                 <w:rFonts w:ascii="Times New Roman" w:hAnsi="Times New Roman" w:cs="Times New Roman"/>
               </w:rPr>
@@ -6390,22 +5293,7 @@
                 <w:rFonts w:ascii="Times New Roman" w:hAnsi="Times New Roman" w:cs="Times New Roman"/>
                 <w:sz w:val="20"/>
               </w:rPr>
-              <w:t>Представление руководителю практики материала согласно содержанию вышеуказанного этапа, реализуемого на 10-12 неделях практики</w:t>
-            </w:r>
-            <w:proofErr w:type="gramStart"/>
-            <w:r>
-              <w:rPr>
-                <w:rFonts w:ascii="Times New Roman" w:hAnsi="Times New Roman" w:cs="Times New Roman"/>
-                <w:sz w:val="20"/>
-              </w:rPr>
-            </w:r>
-            <w:proofErr w:type="gramEnd"/>
-            <w:r>
-              <w:rPr>
-                <w:rFonts w:ascii="Times New Roman" w:hAnsi="Times New Roman" w:cs="Times New Roman"/>
-                <w:sz w:val="20"/>
-              </w:rPr>
-              <w:t>; а также иного ранее непредставленного материала предыдущих этапов практики в случае наличия отметок о невыполнении</w:t>
+              <w:t>Представление руководителю практики материала согласно содержанию вышеуказанного этапа, реализуемого на 10-12 неделях практики; а также иного ранее непредставленного материала предыдущих этапов практики в случае наличия отметок о невыполнении</w:t>
             </w:r>
           </w:p>
         </w:tc>
@@ -6422,7 +5310,7 @@
           </w:tcPr>
           <w:p>
             <w:pPr>
-              <w:spacing w:after="0" w:line="240" w:lineRule="auto" w:before="0"/>
+              <w:spacing w:after="0" w:line="240" w:lineRule="auto"/>
               <w:rPr>
                 <w:rFonts w:ascii="Times New Roman" w:eastAsia="Times New Roman" w:hAnsi="Times New Roman" w:cs="Times New Roman"/>
               </w:rPr>
@@ -6446,7 +5334,7 @@
           </w:tcPr>
           <w:p>
             <w:pPr>
-              <w:spacing w:after="0" w:line="240" w:lineRule="auto" w:before="0"/>
+              <w:spacing w:after="0" w:line="240" w:lineRule="auto"/>
               <w:rPr>
                 <w:rFonts w:ascii="Times New Roman" w:eastAsia="Times New Roman" w:hAnsi="Times New Roman" w:cs="Times New Roman"/>
               </w:rPr>
@@ -6472,7 +5360,7 @@
           </w:tcPr>
           <w:p>
             <w:pPr>
-              <w:spacing w:after="0" w:line="240" w:lineRule="auto" w:before="0"/>
+              <w:spacing w:after="0" w:line="240" w:lineRule="auto"/>
               <w:rPr>
                 <w:rFonts w:ascii="Times New Roman" w:eastAsia="Times New Roman" w:hAnsi="Times New Roman" w:cs="Times New Roman"/>
               </w:rPr>
@@ -6487,7 +5375,7 @@
           </w:p>
           <w:p>
             <w:pPr>
-              <w:spacing w:after="0" w:line="240" w:lineRule="auto" w:before="0"/>
+              <w:spacing w:after="0" w:line="240" w:lineRule="auto"/>
               <w:rPr>
                 <w:rFonts w:ascii="Times New Roman" w:eastAsia="Times New Roman" w:hAnsi="Times New Roman" w:cs="Times New Roman"/>
               </w:rPr>
@@ -6515,7 +5403,7 @@
           </w:tcPr>
           <w:p>
             <w:pPr>
-              <w:spacing w:after="0" w:line="240" w:lineRule="auto" w:before="0"/>
+              <w:spacing w:after="0" w:line="240" w:lineRule="auto"/>
               <w:rPr>
                 <w:rFonts w:ascii="Times New Roman" w:hAnsi="Times New Roman" w:cs="Times New Roman"/>
               </w:rPr>
@@ -6542,7 +5430,7 @@
           </w:tcPr>
           <w:p>
             <w:pPr>
-              <w:spacing w:after="0" w:line="240" w:lineRule="auto" w:before="0"/>
+              <w:spacing w:after="0" w:line="240" w:lineRule="auto"/>
               <w:rPr>
                 <w:rFonts w:ascii="Times New Roman" w:eastAsia="Times New Roman" w:hAnsi="Times New Roman" w:cs="Times New Roman"/>
               </w:rPr>
@@ -6552,8 +5440,8 @@
       </w:tr>
       <w:tr>
         <w:trPr>
+          <w:cantSplit/>
           <w:trHeight w:val="1278"/>
-          <w:cantSplit/>
         </w:trPr>
         <w:tc>
           <w:tcPr>
@@ -6567,7 +5455,7 @@
           </w:tcPr>
           <w:p>
             <w:pPr>
-              <w:spacing w:after="0" w:line="240" w:lineRule="auto" w:before="0"/>
+              <w:spacing w:after="0" w:line="240" w:lineRule="auto"/>
               <w:rPr>
                 <w:rFonts w:ascii="Times New Roman" w:eastAsia="Times New Roman" w:hAnsi="Times New Roman" w:cs="Times New Roman"/>
               </w:rPr>
@@ -6593,7 +5481,7 @@
           </w:tcPr>
           <w:p>
             <w:pPr>
-              <w:spacing w:after="0" w:line="240" w:lineRule="auto" w:before="0"/>
+              <w:spacing w:after="0" w:line="240" w:lineRule="auto"/>
               <w:rPr>
                 <w:rFonts w:ascii="Times New Roman" w:eastAsia="Times New Roman" w:hAnsi="Times New Roman" w:cs="Times New Roman"/>
               </w:rPr>
@@ -6621,7 +5509,7 @@
           </w:tcPr>
           <w:p>
             <w:pPr>
-              <w:spacing w:after="0" w:line="240" w:lineRule="auto" w:before="0"/>
+              <w:spacing w:after="0" w:line="240" w:lineRule="auto"/>
               <w:rPr>
                 <w:rFonts w:ascii="Times New Roman" w:hAnsi="Times New Roman" w:cs="Times New Roman"/>
               </w:rPr>
@@ -6631,23 +5519,7 @@
                 <w:rFonts w:ascii="Times New Roman" w:hAnsi="Times New Roman" w:cs="Times New Roman"/>
                 <w:sz w:val="20"/>
               </w:rPr>
-              <w:t xml:space="preserve">Представление руководителю практики материала согласно содержанию вышеуказанного этапа, реализуемого на </w:t>
-            </w:r>
-            <w:proofErr w:type="gramStart"/>
-            <w:r>
-              <w:rPr>
-                <w:rFonts w:ascii="Times New Roman" w:hAnsi="Times New Roman" w:cs="Times New Roman"/>
-                <w:sz w:val="20"/>
-              </w:rPr>
-              <w:t>13-15</w:t>
-            </w:r>
-            <w:proofErr w:type="gramEnd"/>
-            <w:r>
-              <w:rPr>
-                <w:rFonts w:ascii="Times New Roman" w:hAnsi="Times New Roman" w:cs="Times New Roman"/>
-                <w:sz w:val="20"/>
-              </w:rPr>
-              <w:t xml:space="preserve"> неделях практики; а также иного ранее непредставленного материала предыдущих этапов практики в случае наличия отметок о невыполнении</w:t>
+              <w:t>Представление руководителю практики материала согласно содержанию вышеуказанного этапа, реализуемого на 13-15 неделях практики; а также иного ранее непредставленного материала предыдущих этапов практики в случае наличия отметок о невыполнении</w:t>
             </w:r>
           </w:p>
         </w:tc>
@@ -6664,7 +5536,7 @@
           </w:tcPr>
           <w:p>
             <w:pPr>
-              <w:spacing w:after="0" w:line="240" w:lineRule="auto" w:before="0"/>
+              <w:spacing w:after="0" w:line="240" w:lineRule="auto"/>
               <w:rPr>
                 <w:rFonts w:ascii="Times New Roman" w:eastAsia="Times New Roman" w:hAnsi="Times New Roman" w:cs="Times New Roman"/>
               </w:rPr>
@@ -6688,7 +5560,7 @@
           </w:tcPr>
           <w:p>
             <w:pPr>
-              <w:spacing w:after="0" w:line="240" w:lineRule="auto" w:before="0"/>
+              <w:spacing w:after="0" w:line="240" w:lineRule="auto"/>
               <w:rPr>
                 <w:rFonts w:ascii="Times New Roman" w:eastAsia="Times New Roman" w:hAnsi="Times New Roman" w:cs="Times New Roman"/>
               </w:rPr>
@@ -6714,7 +5586,7 @@
           </w:tcPr>
           <w:p>
             <w:pPr>
-              <w:spacing w:after="0" w:line="240" w:lineRule="auto" w:before="0"/>
+              <w:spacing w:after="0" w:line="240" w:lineRule="auto"/>
               <w:rPr>
                 <w:rFonts w:ascii="Times New Roman" w:eastAsia="Times New Roman" w:hAnsi="Times New Roman" w:cs="Times New Roman"/>
               </w:rPr>
@@ -6741,7 +5613,7 @@
           </w:tcPr>
           <w:p>
             <w:pPr>
-              <w:spacing w:after="0" w:line="240" w:lineRule="auto" w:before="0"/>
+              <w:spacing w:after="0" w:line="240" w:lineRule="auto"/>
               <w:rPr>
                 <w:rFonts w:ascii="Times New Roman" w:hAnsi="Times New Roman" w:cs="Times New Roman"/>
               </w:rPr>
@@ -6768,7 +5640,7 @@
           </w:tcPr>
           <w:p>
             <w:pPr>
-              <w:spacing w:after="0" w:line="240" w:lineRule="auto" w:before="0"/>
+              <w:spacing w:after="0" w:line="240" w:lineRule="auto"/>
               <w:rPr>
                 <w:rFonts w:ascii="Times New Roman" w:eastAsia="Times New Roman" w:hAnsi="Times New Roman" w:cs="Times New Roman"/>
               </w:rPr>
@@ -6778,8 +5650,8 @@
       </w:tr>
       <w:tr>
         <w:trPr>
+          <w:cantSplit/>
           <w:trHeight w:val="591"/>
-          <w:cantSplit/>
         </w:trPr>
         <w:tc>
           <w:tcPr>
@@ -6793,7 +5665,7 @@
           </w:tcPr>
           <w:p>
             <w:pPr>
-              <w:spacing w:after="0" w:line="240" w:lineRule="auto" w:before="0"/>
+              <w:spacing w:after="0" w:line="240" w:lineRule="auto"/>
               <w:rPr>
                 <w:rFonts w:ascii="Times New Roman" w:eastAsia="Times New Roman" w:hAnsi="Times New Roman" w:cs="Times New Roman"/>
               </w:rPr>
@@ -6819,7 +5691,7 @@
           </w:tcPr>
           <w:p>
             <w:pPr>
-              <w:spacing w:after="0" w:line="240" w:lineRule="auto" w:before="0"/>
+              <w:spacing w:after="0" w:line="240" w:lineRule="auto"/>
               <w:rPr>
                 <w:rFonts w:ascii="Times New Roman" w:eastAsia="Times New Roman" w:hAnsi="Times New Roman" w:cs="Times New Roman"/>
               </w:rPr>
@@ -6846,7 +5718,7 @@
           </w:tcPr>
           <w:p>
             <w:pPr>
-              <w:spacing w:after="0" w:line="240" w:lineRule="auto" w:before="0"/>
+              <w:spacing w:after="0" w:line="240" w:lineRule="auto"/>
               <w:rPr>
                 <w:rFonts w:ascii="Times New Roman" w:hAnsi="Times New Roman" w:cs="Times New Roman"/>
               </w:rPr>
@@ -6874,7 +5746,7 @@
           </w:tcPr>
           <w:p>
             <w:pPr>
-              <w:spacing w:after="0" w:line="240" w:lineRule="auto" w:before="0"/>
+              <w:spacing w:after="0" w:line="240" w:lineRule="auto"/>
               <w:rPr>
                 <w:rFonts w:ascii="Times New Roman" w:eastAsia="Times New Roman" w:hAnsi="Times New Roman" w:cs="Times New Roman"/>
               </w:rPr>
@@ -6885,11 +5757,11 @@
     </w:tbl>
     <w:p>
       <w:pPr>
+        <w:keepNext/>
+        <w:spacing w:after="0" w:line="240" w:lineRule="auto"/>
         <w:jc w:val="both"/>
-        <w:keepNext/>
-        <w:spacing w:after="0" w:line="240" w:lineRule="auto" w:before="0"/>
         <w:rPr>
-          <w:rFonts w:ascii="Times New Roman" w:hAnsi="Times New Roman" w:eastAsia="Times New Roman" w:cs="Times New Roman"/>
+          <w:rFonts w:ascii="Times New Roman" w:eastAsia="Times New Roman" w:hAnsi="Times New Roman" w:cs="Times New Roman"/>
           <w:iCs/>
           <w:sz w:val="28"/>
           <w:szCs w:val="28"/>
@@ -6897,27 +5769,19 @@
       </w:pPr>
       <w:r>
         <w:rPr>
-          <w:rFonts w:ascii="Times New Roman" w:hAnsi="Times New Roman" w:eastAsia="Times New Roman" w:cs="Times New Roman"/>
+          <w:rFonts w:ascii="Times New Roman" w:eastAsia="Times New Roman" w:hAnsi="Times New Roman" w:cs="Times New Roman"/>
           <w:iCs/>
         </w:rPr>
         <w:tab/>
       </w:r>
       <w:r>
         <w:rPr>
-          <w:rFonts w:ascii="Times New Roman" w:hAnsi="Times New Roman" w:eastAsia="Times New Roman" w:cs="Times New Roman"/>
+          <w:rFonts w:ascii="Times New Roman" w:eastAsia="Times New Roman" w:hAnsi="Times New Roman" w:cs="Times New Roman"/>
           <w:iCs/>
           <w:sz w:val="28"/>
           <w:szCs w:val="28"/>
         </w:rPr>
-        <w:t xml:space="preserve">Содержание практики и планируемые результаты согласованы с руководителем практики от профильной организации</w:t>
-      </w:r>
-      <w:r>
-        <w:rPr>
-          <w:rFonts w:ascii="Times New Roman" w:hAnsi="Times New Roman" w:eastAsia="Times New Roman" w:cs="Times New Roman"/>
-          <w:iCs/>
-          <w:sz w:val="28"/>
-          <w:szCs w:val="28"/>
-        </w:rPr>
+        <w:t>Содержание практики и планируемые результаты согласованы с руководителем практики от профильной организации</w:t>
       </w:r>
     </w:p>
     <w:p>
@@ -6926,7 +5790,7 @@
         <w:tabs>
           <w:tab w:val="left" w:pos="3402"/>
         </w:tabs>
-        <w:spacing w:after="0" w:before="0" w:line="240" w:lineRule="auto"/>
+        <w:spacing w:after="0" w:line="240" w:lineRule="auto"/>
         <w:rPr>
           <w:rFonts w:ascii="Times New Roman" w:eastAsia="Times New Roman" w:hAnsi="Times New Roman" w:cs="Times New Roman"/>
           <w:bCs/>
@@ -6961,126 +5825,51 @@
           <w:szCs w:val="27"/>
         </w:rPr>
         <w:tab/>
-        <w:t>_________________/</w:t>
-      </w:r>
-      <w:r>
+        <w:t>_________________/Синицын А.В., ст. преподаватель/</w:t>
+      </w:r>
+    </w:p>
+    <w:p>
+      <w:pPr>
+        <w:keepNext/>
+        <w:tabs>
+          <w:tab w:val="left" w:pos="3402"/>
+        </w:tabs>
+        <w:spacing w:after="0" w:line="240" w:lineRule="auto"/>
         <w:rPr>
           <w:rFonts w:ascii="Times New Roman" w:eastAsia="Times New Roman" w:hAnsi="Times New Roman" w:cs="Times New Roman"/>
           <w:bCs/>
           <w:sz w:val="27"/>
           <w:szCs w:val="27"/>
         </w:rPr>
-        <w:t>Синицын А.В., ст. преподаватель/</w:t>
-      </w:r>
-    </w:p>
-    <w:p>
-      <w:pPr>
-        <w:spacing w:after="0" w:before="0" w:line="240" w:lineRule="auto"/>
-        <w:keepNext/>
-        <w:tabs>
-          <w:tab w:val="left" w:pos="3402" w:leader="none"/>
-        </w:tabs>
+      </w:pPr>
+      <w:r>
         <w:rPr>
-          <w:rFonts w:ascii="Times New Roman" w:hAnsi="Times New Roman" w:eastAsia="Times New Roman" w:cs="Times New Roman"/>
+          <w:rFonts w:ascii="Times New Roman" w:eastAsia="Times New Roman" w:hAnsi="Times New Roman" w:cs="Times New Roman"/>
           <w:bCs/>
           <w:sz w:val="27"/>
           <w:szCs w:val="27"/>
         </w:rPr>
-      </w:pPr>
+        <w:t>Руководитель практики от</w:t>
+      </w:r>
       <w:r>
         <w:rPr>
-          <w:rFonts w:ascii="Times New Roman" w:hAnsi="Times New Roman" w:eastAsia="Times New Roman" w:cs="Times New Roman"/>
-          <w:bCs/>
-          <w:sz w:val="27"/>
-          <w:szCs w:val="27"/>
-        </w:rPr>
-        <w:t xml:space="preserve">Руководитель практики от</w:t>
-      </w:r>
-      <w:r>
-        <w:rPr>
-          <w:rFonts w:ascii="Times New Roman" w:hAnsi="Times New Roman" w:eastAsia="Times New Roman" w:cs="Times New Roman"/>
+          <w:rFonts w:ascii="Times New Roman" w:eastAsia="Times New Roman" w:hAnsi="Times New Roman" w:cs="Times New Roman"/>
           <w:bCs/>
           <w:sz w:val="27"/>
           <w:szCs w:val="27"/>
         </w:rPr>
         <w:br/>
+        <w:t>профильной организации</w:t>
       </w:r>
       <w:r>
         <w:rPr>
-          <w:rFonts w:ascii="Times New Roman" w:hAnsi="Times New Roman" w:eastAsia="Times New Roman" w:cs="Times New Roman"/>
-          <w:bCs/>
-          <w:sz w:val="27"/>
-          <w:szCs w:val="27"/>
-        </w:rPr>
-        <w:t xml:space="preserve">профильной организации</w:t>
-      </w:r>
-      <w:r>
-        <w:rPr>
-          <w:rFonts w:ascii="Times New Roman" w:hAnsi="Times New Roman" w:eastAsia="Times New Roman" w:cs="Times New Roman"/>
+          <w:rFonts w:ascii="Times New Roman" w:eastAsia="Times New Roman" w:hAnsi="Times New Roman" w:cs="Times New Roman"/>
           <w:bCs/>
           <w:sz w:val="27"/>
           <w:szCs w:val="27"/>
         </w:rPr>
         <w:tab/>
-        <w:t xml:space="preserve">_________________/</w:t>
-      </w:r>
-      <w:r>
-        <w:rPr>
-          <w:rFonts w:ascii="Times New Roman" w:hAnsi="Times New Roman" w:eastAsia="Times New Roman" w:cs="Times New Roman"/>
-          <w:bCs/>
-          <w:sz w:val="27"/>
-          <w:szCs w:val="27"/>
-        </w:rPr>
-        <w:t>Жиркова М.И., директор департамента обеспечения качества</w:t>
-      </w:r>
-      <w:r>
-        <w:rPr>
-          <w:rFonts w:ascii="Times New Roman" w:hAnsi="Times New Roman" w:eastAsia="Times New Roman" w:cs="Times New Roman"/>
-          <w:bCs/>
-          <w:sz w:val="27"/>
-          <w:szCs w:val="27"/>
-        </w:rPr>
-      </w:r>
-      <w:r>
-        <w:rPr>
-          <w:rFonts w:ascii="Times New Roman" w:hAnsi="Times New Roman" w:eastAsia="Times New Roman" w:cs="Times New Roman"/>
-          <w:bCs/>
-          <w:sz w:val="27"/>
-          <w:szCs w:val="27"/>
-        </w:rPr>
-      </w:r>
-      <w:r>
-        <w:rPr>
-          <w:rFonts w:ascii="Times New Roman" w:hAnsi="Times New Roman" w:eastAsia="Times New Roman" w:cs="Times New Roman"/>
-          <w:bCs/>
-          <w:sz w:val="27"/>
-          <w:szCs w:val="27"/>
-        </w:rPr>
-      </w:r>
-      <w:r>
-        <w:rPr>
-          <w:rFonts w:ascii="Times New Roman" w:hAnsi="Times New Roman" w:eastAsia="Times New Roman" w:cs="Times New Roman"/>
-          <w:bCs/>
-          <w:sz w:val="26"/>
-          <w:szCs w:val="26"/>
-        </w:rPr>
-      </w:r>
-      <w:r>
-        <w:rPr>
-          <w:rFonts w:ascii="Times New Roman" w:hAnsi="Times New Roman" w:eastAsia="Times New Roman" w:cs="Times New Roman"/>
-          <w:bCs/>
-          <w:sz w:val="27"/>
-          <w:szCs w:val="27"/>
-        </w:rPr>
-        <w:t xml:space="preserve">/</w:t>
-      </w:r>
-      <w:r>
-        <w:rPr>
-          <w:rFonts w:ascii="Times New Roman" w:hAnsi="Times New Roman" w:eastAsia="Times New Roman" w:cs="Times New Roman"/>
-          <w:bCs/>
-          <w:sz w:val="27"/>
-          <w:szCs w:val="27"/>
-        </w:rPr>
+        <w:t>_________________/Жиркова М.И., директор департамента обеспечения качества/</w:t>
       </w:r>
     </w:p>
     <w:p>
@@ -7089,7 +5878,7 @@
         <w:tabs>
           <w:tab w:val="left" w:pos="3402"/>
         </w:tabs>
-        <w:spacing w:after="0" w:before="0" w:line="240" w:lineRule="auto"/>
+        <w:spacing w:after="0" w:line="240" w:lineRule="auto"/>
         <w:rPr>
           <w:rFonts w:ascii="Times New Roman" w:eastAsia="Times New Roman" w:hAnsi="Times New Roman" w:cs="Times New Roman"/>
           <w:bCs/>
@@ -7114,49 +5903,13 @@
           <w:szCs w:val="27"/>
         </w:rPr>
         <w:tab/>
-        <w:t>_________________/</w:t>
-      </w:r>
-      <w:r>
-        <w:rPr>
-          <w:rFonts w:ascii="Times New Roman" w:eastAsia="Times New Roman" w:hAnsi="Times New Roman" w:cs="Times New Roman"/>
-          <w:bCs/>
-          <w:sz w:val="27"/>
-          <w:szCs w:val="27"/>
-        </w:rPr>
-        <w:t>Лесовой К.Р.</w:t>
-      </w:r>
-      <w:proofErr w:type="gramStart"/>
-      <w:r>
-        <w:rPr>
-          <w:rFonts w:ascii="Times New Roman" w:eastAsia="Times New Roman" w:hAnsi="Times New Roman" w:cs="Times New Roman"/>
-          <w:bCs/>
-          <w:sz w:val="27"/>
-          <w:szCs w:val="27"/>
-        </w:rPr>
-      </w:r>
-      <w:r>
-        <w:rPr>
-          <w:rFonts w:ascii="Times New Roman" w:eastAsia="Times New Roman" w:hAnsi="Times New Roman" w:cs="Times New Roman"/>
-          <w:bCs/>
-          <w:sz w:val="27"/>
-          <w:szCs w:val="27"/>
-        </w:rPr>
-      </w:r>
-      <w:proofErr w:type="gramEnd"/>
-      <w:r>
-        <w:rPr>
-          <w:rFonts w:ascii="Times New Roman" w:eastAsia="Times New Roman" w:hAnsi="Times New Roman" w:cs="Times New Roman"/>
-          <w:bCs/>
-          <w:sz w:val="27"/>
-          <w:szCs w:val="27"/>
-        </w:rPr>
-        <w:t>/</w:t>
+        <w:t>_________________/Лесовой К.Р./</w:t>
       </w:r>
     </w:p>
     <w:p>
       <w:pPr>
         <w:keepNext/>
-        <w:spacing w:before="0" w:after="0" w:line="240" w:lineRule="auto"/>
+        <w:spacing w:after="0" w:line="240" w:lineRule="auto"/>
         <w:rPr>
           <w:rFonts w:ascii="Times New Roman" w:eastAsia="Times New Roman" w:hAnsi="Times New Roman" w:cs="Times New Roman"/>
         </w:rPr>
@@ -7177,7 +5930,7 @@
         <w:tabs>
           <w:tab w:val="left" w:pos="3402"/>
         </w:tabs>
-        <w:spacing w:after="0" w:before="0" w:line="240" w:lineRule="auto"/>
+        <w:spacing w:after="0" w:line="240" w:lineRule="auto"/>
         <w:rPr>
           <w:rFonts w:ascii="Times New Roman" w:eastAsia="Times New Roman" w:hAnsi="Times New Roman" w:cs="Times New Roman"/>
           <w:bCs/>
@@ -7192,7 +5945,6 @@
           <w:sz w:val="27"/>
           <w:szCs w:val="27"/>
         </w:rPr>
-        <w:lastRenderedPageBreak/>
         <w:t>Заведующий кафедрой</w:t>
       </w:r>
       <w:r>
@@ -7203,45 +5955,7 @@
           <w:szCs w:val="27"/>
         </w:rPr>
         <w:tab/>
-        <w:t>_________________/</w:t>
-      </w:r>
-      <w:proofErr w:type="spellStart"/>
-      <w:r>
-        <w:rPr>
-          <w:rFonts w:ascii="Times New Roman" w:eastAsia="Times New Roman" w:hAnsi="Times New Roman" w:cs="Times New Roman"/>
-          <w:bCs/>
-          <w:sz w:val="27"/>
-          <w:szCs w:val="27"/>
-        </w:rPr>
-        <w:t>Болбаков</w:t>
-      </w:r>
-      <w:proofErr w:type="spellEnd"/>
-      <w:r>
-        <w:rPr>
-          <w:rFonts w:ascii="Times New Roman" w:eastAsia="Times New Roman" w:hAnsi="Times New Roman" w:cs="Times New Roman"/>
-          <w:bCs/>
-          <w:sz w:val="27"/>
-          <w:szCs w:val="27"/>
-        </w:rPr>
-        <w:t xml:space="preserve"> Р.Г.</w:t>
-      </w:r>
-      <w:r>
-        <w:rPr>
-          <w:rFonts w:ascii="Times New Roman" w:eastAsia="Times New Roman" w:hAnsi="Times New Roman" w:cs="Times New Roman"/>
-          <w:bCs/>
-          <w:sz w:val="27"/>
-          <w:szCs w:val="27"/>
-        </w:rPr>
-        <w:t>, к.т.н.</w:t>
-      </w:r>
-      <w:r>
-        <w:rPr>
-          <w:rFonts w:ascii="Times New Roman" w:eastAsia="Times New Roman" w:hAnsi="Times New Roman" w:cs="Times New Roman"/>
-          <w:bCs/>
-          <w:sz w:val="27"/>
-          <w:szCs w:val="27"/>
-        </w:rPr>
-        <w:t>/</w:t>
+        <w:t>_________________/Болбаков Р.Г., к.т.н./</w:t>
       </w:r>
     </w:p>
     <w:p>
@@ -7257,10 +5971,10 @@
     <w:p>
       <w:pPr>
         <w:sectPr>
-          <w:headerReference w:type="default" r:id="rId8"/>
-          <w:footerReference w:type="default" r:id="rId12"/>
-          <w:headerReference w:type="first" r:id="rId13"/>
-          <w:footerReference w:type="first" r:id="rId14"/>
+          <w:headerReference w:type="default" r:id="rId10"/>
+          <w:footerReference w:type="default" r:id="rId11"/>
+          <w:headerReference w:type="first" r:id="rId12"/>
+          <w:footerReference w:type="first" r:id="rId13"/>
           <w:pgSz w:w="11906" w:h="16838"/>
           <w:pgMar w:top="1134" w:right="567" w:bottom="1134" w:left="1418" w:header="709" w:footer="709" w:gutter="0"/>
           <w:cols w:space="708"/>
@@ -7270,7 +5984,7 @@
     </w:p>
     <w:p>
       <w:pPr>
-        <w:pStyle w:val="GostNormal"/>
+        <w:pStyle w:val="a0"/>
         <w:pageBreakBefore/>
         <w:spacing w:after="360"/>
         <w:ind w:firstLine="0"/>
@@ -7281,27 +5995,622 @@
           <w:b/>
           <w:bCs/>
         </w:rPr>
-        <w:t xml:space="preserve">СОДЕРЖАНИЕ</w:t>
+        <w:lastRenderedPageBreak/>
+        <w:t>СОДЕРЖАНИЕ</w:t>
       </w:r>
     </w:p>
     <w:sdt>
       <w:sdtPr>
         <w:alias w:val="СОДЕРЖАНИЕ"/>
+        <w:id w:val="-2130378537"/>
       </w:sdtPr>
       <w:sdtContent>
         <w:p>
           <w:pPr>
-            <w:pStyle w:val="GostNormal"/>
+            <w:pStyle w:val="12"/>
+            <w:tabs>
+              <w:tab w:val="right" w:leader="dot" w:pos="9628"/>
+            </w:tabs>
+            <w:rPr>
+              <w:rFonts w:asciiTheme="minorHAnsi" w:eastAsiaTheme="minorEastAsia" w:hAnsiTheme="minorHAnsi" w:cstheme="minorBidi"/>
+              <w:noProof/>
+              <w:kern w:val="2"/>
+              <w:sz w:val="24"/>
+              <w:szCs w:val="24"/>
+              <w14:ligatures w14:val="standardContextual"/>
+            </w:rPr>
           </w:pPr>
           <w:r>
-            <w:fldChar w:fldCharType="begin" w:dirty="true"/>
-            <w:instrText xml:space="preserve">TOC \h \o "1-3"</w:instrText>
+            <w:fldChar w:fldCharType="begin"/>
+          </w:r>
+          <w:r>
+            <w:instrText>TOC \h \o "1-3"</w:instrText>
+          </w:r>
+          <w:r>
             <w:fldChar w:fldCharType="separate"/>
           </w:r>
+          <w:hyperlink w:anchor="_Toc242140135" w:history="1">
+            <w:r>
+              <w:rPr>
+                <w:rStyle w:val="af0"/>
+                <w:noProof/>
+              </w:rPr>
+              <w:t>ТЕРМИНЫ И ОПРЕДЕЛЕНИЯ</w:t>
+            </w:r>
+            <w:r>
+              <w:rPr>
+                <w:noProof/>
+              </w:rPr>
+              <w:tab/>
+            </w:r>
+            <w:r>
+              <w:rPr>
+                <w:noProof/>
+              </w:rPr>
+              <w:fldChar w:fldCharType="begin"/>
+            </w:r>
+            <w:r>
+              <w:rPr>
+                <w:noProof/>
+              </w:rPr>
+              <w:instrText xml:space="preserve"> PAGEREF _Toc242140135 \h </w:instrText>
+            </w:r>
+            <w:r>
+              <w:rPr>
+                <w:noProof/>
+              </w:rPr>
+            </w:r>
+            <w:r>
+              <w:rPr>
+                <w:noProof/>
+              </w:rPr>
+              <w:fldChar w:fldCharType="separate"/>
+            </w:r>
+            <w:r>
+              <w:rPr>
+                <w:noProof/>
+              </w:rPr>
+              <w:t>7</w:t>
+            </w:r>
+            <w:r>
+              <w:rPr>
+                <w:noProof/>
+              </w:rPr>
+              <w:fldChar w:fldCharType="end"/>
+            </w:r>
+          </w:hyperlink>
         </w:p>
         <w:p>
           <w:pPr>
-            <w:pStyle w:val="GostNormal"/>
+            <w:pStyle w:val="12"/>
+            <w:tabs>
+              <w:tab w:val="right" w:leader="dot" w:pos="9628"/>
+            </w:tabs>
+            <w:rPr>
+              <w:rFonts w:asciiTheme="minorHAnsi" w:eastAsiaTheme="minorEastAsia" w:hAnsiTheme="minorHAnsi" w:cstheme="minorBidi"/>
+              <w:noProof/>
+              <w:kern w:val="2"/>
+              <w:sz w:val="24"/>
+              <w:szCs w:val="24"/>
+              <w14:ligatures w14:val="standardContextual"/>
+            </w:rPr>
+          </w:pPr>
+          <w:hyperlink w:anchor="_Toc242140136" w:history="1">
+            <w:r>
+              <w:rPr>
+                <w:rStyle w:val="af0"/>
+                <w:noProof/>
+              </w:rPr>
+              <w:t>ПЕРЕЧЕНЬ СОКРАЩЕНИЙ И ОБОЗНАЧЕНИЙ</w:t>
+            </w:r>
+            <w:r>
+              <w:rPr>
+                <w:noProof/>
+              </w:rPr>
+              <w:tab/>
+            </w:r>
+            <w:r>
+              <w:rPr>
+                <w:noProof/>
+              </w:rPr>
+              <w:fldChar w:fldCharType="begin"/>
+            </w:r>
+            <w:r>
+              <w:rPr>
+                <w:noProof/>
+              </w:rPr>
+              <w:instrText xml:space="preserve"> PAGEREF _Toc242140136 \h </w:instrText>
+            </w:r>
+            <w:r>
+              <w:rPr>
+                <w:noProof/>
+              </w:rPr>
+            </w:r>
+            <w:r>
+              <w:rPr>
+                <w:noProof/>
+              </w:rPr>
+              <w:fldChar w:fldCharType="separate"/>
+            </w:r>
+            <w:r>
+              <w:rPr>
+                <w:noProof/>
+              </w:rPr>
+              <w:t>8</w:t>
+            </w:r>
+            <w:r>
+              <w:rPr>
+                <w:noProof/>
+              </w:rPr>
+              <w:fldChar w:fldCharType="end"/>
+            </w:r>
+          </w:hyperlink>
+        </w:p>
+        <w:p>
+          <w:pPr>
+            <w:pStyle w:val="12"/>
+            <w:tabs>
+              <w:tab w:val="right" w:leader="dot" w:pos="9628"/>
+            </w:tabs>
+            <w:rPr>
+              <w:rFonts w:asciiTheme="minorHAnsi" w:eastAsiaTheme="minorEastAsia" w:hAnsiTheme="minorHAnsi" w:cstheme="minorBidi"/>
+              <w:noProof/>
+              <w:kern w:val="2"/>
+              <w:sz w:val="24"/>
+              <w:szCs w:val="24"/>
+              <w14:ligatures w14:val="standardContextual"/>
+            </w:rPr>
+          </w:pPr>
+          <w:hyperlink w:anchor="_Toc242140137" w:history="1">
+            <w:r>
+              <w:rPr>
+                <w:rStyle w:val="af0"/>
+                <w:noProof/>
+              </w:rPr>
+              <w:t>ВВЕДЕНИЕ</w:t>
+            </w:r>
+            <w:r>
+              <w:rPr>
+                <w:noProof/>
+              </w:rPr>
+              <w:tab/>
+            </w:r>
+            <w:r>
+              <w:rPr>
+                <w:noProof/>
+              </w:rPr>
+              <w:fldChar w:fldCharType="begin"/>
+            </w:r>
+            <w:r>
+              <w:rPr>
+                <w:noProof/>
+              </w:rPr>
+              <w:instrText xml:space="preserve"> PAGEREF _Toc242140137 \h </w:instrText>
+            </w:r>
+            <w:r>
+              <w:rPr>
+                <w:noProof/>
+              </w:rPr>
+            </w:r>
+            <w:r>
+              <w:rPr>
+                <w:noProof/>
+              </w:rPr>
+              <w:fldChar w:fldCharType="separate"/>
+            </w:r>
+            <w:r>
+              <w:rPr>
+                <w:noProof/>
+              </w:rPr>
+              <w:t>9</w:t>
+            </w:r>
+            <w:r>
+              <w:rPr>
+                <w:noProof/>
+              </w:rPr>
+              <w:fldChar w:fldCharType="end"/>
+            </w:r>
+          </w:hyperlink>
+        </w:p>
+        <w:p>
+          <w:pPr>
+            <w:pStyle w:val="12"/>
+            <w:tabs>
+              <w:tab w:val="right" w:leader="dot" w:pos="9628"/>
+            </w:tabs>
+            <w:rPr>
+              <w:rFonts w:asciiTheme="minorHAnsi" w:eastAsiaTheme="minorEastAsia" w:hAnsiTheme="minorHAnsi" w:cstheme="minorBidi"/>
+              <w:noProof/>
+              <w:kern w:val="2"/>
+              <w:sz w:val="24"/>
+              <w:szCs w:val="24"/>
+              <w14:ligatures w14:val="standardContextual"/>
+            </w:rPr>
+          </w:pPr>
+          <w:hyperlink w:anchor="_Toc242140138" w:history="1">
+            <w:r>
+              <w:rPr>
+                <w:rStyle w:val="af0"/>
+                <w:noProof/>
+              </w:rPr>
+              <w:t>1 Анализ предметной области и технологий для выполнения работы</w:t>
+            </w:r>
+            <w:r>
+              <w:rPr>
+                <w:noProof/>
+              </w:rPr>
+              <w:tab/>
+            </w:r>
+            <w:r>
+              <w:rPr>
+                <w:noProof/>
+              </w:rPr>
+              <w:fldChar w:fldCharType="begin"/>
+            </w:r>
+            <w:r>
+              <w:rPr>
+                <w:noProof/>
+              </w:rPr>
+              <w:instrText xml:space="preserve"> PAGEREF _Toc242140138 \h </w:instrText>
+            </w:r>
+            <w:r>
+              <w:rPr>
+                <w:noProof/>
+              </w:rPr>
+            </w:r>
+            <w:r>
+              <w:rPr>
+                <w:noProof/>
+              </w:rPr>
+              <w:fldChar w:fldCharType="separate"/>
+            </w:r>
+            <w:r>
+              <w:rPr>
+                <w:noProof/>
+              </w:rPr>
+              <w:t>11</w:t>
+            </w:r>
+            <w:r>
+              <w:rPr>
+                <w:noProof/>
+              </w:rPr>
+              <w:fldChar w:fldCharType="end"/>
+            </w:r>
+          </w:hyperlink>
+        </w:p>
+        <w:p>
+          <w:pPr>
+            <w:pStyle w:val="24"/>
+            <w:tabs>
+              <w:tab w:val="right" w:leader="dot" w:pos="9628"/>
+            </w:tabs>
+            <w:rPr>
+              <w:rFonts w:asciiTheme="minorHAnsi" w:eastAsiaTheme="minorEastAsia" w:hAnsiTheme="minorHAnsi" w:cstheme="minorBidi"/>
+              <w:noProof/>
+              <w:kern w:val="2"/>
+              <w:sz w:val="24"/>
+              <w:szCs w:val="24"/>
+              <w14:ligatures w14:val="standardContextual"/>
+            </w:rPr>
+          </w:pPr>
+          <w:hyperlink w:anchor="_Toc242140139" w:history="1">
+            <w:r>
+              <w:rPr>
+                <w:rStyle w:val="af0"/>
+                <w:noProof/>
+              </w:rPr>
+              <w:t>1.1 Анализ предметной области</w:t>
+            </w:r>
+            <w:r>
+              <w:rPr>
+                <w:noProof/>
+              </w:rPr>
+              <w:tab/>
+            </w:r>
+            <w:r>
+              <w:rPr>
+                <w:noProof/>
+              </w:rPr>
+              <w:fldChar w:fldCharType="begin"/>
+            </w:r>
+            <w:r>
+              <w:rPr>
+                <w:noProof/>
+              </w:rPr>
+              <w:instrText xml:space="preserve"> PAGEREF _Toc242140139 \h </w:instrText>
+            </w:r>
+            <w:r>
+              <w:rPr>
+                <w:noProof/>
+              </w:rPr>
+            </w:r>
+            <w:r>
+              <w:rPr>
+                <w:noProof/>
+              </w:rPr>
+              <w:fldChar w:fldCharType="separate"/>
+            </w:r>
+            <w:r>
+              <w:rPr>
+                <w:noProof/>
+              </w:rPr>
+              <w:t>11</w:t>
+            </w:r>
+            <w:r>
+              <w:rPr>
+                <w:noProof/>
+              </w:rPr>
+              <w:fldChar w:fldCharType="end"/>
+            </w:r>
+          </w:hyperlink>
+        </w:p>
+        <w:p>
+          <w:pPr>
+            <w:pStyle w:val="24"/>
+            <w:tabs>
+              <w:tab w:val="right" w:leader="dot" w:pos="9628"/>
+            </w:tabs>
+            <w:rPr>
+              <w:rFonts w:asciiTheme="minorHAnsi" w:eastAsiaTheme="minorEastAsia" w:hAnsiTheme="minorHAnsi" w:cstheme="minorBidi"/>
+              <w:noProof/>
+              <w:kern w:val="2"/>
+              <w:sz w:val="24"/>
+              <w:szCs w:val="24"/>
+              <w14:ligatures w14:val="standardContextual"/>
+            </w:rPr>
+          </w:pPr>
+          <w:hyperlink w:anchor="_Toc242140140" w:history="1">
+            <w:r>
+              <w:rPr>
+                <w:rStyle w:val="af0"/>
+                <w:noProof/>
+              </w:rPr>
+              <w:t>1.2 Описание основного бизнес-процесса</w:t>
+            </w:r>
+            <w:r>
+              <w:rPr>
+                <w:noProof/>
+              </w:rPr>
+              <w:tab/>
+            </w:r>
+            <w:r>
+              <w:rPr>
+                <w:noProof/>
+              </w:rPr>
+              <w:fldChar w:fldCharType="begin"/>
+            </w:r>
+            <w:r>
+              <w:rPr>
+                <w:noProof/>
+              </w:rPr>
+              <w:instrText xml:space="preserve"> PAGEREF _Toc242140140 \h </w:instrText>
+            </w:r>
+            <w:r>
+              <w:rPr>
+                <w:noProof/>
+              </w:rPr>
+            </w:r>
+            <w:r>
+              <w:rPr>
+                <w:noProof/>
+              </w:rPr>
+              <w:fldChar w:fldCharType="separate"/>
+            </w:r>
+            <w:r>
+              <w:rPr>
+                <w:noProof/>
+              </w:rPr>
+              <w:t>14</w:t>
+            </w:r>
+            <w:r>
+              <w:rPr>
+                <w:noProof/>
+              </w:rPr>
+              <w:fldChar w:fldCharType="end"/>
+            </w:r>
+          </w:hyperlink>
+        </w:p>
+        <w:p>
+          <w:pPr>
+            <w:pStyle w:val="24"/>
+            <w:tabs>
+              <w:tab w:val="right" w:leader="dot" w:pos="9628"/>
+            </w:tabs>
+            <w:rPr>
+              <w:rFonts w:asciiTheme="minorHAnsi" w:eastAsiaTheme="minorEastAsia" w:hAnsiTheme="minorHAnsi" w:cstheme="minorBidi"/>
+              <w:noProof/>
+              <w:kern w:val="2"/>
+              <w:sz w:val="24"/>
+              <w:szCs w:val="24"/>
+              <w14:ligatures w14:val="standardContextual"/>
+            </w:rPr>
+          </w:pPr>
+          <w:hyperlink w:anchor="_Toc242140141" w:history="1">
+            <w:r>
+              <w:rPr>
+                <w:rStyle w:val="af0"/>
+                <w:noProof/>
+              </w:rPr>
+              <w:t>1.3 Средства реализации и система контроля версий</w:t>
+            </w:r>
+            <w:r>
+              <w:rPr>
+                <w:noProof/>
+              </w:rPr>
+              <w:tab/>
+            </w:r>
+            <w:r>
+              <w:rPr>
+                <w:noProof/>
+              </w:rPr>
+              <w:fldChar w:fldCharType="begin"/>
+            </w:r>
+            <w:r>
+              <w:rPr>
+                <w:noProof/>
+              </w:rPr>
+              <w:instrText xml:space="preserve"> PAGEREF _Toc242140141 \h </w:instrText>
+            </w:r>
+            <w:r>
+              <w:rPr>
+                <w:noProof/>
+              </w:rPr>
+            </w:r>
+            <w:r>
+              <w:rPr>
+                <w:noProof/>
+              </w:rPr>
+              <w:fldChar w:fldCharType="separate"/>
+            </w:r>
+            <w:r>
+              <w:rPr>
+                <w:noProof/>
+              </w:rPr>
+              <w:t>17</w:t>
+            </w:r>
+            <w:r>
+              <w:rPr>
+                <w:noProof/>
+              </w:rPr>
+              <w:fldChar w:fldCharType="end"/>
+            </w:r>
+          </w:hyperlink>
+        </w:p>
+        <w:p>
+          <w:pPr>
+            <w:pStyle w:val="12"/>
+            <w:tabs>
+              <w:tab w:val="right" w:leader="dot" w:pos="9628"/>
+            </w:tabs>
+            <w:rPr>
+              <w:rFonts w:asciiTheme="minorHAnsi" w:eastAsiaTheme="minorEastAsia" w:hAnsiTheme="minorHAnsi" w:cstheme="minorBidi"/>
+              <w:noProof/>
+              <w:kern w:val="2"/>
+              <w:sz w:val="24"/>
+              <w:szCs w:val="24"/>
+              <w14:ligatures w14:val="standardContextual"/>
+            </w:rPr>
+          </w:pPr>
+          <w:hyperlink w:anchor="_Toc242140142" w:history="1">
+            <w:r>
+              <w:rPr>
+                <w:rStyle w:val="af0"/>
+                <w:noProof/>
+              </w:rPr>
+              <w:t>СПИСОК ИСПОЛЬЗОВАННЫХ ИСТОЧНИКОВ</w:t>
+            </w:r>
+            <w:r>
+              <w:rPr>
+                <w:noProof/>
+              </w:rPr>
+              <w:tab/>
+            </w:r>
+            <w:r>
+              <w:rPr>
+                <w:noProof/>
+              </w:rPr>
+              <w:fldChar w:fldCharType="begin"/>
+            </w:r>
+            <w:r>
+              <w:rPr>
+                <w:noProof/>
+              </w:rPr>
+              <w:instrText xml:space="preserve"> PAGEREF _Toc242140142 \h </w:instrText>
+            </w:r>
+            <w:r>
+              <w:rPr>
+                <w:noProof/>
+              </w:rPr>
+            </w:r>
+            <w:r>
+              <w:rPr>
+                <w:noProof/>
+              </w:rPr>
+              <w:fldChar w:fldCharType="separate"/>
+            </w:r>
+            <w:r>
+              <w:rPr>
+                <w:noProof/>
+              </w:rPr>
+              <w:t>20</w:t>
+            </w:r>
+            <w:r>
+              <w:rPr>
+                <w:noProof/>
+              </w:rPr>
+              <w:fldChar w:fldCharType="end"/>
+            </w:r>
+          </w:hyperlink>
+        </w:p>
+        <w:p>
+          <w:pPr>
+            <w:pStyle w:val="12"/>
+            <w:tabs>
+              <w:tab w:val="right" w:leader="dot" w:pos="9628"/>
+            </w:tabs>
+            <w:rPr>
+              <w:rFonts w:asciiTheme="minorHAnsi" w:eastAsiaTheme="minorEastAsia" w:hAnsiTheme="minorHAnsi" w:cstheme="minorBidi"/>
+              <w:noProof/>
+              <w:kern w:val="2"/>
+              <w:sz w:val="24"/>
+              <w:szCs w:val="24"/>
+              <w14:ligatures w14:val="standardContextual"/>
+            </w:rPr>
+          </w:pPr>
+          <w:hyperlink w:anchor="_Toc242140143" w:history="1">
+            <w:r>
+              <w:rPr>
+                <w:rStyle w:val="af0"/>
+                <w:noProof/>
+              </w:rPr>
+              <w:t>ПРИЛОЖЕНИЕ А</w:t>
+            </w:r>
+            <w:r>
+              <w:rPr>
+                <w:noProof/>
+              </w:rPr>
+              <w:tab/>
+            </w:r>
+            <w:r>
+              <w:rPr>
+                <w:noProof/>
+              </w:rPr>
+              <w:fldChar w:fldCharType="begin"/>
+            </w:r>
+            <w:r>
+              <w:rPr>
+                <w:noProof/>
+              </w:rPr>
+              <w:instrText xml:space="preserve"> PAGEREF _Toc242140143 \h </w:instrText>
+            </w:r>
+            <w:r>
+              <w:rPr>
+                <w:noProof/>
+              </w:rPr>
+            </w:r>
+            <w:r>
+              <w:rPr>
+                <w:noProof/>
+              </w:rPr>
+              <w:fldChar w:fldCharType="separate"/>
+            </w:r>
+            <w:r>
+              <w:rPr>
+                <w:noProof/>
+              </w:rPr>
+              <w:t>24</w:t>
+            </w:r>
+            <w:r>
+              <w:rPr>
+                <w:noProof/>
+              </w:rPr>
+              <w:fldChar w:fldCharType="end"/>
+            </w:r>
+          </w:hyperlink>
+        </w:p>
+        <w:p>
+          <w:pPr>
+            <w:pStyle w:val="a0"/>
           </w:pPr>
           <w:r>
             <w:fldChar w:fldCharType="end"/>
@@ -7311,379 +6620,405 @@
     </w:sdt>
     <w:p>
       <w:pPr>
-        <w:pStyle w:val="Heading1"/>
+        <w:pStyle w:val="1"/>
         <w:ind w:firstLine="0"/>
         <w:jc w:val="center"/>
       </w:pPr>
-      <w:r>
-        <w:t xml:space="preserve">ТЕРМИНЫ И ОПРЕДЕЛЕНИЯ</w:t>
-      </w:r>
+      <w:bookmarkStart w:id="3" w:name="_Toc242140135"/>
+      <w:r>
+        <w:lastRenderedPageBreak/>
+        <w:t>ТЕРМИНЫ И ОПРЕДЕЛЕНИЯ</w:t>
+      </w:r>
+      <w:bookmarkEnd w:id="3"/>
     </w:p>
     <w:p>
       <w:pPr>
-        <w:pStyle w:val="GostNormal"/>
-      </w:pPr>
-      <w:r>
-        <w:t xml:space="preserve">В настоящем отчёте применяют следующие термины с соответствующими определениями.</w:t>
+        <w:pStyle w:val="a0"/>
+      </w:pPr>
+      <w:r>
+        <w:t>В настоящем отчёте применяют следующие термины с соответствующими определениями.</w:t>
       </w:r>
     </w:p>
     <w:p>
       <w:pPr>
-        <w:pStyle w:val="GostNormal"/>
-      </w:pPr>
-      <w:r>
-        <w:t xml:space="preserve">Каршеринг — сервис поминутной аренды легкового автомобиля, в котором бронирование, доступ к автомобилю и оплата выполняются клиентом самостоятельно через мобильное приложение</w:t>
+        <w:pStyle w:val="a0"/>
+      </w:pPr>
+      <w:r>
+        <w:t>Каршеринг — сервис поминутной аренды легкового автомобиля, в котором бронирование, доступ к автомобилю и оплата выполняются клиентом самостоятельно через мобильное приложение</w:t>
       </w:r>
     </w:p>
     <w:p>
       <w:pPr>
-        <w:pStyle w:val="GostNormal"/>
-      </w:pPr>
-      <w:r>
-        <w:t xml:space="preserve">Free-floating (свободное размещение) — модель каршеринга, при которой автомобиль можно взять и оставить в любом разрешённом месте внутри зоны обслуживания, без привязки к стоянкам</w:t>
+        <w:pStyle w:val="a0"/>
+      </w:pPr>
+      <w:r>
+        <w:t>Free-floating (свободное размещение) — модель каршеринга, при которой автомобиль можно взять и оставить в любом разрешённом месте внутри зоны обслуживания, без привязки к стоянкам</w:t>
       </w:r>
     </w:p>
     <w:p>
       <w:pPr>
-        <w:pStyle w:val="GostNormal"/>
-      </w:pPr>
-      <w:r>
-        <w:t xml:space="preserve">Телематический блок — бортовое устройство автомобиля, которое по командам оператора открывает и закрывает автомобиль, а также передаёт его координаты, пробег и уровень топлива</w:t>
+        <w:pStyle w:val="a0"/>
+      </w:pPr>
+      <w:r>
+        <w:t>Телематический блок — бортовое устройство автомобиля, которое по командам оператора открывает и закрывает автомобиль, а также передаёт его координаты, пробег и уровень топлива</w:t>
       </w:r>
     </w:p>
     <w:p>
       <w:pPr>
-        <w:pStyle w:val="GostNormal"/>
-      </w:pPr>
-      <w:r>
-        <w:t xml:space="preserve">Фотоосмотр — фотофиксация внешнего вида и салона автомобиля клиентом в начале и в конце аренды, заменяющая акт приёма-передачи</w:t>
+        <w:pStyle w:val="a0"/>
+      </w:pPr>
+      <w:r>
+        <w:t>Фотоосмотр — фотофиксация внешнего вида и салона автомобиля клиентом в начале и в конце аренды, заменяющая акт приёма-передачи</w:t>
       </w:r>
     </w:p>
     <w:p>
       <w:pPr>
-        <w:pStyle w:val="GostNormal"/>
-      </w:pPr>
-      <w:r>
-        <w:t xml:space="preserve">Зона завершения аренды — территория, внутри которой клиенту разрешено закончить аренду без доплаты</w:t>
+        <w:pStyle w:val="a0"/>
+      </w:pPr>
+      <w:r>
+        <w:t>Зона завершения аренды — территория, внутри которой клиенту разрешено закончить аренду без доплаты</w:t>
       </w:r>
     </w:p>
     <w:p>
       <w:pPr>
-        <w:pStyle w:val="Heading1"/>
+        <w:pStyle w:val="1"/>
         <w:ind w:firstLine="0"/>
         <w:jc w:val="center"/>
       </w:pPr>
-      <w:r>
-        <w:t xml:space="preserve">ПЕРЕЧЕНЬ СОКРАЩЕНИЙ И ОБОЗНАЧЕНИЙ</w:t>
-      </w:r>
+      <w:bookmarkStart w:id="4" w:name="_Toc242140136"/>
+      <w:r>
+        <w:lastRenderedPageBreak/>
+        <w:t>ПЕРЕЧЕНЬ СОКРАЩЕНИЙ И ОБОЗНАЧЕНИЙ</w:t>
+      </w:r>
+      <w:bookmarkEnd w:id="4"/>
     </w:p>
     <w:p>
       <w:pPr>
-        <w:pStyle w:val="GostNormal"/>
-      </w:pPr>
-      <w:r>
-        <w:t xml:space="preserve">В настоящем отчёте применяют следующие сокращения и обозначения.</w:t>
+        <w:pStyle w:val="a0"/>
+      </w:pPr>
+      <w:r>
+        <w:t>В настоящем отчёте применяют следующие сокращения и обозначения.</w:t>
       </w:r>
     </w:p>
     <w:p>
       <w:pPr>
-        <w:pStyle w:val="GostNormal"/>
-      </w:pPr>
-      <w:r>
-        <w:t xml:space="preserve">ДТП — дорожно-транспортное происшествие</w:t>
+        <w:pStyle w:val="a0"/>
+      </w:pPr>
+      <w:r>
+        <w:t>ДТП — дорожно-транспортное происшествие</w:t>
       </w:r>
     </w:p>
     <w:p>
       <w:pPr>
-        <w:pStyle w:val="GostNormal"/>
-      </w:pPr>
-      <w:r>
-        <w:t xml:space="preserve">ПДД — Правила дорожного движения</w:t>
+        <w:pStyle w:val="a0"/>
+      </w:pPr>
+      <w:r>
+        <w:t>ПДД — Правила дорожного движения</w:t>
       </w:r>
     </w:p>
     <w:p>
       <w:pPr>
-        <w:pStyle w:val="GostNormal"/>
-      </w:pPr>
-      <w:r>
-        <w:t xml:space="preserve">СУБД — система управления базами данных</w:t>
+        <w:pStyle w:val="a0"/>
+      </w:pPr>
+      <w:r>
+        <w:t>СУБД — система управления базами данных</w:t>
       </w:r>
     </w:p>
     <w:p>
       <w:pPr>
-        <w:pStyle w:val="GostNormal"/>
-      </w:pPr>
-      <w:r>
-        <w:t xml:space="preserve">IDE (Integrated Development Environment) — интегрированная среда разработки</w:t>
+        <w:pStyle w:val="a0"/>
+      </w:pPr>
+      <w:r>
+        <w:t>IDE (Integrated Development Environment) — интегрированная среда разработки</w:t>
       </w:r>
     </w:p>
     <w:p>
       <w:pPr>
-        <w:pStyle w:val="GostNormal"/>
-      </w:pPr>
-      <w:r>
-        <w:t xml:space="preserve">VCS (Version Control System) — система контроля версий</w:t>
+        <w:pStyle w:val="a0"/>
+      </w:pPr>
+      <w:r>
+        <w:t>VCS (Version Control System) — система контроля версий</w:t>
       </w:r>
     </w:p>
     <w:p>
       <w:pPr>
-        <w:pStyle w:val="Heading1"/>
+        <w:pStyle w:val="1"/>
         <w:ind w:firstLine="0"/>
         <w:jc w:val="center"/>
       </w:pPr>
-      <w:r>
-        <w:t xml:space="preserve">ВВЕДЕНИЕ</w:t>
-      </w:r>
+      <w:bookmarkStart w:id="5" w:name="_Toc242140137"/>
+      <w:r>
+        <w:lastRenderedPageBreak/>
+        <w:t>ВВЕДЕНИЕ</w:t>
+      </w:r>
+      <w:bookmarkEnd w:id="5"/>
     </w:p>
     <w:p>
       <w:pPr>
-        <w:pStyle w:val="GostNormal"/>
-      </w:pPr>
-      <w:r>
-        <w:t xml:space="preserve">Каршеринг, то есть поминутная аренда автомобиля, за десять лет стал заметной частью транспортной системы российских мегаполисов. В 2022 году Москва стала мировым лидером по размеру автопарка каршеринга, превысившему 30 тыс. единиц, а число пользователей сервиса превысило миллион человек [1]. По итогам 2024 года в столице совершено 53 млн поездок, а один автомобиль арендуют в среднем 5–6 раз в сутки [2].</w:t>
+        <w:pStyle w:val="a0"/>
+      </w:pPr>
+      <w:r>
+        <w:t>Каршеринг, то есть поминутная аренда автомобиля, за десять лет стал заметной частью транспортной системы российских мегаполисов. В 2022 году Москва стала мировым лидером по размеру автопарка каршеринга, превысившему 30 тыс. единиц, а число пользователей сервиса превысило миллион человек [1]. По итогам 2024 года в столице совершено 53 млн поездок, а один автомобиль арендуют в среднем 5–6 раз в сутки [2].</w:t>
       </w:r>
     </w:p>
     <w:p>
       <w:pPr>
-        <w:pStyle w:val="GostNormal"/>
-      </w:pPr>
-      <w:r>
-        <w:t xml:space="preserve">Клиент каршеринга проходит весь путь от бронирования до оплаты в мобильном приложении, однако часть операций по-прежнему держится на ручном труде сотрудников и на добросовестности пользователя. Состояние автомобиля фиксируется фотоотчётом, который клиент делает сам, а повреждения обнаруживаются и оспариваются уже после поездки, причём в одном из описанных случаев доказательством послужили фотографии, на которых нельзя было разобрать даже номер автомобиля [3]. Поэтому автоматизация процесса аренды автомобиля остаётся актуальной задачей.</w:t>
+        <w:pStyle w:val="a0"/>
+      </w:pPr>
+      <w:r>
+        <w:t>Клиент каршеринга проходит весь путь от бронирования до оплаты в мобильном приложении, однако часть операций по-прежнему держится на ручном труде сотрудников и на добросовестности пользователя. Состояние автомобиля фиксируется фотоотчётом, который клиент делает сам, а повреждения обнаруживаются и оспариваются уже после поездки, причём в одном из описанных случаев доказательством послужили фотографии, на которых нельзя было разобрать даже номер автомобиля [3]. Поэтому автоматизация процесса аренды автомобиля остаётся актуальной задачей.</w:t>
       </w:r>
     </w:p>
     <w:p>
       <w:pPr>
-        <w:pStyle w:val="GostNormal"/>
-      </w:pPr>
-      <w:r>
-        <w:t xml:space="preserve">Тема практики — «Каршеринг легковых автомобилей». Целью практики является разработка модели и программного прототипа для автоматизации процесса аренды автомобиля в каршеринге. Прототип представляет собой консольные приложения на языках Python и Java, работающие с реляционной базой данных.</w:t>
+        <w:pStyle w:val="a0"/>
+      </w:pPr>
+      <w:r>
+        <w:t>Тема практики — «Каршеринг легковых автомобилей». Целью практики является разработка модели и программного прототипа для автоматизации процесса аренды автомобиля в каршеринге. Прототип представляет собой консольные приложения на языках Python и Java, работающие с реляционной базой данных.</w:t>
       </w:r>
     </w:p>
     <w:p>
       <w:pPr>
-        <w:pStyle w:val="GostNormal"/>
-      </w:pPr>
-      <w:r>
-        <w:t xml:space="preserve">Для достижения цели необходимо решить следующие задачи:</w:t>
+        <w:pStyle w:val="a0"/>
+      </w:pPr>
+      <w:r>
+        <w:t>Для достижения цели необходимо решить следующие задачи:</w:t>
       </w:r>
     </w:p>
     <w:p>
       <w:pPr>
-        <w:pStyle w:val="ListParagraph"/>
+        <w:pStyle w:val="afc"/>
         <w:numPr>
           <w:ilvl w:val="0"/>
-          <w:numId w:val="1002"/>
+          <w:numId w:val="3"/>
         </w:numPr>
       </w:pPr>
       <w:r>
-        <w:t xml:space="preserve">освоить среду разработки и систему контроля версий, провести анализ предметной области, описать основной бизнес-процесс, сформировать список источников и выполнить перевод фрагмента иностранного источника;</w:t>
+        <w:t>освоить среду разработки и систему контроля версий, провести анализ предметной области, описать основной бизнес-процесс, сформировать список источников и выполнить перевод фрагмента иностранного источника;</w:t>
       </w:r>
     </w:p>
     <w:p>
       <w:pPr>
-        <w:pStyle w:val="ListParagraph"/>
+        <w:pStyle w:val="afc"/>
         <w:numPr>
           <w:ilvl w:val="0"/>
-          <w:numId w:val="1002"/>
+          <w:numId w:val="3"/>
         </w:numPr>
       </w:pPr>
       <w:r>
-        <w:t xml:space="preserve">построить модель основного бизнес-процесса в нотации, выявить автоматизируемые операции, разработать логическую модель данных и алгоритмы автоматизируемых операций, оценить их вычислительную сложность и реализовать их на языке Python средствами процедурного программирования;</w:t>
+        <w:t>построить модель основного бизнес-процесса в нотации, выявить автоматизируемые операции, разработать логическую модель данных и алгоритмы автоматизируемых операций, оценить их вычислительную сложность и реализовать их на языке Python средствами процедурного программирования;</w:t>
       </w:r>
     </w:p>
     <w:p>
       <w:pPr>
-        <w:pStyle w:val="ListParagraph"/>
+        <w:pStyle w:val="afc"/>
         <w:numPr>
           <w:ilvl w:val="0"/>
-          <w:numId w:val="1002"/>
+          <w:numId w:val="3"/>
         </w:numPr>
       </w:pPr>
       <w:r>
-        <w:t xml:space="preserve">спроектировать классы и реализовать решение на языке Java средствами объектно-ориентированного программирования, сопоставить две реализации, описать состав и роли команды разработки, оценить требования рынка труда и образовательные программы;</w:t>
+        <w:lastRenderedPageBreak/>
+        <w:t>спроектировать классы и реализовать решение на языке Java средствами объектно-ориентированного программирования, сопоставить две реализации, описать состав и роли команды разработки, оценить требования рынка труда и образовательные программы;</w:t>
       </w:r>
     </w:p>
     <w:p>
       <w:pPr>
-        <w:pStyle w:val="ListParagraph"/>
+        <w:pStyle w:val="afc"/>
         <w:numPr>
           <w:ilvl w:val="0"/>
-          <w:numId w:val="1002"/>
+          <w:numId w:val="3"/>
         </w:numPr>
       </w:pPr>
       <w:r>
-        <w:t xml:space="preserve">реализовать физическую модель данных в СУБД PostgreSQL, составить тестовые сценарии, выполнить тестирование и описать проектное решение;</w:t>
+        <w:t>реализовать физическую модель данных в СУБД PostgreSQL, составить тестовые сценарии, выполнить тестирование и описать проектное решение;</w:t>
       </w:r>
     </w:p>
     <w:p>
       <w:pPr>
-        <w:pStyle w:val="ListParagraph"/>
+        <w:pStyle w:val="afc"/>
         <w:numPr>
           <w:ilvl w:val="0"/>
-          <w:numId w:val="1002"/>
+          <w:numId w:val="3"/>
         </w:numPr>
       </w:pPr>
       <w:r>
-        <w:t xml:space="preserve">подготовить аннотацию и глоссарий основных терминов на английском языке и представить результаты работы на английском языке.</w:t>
+        <w:t>подготовить аннотацию и глоссарий основных терминов на английском языке и представить результаты работы на английском языке.</w:t>
       </w:r>
     </w:p>
     <w:p>
       <w:pPr>
-        <w:pStyle w:val="GostNormal"/>
-      </w:pPr>
-      <w:r>
-        <w:t xml:space="preserve">Объектом исследования является процесс аренды автомобиля в компании-операторе каршеринга.</w:t>
+        <w:pStyle w:val="a0"/>
+      </w:pPr>
+      <w:r>
+        <w:t>Объектом исследования является процесс аренды автомобиля в компании-операторе каршеринга.</w:t>
       </w:r>
     </w:p>
     <w:p>
       <w:pPr>
-        <w:pStyle w:val="GostNormal"/>
-      </w:pPr>
-      <w:r>
-        <w:t xml:space="preserve">Предметом исследования являются модели данных, алгоритмы и программные реализации на языках Python и Java, автоматизирующие операции процесса аренды автомобиля.</w:t>
+        <w:pStyle w:val="a0"/>
+      </w:pPr>
+      <w:r>
+        <w:t>Предметом исследования являются модели данных, алгоритмы и программные реализации на языках Python и Java, автоматизирующие операции процесса аренды автомобиля.</w:t>
       </w:r>
     </w:p>
     <w:p>
       <w:pPr>
-        <w:pStyle w:val="Heading1"/>
-      </w:pPr>
-      <w:r>
-        <w:t xml:space="preserve">1 Анализ предметной области и технологий для выполнения работы</w:t>
-      </w:r>
+        <w:pStyle w:val="1"/>
+      </w:pPr>
+      <w:bookmarkStart w:id="6" w:name="_Toc242140138"/>
+      <w:r>
+        <w:lastRenderedPageBreak/>
+        <w:t>1 Анализ предметной области и технологий для выполнения работы</w:t>
+      </w:r>
+      <w:bookmarkEnd w:id="6"/>
     </w:p>
     <w:p>
       <w:pPr>
-        <w:pStyle w:val="Heading2"/>
-      </w:pPr>
-      <w:r>
-        <w:t xml:space="preserve">1.1 Анализ предметной области</w:t>
-      </w:r>
+        <w:pStyle w:val="2"/>
+      </w:pPr>
+      <w:bookmarkStart w:id="7" w:name="_Toc242140139"/>
+      <w:r>
+        <w:t>1.1 Анализ предметной области</w:t>
+      </w:r>
+      <w:bookmarkEnd w:id="7"/>
     </w:p>
     <w:p>
       <w:pPr>
-        <w:pStyle w:val="GostNormal"/>
-      </w:pPr>
-      <w:r>
-        <w:t xml:space="preserve">Первой кооперативной формой такого сервиса считается швейцарская компания «Sefage», созданная в Цюрихе в 1948 году и проработавшая до 1998 года: она заложила принципы коллективного пользования автопарком, предварительного бронирования и оплаты по факту использования [4]. В 1970–1980-х годах в Европе появились экспериментальные проекты Witkar в Амстердаме, Procotip во Франции, Bilpoolen в Швеции и Green Cars в Великобритании. В 1987–1988 годах в Швейцарии и Германии были созданы компании, которые к концу 1990-х годов называли старейшими и крупнейшими операторами каршеринга, в 1991 году образована Европейская ассоциация каршеринга, а в 2000 году появились американская ZipCar и британская City Car Club [4].</w:t>
+        <w:pStyle w:val="a0"/>
+      </w:pPr>
+      <w:r>
+        <w:t>Первой кооперативной формой такого сервиса считается швейцарская компания «Sefage», созданная в Цюрихе в 1948 году и проработавшая до 1998 года: она заложила принципы коллективного пользования автопарком, предварительного бронирования и оплаты по факту использования [4]. В 1970–1980-х годах в Европе появились экспериментальные проекты Witkar в Амстердаме, Procotip во Франции, Bilpoolen в Швеции и Green Cars в Великобритании. В 1987–1988 годах в Швейцарии и Германии были созданы компании, которые к концу 1990-х годов называли старейшими и крупнейшими операторами каршеринга, в 1991 году образована Европейская ассоциация каршеринга, а в 2000 году появились американская ZipCar и британская City Car Club [4].</w:t>
       </w:r>
     </w:p>
     <w:p>
       <w:pPr>
-        <w:pStyle w:val="GostNormal"/>
-      </w:pPr>
-      <w:r>
-        <w:t xml:space="preserve">В XXI веке каршеринг стал массовым. Число его пользователей в Европе с 2006 по 2018 год выросло с 200 тыс. до 6,76 млн человек, в Северной Америке с 2009 по 2018 год — с 377 тыс. до 2,1 млн человек [5].</w:t>
+        <w:pStyle w:val="a0"/>
+      </w:pPr>
+      <w:r>
+        <w:t>В XXI веке каршеринг стал массовым. Число его пользователей в Европе с 2006 по 2018 год выросло с 200 тыс. до 6,76 млн человек, в Северной Америке с 2009 по 2018 год — с 377 тыс. до 2,1 млн человек [5].</w:t>
       </w:r>
     </w:p>
     <w:p>
       <w:pPr>
-        <w:pStyle w:val="GostNormal"/>
-      </w:pPr>
-      <w:r>
-        <w:t xml:space="preserve">В России современный каршеринг начался в 2013 году с компаний Anytime в Москве и Street Car в Санкт-Петербурге [4]. Новый этап открыл запуск в 2015 году проекта «Московский каршеринг», в рамках которого операторы получили возможность приобретать льготные разрешения на парковку [6]; первым оператором, соответствующим требованиям Департамента транспорта Москвы, стал «Делимобиль» [4]. С 2018 года операторы получают субсидии правительства Москвы на обновление автопарка: с 2018 по 2022 год было выделено 950 млн руб. на покупку 39 тыс. автомобилей [6]. Количество поездок на каршеринге в России с 2017 по 2020 год выросло с 12 до 70 млн [5].</w:t>
+        <w:pStyle w:val="a0"/>
+      </w:pPr>
+      <w:r>
+        <w:t>В России современный каршеринг начался в 2013 году с компаний Anytime в Москве и Street Car в Санкт-Петербурге [4]. Новый этап открыл запуск в 2015 году проекта «Московский каршеринг», в рамках которого операторы получили возможность приобретать льготные разрешения на парковку [6]; первым оператором, соответствующим требованиям Департамента транспорта Москвы, стал «Делимобиль» [4]. С 2018 года операторы получают субсидии правительства Москвы на обновление автопарка: с 2018 по 2022 год было выделено 950 млн руб. на покупку 39 тыс. автомобилей [6]. Количество поездок на каршеринге в России с 2017 по 2020 год выросло с 12 до 70 млн [5].</w:t>
       </w:r>
     </w:p>
     <w:p>
       <w:pPr>
-        <w:pStyle w:val="GostNormal"/>
-      </w:pPr>
-      <w:r>
-        <w:t xml:space="preserve">По итогам 2018 года Москва вышла на второе место в мире по количеству автомобилей каршеринга, а в 2022 году стала мировым лидером. Число поездок в столице выросло до 43 млн в 2021 году и 48 млн в 2022 году, а за семь лет существования московского каршеринга число поездок в сутки увеличилось в 72 раза [1].</w:t>
+        <w:pStyle w:val="a0"/>
+      </w:pPr>
+      <w:r>
+        <w:t xml:space="preserve">По итогам 2018 года Москва вышла на второе место в мире по количеству автомобилей каршеринга, а в 2022 году стала мировым лидером. Число поездок в столице выросло до 43 млн в 2021 году и 48 млн в 2022 году, а за семь лет </w:t>
+      </w:r>
+      <w:r>
+        <w:lastRenderedPageBreak/>
+        <w:t>существования московского каршеринга число поездок в сутки увеличилось в 72 раза [1].</w:t>
       </w:r>
     </w:p>
     <w:p>
       <w:pPr>
-        <w:pStyle w:val="GostNormal"/>
-      </w:pPr>
-      <w:r>
-        <w:t xml:space="preserve">Текущее состояние рынка характеризуется высокой концентрацией. В России работает около 18 операторов, из которых лидируют четыре: «Делимобиль», «Яндекс.Драйв», «Ситидрайв» и BelkaCar. Около половины всех автомобилей каршеринга сосредоточено в Москве, где для аренды доступно 40 тыс. автомобилей, сервисы насчитывают 1,7 млн активных пользователей, а по итогам 2024 года совершено 53 млн поездок [2]. Тенденция к монополизации рынка усиливается: индекс концентрации четырёх крупнейших российских операторов устойчиво растёт [7].</w:t>
+        <w:pStyle w:val="a0"/>
+      </w:pPr>
+      <w:r>
+        <w:t>Текущее состояние рынка характеризуется высокой концентрацией. В России работает около 18 операторов, из которых лидируют четыре: «Делимобиль», «Яндекс.Драйв», «Ситидрайв» и BelkaCar. Около половины всех автомобилей каршеринга сосредоточено в Москве, где для аренды доступно 40 тыс. автомобилей, сервисы насчитывают 1,7 млн активных пользователей, а по итогам 2024 года совершено 53 млн поездок [2]. Тенденция к монополизации рынка усиливается: индекс концентрации четырёх крупнейших российских операторов устойчиво растёт [7].</w:t>
       </w:r>
     </w:p>
     <w:p>
       <w:pPr>
-        <w:pStyle w:val="GostNormal"/>
-      </w:pPr>
-      <w:r>
-        <w:t xml:space="preserve">Рост рынка поддерживается удорожанием личного автомобиля: в 2024 году средняя цена нового автомобиля в России превысила 3 млн руб., а около половины новых автомобилей покупается в кредит [2]. По оценке, приведённой Вихаревым и соавторами, каршеринг обходится российскому потребителю на 35 % дешевле такси и втрое дешевле содержания собственного автомобиля [7].</w:t>
+        <w:pStyle w:val="a0"/>
+      </w:pPr>
+      <w:r>
+        <w:t>Рост рынка поддерживается удорожанием личного автомобиля: в 2024 году средняя цена нового автомобиля в России превысила 3 млн руб., а около половины новых автомобилей покупается в кредит [2]. По оценке, приведённой Вихаревым и соавторами, каршеринг обходится российскому потребителю на 35 % дешевле такси и втрое дешевле содержания собственного автомобиля [7].</w:t>
       </w:r>
     </w:p>
     <w:p>
       <w:pPr>
-        <w:pStyle w:val="GostNormal"/>
-      </w:pPr>
-      <w:r>
-        <w:t xml:space="preserve">В литературе каршеринг определяется как платформенная бизнес-модель краткосрочной аренды автомобиля, как правило, с поминутной тарификацией, включёнными расходами на топливо и парковку и территориальными ограничениями зоны использования [7]. По способу возврата автомобиля выделяют четыре основные модели: станционную с возвратом в исходную точку (round-trip), зональную, станционную без возврата (one-way) и модель свободного размещения (free-floating), причём наиболее популярной сейчас является последняя [8]. Перевод аннотации и выводов этой работы приведён в приложении А. По типу взаимодействующих субъектов различают модели B2C, B2B и P2P; модель P2P, в которой частные владельцы сдают свои автомобили, в России развита слабо из-за низкого доверия и рисков порчи имущества [7]. Далее в работе рассматривается модель free-floating B2C, характерная для крупнейших российских операторов.</w:t>
+        <w:pStyle w:val="a0"/>
+      </w:pPr>
+      <w:r>
+        <w:t>В литературе каршеринг определяется как платформенная бизнес-модель краткосрочной аренды автомобиля, как правило, с поминутной тарификацией, включёнными расходами на топливо и парковку и территориальными ограничениями зоны использования [7]. По способу возврата автомобиля выделяют четыре основные модели: станционную с возвратом в исходную точку (round-trip), зональную, станционную без возврата (one-way) и модель свободного размещения (free-floating), причём наиболее популярной сейчас является последняя [8]. Перевод аннотации и выводов этой работы приведён в приложении А. По типу взаимодействующих субъектов различают модели B2C, B2B и P2P; модель P2P, в которой частные владельцы сдают свои автомобили, в России развита слабо из-за низкого доверия и рисков порчи имущества [7]. Далее в работе рассматривается модель free-floating B2C, характерная для крупнейших российских операторов.</w:t>
       </w:r>
     </w:p>
     <w:p>
       <w:pPr>
-        <w:pStyle w:val="GostNormal"/>
-      </w:pPr>
-      <w:r>
-        <w:t xml:space="preserve">Гибкость моделей без возврата в исходную точку имеет обратную сторону: автомобили скапливаются в одних районах и отсутствуют в других, поэтому оператору приходится перераспределять автопарк. Модель Чжун (Y. Zhong) и соавторов показывает, что разумный тариф в сочетании с размещением автомобилей у пересадочных узлов общественного транспорта повышает и использование каршеринга, и выручку оператора [9]. Следовательно, правила расчёта стоимости поездки являются частью управления автопарком, а не только расчётной операцией.</w:t>
+        <w:pStyle w:val="a0"/>
+      </w:pPr>
+      <w:r>
+        <w:t xml:space="preserve">Гибкость моделей без возврата в исходную точку имеет обратную сторону: автомобили скапливаются в одних районах и отсутствуют в других, поэтому </w:t>
+      </w:r>
+      <w:r>
+        <w:lastRenderedPageBreak/>
+        <w:t>оператору приходится перераспределять автопарк. Модель Чжун (Y. Zhong) и соавторов показывает, что разумный тариф в сочетании с размещением автомобилей у пересадочных узлов общественного транспорта повышает и использование каршеринга, и выручку оператора [9]. Следовательно, правила расчёта стоимости поездки являются частью управления автопарком, а не только расчётной операцией.</w:t>
       </w:r>
     </w:p>
     <w:p>
       <w:pPr>
-        <w:pStyle w:val="GostNormal"/>
-      </w:pPr>
-      <w:r>
-        <w:t xml:space="preserve">От классического проката каршеринг отличается тем, что процесс аренды автоматизирован и не требует посещения офиса: автомобиль доступен круглосуточно, а время аренды не ограничено сутками [8]. Во всех 24 сервисах, рассмотренных Ван (Y. Wang) и соавторами, клиент бронирует, получает и возвращает автомобиль и оплачивает поездку без участия сотрудников оператора, а ключевыми элементами сервиса служат цифровая платформа, цифровой ключ и устройства отслеживания местоположения [10].</w:t>
+        <w:pStyle w:val="a0"/>
+      </w:pPr>
+      <w:r>
+        <w:t>От классического проката каршеринг отличается тем, что процесс аренды автоматизирован и не требует посещения офиса: автомобиль доступен круглосуточно, а время аренды не ограничено сутками [8]. Во всех 24 сервисах, рассмотренных Ван (Y. Wang) и соавторами, клиент бронирует, получает и возвращает автомобиль и оплачивает поездку без участия сотрудников оператора, а ключевыми элементами сервиса служат цифровая платформа, цифровой ключ и устройства отслеживания местоположения [10].</w:t>
       </w:r>
     </w:p>
     <w:p>
       <w:pPr>
-        <w:pStyle w:val="GostNormal"/>
-      </w:pPr>
-      <w:r>
-        <w:t xml:space="preserve">Несмотря на это, в работе оператора остаются места, где автоматизация даёт прямой эффект. Во-первых, автопарк используется недостаточно интенсивно: по оценке Милякина и Скубачевской, в 2022 году один автомобиль в Москве использовался в среднем 5 раз в день, и такую частоту авторы считают низкой [6]. Во-вторых, клиенты опасаются расходов за повреждение автомобиля и скрытых технических неисправностей, а к главным негативным факторам относят и ограниченную территорию завершения аренды [1]. В-третьих, по данным опроса 615 пользователей шеринговых сервисов Москвы и Московской области, работа электронных сервисов занимает второе место среди вопросов, требующих первоочередного внимания операторов (17,77 % ответов) [11].</w:t>
+        <w:pStyle w:val="a0"/>
+      </w:pPr>
+      <w:r>
+        <w:t>Несмотря на это, в работе оператора остаются места, где автоматизация даёт прямой эффект. Во-первых, автопарк используется недостаточно интенсивно: по оценке Милякина и Скубачевской, в 2022 году один автомобиль в Москве использовался в среднем 5 раз в день, и такую частоту авторы считают низкой [6]. Во-вторых, клиенты опасаются расходов за повреждение автомобиля и скрытых технических неисправностей, а к главным негативным факторам относят и ограниченную территорию завершения аренды [1]. В-третьих, по данным опроса 615 пользователей шеринговых сервисов Москвы и Московской области, работа электронных сервисов занимает второе место среди вопросов, требующих первоочередного внимания операторов (17,77 % ответов) [11].</w:t>
       </w:r>
     </w:p>
     <w:p>
       <w:pPr>
-        <w:pStyle w:val="GostNormal"/>
-      </w:pPr>
-      <w:r>
-        <w:t xml:space="preserve">Таким образом, в качестве основного бизнес-процесса выбрана аренда автомобиля от бронирования до завершения поездки и оплаты. Разрабатываемая система затрагивает этот процесс напрямую: после её внедрения иначе будут выполняться бронирование, фиксация состояния автомобиля, расчёт стоимости поездки и смена статусов автопарка.</w:t>
+        <w:pStyle w:val="a0"/>
+      </w:pPr>
+      <w:r>
+        <w:t>Таким образом, в качестве основного бизнес-процесса выбрана аренда автомобиля от бронирования до завершения поездки и оплаты. Разрабатываемая система затрагивает этот процесс напрямую: после её внедрения иначе будут выполняться бронирование, фиксация состояния автомобиля, расчёт стоимости поездки и смена статусов автопарка.</w:t>
       </w:r>
     </w:p>
     <w:p>
       <w:pPr>
-        <w:pStyle w:val="Heading2"/>
-      </w:pPr>
-      <w:r>
-        <w:t xml:space="preserve">1.2 Описание основного бизнес-процесса</w:t>
-      </w:r>
+        <w:pStyle w:val="2"/>
+      </w:pPr>
+      <w:bookmarkStart w:id="8" w:name="_Toc242140140"/>
+      <w:r>
+        <w:lastRenderedPageBreak/>
+        <w:t>1.2 Описание основного бизнес-процесса</w:t>
+      </w:r>
+      <w:bookmarkEnd w:id="8"/>
     </w:p>
     <w:p>
       <w:pPr>
-        <w:pStyle w:val="GostNormal"/>
-      </w:pPr>
-      <w:r>
-        <w:t xml:space="preserve">Процесс рассматривается на примере компании-оператора каршеринга, работающей по модели free-floating в крупном городе. У компании есть мобильное приложение для клиентов, однако учёт состояния автопарка, проверка фотоосмотров, начисление доплат и штрафов, а также смена статусов автомобилей после обслуживания ведутся сотрудниками вручную: в электронных таблицах и по обращениям в службу поддержки.</w:t>
+        <w:pStyle w:val="a0"/>
+      </w:pPr>
+      <w:r>
+        <w:t>Процесс рассматривается на примере компании-оператора каршеринга, работающей по модели free-floating в крупном городе. У компании есть мобильное приложение для клиентов, однако учёт состояния автопарка, проверка фотоосмотров, начисление доплат и штрафов, а также смена статусов автомобилей после обслуживания ведутся сотрудниками вручную: в электронных таблицах и по обращениям в службу поддержки.</w:t>
       </w:r>
     </w:p>
     <w:p>
       <w:pPr>
-        <w:pStyle w:val="GostNormal"/>
-      </w:pPr>
-      <w:r>
-        <w:t xml:space="preserve">Процесс начинается с события «клиент выбрал свободный автомобиль и забронировал его в приложении» и заканчивается результатом «аренда завершена и оплачена, автомобиль доступен следующему клиенту».</w:t>
+        <w:pStyle w:val="a0"/>
+      </w:pPr>
+      <w:r>
+        <w:t>Процесс начинается с события «клиент выбрал свободный автомобиль и забронировал его в приложении» и заканчивается результатом «аренда завершена и оплачена, автомобиль доступен следующему клиенту».</w:t>
       </w:r>
     </w:p>
     <w:p>
       <w:pPr>
-        <w:pStyle w:val="GostNormal"/>
-      </w:pPr>
-      <w:r>
-        <w:t xml:space="preserve">Участники процесса и их роли представлены в таблице 1.</w:t>
+        <w:pStyle w:val="a0"/>
+      </w:pPr>
+      <w:r>
+        <w:t>Участники процесса и их роли представлены в таблице 1.</w:t>
       </w:r>
     </w:p>
     <w:p>
       <w:pPr>
-        <w:pStyle w:val="GostNormal"/>
+        <w:pStyle w:val="a0"/>
         <w:keepNext/>
-        <w:spacing w:after="120" w:before="240" w:line="240"/>
+        <w:spacing w:before="240" w:after="120" w:line="240" w:lineRule="auto"/>
         <w:ind w:firstLine="0"/>
         <w:jc w:val="left"/>
       </w:pPr>
@@ -7692,20 +7027,21 @@
           <w:sz w:val="26"/>
           <w:szCs w:val="26"/>
         </w:rPr>
-        <w:t xml:space="preserve">Таблица 1 — Участники процесса аренды автомобиля</w:t>
+        <w:t>Таблица 1 — Участники процесса аренды автомобиля</w:t>
       </w:r>
     </w:p>
     <w:tbl>
       <w:tblPr>
-        <w:tblW w:type="dxa" w:w="9638"/>
+        <w:tblW w:w="9638" w:type="dxa"/>
         <w:tblBorders>
-          <w:top w:val="single" w:color="000000" w:sz="4"/>
-          <w:left w:val="single" w:color="000000" w:sz="4"/>
-          <w:bottom w:val="single" w:color="000000" w:sz="4"/>
-          <w:right w:val="single" w:color="000000" w:sz="4"/>
-          <w:insideH w:val="single" w:color="000000" w:sz="4"/>
-          <w:insideV w:val="single" w:color="000000" w:sz="4"/>
+          <w:top w:val="single" w:sz="4" w:space="0" w:color="000000"/>
+          <w:left w:val="single" w:sz="4" w:space="0" w:color="000000"/>
+          <w:bottom w:val="single" w:sz="4" w:space="0" w:color="000000"/>
+          <w:right w:val="single" w:sz="4" w:space="0" w:color="000000"/>
+          <w:insideH w:val="single" w:sz="4" w:space="0" w:color="000000"/>
+          <w:insideV w:val="single" w:sz="4" w:space="0" w:color="000000"/>
         </w:tblBorders>
+        <w:tblLook w:val="04A0" w:firstRow="1" w:lastRow="0" w:firstColumn="1" w:lastColumn="0" w:noHBand="0" w:noVBand="1"/>
       </w:tblPr>
       <w:tblGrid>
         <w:gridCol w:w="3000"/>
@@ -7718,19 +7054,19 @@
         </w:trPr>
         <w:tc>
           <w:tcPr>
-            <w:tcW w:type="dxa" w:w="3000"/>
+            <w:tcW w:w="3000" w:type="dxa"/>
             <w:tcMar>
-              <w:top w:type="dxa" w:w="57"/>
-              <w:left w:type="dxa" w:w="113"/>
-              <w:bottom w:type="dxa" w:w="57"/>
-              <w:right w:type="dxa" w:w="113"/>
+              <w:top w:w="57" w:type="dxa"/>
+              <w:left w:w="113" w:type="dxa"/>
+              <w:bottom w:w="57" w:type="dxa"/>
+              <w:right w:w="113" w:type="dxa"/>
             </w:tcMar>
           </w:tcPr>
           <w:p>
             <w:pPr>
-              <w:pStyle w:val="GostNormal"/>
+              <w:pStyle w:val="a0"/>
               <w:keepNext/>
-              <w:spacing w:line="240"/>
+              <w:spacing w:line="240" w:lineRule="auto"/>
               <w:ind w:firstLine="0"/>
               <w:jc w:val="center"/>
             </w:pPr>
@@ -7739,25 +7075,25 @@
                 <w:sz w:val="24"/>
                 <w:szCs w:val="24"/>
               </w:rPr>
-              <w:t xml:space="preserve">Участник</w:t>
+              <w:t>Участник</w:t>
             </w:r>
           </w:p>
         </w:tc>
         <w:tc>
           <w:tcPr>
-            <w:tcW w:type="dxa" w:w="6638"/>
+            <w:tcW w:w="6638" w:type="dxa"/>
             <w:tcMar>
-              <w:top w:type="dxa" w:w="57"/>
-              <w:left w:type="dxa" w:w="113"/>
-              <w:bottom w:type="dxa" w:w="57"/>
-              <w:right w:type="dxa" w:w="113"/>
+              <w:top w:w="57" w:type="dxa"/>
+              <w:left w:w="113" w:type="dxa"/>
+              <w:bottom w:w="57" w:type="dxa"/>
+              <w:right w:w="113" w:type="dxa"/>
             </w:tcMar>
           </w:tcPr>
           <w:p>
             <w:pPr>
-              <w:pStyle w:val="GostNormal"/>
+              <w:pStyle w:val="a0"/>
               <w:keepNext/>
-              <w:spacing w:line="240"/>
+              <w:spacing w:line="240" w:lineRule="auto"/>
               <w:ind w:firstLine="0"/>
               <w:jc w:val="center"/>
             </w:pPr>
@@ -7766,7 +7102,7 @@
                 <w:sz w:val="24"/>
                 <w:szCs w:val="24"/>
               </w:rPr>
-              <w:t xml:space="preserve">Роль в процессе</w:t>
+              <w:t>Роль в процессе</w:t>
             </w:r>
           </w:p>
         </w:tc>
@@ -7777,19 +7113,19 @@
         </w:trPr>
         <w:tc>
           <w:tcPr>
-            <w:tcW w:type="dxa" w:w="3000"/>
+            <w:tcW w:w="3000" w:type="dxa"/>
             <w:tcMar>
-              <w:top w:type="dxa" w:w="57"/>
-              <w:left w:type="dxa" w:w="113"/>
-              <w:bottom w:type="dxa" w:w="57"/>
-              <w:right w:type="dxa" w:w="113"/>
+              <w:top w:w="57" w:type="dxa"/>
+              <w:left w:w="113" w:type="dxa"/>
+              <w:bottom w:w="57" w:type="dxa"/>
+              <w:right w:w="113" w:type="dxa"/>
             </w:tcMar>
           </w:tcPr>
           <w:p>
             <w:pPr>
-              <w:pStyle w:val="GostNormal"/>
+              <w:pStyle w:val="a0"/>
               <w:keepNext/>
-              <w:spacing w:line="240"/>
+              <w:spacing w:line="240" w:lineRule="auto"/>
               <w:ind w:firstLine="0"/>
               <w:jc w:val="left"/>
             </w:pPr>
@@ -7798,25 +7134,25 @@
                 <w:sz w:val="24"/>
                 <w:szCs w:val="24"/>
               </w:rPr>
-              <w:t xml:space="preserve">Клиент</w:t>
+              <w:t>Клиент</w:t>
             </w:r>
           </w:p>
         </w:tc>
         <w:tc>
           <w:tcPr>
-            <w:tcW w:type="dxa" w:w="6638"/>
+            <w:tcW w:w="6638" w:type="dxa"/>
             <w:tcMar>
-              <w:top w:type="dxa" w:w="57"/>
-              <w:left w:type="dxa" w:w="113"/>
-              <w:bottom w:type="dxa" w:w="57"/>
-              <w:right w:type="dxa" w:w="113"/>
+              <w:top w:w="57" w:type="dxa"/>
+              <w:left w:w="113" w:type="dxa"/>
+              <w:bottom w:w="57" w:type="dxa"/>
+              <w:right w:w="113" w:type="dxa"/>
             </w:tcMar>
           </w:tcPr>
           <w:p>
             <w:pPr>
-              <w:pStyle w:val="GostNormal"/>
+              <w:pStyle w:val="a0"/>
               <w:keepNext/>
-              <w:spacing w:line="240"/>
+              <w:spacing w:line="240" w:lineRule="auto"/>
               <w:ind w:firstLine="0"/>
               <w:jc w:val="left"/>
             </w:pPr>
@@ -7825,7 +7161,7 @@
                 <w:sz w:val="24"/>
                 <w:szCs w:val="24"/>
               </w:rPr>
-              <w:t xml:space="preserve">Физическое лицо, прошедшее регистрацию и проверку документов. Бронирует автомобиль, выполняет фотоосмотр, совершает поездку, завершает аренду и оплачивает её</w:t>
+              <w:t>Физическое лицо, прошедшее регистрацию и проверку документов. Бронирует автомобиль, выполняет фотоосмотр, совершает поездку, завершает аренду и оплачивает её</w:t>
             </w:r>
           </w:p>
         </w:tc>
@@ -7836,19 +7172,19 @@
         </w:trPr>
         <w:tc>
           <w:tcPr>
-            <w:tcW w:type="dxa" w:w="3000"/>
+            <w:tcW w:w="3000" w:type="dxa"/>
             <w:tcMar>
-              <w:top w:type="dxa" w:w="57"/>
-              <w:left w:type="dxa" w:w="113"/>
-              <w:bottom w:type="dxa" w:w="57"/>
-              <w:right w:type="dxa" w:w="113"/>
+              <w:top w:w="57" w:type="dxa"/>
+              <w:left w:w="113" w:type="dxa"/>
+              <w:bottom w:w="57" w:type="dxa"/>
+              <w:right w:w="113" w:type="dxa"/>
             </w:tcMar>
           </w:tcPr>
           <w:p>
             <w:pPr>
-              <w:pStyle w:val="GostNormal"/>
+              <w:pStyle w:val="a0"/>
               <w:keepNext/>
-              <w:spacing w:line="240"/>
+              <w:spacing w:line="240" w:lineRule="auto"/>
               <w:ind w:firstLine="0"/>
               <w:jc w:val="left"/>
             </w:pPr>
@@ -7857,25 +7193,25 @@
                 <w:sz w:val="24"/>
                 <w:szCs w:val="24"/>
               </w:rPr>
-              <w:t xml:space="preserve">Оператор службы поддержки</w:t>
+              <w:t>Оператор службы поддержки</w:t>
             </w:r>
           </w:p>
         </w:tc>
         <w:tc>
           <w:tcPr>
-            <w:tcW w:type="dxa" w:w="6638"/>
+            <w:tcW w:w="6638" w:type="dxa"/>
             <w:tcMar>
-              <w:top w:type="dxa" w:w="57"/>
-              <w:left w:type="dxa" w:w="113"/>
-              <w:bottom w:type="dxa" w:w="57"/>
-              <w:right w:type="dxa" w:w="113"/>
+              <w:top w:w="57" w:type="dxa"/>
+              <w:left w:w="113" w:type="dxa"/>
+              <w:bottom w:w="57" w:type="dxa"/>
+              <w:right w:w="113" w:type="dxa"/>
             </w:tcMar>
           </w:tcPr>
           <w:p>
             <w:pPr>
-              <w:pStyle w:val="GostNormal"/>
+              <w:pStyle w:val="a0"/>
               <w:keepNext/>
-              <w:spacing w:line="240"/>
+              <w:spacing w:line="240" w:lineRule="auto"/>
               <w:ind w:firstLine="0"/>
               <w:jc w:val="left"/>
             </w:pPr>
@@ -7884,7 +7220,7 @@
                 <w:sz w:val="24"/>
                 <w:szCs w:val="24"/>
               </w:rPr>
-              <w:t xml:space="preserve">Сотрудник компании. Просматривает фотоосмотры, разбирает обращения и споры, начисляет доплаты и штрафы, вручную меняет статусы автомобилей в реестре автопарка</w:t>
+              <w:t>Сотрудник компании. Просматривает фотоосмотры, разбирает обращения и споры, начисляет доплаты и штрафы, вручную меняет статусы автомобилей в реестре автопарка</w:t>
             </w:r>
           </w:p>
         </w:tc>
@@ -7895,19 +7231,19 @@
         </w:trPr>
         <w:tc>
           <w:tcPr>
-            <w:tcW w:type="dxa" w:w="3000"/>
+            <w:tcW w:w="3000" w:type="dxa"/>
             <w:tcMar>
-              <w:top w:type="dxa" w:w="57"/>
-              <w:left w:type="dxa" w:w="113"/>
-              <w:bottom w:type="dxa" w:w="57"/>
-              <w:right w:type="dxa" w:w="113"/>
+              <w:top w:w="57" w:type="dxa"/>
+              <w:left w:w="113" w:type="dxa"/>
+              <w:bottom w:w="57" w:type="dxa"/>
+              <w:right w:w="113" w:type="dxa"/>
             </w:tcMar>
           </w:tcPr>
           <w:p>
             <w:pPr>
-              <w:pStyle w:val="GostNormal"/>
+              <w:pStyle w:val="a0"/>
               <w:keepNext/>
-              <w:spacing w:line="240"/>
+              <w:spacing w:line="240" w:lineRule="auto"/>
               <w:ind w:firstLine="0"/>
               <w:jc w:val="left"/>
             </w:pPr>
@@ -7916,25 +7252,25 @@
                 <w:sz w:val="24"/>
                 <w:szCs w:val="24"/>
               </w:rPr>
-              <w:t xml:space="preserve">Техник выездной службы</w:t>
+              <w:t>Техник выездной службы</w:t>
             </w:r>
           </w:p>
         </w:tc>
         <w:tc>
           <w:tcPr>
-            <w:tcW w:type="dxa" w:w="6638"/>
+            <w:tcW w:w="6638" w:type="dxa"/>
             <w:tcMar>
-              <w:top w:type="dxa" w:w="57"/>
-              <w:left w:type="dxa" w:w="113"/>
-              <w:bottom w:type="dxa" w:w="57"/>
-              <w:right w:type="dxa" w:w="113"/>
+              <w:top w:w="57" w:type="dxa"/>
+              <w:left w:w="113" w:type="dxa"/>
+              <w:bottom w:w="57" w:type="dxa"/>
+              <w:right w:w="113" w:type="dxa"/>
             </w:tcMar>
           </w:tcPr>
           <w:p>
             <w:pPr>
-              <w:pStyle w:val="GostNormal"/>
+              <w:pStyle w:val="a0"/>
               <w:keepNext/>
-              <w:spacing w:line="240"/>
+              <w:spacing w:line="240" w:lineRule="auto"/>
               <w:ind w:firstLine="0"/>
               <w:jc w:val="left"/>
             </w:pPr>
@@ -7943,7 +7279,7 @@
                 <w:sz w:val="24"/>
                 <w:szCs w:val="24"/>
               </w:rPr>
-              <w:t xml:space="preserve">Сотрудник компании. Осматривает автомобиль при выявлении повреждений, заправляет, моет и перегоняет автомобили, передаёт их на ремонт</w:t>
+              <w:t>Сотрудник компании. Осматривает автомобиль при выявлении повреждений, заправляет, моет и перегоняет автомобили, передаёт их на ремонт</w:t>
             </w:r>
           </w:p>
         </w:tc>
@@ -7954,19 +7290,19 @@
         </w:trPr>
         <w:tc>
           <w:tcPr>
-            <w:tcW w:type="dxa" w:w="3000"/>
+            <w:tcW w:w="3000" w:type="dxa"/>
             <w:tcMar>
-              <w:top w:type="dxa" w:w="57"/>
-              <w:left w:type="dxa" w:w="113"/>
-              <w:bottom w:type="dxa" w:w="57"/>
-              <w:right w:type="dxa" w:w="113"/>
+              <w:top w:w="57" w:type="dxa"/>
+              <w:left w:w="113" w:type="dxa"/>
+              <w:bottom w:w="57" w:type="dxa"/>
+              <w:right w:w="113" w:type="dxa"/>
             </w:tcMar>
           </w:tcPr>
           <w:p>
             <w:pPr>
-              <w:pStyle w:val="GostNormal"/>
+              <w:pStyle w:val="a0"/>
               <w:keepNext/>
-              <w:spacing w:line="240"/>
+              <w:spacing w:line="240" w:lineRule="auto"/>
               <w:ind w:firstLine="0"/>
               <w:jc w:val="left"/>
             </w:pPr>
@@ -7975,25 +7311,25 @@
                 <w:sz w:val="24"/>
                 <w:szCs w:val="24"/>
               </w:rPr>
-              <w:t xml:space="preserve">Телематический блок автомобиля</w:t>
+              <w:t>Телематический блок автомобиля</w:t>
             </w:r>
           </w:p>
         </w:tc>
         <w:tc>
           <w:tcPr>
-            <w:tcW w:type="dxa" w:w="6638"/>
+            <w:tcW w:w="6638" w:type="dxa"/>
             <w:tcMar>
-              <w:top w:type="dxa" w:w="57"/>
-              <w:left w:type="dxa" w:w="113"/>
-              <w:bottom w:type="dxa" w:w="57"/>
-              <w:right w:type="dxa" w:w="113"/>
+              <w:top w:w="57" w:type="dxa"/>
+              <w:left w:w="113" w:type="dxa"/>
+              <w:bottom w:w="57" w:type="dxa"/>
+              <w:right w:w="113" w:type="dxa"/>
             </w:tcMar>
           </w:tcPr>
           <w:p>
             <w:pPr>
-              <w:pStyle w:val="GostNormal"/>
+              <w:pStyle w:val="a0"/>
               <w:keepNext/>
-              <w:spacing w:line="240"/>
+              <w:spacing w:line="240" w:lineRule="auto"/>
               <w:ind w:firstLine="0"/>
               <w:jc w:val="left"/>
             </w:pPr>
@@ -8002,7 +7338,7 @@
                 <w:sz w:val="24"/>
                 <w:szCs w:val="24"/>
               </w:rPr>
-              <w:t xml:space="preserve">Техническое устройство. По команде открывает и закрывает автомобиль, передаёт координаты, пробег, уровень топлива и данные о стиле вождения</w:t>
+              <w:t>Техническое устройство. По команде открывает и закрывает автомобиль, передаёт координаты, пробег, уровень топлива и данные о стиле вождения</w:t>
             </w:r>
           </w:p>
         </w:tc>
@@ -8013,19 +7349,18 @@
         </w:trPr>
         <w:tc>
           <w:tcPr>
-            <w:tcW w:type="dxa" w:w="3000"/>
+            <w:tcW w:w="3000" w:type="dxa"/>
             <w:tcMar>
-              <w:top w:type="dxa" w:w="57"/>
-              <w:left w:type="dxa" w:w="113"/>
-              <w:bottom w:type="dxa" w:w="57"/>
-              <w:right w:type="dxa" w:w="113"/>
+              <w:top w:w="57" w:type="dxa"/>
+              <w:left w:w="113" w:type="dxa"/>
+              <w:bottom w:w="57" w:type="dxa"/>
+              <w:right w:w="113" w:type="dxa"/>
             </w:tcMar>
           </w:tcPr>
           <w:p>
             <w:pPr>
-              <w:pStyle w:val="GostNormal"/>
-              <w:keepNext w:val="false"/>
-              <w:spacing w:line="240"/>
+              <w:pStyle w:val="a0"/>
+              <w:spacing w:line="240" w:lineRule="auto"/>
               <w:ind w:firstLine="0"/>
               <w:jc w:val="left"/>
             </w:pPr>
@@ -8034,25 +7369,24 @@
                 <w:sz w:val="24"/>
                 <w:szCs w:val="24"/>
               </w:rPr>
-              <w:t xml:space="preserve">Банк-эквайер</w:t>
+              <w:t>Банк-эквайер</w:t>
             </w:r>
           </w:p>
         </w:tc>
         <w:tc>
           <w:tcPr>
-            <w:tcW w:type="dxa" w:w="6638"/>
+            <w:tcW w:w="6638" w:type="dxa"/>
             <w:tcMar>
-              <w:top w:type="dxa" w:w="57"/>
-              <w:left w:type="dxa" w:w="113"/>
-              <w:bottom w:type="dxa" w:w="57"/>
-              <w:right w:type="dxa" w:w="113"/>
+              <w:top w:w="57" w:type="dxa"/>
+              <w:left w:w="113" w:type="dxa"/>
+              <w:bottom w:w="57" w:type="dxa"/>
+              <w:right w:w="113" w:type="dxa"/>
             </w:tcMar>
           </w:tcPr>
           <w:p>
             <w:pPr>
-              <w:pStyle w:val="GostNormal"/>
-              <w:keepNext w:val="false"/>
-              <w:spacing w:line="240"/>
+              <w:pStyle w:val="a0"/>
+              <w:spacing w:line="240" w:lineRule="auto"/>
               <w:ind w:firstLine="0"/>
               <w:jc w:val="left"/>
             </w:pPr>
@@ -8061,7 +7395,7 @@
                 <w:sz w:val="24"/>
                 <w:szCs w:val="24"/>
               </w:rPr>
-              <w:t xml:space="preserve">Внешняя организация. Проводит проверочное списание при привязке карты и списание стоимости поездки</w:t>
+              <w:t>Внешняя организация. Проводит проверочное списание при привязке карты и списание стоимости поездки</w:t>
             </w:r>
           </w:p>
         </w:tc>
@@ -8069,721 +7403,755 @@
     </w:tbl>
     <w:p>
       <w:pPr>
-        <w:pStyle w:val="GostNormal"/>
-      </w:pPr>
-      <w:r>
-        <w:t xml:space="preserve"/>
-      </w:r>
+        <w:pStyle w:val="a0"/>
+      </w:pPr>
     </w:p>
     <w:p>
       <w:pPr>
-        <w:pStyle w:val="GostNormal"/>
-      </w:pPr>
-      <w:r>
-        <w:t xml:space="preserve">К клиенту операторы предъявляют требования: чаще всего это наличие водительского удостоверения, стаж вождения от 2 лет и возраст от 21 года [6]. Регистрация предполагает загрузку паспорта, водительского удостоверения и фотографии, а пользоваться сервисом можно только после идентификации [12]. Регистрация и проверка документов в рассматриваемый процесс не входят: на его вход поступает уже верифицированный клиент.</w:t>
+        <w:pStyle w:val="a0"/>
+      </w:pPr>
+      <w:r>
+        <w:t>К клиенту операторы предъявляют требования: чаще всего это наличие водительского удостоверения, стаж вождения от 2 лет и возраст от 21 года [6]. Регистрация предполагает загрузку паспорта, водительского удостоверения и фотографии, а пользоваться сервисом можно только после идентификации [12]. Регистрация и проверка документов в рассматриваемый процесс не входят: на его вход поступает уже верифицированный клиент.</w:t>
       </w:r>
     </w:p>
     <w:p>
       <w:pPr>
-        <w:pStyle w:val="GostNormal"/>
-      </w:pPr>
-      <w:r>
-        <w:t xml:space="preserve">Вход процесса:</w:t>
+        <w:pStyle w:val="a0"/>
+      </w:pPr>
+      <w:r>
+        <w:lastRenderedPageBreak/>
+        <w:t>Вход процесса:</w:t>
       </w:r>
     </w:p>
     <w:p>
       <w:pPr>
-        <w:pStyle w:val="ListParagraph"/>
+        <w:pStyle w:val="afc"/>
         <w:numPr>
           <w:ilvl w:val="0"/>
-          <w:numId w:val="1002"/>
+          <w:numId w:val="3"/>
         </w:numPr>
       </w:pPr>
       <w:r>
-        <w:t xml:space="preserve">запрос верифицированного клиента на бронирование конкретного автомобиля, поступающий из мобильного приложения;</w:t>
+        <w:t>запрос верифицированного клиента на бронирование конкретного автомобиля, поступающий из мобильного приложения;</w:t>
       </w:r>
     </w:p>
     <w:p>
       <w:pPr>
-        <w:pStyle w:val="ListParagraph"/>
+        <w:pStyle w:val="afc"/>
         <w:numPr>
           <w:ilvl w:val="0"/>
-          <w:numId w:val="1002"/>
+          <w:numId w:val="3"/>
         </w:numPr>
       </w:pPr>
       <w:r>
-        <w:t xml:space="preserve">данные о свободных автомобилях (координаты, уровень топлива, тариф), поступающие от телематических блоков и из реестра автопарка;</w:t>
+        <w:t>данные о свободных автомобилях (координаты, уровень топлива, тариф), поступающие от телематических блоков и из реестра автопарка;</w:t>
       </w:r>
     </w:p>
     <w:p>
       <w:pPr>
-        <w:pStyle w:val="ListParagraph"/>
+        <w:pStyle w:val="afc"/>
         <w:numPr>
           <w:ilvl w:val="0"/>
-          <w:numId w:val="1002"/>
+          <w:numId w:val="3"/>
         </w:numPr>
       </w:pPr>
       <w:r>
-        <w:t xml:space="preserve">данные банковской карты клиента, привязанной при регистрации.</w:t>
+        <w:t>данные банковской карты клиента, привязанной при регистрации.</w:t>
       </w:r>
     </w:p>
     <w:p>
       <w:pPr>
-        <w:pStyle w:val="GostNormal"/>
-      </w:pPr>
-      <w:r>
-        <w:t xml:space="preserve">Последовательность шагов:</w:t>
+        <w:pStyle w:val="a0"/>
+      </w:pPr>
+      <w:r>
+        <w:t>Последовательность шагов:</w:t>
       </w:r>
     </w:p>
     <w:p>
       <w:pPr>
-        <w:pStyle w:val="ListParagraph"/>
+        <w:pStyle w:val="afc"/>
         <w:numPr>
           <w:ilvl w:val="0"/>
-          <w:numId w:val="1003"/>
+          <w:numId w:val="4"/>
         </w:numPr>
       </w:pPr>
       <w:r>
-        <w:t xml:space="preserve">Поиск автомобиля. Клиент открывает карту в приложении и выбирает свободный автомобиль поблизости. Оптимальным для пользователя считается расстояние до автомобиля 400–500 м, в идеале не более 1 км [8].</w:t>
+        <w:t>Поиск автомобиля. Клиент открывает карту в приложении и выбирает свободный автомобиль поблизости. Оптимальным для пользователя считается расстояние до автомобиля 400–500 м, в идеале не более 1 км [8].</w:t>
       </w:r>
     </w:p>
     <w:p>
       <w:pPr>
-        <w:pStyle w:val="ListParagraph"/>
+        <w:pStyle w:val="afc"/>
         <w:numPr>
           <w:ilvl w:val="0"/>
-          <w:numId w:val="1003"/>
+          <w:numId w:val="4"/>
         </w:numPr>
       </w:pPr>
       <w:r>
-        <w:t xml:space="preserve">Бронирование. Автомобиль закрепляется за клиентом и получает статус «забронирован», начинается бесплатное ожидание. Если клиент не открыл автомобиль за отведённое время, обычно 10–30 минут, бронь автоматически отменяется или начинается платное ожидание [10]. При нехватке средств на карте аккаунт клиента может быть заблокирован [6].</w:t>
+        <w:t>Бронирование. Автомобиль закрепляется за клиентом и получает статус «забронирован», начинается бесплатное ожидание. Если клиент не открыл автомобиль за отведённое время, обычно 10–30 минут, бронь автоматически отменяется или начинается платное ожидание [10]. При нехватке средств на карте аккаунт клиента может быть заблокирован [6].</w:t>
       </w:r>
     </w:p>
     <w:p>
       <w:pPr>
-        <w:pStyle w:val="ListParagraph"/>
+        <w:pStyle w:val="afc"/>
         <w:numPr>
           <w:ilvl w:val="0"/>
-          <w:numId w:val="1003"/>
+          <w:numId w:val="4"/>
         </w:numPr>
       </w:pPr>
       <w:r>
-        <w:t xml:space="preserve">Осмотр. Клиент обходит автомобиль, фотографирует его снаружи и в салоне и отмечает видимые повреждения. Фотоотчёт, направляемый оператору через приложение, заменяет письменный акт приёма-передачи [12], а нажатие кнопки подтверждения приравнивается к электронной подписи [3].</w:t>
+        <w:t>Осмотр. Клиент обходит автомобиль, фотографирует его снаружи и в салоне и отмечает видимые повреждения. Фотоотчёт, направляемый оператору через приложение, заменяет письменный акт приёма-передачи [12], а нажатие кнопки подтверждения приравнивается к электронной подписи [3].</w:t>
       </w:r>
     </w:p>
     <w:p>
       <w:pPr>
-        <w:pStyle w:val="ListParagraph"/>
+        <w:pStyle w:val="afc"/>
         <w:numPr>
           <w:ilvl w:val="0"/>
-          <w:numId w:val="1003"/>
+          <w:numId w:val="4"/>
         </w:numPr>
       </w:pPr>
       <w:r>
-        <w:t xml:space="preserve">Начало аренды. Приложение передаёт команду телематическому блоку, автомобиль открывается, начинается тарификация.</w:t>
+        <w:t>Начало аренды. Приложение передаёт команду телематическому блоку, автомобиль открывается, начинается тарификация.</w:t>
       </w:r>
     </w:p>
     <w:p>
       <w:pPr>
-        <w:pStyle w:val="ListParagraph"/>
+        <w:pStyle w:val="afc"/>
         <w:numPr>
           <w:ilvl w:val="0"/>
-          <w:numId w:val="1003"/>
+          <w:numId w:val="4"/>
         </w:numPr>
       </w:pPr>
       <w:r>
-        <w:t xml:space="preserve">Поездка. Стоимость начисляется поминутно, при этом многие операторы разделяют тарифы на движение и ожидание: так поступает около трети сервисов, рассмотренных Ван и соавторами [10]. Телематический блок передаёт координаты, пробег и уровень топлива.</w:t>
+        <w:t>Поездка. Стоимость начисляется поминутно, при этом многие операторы разделяют тарифы на движение и ожидание: так поступает около трети сервисов, рассмотренных Ван и соавторами [10]. Телематический блок передаёт координаты, пробег и уровень топлива.</w:t>
       </w:r>
     </w:p>
     <w:p>
       <w:pPr>
-        <w:pStyle w:val="ListParagraph"/>
+        <w:pStyle w:val="afc"/>
         <w:numPr>
           <w:ilvl w:val="0"/>
-          <w:numId w:val="1003"/>
+          <w:numId w:val="4"/>
         </w:numPr>
       </w:pPr>
       <w:r>
-        <w:t xml:space="preserve">Завершение аренды. Клиент оставляет автомобиль в зоне завершения, повторно фотографирует его и завершает аренду в приложении; для этого необходим доступ в интернет [6]. Телематический блок закрывает автомобиль.</w:t>
+        <w:t>Завершение аренды. Клиент оставляет автомобиль в зоне завершения, повторно фотографирует его и завершает аренду в приложении; для этого необходим доступ в интернет [6]. Телематический блок закрывает автомобиль.</w:t>
       </w:r>
     </w:p>
     <w:p>
       <w:pPr>
-        <w:pStyle w:val="ListParagraph"/>
+        <w:pStyle w:val="afc"/>
         <w:numPr>
           <w:ilvl w:val="0"/>
-          <w:numId w:val="1003"/>
+          <w:numId w:val="4"/>
         </w:numPr>
       </w:pPr>
       <w:r>
-        <w:t xml:space="preserve">Расчёт стоимости. Сумма складывается из минут движения и ожидания по соответствующим ставкам, доплат (завершение вне зоны, пустой бак, эвакуация) и бонусов клиента. За нарушения операторы применяют штрафы: при эвакуации, парковке в неположенном месте, нарушении ПДД и ДТП [6].</w:t>
+        <w:t xml:space="preserve">Расчёт стоимости. Сумма складывается из минут движения и ожидания по соответствующим ставкам, доплат (завершение вне зоны, пустой бак, </w:t>
+      </w:r>
+      <w:r>
+        <w:lastRenderedPageBreak/>
+        <w:t>эвакуация) и бонусов клиента. За нарушения операторы применяют штрафы: при эвакуации, парковке в неположенном месте, нарушении ПДД и ДТП [6].</w:t>
       </w:r>
     </w:p>
     <w:p>
       <w:pPr>
-        <w:pStyle w:val="ListParagraph"/>
+        <w:pStyle w:val="afc"/>
         <w:numPr>
           <w:ilvl w:val="0"/>
-          <w:numId w:val="1003"/>
+          <w:numId w:val="4"/>
         </w:numPr>
       </w:pPr>
       <w:r>
-        <w:t xml:space="preserve">Оплата. Стоимость безакцептно списывается с банковской карты клиента [12], клиенту направляется чек.</w:t>
+        <w:t>Оплата. Стоимость безакцептно списывается с банковской карты клиента [12], клиенту направляется чек.</w:t>
       </w:r>
     </w:p>
     <w:p>
       <w:pPr>
-        <w:pStyle w:val="ListParagraph"/>
+        <w:pStyle w:val="afc"/>
         <w:numPr>
           <w:ilvl w:val="0"/>
-          <w:numId w:val="1003"/>
+          <w:numId w:val="4"/>
         </w:numPr>
       </w:pPr>
       <w:r>
-        <w:t xml:space="preserve">Проверка после поездки. Оператор службы поддержки просматривает фотоосмотры, сравнивает их с фотоосмотром следующего клиента и при обнаружении повреждения или загрязнения выставляет претензию. После обслуживания автомобиля техником оператор вручную возвращает автомобилю статус «свободен».</w:t>
+        <w:t>Проверка после поездки. Оператор службы поддержки просматривает фотоосмотры, сравнивает их с фотоосмотром следующего клиента и при обнаружении повреждения или загрязнения выставляет претензию. После обслуживания автомобиля техником оператор вручную возвращает автомобилю статус «свободен».</w:t>
       </w:r>
     </w:p>
     <w:p>
       <w:pPr>
-        <w:pStyle w:val="GostNormal"/>
-      </w:pPr>
-      <w:r>
-        <w:t xml:space="preserve">Выход процесса:</w:t>
+        <w:pStyle w:val="a0"/>
+      </w:pPr>
+      <w:r>
+        <w:t>Выход процесса:</w:t>
       </w:r>
     </w:p>
     <w:p>
       <w:pPr>
-        <w:pStyle w:val="ListParagraph"/>
+        <w:pStyle w:val="afc"/>
         <w:numPr>
           <w:ilvl w:val="0"/>
-          <w:numId w:val="1002"/>
+          <w:numId w:val="3"/>
         </w:numPr>
       </w:pPr>
       <w:r>
-        <w:t xml:space="preserve">закрытая аренда с рассчитанной стоимостью, списанная оплата и чек, которые получает клиент;</w:t>
+        <w:t>закрытая аренда с рассчитанной стоимостью, списанная оплата и чек, которые получает клиент;</w:t>
       </w:r>
     </w:p>
     <w:p>
       <w:pPr>
-        <w:pStyle w:val="ListParagraph"/>
+        <w:pStyle w:val="afc"/>
         <w:numPr>
           <w:ilvl w:val="0"/>
-          <w:numId w:val="1002"/>
+          <w:numId w:val="3"/>
         </w:numPr>
       </w:pPr>
       <w:r>
-        <w:t xml:space="preserve">автомобиль в статусе «свободен» либо «на обслуживании», доступный следующему клиенту или технику;</w:t>
+        <w:t>автомобиль в статусе «свободен» либо «на обслуживании», доступный следующему клиенту или технику;</w:t>
       </w:r>
     </w:p>
     <w:p>
       <w:pPr>
-        <w:pStyle w:val="ListParagraph"/>
+        <w:pStyle w:val="afc"/>
         <w:numPr>
           <w:ilvl w:val="0"/>
-          <w:numId w:val="1002"/>
+          <w:numId w:val="3"/>
         </w:numPr>
       </w:pPr>
       <w:r>
-        <w:t xml:space="preserve">данные поездки (время, пробег, маршрут, фотоосмотры), передаваемые в отчётность оператора;</w:t>
+        <w:t>данные поездки (время, пробег, маршрут, фотоосмотры), передаваемые в отчётность оператора;</w:t>
       </w:r>
     </w:p>
     <w:p>
       <w:pPr>
-        <w:pStyle w:val="ListParagraph"/>
+        <w:pStyle w:val="afc"/>
         <w:numPr>
           <w:ilvl w:val="0"/>
-          <w:numId w:val="1002"/>
+          <w:numId w:val="3"/>
         </w:numPr>
       </w:pPr>
       <w:r>
-        <w:t xml:space="preserve">при выявленных нарушениях — претензия или штраф, направляемые клиенту.</w:t>
+        <w:t>при выявленных нарушениях — претензия или штраф, направляемые клиенту.</w:t>
       </w:r>
     </w:p>
     <w:p>
       <w:pPr>
-        <w:pStyle w:val="GostNormal"/>
-      </w:pPr>
-      <w:r>
-        <w:t xml:space="preserve">Узкие места и потери. Описанный процесс содержит следующие узкие места:</w:t>
+        <w:pStyle w:val="a0"/>
+      </w:pPr>
+      <w:r>
+        <w:t>Узкие места и потери. Описанный процесс содержит следующие узкие места:</w:t>
       </w:r>
     </w:p>
     <w:p>
       <w:pPr>
-        <w:pStyle w:val="ListParagraph"/>
+        <w:pStyle w:val="afc"/>
         <w:numPr>
           <w:ilvl w:val="0"/>
-          <w:numId w:val="1004"/>
+          <w:numId w:val="5"/>
         </w:numPr>
       </w:pPr>
       <w:r>
-        <w:t xml:space="preserve">Проверка фотоосмотров выполняется вручную и с задержкой. Повреждение может быть обнаружено через несколько дней после поездки: в описанном Тищенко и соавторами случае компания сообщила о повреждении через 7 дней и списала деньги на основании размытых фотографий [3]. Чем больше времени проходит, тем сложнее установить, кто из клиентов повредил автомобиль.</w:t>
+        <w:t>Проверка фотоосмотров выполняется вручную и с задержкой. Повреждение может быть обнаружено через несколько дней после поездки: в описанном Тищенко и соавторами случае компания сообщила о повреждении через 7 дней и списала деньги на основании размытых фотографий [3]. Чем больше времени проходит, тем сложнее установить, кто из клиентов повредил автомобиль.</w:t>
       </w:r>
     </w:p>
     <w:p>
       <w:pPr>
-        <w:pStyle w:val="ListParagraph"/>
+        <w:pStyle w:val="afc"/>
         <w:numPr>
           <w:ilvl w:val="0"/>
-          <w:numId w:val="1004"/>
+          <w:numId w:val="5"/>
         </w:numPr>
       </w:pPr>
       <w:r>
-        <w:t xml:space="preserve">Состояние автомобиля при сдаче фиксируется ненадёжно. Подтвердить сдачу автомобиля без повреждений клиенту сложнее, чем принять его, поскольку специальных способов для этого не предусмотрено [3]. Отсюда споры, нагрузка на службу поддержки и опасения клиентов, которые среди главных недостатков каршеринга называют риск столкнуться с неисправностью, о которой умолчал предыдущий водитель [1].</w:t>
+        <w:t xml:space="preserve">Состояние автомобиля при сдаче фиксируется ненадёжно. Подтвердить сдачу автомобиля без повреждений клиенту сложнее, чем принять его, поскольку специальных способов для этого не предусмотрено [3]. Отсюда споры, нагрузка на службу поддержки и опасения клиентов, которые среди главных недостатков </w:t>
+      </w:r>
+      <w:r>
+        <w:lastRenderedPageBreak/>
+        <w:t>каршеринга называют риск столкнуться с неисправностью, о которой умолчал предыдущий водитель [1].</w:t>
       </w:r>
     </w:p>
     <w:p>
       <w:pPr>
-        <w:pStyle w:val="ListParagraph"/>
+        <w:pStyle w:val="afc"/>
         <w:numPr>
           <w:ilvl w:val="0"/>
-          <w:numId w:val="1004"/>
+          <w:numId w:val="5"/>
         </w:numPr>
       </w:pPr>
       <w:r>
-        <w:t xml:space="preserve">Доплаты и штрафы начисляются оператором вручную по таблицам тарифов, что приводит к задержкам, ошибкам и последующим перерасчётам. В том числе вручную определяется, завершена ли аренда вне зоны: оператор сверяет координаты автомобиля с границами зоны завершения.</w:t>
+        <w:t>Доплаты и штрафы начисляются оператором вручную по таблицам тарифов, что приводит к задержкам, ошибкам и последующим перерасчётам. В том числе вручную определяется, завершена ли аренда вне зоны: оператор сверяет координаты автомобиля с границами зоны завершения.</w:t>
       </w:r>
     </w:p>
     <w:p>
       <w:pPr>
-        <w:pStyle w:val="ListParagraph"/>
+        <w:pStyle w:val="afc"/>
         <w:numPr>
           <w:ilvl w:val="0"/>
-          <w:numId w:val="1004"/>
+          <w:numId w:val="5"/>
         </w:numPr>
       </w:pPr>
       <w:r>
-        <w:t xml:space="preserve">Статусы автомобилей после заправки, мойки или ремонта меняются вручную. Пока статус не обновлён, исправный автомобиль простаивает, что снижает и без того недостаточную загрузку автопарка [6].</w:t>
+        <w:t>Статусы автомобилей после заправки, мойки или ремонта меняются вручную. Пока статус не обновлён, исправный автомобиль простаивает, что снижает и без того недостаточную загрузку автопарка [6].</w:t>
       </w:r>
     </w:p>
     <w:p>
       <w:pPr>
-        <w:pStyle w:val="ListParagraph"/>
+        <w:pStyle w:val="afc"/>
         <w:numPr>
           <w:ilvl w:val="0"/>
-          <w:numId w:val="1004"/>
+          <w:numId w:val="5"/>
         </w:numPr>
       </w:pPr>
       <w:r>
-        <w:t xml:space="preserve">Пока оператор не перевёл автомобиль в статус «на обслуживании», приложение показывает его свободным, и клиент может забронировать автомобиль, с которым в это время работает техник.</w:t>
+        <w:t>Пока оператор не перевёл автомобиль в статус «на обслуживании», приложение показывает его свободным, и клиент может забронировать автомобиль, с которым в это время работает техник.</w:t>
       </w:r>
     </w:p>
     <w:p>
       <w:pPr>
-        <w:pStyle w:val="GostNormal"/>
-      </w:pPr>
-      <w:r>
-        <w:t xml:space="preserve">Автоматизация процесса должна устранить эти потери: обеспечить контроль полноты фотоосмотра при приёме и сдаче автомобиля, автоматический расчёт стоимости поездки с доплатами по единым правилам, автоматическую проверку зоны завершения, исключение конфликтующих бронирований и смену статусов автомобиля без участия оператора.</w:t>
+        <w:pStyle w:val="a0"/>
+      </w:pPr>
+      <w:r>
+        <w:t>Автоматизация процесса должна устранить эти потери: обеспечить контроль полноты фотоосмотра при приёме и сдаче автомобиля, автоматический расчёт стоимости поездки с доплатами по единым правилам, автоматическую проверку зоны завершения, исключение конфликтующих бронирований и смену статусов автомобиля без участия оператора.</w:t>
       </w:r>
     </w:p>
     <w:p>
       <w:pPr>
-        <w:pStyle w:val="Heading2"/>
-      </w:pPr>
-      <w:r>
-        <w:t xml:space="preserve">1.3 Средства реализации и система контроля версий</w:t>
-      </w:r>
+        <w:pStyle w:val="2"/>
+      </w:pPr>
+      <w:bookmarkStart w:id="9" w:name="_Toc242140141"/>
+      <w:r>
+        <w:t>1.3 Средства реализации и система контроля версий</w:t>
+      </w:r>
+      <w:bookmarkEnd w:id="9"/>
     </w:p>
     <w:p>
       <w:pPr>
-        <w:pStyle w:val="GostNormal"/>
-      </w:pPr>
-      <w:r>
-        <w:t xml:space="preserve">Задачи практики требуют двух реализаций одних и тех же алгоритмов: процедурной на языке Python и объектно-ориентированной на языке Java, а также реляционной базы данных, системы контроля версий и инструмента для построения диаграмм. Ниже обоснован выбор каждого средства.</w:t>
+        <w:pStyle w:val="a0"/>
+      </w:pPr>
+      <w:r>
+        <w:t>Задачи практики требуют двух реализаций одних и тех же алгоритмов: процедурной на языке Python и объектно-ориентированной на языке Java, а также реляционной базы данных, системы контроля версий и инструмента для построения диаграмм. Ниже обоснован выбор каждого средства.</w:t>
       </w:r>
     </w:p>
     <w:p>
       <w:pPr>
-        <w:pStyle w:val="GostNormal"/>
-      </w:pPr>
-      <w:r>
-        <w:t xml:space="preserve">Харазян А. А. в работе [13] рассматривает средства и методологии разработки программных продуктов и приводит индекс популярности языков TIOBE: на октябрь 2022 года Python занимал в нём первое место (17,08 %), а Java — третье (12,84 %). Автор отмечает, что в больших проектах для разных компонентов системы применяются разные парадигмы программирования, в том числе объектно-ориентированная, императивная и структурная. Это соответствует задаче практики: сравнить процедурную и объектно-ориентированную реализации одного решения.</w:t>
+        <w:pStyle w:val="a0"/>
+      </w:pPr>
+      <w:r>
+        <w:t xml:space="preserve">Харазян А. А. в работе [13] рассматривает средства и методологии разработки программных продуктов и приводит индекс популярности языков TIOBE: на октябрь 2022 года Python занимал в нём первое место (17,08 %), а Java — третье (12,84 %). Автор отмечает, что в больших проектах для разных компонентов системы применяются разные парадигмы программирования, в том числе объектно-ориентированная, императивная и структурная. Это </w:t>
+      </w:r>
+      <w:r>
+        <w:lastRenderedPageBreak/>
+        <w:t>соответствует задаче практики: сравнить процедурную и объектно-ориентированную реализации одного решения.</w:t>
       </w:r>
     </w:p>
     <w:p>
       <w:pPr>
-        <w:pStyle w:val="GostNormal"/>
-      </w:pPr>
-      <w:r>
-        <w:t xml:space="preserve">Качков М. С. и соавторы в статье [14] сравнивают инструментальные средства разработки. Python они называют одним из самых универсальных языков с обширной коллекцией стандартных библиотек и удобочитаемым кодом, что делает его подходящим для быстрой процедурной реализации алгоритмов. Java, по оценке авторов, применяется в больших проектах со специфическими требованиями, например в банковской сфере, хорошо подходит для командной работы благодаря развитой модульности и позволяет запускать код на любом устройстве с виртуальной машиной Java.</w:t>
+        <w:pStyle w:val="a0"/>
+      </w:pPr>
+      <w:r>
+        <w:t>Качков М. С. и соавторы в статье [14] сравнивают инструментальные средства разработки. Python они называют одним из самых универсальных языков с обширной коллекцией стандартных библиотек и удобочитаемым кодом, что делает его подходящим для быстрой процедурной реализации алгоритмов. Java, по оценке авторов, применяется в больших проектах со специфическими требованиями, например в банковской сфере, хорошо подходит для командной работы благодаря развитой модульности и позволяет запускать код на любом устройстве с виртуальной машиной Java.</w:t>
       </w:r>
     </w:p>
     <w:p>
       <w:pPr>
-        <w:pStyle w:val="GostNormal"/>
-      </w:pPr>
-      <w:r>
-        <w:t xml:space="preserve">Для разработки на Python выбрана среда PyCharm. Марченко Л. С. и Паровик Р. И. [15] описывают её как интегрированную среду разработки компании JetBrains, созданную специально для языка Python, и выделяют интеллектуальное автодополнение, отладку, рефакторинг, навигацию по коду, встроенный терминал и поддержку систем контроля версий Git и SVN. Для разработки на Java выбрана среда IntelliJ IDEA того же производителя: Самохвалов А. Э. [16] указывает, что до 2022 года практическая реализация информационных систем на кафедре МГТУ им. Н. Э. Баумана выполнялась, в частности, на языке Java в этой среде. Единое семейство сред позволяет использовать одинаковые приёмы работы, сочетания клавиш и встроенную интеграцию с Git в обеих реализациях.</w:t>
+        <w:pStyle w:val="a0"/>
+      </w:pPr>
+      <w:r>
+        <w:t>Для разработки на Python выбрана среда PyCharm. Марченко Л. С. и Паровик Р. И. [15] описывают её как интегрированную среду разработки компании JetBrains, созданную специально для языка Python, и выделяют интеллектуальное автодополнение, отладку, рефакторинг, навигацию по коду, встроенный терминал и поддержку систем контроля версий Git и SVN. Для разработки на Java выбрана среда IntelliJ IDEA того же производителя: Самохвалов А. Э. [16] указывает, что до 2022 года практическая реализация информационных систем на кафедре МГТУ им. Н. Э. Баумана выполнялась, в частности, на языке Java в этой среде. Единое семейство сред позволяет использовать одинаковые приёмы работы, сочетания клавиш и встроенную интеграцию с Git в обеих реализациях.</w:t>
       </w:r>
     </w:p>
     <w:p>
       <w:pPr>
-        <w:pStyle w:val="GostNormal"/>
-      </w:pPr>
-      <w:r>
-        <w:t xml:space="preserve">В качестве СУБД выбран PostgreSQL. Качков М. С. и соавторы [14] характеризуют его как популярную свободную объектно-реляционную СУБД с поддержкой баз данных неограниченного размера, надёжными механизмами транзакций и репликации и расширяемой системой встроенных языков; в их сравнении PostgreSQL не уступает MySQL в поддержке JSON, оконных функций и полнотекстового поиска и, в отличие от MySQL, поддерживает NoSQL. Малых В. Л. и Калинин А. Н. [17] на примере медицинской информационной системы показывают, что для России актуален отказ от проприетарной СУБД Oracle в пользу свободной PostgreSQL, поскольку проприетарное программное обеспечение несёт риски контроля за данными пользователей и полного отказа в обслуживании.</w:t>
+        <w:pStyle w:val="a0"/>
+      </w:pPr>
+      <w:r>
+        <w:t xml:space="preserve">В качестве СУБД выбран PostgreSQL. Качков М. С. и соавторы [14] характеризуют его как популярную свободную объектно-реляционную СУБД с поддержкой баз данных неограниченного размера, надёжными механизмами транзакций и репликации и расширяемой системой встроенных языков; в их сравнении PostgreSQL не уступает MySQL в поддержке JSON, оконных функций и полнотекстового поиска и, в отличие от MySQL, поддерживает NoSQL. Малых В. Л. и Калинин А. Н. [17] на примере медицинской информационной системы показывают, что для России актуален отказ от проприетарной СУБД Oracle в пользу свободной PostgreSQL, поскольку проприетарное программное </w:t>
+      </w:r>
+      <w:r>
+        <w:lastRenderedPageBreak/>
+        <w:t>обеспечение несёт риски контроля за данными пользователей и полного отказа в обслуживании.</w:t>
       </w:r>
     </w:p>
     <w:p>
       <w:pPr>
-        <w:pStyle w:val="GostNormal"/>
-      </w:pPr>
-      <w:r>
-        <w:t xml:space="preserve">Для контроля версий выбраны Git и сервис GitHub. Рочев К. В. и Семяшкина А. В. [18] показывают, что работа с Git-репозиторием на GitHub позволяет просматривать и оценивать изменения, внесённые каждым участником проекта, и формирует компетенции совместной разработки и работы в системах контроля версий. Качков М. С. и соавторы [14] отмечают, что система контроля версий позволяет отслеживать эволюцию кода, разбивать работу на независимые участки и вести разработку с разных устройств.</w:t>
+        <w:pStyle w:val="a0"/>
+      </w:pPr>
+      <w:r>
+        <w:t>Для контроля версий выбраны Git и сервис GitHub. Рочев К. В. и Семяшкина А. В. [18] показывают, что работа с Git-репозиторием на GitHub позволяет просматривать и оценивать изменения, внесённые каждым участником проекта, и формирует компетенции совместной разработки и работы в системах контроля версий. Качков М. С. и соавторы [14] отмечают, что система контроля версий позволяет отслеживать эволюцию кода, разбивать работу на независимые участки и вести разработку с разных устройств.</w:t>
       </w:r>
     </w:p>
     <w:p>
       <w:pPr>
-        <w:pStyle w:val="GostNormal"/>
-      </w:pPr>
-      <w:r>
-        <w:t xml:space="preserve">Для построения диаграмм бизнес-процесса, моделей данных и схем алгоритмов выбран бесплатный онлайн-сервис draw.io: его рекомендуют для построения UML-диаграмм вариантов использования [16], а также относят к распространённым средствам построения ER-диаграмм [13].</w:t>
+        <w:pStyle w:val="a0"/>
+      </w:pPr>
+      <w:r>
+        <w:t>Для построения диаграмм бизнес-процесса, моделей данных и схем алгоритмов выбран бесплатный онлайн-сервис draw.io: его рекомендуют для построения UML-диаграмм вариантов использования [16], а также относят к распространённым средствам построения ER-диаграмм [13].</w:t>
       </w:r>
     </w:p>
     <w:p>
       <w:pPr>
-        <w:pStyle w:val="GostNormal"/>
-      </w:pPr>
-      <w:r>
-        <w:t xml:space="preserve">Для языков и СУБД выбраны стабильные версии, актуальные на начало практики и установленные на рабочем месте. Их поддержка разработчиками продолжается дольше срока практики, поэтому код и база данных не потребуют переноса на другую версию до её окончания.</w:t>
+        <w:pStyle w:val="a0"/>
+      </w:pPr>
+      <w:r>
+        <w:t>Для языков и СУБД выбраны стабильные версии, актуальные на начало практики и установленные на рабочем месте. Их поддержка разработчиками продолжается дольше срока практики, поэтому код и база данных не потребуют переноса на другую версию до её окончания.</w:t>
       </w:r>
     </w:p>
     <w:p>
       <w:pPr>
-        <w:pStyle w:val="GostNormal"/>
-      </w:pPr>
-      <w:r>
-        <w:t xml:space="preserve">По итогам анализа для выполнения работы выбраны следующие средства:</w:t>
+        <w:pStyle w:val="a0"/>
+      </w:pPr>
+      <w:r>
+        <w:t>По итогам анализа для выполнения работы выбраны следующие средства:</w:t>
       </w:r>
     </w:p>
     <w:p>
       <w:pPr>
-        <w:pStyle w:val="ListParagraph"/>
+        <w:pStyle w:val="afc"/>
         <w:numPr>
           <w:ilvl w:val="0"/>
-          <w:numId w:val="1005"/>
+          <w:numId w:val="6"/>
         </w:numPr>
       </w:pPr>
       <w:r>
-        <w:t xml:space="preserve">Язык Python 3.14 для процедурной реализации алгоритмов.</w:t>
+        <w:t>Язык Python 3.14 для процедурной реализации алгоритмов.</w:t>
       </w:r>
     </w:p>
     <w:p>
       <w:pPr>
-        <w:pStyle w:val="ListParagraph"/>
+        <w:pStyle w:val="afc"/>
         <w:numPr>
           <w:ilvl w:val="0"/>
-          <w:numId w:val="1005"/>
+          <w:numId w:val="6"/>
         </w:numPr>
       </w:pPr>
       <w:r>
-        <w:t xml:space="preserve">Язык Java 25 для объектно-ориентированной реализации; версия 25 является текущей версией Java с долгосрочной поддержкой (LTS). Сборка проекта выполняется с помощью Maven.</w:t>
+        <w:t>Язык Java 25 для объектно-ориентированной реализации; версия 25 является текущей версией Java с долгосрочной поддержкой (LTS). Сборка проекта выполняется с помощью Maven.</w:t>
       </w:r>
     </w:p>
     <w:p>
       <w:pPr>
-        <w:pStyle w:val="ListParagraph"/>
+        <w:pStyle w:val="afc"/>
         <w:numPr>
           <w:ilvl w:val="0"/>
-          <w:numId w:val="1005"/>
+          <w:numId w:val="6"/>
         </w:numPr>
       </w:pPr>
       <w:r>
-        <w:t xml:space="preserve">Среда разработки PyCharm для Python и IntelliJ IDEA для Java.</w:t>
+        <w:t>Среда разработки PyCharm для Python и IntelliJ IDEA для Java.</w:t>
       </w:r>
     </w:p>
     <w:p>
       <w:pPr>
-        <w:pStyle w:val="ListParagraph"/>
+        <w:pStyle w:val="afc"/>
         <w:numPr>
           <w:ilvl w:val="0"/>
-          <w:numId w:val="1005"/>
+          <w:numId w:val="6"/>
         </w:numPr>
       </w:pPr>
       <w:r>
-        <w:t xml:space="preserve">СУБД PostgreSQL 18 для реализации физической модели данных.</w:t>
+        <w:t>СУБД PostgreSQL 18 для реализации физической модели данных.</w:t>
       </w:r>
     </w:p>
     <w:p>
       <w:pPr>
-        <w:pStyle w:val="ListParagraph"/>
+        <w:pStyle w:val="afc"/>
         <w:numPr>
           <w:ilvl w:val="0"/>
-          <w:numId w:val="1005"/>
+          <w:numId w:val="6"/>
         </w:numPr>
       </w:pPr>
       <w:r>
-        <w:t xml:space="preserve">Система контроля версий Git и сервис GitHub для хранения репозитория.</w:t>
+        <w:t>Система контроля версий Git и сервис GitHub для хранения репозитория.</w:t>
       </w:r>
     </w:p>
     <w:p>
       <w:pPr>
-        <w:pStyle w:val="ListParagraph"/>
+        <w:pStyle w:val="afc"/>
         <w:numPr>
           <w:ilvl w:val="0"/>
-          <w:numId w:val="1005"/>
+          <w:numId w:val="6"/>
         </w:numPr>
       </w:pPr>
       <w:r>
-        <w:t xml:space="preserve">Сервис draw.io для построения диаграмм и схем алгоритмов.</w:t>
+        <w:t>Сервис draw.io для построения диаграмм и схем алгоритмов.</w:t>
       </w:r>
     </w:p>
     <w:p>
       <w:pPr>
-        <w:pStyle w:val="Heading1"/>
+        <w:pStyle w:val="1"/>
         <w:ind w:firstLine="0"/>
         <w:jc w:val="center"/>
       </w:pPr>
-      <w:r>
-        <w:t xml:space="preserve">СПИСОК ИСПОЛЬЗОВАННЫХ ИСТОЧНИКОВ</w:t>
-      </w:r>
+      <w:bookmarkStart w:id="10" w:name="_Toc242140142"/>
+      <w:r>
+        <w:lastRenderedPageBreak/>
+        <w:t>СПИСОК ИСПОЛЬЗОВАННЫХ ИСТОЧНИКОВ</w:t>
+      </w:r>
+      <w:bookmarkEnd w:id="10"/>
     </w:p>
     <w:p>
       <w:pPr>
-        <w:pStyle w:val="ListParagraph"/>
+        <w:pStyle w:val="afc"/>
         <w:numPr>
           <w:ilvl w:val="0"/>
-          <w:numId w:val="1006"/>
+          <w:numId w:val="7"/>
         </w:numPr>
         <w:jc w:val="left"/>
       </w:pPr>
       <w:r>
-        <w:t xml:space="preserve">Борковская, Е. И. Столичный каршеринг: отношение москвичей к новым моделям потребления транспортных услуг / Е. И. Борковская. — Текст : электронный // Народонаселение. — 2024. — Т. 27, № 1. — С. 60–70. — DOI 10.24412/1561-7785-2024-1-60-70. — URL: https://cyberleninka.ru/article/n/stolichnyy-karshering-otnoshenie-moskvichey-k-novym-modelyam-potrebleniya-transportnyh-uslug (дата обращения: 01.10.2026).</w:t>
+        <w:t>Борковская, Е. И. Столичный каршеринг: отношение москвичей к новым моделям потребления транспортных услуг / Е. И. Борковская. — Текст : электронный // Народонаселение. — 2024. — Т. 27, № 1. — С. 60–70. — DOI 10.24412/1561-7785-2024-1-60-70. — URL: https://cyberleninka.ru/article/n/stolichnyy-karshering-otnoshenie-moskvichey-k-novym-modelyam-potrebleniya-transportnyh-uslug (дата обращения: 01.10.2026).</w:t>
       </w:r>
     </w:p>
     <w:p>
       <w:pPr>
-        <w:pStyle w:val="ListParagraph"/>
+        <w:pStyle w:val="afc"/>
         <w:numPr>
           <w:ilvl w:val="0"/>
-          <w:numId w:val="1006"/>
+          <w:numId w:val="7"/>
         </w:numPr>
         <w:jc w:val="left"/>
       </w:pPr>
       <w:r>
-        <w:t xml:space="preserve">Айсанова, Н. В. Обзор уровня развития сервисов краткосрочной аренды автомобиля в системе экономики совместного потребления столичного региона / Н. В. Айсанова, З. Р. Игнатова. — Текст : электронный // Аграрное и земельное право. — 2025. — № 8. — С. 155–157. — DOI 10.47643/1815-1329_2025_8_155. — URL: https://cyberleninka.ru/article/n/obzor-urovnya-razvitiya-servisov-kratkosrochnoy-arendy-avtomobilya-v-sisteme-ekonomiki-sovmestnogo-potrebleniya-stolichnogo-regiona (дата обращения: 01.10.2026).</w:t>
+        <w:t>Айсанова, Н. В. Обзор уровня развития сервисов краткосрочной аренды автомобиля в системе экономики совместного потребления столичного региона / Н. В. Айсанова, З. Р. Игнатова. — Текст : электронный // Аграрное и земельное право. — 2025. — № 8. — С. 155–157. — DOI 10.47643/1815-1329_2025_8_155. — URL: https://cyberleninka.ru/article/n/obzor-urovnya-razvitiya-servisov-kratkosrochnoy-arendy-avtomobilya-v-sisteme-ekonomiki-sovmestnogo-potrebleniya-stolichnogo-regiona (дата обращения: 01.10.2026).</w:t>
       </w:r>
     </w:p>
     <w:p>
       <w:pPr>
-        <w:pStyle w:val="ListParagraph"/>
+        <w:pStyle w:val="afc"/>
         <w:numPr>
           <w:ilvl w:val="0"/>
-          <w:numId w:val="1006"/>
+          <w:numId w:val="7"/>
         </w:numPr>
         <w:jc w:val="left"/>
       </w:pPr>
       <w:r>
-        <w:t xml:space="preserve">Тищенко, И. В. Проблемы гражданско-правовой ответственности в сфере каршеринга / И. В. Тищенко, Л. Н. Меняйло, Ю. А. Бурлова. — Текст : электронный // Право и практика. — 2021. — № 2. — С. 123–127. — DOI 10.24412/2411-2275-2021-2-123-127. — URL: https://cyberleninka.ru/article/n/problemy-grazhdansko-pravovoy-otvetstvennosti-v-sfere-karsheringa (дата обращения: 01.10.2026).</w:t>
+        <w:t>Тищенко, И. В. Проблемы гражданско-правовой ответственности в сфере каршеринга / И. В. Тищенко, Л. Н. Меняйло, Ю. А. Бурлова. — Текст : электронный // Право и практика. — 2021. — № 2. — С. 123–127. — DOI 10.24412/2411-2275-2021-2-123-127. — URL: https://cyberleninka.ru/article/n/problemy-grazhdansko-pravovoy-otvetstvennosti-v-sfere-karsheringa (дата обращения: 01.10.2026).</w:t>
       </w:r>
     </w:p>
     <w:p>
       <w:pPr>
-        <w:pStyle w:val="ListParagraph"/>
+        <w:pStyle w:val="afc"/>
         <w:numPr>
           <w:ilvl w:val="0"/>
-          <w:numId w:val="1006"/>
+          <w:numId w:val="7"/>
         </w:numPr>
         <w:jc w:val="left"/>
       </w:pPr>
       <w:r>
-        <w:t xml:space="preserve">Шелковникова, Ю. В. Развитие сервиса краткосрочной аренды автомобилей в России и за рубежом: история и современные тенденции / Ю. В. Шелковникова. — Текст : электронный // Современная наука. — 2026. — № 2. — С. 17–21. — URL: https://cyberleninka.ru/article/n/razvitie-servisa-kratkosrochnoy-arendy-avtomobiley-v-rossii-i-za-rubezhom-istoriya-i-sovremennye-tendentsii (дата обращения: 01.10.2026).</w:t>
+        <w:t>Шелковникова, Ю. В. Развитие сервиса краткосрочной аренды автомобилей в России и за рубежом: история и современные тенденции / Ю. В. Шелковникова. — Текст : электронный // Современная наука. — 2026. — № 2. — С. 17–21. — URL: https://cyberleninka.ru/article/n/razvitie-servisa-kratkosrochnoy-arendy-avtomobiley-v-rossii-i-za-rubezhom-istoriya-i-sovremennye-tendentsii (дата обращения: 01.10.2026).</w:t>
       </w:r>
     </w:p>
     <w:p>
       <w:pPr>
-        <w:pStyle w:val="ListParagraph"/>
+        <w:pStyle w:val="afc"/>
         <w:numPr>
           <w:ilvl w:val="0"/>
-          <w:numId w:val="1006"/>
+          <w:numId w:val="7"/>
         </w:numPr>
         <w:jc w:val="left"/>
       </w:pPr>
       <w:r>
-        <w:t xml:space="preserve">Милякин, С. Р. Анализ влияния совместного использования на автомобилизацию и выбросы CO2 / С. Р. Милякин. — Текст : электронный // Научные труды: Институт народнохозяйственного прогнозирования РАН. — 2024. — № 4. — С. 82–98. — DOI 10.47711/2076-3182-2024-4-82-98. — URL: https://cyberleninka.ru/article/n/analiz-vliyaniya-sovmestnogo-ispolzovaniya-na-avtomobilizatsiyu-i-vybrosy-co2 (дата обращения: 01.10.2026).</w:t>
+        <w:t xml:space="preserve">Милякин, С. Р. Анализ влияния совместного использования на автомобилизацию и выбросы CO2 / С. Р. Милякин. — Текст : электронный // Научные труды: Институт народнохозяйственного прогнозирования РАН. — </w:t>
+      </w:r>
+      <w:r>
+        <w:lastRenderedPageBreak/>
+        <w:t>2024. — № 4. — С. 82–98. — DOI 10.47711/2076-3182-2024-4-82-98. — URL: https://cyberleninka.ru/article/n/analiz-vliyaniya-sovmestnogo-ispolzovaniya-na-avtomobilizatsiyu-i-vybrosy-co2 (дата обращения: 01.10.2026).</w:t>
       </w:r>
     </w:p>
     <w:p>
       <w:pPr>
-        <w:pStyle w:val="ListParagraph"/>
+        <w:pStyle w:val="afc"/>
         <w:numPr>
           <w:ilvl w:val="0"/>
-          <w:numId w:val="1006"/>
+          <w:numId w:val="7"/>
         </w:numPr>
         <w:jc w:val="left"/>
       </w:pPr>
       <w:r>
-        <w:t xml:space="preserve">Милякин, С. Р. Перспективы развития каршеринга в Москве: анализ и прогноз с применением теории социальных практик / С. Р. Милякин, Н. Д. Скубачевская. — Текст : электронный // Проблемы прогнозирования. — 2024. — № 4 (205). — С. 166–178. — DOI 10.47711/0868-6351-205-166-178. — URL: https://cyberleninka.ru/article/n/perspektivy-razvitiya-karsheringa-v-moskve-analiz-i-prognoz-s-primeneniem-teorii-sotsialnyh-praktik (дата обращения: 01.10.2026).</w:t>
+        <w:t>Милякин, С. Р. Перспективы развития каршеринга в Москве: анализ и прогноз с применением теории социальных практик / С. Р. Милякин, Н. Д. Скубачевская. — Текст : электронный // Проблемы прогнозирования. — 2024. — № 4 (205). — С. 166–178. — DOI 10.47711/0868-6351-205-166-178. — URL: https://cyberleninka.ru/article/n/perspektivy-razvitiya-karsheringa-v-moskve-analiz-i-prognoz-s-primeneniem-teorii-sotsialnyh-praktik (дата обращения: 01.10.2026).</w:t>
       </w:r>
     </w:p>
     <w:p>
       <w:pPr>
-        <w:pStyle w:val="ListParagraph"/>
+        <w:pStyle w:val="afc"/>
         <w:numPr>
           <w:ilvl w:val="0"/>
-          <w:numId w:val="1006"/>
+          <w:numId w:val="7"/>
         </w:numPr>
         <w:jc w:val="left"/>
       </w:pPr>
       <w:r>
-        <w:t xml:space="preserve">Вихарев, В. В. Социально-экономические и институциональные детерминанты развития каршеринга как сегмента экономики совместного пользования / В. В. Вихарев, В. В. Михайлов, Л. Н. Сандаров. — Текст : электронный // Вестник Академии знаний. — 2024. — № 2 (61). — С. 99–109. — URL: https://cyberleninka.ru/article/n/sotsialno-ekonomicheskie-i-institutsionalnye-determinanty-razvitiya-karsheringa-kak-segmenta-ekonomiki-sovmestnogo-polzovaniya (дата обращения: 01.10.2026).</w:t>
+        <w:t>Вихарев, В. В. Социально-экономические и институциональные детерминанты развития каршеринга как сегмента экономики совместного пользования / В. В. Вихарев, В. В. Михайлов, Л. Н. Сандаров. — Текст : электронный // Вестник Академии знаний. — 2024. — № 2 (61). — С. 99–109. — URL: https://cyberleninka.ru/article/n/sotsialno-ekonomicheskie-i-institutsionalnye-determinanty-razvitiya-karsheringa-kak-segmenta-ekonomiki-sovmestnogo-polzovaniya (дата обращения: 01.10.2026).</w:t>
       </w:r>
     </w:p>
     <w:p>
       <w:pPr>
-        <w:pStyle w:val="ListParagraph"/>
+        <w:pStyle w:val="afc"/>
         <w:numPr>
           <w:ilvl w:val="0"/>
-          <w:numId w:val="1006"/>
+          <w:numId w:val="7"/>
         </w:numPr>
         <w:jc w:val="left"/>
       </w:pPr>
       <w:r>
-        <w:t xml:space="preserve">Turoń, K. Car-Sharing Systems in Smart Cities: A Review of the Most Important Issues Related to the Functioning of the Systems in Light of the Scientific Research / K. Turoń. — Текст : электронный // Smart Cities. — 2023. — Vol. 6, No. 2. — P. 796–808. — DOI 10.3390/smartcities6020038. — URL: https://www.mdpi.com/2624-6511/6/2/38 (дата обращения: 01.10.2026).</w:t>
+        <w:t>Turoń, K. Car-Sharing Systems in Smart Cities: A Review of the Most Important Issues Related to the Functioning of the Systems in Light of the Scientific Research / K. Turoń. — Текст : электронный // Smart Cities. — 2023. — Vol. 6, No. 2. — P. 796–808. — DOI 10.3390/smartcities6020038. — URL: https://www.mdpi.com/2624-6511/6/2/38 (дата обращения: 01.10.2026).</w:t>
       </w:r>
     </w:p>
     <w:p>
       <w:pPr>
-        <w:pStyle w:val="ListParagraph"/>
+        <w:pStyle w:val="afc"/>
         <w:numPr>
           <w:ilvl w:val="0"/>
-          <w:numId w:val="1006"/>
+          <w:numId w:val="7"/>
         </w:numPr>
         <w:jc w:val="left"/>
       </w:pPr>
       <w:r>
-        <w:t xml:space="preserve">Carsharing operation optimization with the comprehensive consideration of economic and social benefits / Y. Zhong, Q. Luo, T. Gao [et al.]. — Текст : электронный // PLOS ONE. — 2025. — Vol. 20, No. 2. — Art. e0315323. — DOI 10.1371/journal.pone.0315323. — URL: https://journals.plos.org/plosone/article?id=10.1371/journal.pone.0315323 (дата обращения: 01.10.2026).</w:t>
+        <w:t>Carsharing operation optimization with the comprehensive consideration of economic and social benefits / Y. Zhong, Q. Luo, T. Gao [et al.]. — Текст : электронный // PLOS ONE. — 2025. — Vol. 20, No. 2. — Art. e0315323. — DOI 10.1371/journal.pone.0315323. — URL: https://journals.plos.org/plosone/article?id=10.1371/journal.pone.0315323 (дата обращения: 01.10.2026).</w:t>
       </w:r>
     </w:p>
     <w:p>
       <w:pPr>
-        <w:pStyle w:val="ListParagraph"/>
+        <w:pStyle w:val="afc"/>
         <w:numPr>
           <w:ilvl w:val="0"/>
-          <w:numId w:val="1006"/>
+          <w:numId w:val="7"/>
         </w:numPr>
         <w:jc w:val="left"/>
       </w:pPr>
       <w:r>
-        <w:t xml:space="preserve">Carsharing Worldwide: Case Studies on Carsharing Development in China, Europe, Japan, and the United States / Y. Wang, Y. Zhu, C. Wei [et al.]. — Текст : электронный // Sustainability. — 2024. — Vol. 16, No. 10. — Art. 3994. — DOI 10.3390/su16103994. — URL: https://www.mdpi.com/2071-1050/16/10/3994 (дата обращения: 01.10.2026).</w:t>
+        <w:t xml:space="preserve">Carsharing Worldwide: Case Studies on Carsharing Development in China, Europe, Japan, and the United States / Y. Wang, Y. Zhu, C. Wei [et al.]. — Текст : электронный // Sustainability. — 2024. — Vol. 16, No. 10. — Art. 3994. — DOI </w:t>
+      </w:r>
+      <w:r>
+        <w:lastRenderedPageBreak/>
+        <w:t>10.3390/su16103994. — URL: https://www.mdpi.com/2071-1050/16/10/3994 (дата обращения: 01.10.2026).</w:t>
       </w:r>
     </w:p>
     <w:p>
       <w:pPr>
-        <w:pStyle w:val="ListParagraph"/>
+        <w:pStyle w:val="afc"/>
         <w:numPr>
           <w:ilvl w:val="0"/>
-          <w:numId w:val="1006"/>
+          <w:numId w:val="7"/>
         </w:numPr>
         <w:jc w:val="left"/>
       </w:pPr>
       <w:r>
-        <w:t xml:space="preserve">Лапидус, Л. В. Драйверы лояльности и потребительской удовлетворенности шеринговыми сервисами городской мобильности: каршеринг, райдшеринг, байкшеринг, кикшеринг / Л. В. Лапидус, А. О. Гостилович, И. С. Трофимов. — Текст : электронный // Экономика и управление. — 2024. — Т. 30, № 3. — С. 321–335. — DOI 10.35854/1998-1627-2024-3-321-335. — URL: https://cyberleninka.ru/article/n/drayvery-loyalnosti-i-potrebitelskoy-udovletvorennosti-sheringovymi-servisami-gorodskoy-mobilnosti-karshering-raydshering (дата обращения: 01.10.2026).</w:t>
+        <w:t>Лапидус, Л. В. Драйверы лояльности и потребительской удовлетворенности шеринговыми сервисами городской мобильности: каршеринг, райдшеринг, байкшеринг, кикшеринг / Л. В. Лапидус, А. О. Гостилович, И. С. Трофимов. — Текст : электронный // Экономика и управление. — 2024. — Т. 30, № 3. — С. 321–335. — DOI 10.35854/1998-1627-2024-3-321-335. — URL: https://cyberleninka.ru/article/n/drayvery-loyalnosti-i-potrebitelskoy-udovletvorennosti-sheringovymi-servisami-gorodskoy-mobilnosti-karshering-raydshering (дата обращения: 01.10.2026).</w:t>
       </w:r>
     </w:p>
     <w:p>
       <w:pPr>
-        <w:pStyle w:val="ListParagraph"/>
+        <w:pStyle w:val="afc"/>
         <w:numPr>
           <w:ilvl w:val="0"/>
-          <w:numId w:val="1006"/>
+          <w:numId w:val="7"/>
         </w:numPr>
         <w:jc w:val="left"/>
       </w:pPr>
       <w:r>
-        <w:t xml:space="preserve">Мальцева, Т. Г. Договор поминутной аренды транспортного средства (каршеринг): особенности заключения договора / Т. Г. Мальцева. — Текст : электронный // Известия Саратовского университета. Новая серия. Серия: Экономика. Управление. Право. — 2025. — Т. 25, вып. 1. — С. 48–55. — DOI 10.18500/1994-2540-2025-25-1-48-55. — URL: https://cyberleninka.ru/article/n/dogovor-pominutnoy-arendy-transportnogo-sredstva-karshering-osobennosti-zaklyucheniya-dogovora (дата обращения: 01.10.2026).</w:t>
+        <w:t>Мальцева, Т. Г. Договор поминутной аренды транспортного средства (каршеринг): особенности заключения договора / Т. Г. Мальцева. — Текст : электронный // Известия Саратовского университета. Новая серия. Серия: Экономика. Управление. Право. — 2025. — Т. 25, вып. 1. — С. 48–55. — DOI 10.18500/1994-2540-2025-25-1-48-55. — URL: https://cyberleninka.ru/article/n/dogovor-pominutnoy-arendy-transportnogo-sredstva-karshering-osobennosti-zaklyucheniya-dogovora (дата обращения: 01.10.2026).</w:t>
       </w:r>
     </w:p>
     <w:p>
       <w:pPr>
-        <w:pStyle w:val="ListParagraph"/>
+        <w:pStyle w:val="afc"/>
         <w:numPr>
           <w:ilvl w:val="0"/>
-          <w:numId w:val="1006"/>
+          <w:numId w:val="7"/>
         </w:numPr>
         <w:jc w:val="left"/>
       </w:pPr>
       <w:r>
-        <w:t xml:space="preserve">Харазян, А. А. Средства и методологии разработки программных продуктов / А. А. Харазян. — Текст : электронный // Инновации и инвестиции. — 2022. — № 10. — С. 156–161. — URL: https://cyberleninka.ru/article/n/sredstva-i-metodologii-razrabotki-programmnyh-produktov (дата обращения: 01.10.2026).</w:t>
+        <w:t>Харазян, А. А. Средства и методологии разработки программных продуктов / А. А. Харазян. — Текст : электронный // Инновации и инвестиции. — 2022. — № 10. — С. 156–161. — URL: https://cyberleninka.ru/article/n/sredstva-i-metodologii-razrabotki-programmnyh-produktov (дата обращения: 01.10.2026).</w:t>
       </w:r>
     </w:p>
     <w:p>
       <w:pPr>
-        <w:pStyle w:val="ListParagraph"/>
+        <w:pStyle w:val="afc"/>
         <w:numPr>
           <w:ilvl w:val="0"/>
-          <w:numId w:val="1006"/>
+          <w:numId w:val="7"/>
         </w:numPr>
         <w:jc w:val="left"/>
       </w:pPr>
       <w:r>
-        <w:t xml:space="preserve">Качков, М. С. Выбор инструментальных средств для разработки образовательного веб-приложения / М. С. Качков, П. А. Пахомов, И. А. Горин. — Текст : электронный // Известия Тульского государственного университета. Технические науки. — 2023. — № 1. — С. 58–62. — DOI 10.24412/2071-6168-2023-1-58-62. — URL: https://cyberleninka.ru/article/n/vybor-instrumentalnyh-sredstv-dlya-razrabotki-obrazovatelnogo-veb-prilozheniya (дата обращения: 01.10.2026).</w:t>
+        <w:t>Качков, М. С. Выбор инструментальных средств для разработки образовательного веб-приложения / М. С. Качков, П. А. Пахомов, И. А. Горин. — Текст : электронный // Известия Тульского государственного университета. Технические науки. — 2023. — № 1. — С. 58–62. — DOI 10.24412/2071-6168-2023-1-58-62. — URL: https://cyberleninka.ru/article/n/vybor-instrumentalnyh-sredstv-dlya-razrabotki-obrazovatelnogo-veb-prilozheniya (дата обращения: 01.10.2026).</w:t>
       </w:r>
     </w:p>
     <w:p>
       <w:pPr>
-        <w:pStyle w:val="ListParagraph"/>
+        <w:pStyle w:val="afc"/>
         <w:numPr>
           <w:ilvl w:val="0"/>
-          <w:numId w:val="1006"/>
+          <w:numId w:val="7"/>
         </w:numPr>
         <w:jc w:val="left"/>
       </w:pPr>
       <w:r>
-        <w:t xml:space="preserve">Марченко, Л. С. Моделирование искусственных вистлеров в среде PyCharm / Л. С. Марченко, Р. И. Паровик. — Текст : электронный // Известия Кабардино-Балкарского научного центра РАН. — 2024. — Т. 26, № 5. — С. 53–63. — DOI 10.35330/1991-6639-2024-26-5-53-63. — URL: https://cyberleninka.ru/article/n/modelirovanie-iskusstvennyh-vistlerov-v-srede-pysharm (дата обращения: 01.10.2026).</w:t>
+        <w:t xml:space="preserve">Марченко, Л. С. Моделирование искусственных вистлеров в среде PyCharm / Л. С. Марченко, Р. И. Паровик. — Текст : электронный // Известия </w:t>
+      </w:r>
+      <w:r>
+        <w:lastRenderedPageBreak/>
+        <w:t>Кабардино-Балкарского научного центра РАН. — 2024. — Т. 26, № 5. — С. 53–63. — DOI 10.35330/1991-6639-2024-26-5-53-63. — URL: https://cyberleninka.ru/article/n/modelirovanie-iskusstvennyh-vistlerov-v-srede-pysharm (дата обращения: 01.10.2026).</w:t>
       </w:r>
     </w:p>
     <w:p>
       <w:pPr>
-        <w:pStyle w:val="ListParagraph"/>
+        <w:pStyle w:val="afc"/>
         <w:numPr>
           <w:ilvl w:val="0"/>
-          <w:numId w:val="1006"/>
+          <w:numId w:val="7"/>
         </w:numPr>
         <w:jc w:val="left"/>
       </w:pPr>
       <w:r>
-        <w:t xml:space="preserve">Самохвалов, А. Э. Организация практических занятий по курсу «Основы проектирования информационных систем» / А. Э. Самохвалов. — Текст : электронный // Концепт : научно-методический электронный журнал. — 2024. — № 1. — С. 15–29. — DOI 10.24412/2304-120X-2024-11002. — URL: https://cyberleninka.ru/article/n/organizatsiya-prakticheskih-zanyatiy-po-kursu-osnovy-proektirovaniya-informatsionnyh-sistem (дата обращения: 01.10.2026).</w:t>
+        <w:t>Самохвалов, А. Э. Организация практических занятий по курсу «Основы проектирования информационных систем» / А. Э. Самохвалов. — Текст : электронный // Концепт : научно-методический электронный журнал. — 2024. — № 1. — С. 15–29. — DOI 10.24412/2304-120X-2024-11002. — URL: https://cyberleninka.ru/article/n/organizatsiya-prakticheskih-zanyatiy-po-kursu-osnovy-proektirovaniya-informatsionnyh-sistem (дата обращения: 01.10.2026).</w:t>
       </w:r>
     </w:p>
     <w:p>
       <w:pPr>
-        <w:pStyle w:val="ListParagraph"/>
+        <w:pStyle w:val="afc"/>
         <w:numPr>
           <w:ilvl w:val="0"/>
-          <w:numId w:val="1006"/>
+          <w:numId w:val="7"/>
         </w:numPr>
         <w:jc w:val="left"/>
       </w:pPr>
       <w:r>
-        <w:t xml:space="preserve">Малых, В. Л. Миграция с Oracle на PostgreSQL сильно связной МИС Интерин / В. Л. Малых, А. Н. Калинин. — Текст : электронный // Программные системы: теория и приложения. — 2022. — Т. 13, № 4 (55). — С. 77–91. — DOI 10.25209/2079-3316-2022-13-4-77-91. — URL: https://cyberleninka.ru/article/n/migratsiya-s-oracle-na-postgresql-silno-svyaznoy-mis-interin (дата обращения: 01.10.2026).</w:t>
+        <w:t>Малых, В. Л. Миграция с Oracle на PostgreSQL сильно связной МИС Интерин / В. Л. Малых, А. Н. Калинин. — Текст : электронный // Программные системы: теория и приложения. — 2022. — Т. 13, № 4 (55). — С. 77–91. — DOI 10.25209/2079-3316-2022-13-4-77-91. — URL: https://cyberleninka.ru/article/n/migratsiya-s-oracle-na-postgresql-silno-svyaznoy-mis-interin (дата обращения: 01.10.2026).</w:t>
       </w:r>
     </w:p>
     <w:p>
       <w:pPr>
-        <w:pStyle w:val="ListParagraph"/>
+        <w:pStyle w:val="afc"/>
         <w:numPr>
           <w:ilvl w:val="0"/>
-          <w:numId w:val="1006"/>
+          <w:numId w:val="7"/>
         </w:numPr>
         <w:jc w:val="left"/>
       </w:pPr>
       <w:r>
-        <w:t xml:space="preserve">Рочев, К. В. Совместное проектное обучение студентов ИТ-направлений подготовки на основе разделения задач в проекте и применения средств контроля версий / К. В. Рочев, А. В. Семяшкина. — Текст : электронный // Вестник Российского университета дружбы народов. Серия: Информатизация образования. — 2023. — Т. 20, № 1. — С. 52–62. — DOI 10.22363/2312-8631-2023-20-1-52-62. — URL: https://cyberleninka.ru/article/n/sovmestnoe-proektnoe-obuchenie-studentov-it-napravleniy-podgotovki-na-osnove-razdeleniya-zadach-v-proekte-i-primeneniya-sredstv (дата обращения: 01.10.2026).</w:t>
+        <w:t>Рочев, К. В. Совместное проектное обучение студентов ИТ-направлений подготовки на основе разделения задач в проекте и применения средств контроля версий / К. В. Рочев, А. В. Семяшкина. — Текст : электронный // Вестник Российского университета дружбы народов. Серия: Информатизация образования. — 2023. — Т. 20, № 1. — С. 52–62. — DOI 10.22363/2312-8631-2023-20-1-52-62. — URL: https://cyberleninka.ru/article/n/sovmestnoe-proektnoe-obuchenie-studentov-it-napravleniy-podgotovki-na-osnove-razdeleniya-zadach-v-proekte-i-primeneniya-sredstv (дата обращения: 01.10.2026).</w:t>
       </w:r>
     </w:p>
     <w:p>
       <w:pPr>
-        <w:pStyle w:val="Heading1"/>
+        <w:pStyle w:val="1"/>
         <w:ind w:firstLine="0"/>
         <w:jc w:val="center"/>
       </w:pPr>
-      <w:r>
-        <w:t xml:space="preserve">ПРИЛОЖЕНИЕ А</w:t>
-      </w:r>
+      <w:bookmarkStart w:id="11" w:name="_Toc242140143"/>
+      <w:r>
+        <w:lastRenderedPageBreak/>
+        <w:t>ПРИЛОЖЕНИЕ А</w:t>
+      </w:r>
+      <w:bookmarkEnd w:id="11"/>
     </w:p>
     <w:p>
       <w:pPr>
-        <w:pStyle w:val="GostNormal"/>
+        <w:pStyle w:val="a0"/>
         <w:keepNext/>
         <w:spacing w:after="360"/>
         <w:ind w:firstLine="0"/>
@@ -8794,218 +8162,227 @@
           <w:b/>
           <w:bCs/>
         </w:rPr>
-        <w:t xml:space="preserve">Перевод фрагмента иностранного источника</w:t>
+        <w:t>Перевод фрагмента иностранного источника</w:t>
       </w:r>
     </w:p>
     <w:p>
       <w:pPr>
-        <w:pStyle w:val="GostNormal"/>
-      </w:pPr>
-      <w:r>
-        <w:t xml:space="preserve">Оригинал: Turoń, K. Car-Sharing Systems in Smart Cities: A Review of the Most Important Issues Related to the Functioning of the Systems in Light of the Scientific Research / K. Turoń. — Текст : электронный // Smart Cities. — 2023. — Vol. 6, No. 2. — P. 796–808. — DOI 10.3390/smartcities6020038. — URL: https://www.mdpi.com/2624-6511/6/2/38 (дата обращения: 01.10.2026). [8]</w:t>
+        <w:pStyle w:val="a0"/>
+      </w:pPr>
+      <w:r>
+        <w:t>Оригинал: Turoń, K. Car-Sharing Systems in Smart Cities: A Review of the Most Important Issues Related to the Functioning of the Systems in Light of the Scientific Research / K. Turoń. — Текст : электронный // Smart Cities. — 2023. — Vol. 6, No. 2. — P. 796–808. — DOI 10.3390/smartcities6020038. — URL: https://www.mdpi.com/2624-6511/6/2/38 (дата обращения: 01.10.2026). [8]</w:t>
       </w:r>
     </w:p>
     <w:p>
       <w:pPr>
-        <w:pStyle w:val="GostNormal"/>
-      </w:pPr>
-      <w:r>
-        <w:t xml:space="preserve">Переведены аннотация и раздел 4 «Final Remarks» (с. 796 и 805–806 оригинала). Статья распространяется по лицензии Creative Commons Attribution (CC BY 4.0).</w:t>
+        <w:pStyle w:val="a0"/>
+      </w:pPr>
+      <w:r>
+        <w:t>Переведены аннотация и раздел 4 «Final Remarks» (с. 796 и 805–806 оригинала). Статья распространяется по лицензии Creative Commons Attribution (CC BY 4.0).</w:t>
       </w:r>
     </w:p>
     <w:p>
       <w:pPr>
-        <w:pStyle w:val="GostNormal"/>
-      </w:pPr>
-      <w:r>
-        <w:t xml:space="preserve">Аннотация статьи</w:t>
+        <w:pStyle w:val="a0"/>
+      </w:pPr>
+      <w:r>
+        <w:t>Аннотация статьи</w:t>
       </w:r>
     </w:p>
     <w:p>
       <w:pPr>
-        <w:pStyle w:val="GostNormal"/>
-      </w:pPr>
-      <w:r>
-        <w:t xml:space="preserve">В настоящее время услуги краткосрочной аренды автомобилей (каршеринг) представляют собой решение, альтернативное индивидуальной автомобилизации, которое можно использовать в городах. По мере усложнения таких систем возникает всё больше проблем с их надлежащим функционированием. Однако чтобы понять суть части этих проблем или правильно вывести новую систему на рынок, важно понимать, как работают системы каршеринга и как связаны между собой факторы, влияющие на них. Цель данной работы — всесторонне представить важнейшие аспекты функционирования каршеринга в свете современных исследований в виде своеобразного свода знаний о каршеринге. Обзор литературы показывает, что ведущие направления исследований в области каршеринга охватывают семь тем: происхождение и история сервисов; анализ функционирования рынка услуг и критерии, влияющие на развитие систем; управление автопарком и размещением автомобилей; вопросы устойчивого развития транспорта; информационные системы; электромобильность в каршеринге; оптимизация и моделирование сервиса. Подробный анализ работ в этой области позволил выделить 15 ведущих факторов, влияющих на каршеринг. Статья способствует внедрению и совершенствованию сервисов каршеринга. Кроме того, она помогает исследователям при обзоре литературы и поиске согласованного перечня факторов, влияющих на каршеринг.</w:t>
+        <w:pStyle w:val="a0"/>
+      </w:pPr>
+      <w:r>
+        <w:t xml:space="preserve">В настоящее время услуги краткосрочной аренды автомобилей (каршеринг) представляют собой решение, альтернативное индивидуальной автомобилизации, которое можно использовать в городах. По мере усложнения таких систем возникает всё больше проблем с их надлежащим функционированием. Однако чтобы понять суть части этих проблем или правильно вывести новую систему на рынок, важно понимать, как работают системы каршеринга и как связаны между собой факторы, влияющие на них. Цель данной работы — всесторонне представить важнейшие аспекты функционирования каршеринга в свете современных исследований в виде своеобразного свода знаний о каршеринге. Обзор литературы показывает, что ведущие направления исследований в области каршеринга охватывают семь тем: происхождение и история сервисов; анализ функционирования рынка услуг и критерии, влияющие на развитие систем; управление автопарком и размещением автомобилей; вопросы устойчивого развития транспорта; информационные системы; электромобильность в каршеринге; оптимизация и моделирование сервиса. Подробный анализ работ в этой области позволил выделить 15 ведущих факторов, влияющих на каршеринг. Статья способствует внедрению и </w:t>
+      </w:r>
+      <w:r>
+        <w:lastRenderedPageBreak/>
+        <w:t>совершенствованию сервисов каршеринга. Кроме того, она помогает исследователям при обзоре литературы и поиске согласованного перечня факторов, влияющих на каршеринг.</w:t>
       </w:r>
     </w:p>
     <w:p>
       <w:pPr>
-        <w:pStyle w:val="GostNormal"/>
-      </w:pPr>
-      <w:r>
-        <w:t xml:space="preserve">4 Заключительные замечания</w:t>
+        <w:pStyle w:val="a0"/>
+      </w:pPr>
+      <w:r>
+        <w:t>4 Заключительные замечания</w:t>
       </w:r>
     </w:p>
     <w:p>
       <w:pPr>
-        <w:pStyle w:val="GostNormal"/>
-      </w:pPr>
-      <w:r>
-        <w:t xml:space="preserve">Сервисы каршеринга представляют собой одну из альтернативных форм мобильности. С учётом текущих тенденций, прогнозов развития систем и мер по ограничению индивидуальной автомобилизации в городах каршеринг может стать ведущим видом городского транспорта. Особенно благоприятными для его развития могут оказаться умные города. Благодаря информационно-коммуникационным технологиям, которые обеспечивают максимальную интерактивность и эффективность городской инфраструктуры и её элементов, такие города способны предложить жителям исправно работающие и доступные системы и одновременно снизить остроту многих транспортных проблем, например социальной изоляции, вызванной недоступностью транспорта.</w:t>
+        <w:pStyle w:val="a0"/>
+      </w:pPr>
+      <w:r>
+        <w:t>Сервисы каршеринга представляют собой одну из альтернативных форм мобильности. С учётом текущих тенденций, прогнозов развития систем и мер по ограничению индивидуальной автомобилизации в городах каршеринг может стать ведущим видом городского транспорта. Особенно благоприятными для его развития могут оказаться умные города. Благодаря информационно-коммуникационным технологиям, которые обеспечивают максимальную интерактивность и эффективность городской инфраструктуры и её элементов, такие города способны предложить жителям исправно работающие и доступные системы и одновременно снизить остроту многих транспортных проблем, например социальной изоляции, вызванной недоступностью транспорта.</w:t>
       </w:r>
     </w:p>
     <w:p>
       <w:pPr>
-        <w:pStyle w:val="GostNormal"/>
-      </w:pPr>
-      <w:r>
-        <w:t xml:space="preserve">Проведённый обзор литературы показал, что в последние годы системы каршеринга значительно развились. Ведущими факторами их развития стали развлекательный, инфраструктурный и управленческий аспекты, а также появление новых технологий. Тем не менее для более эффективной работы систем важно учитывать множество факторов, которые нередко противоречат друг другу.</w:t>
+        <w:pStyle w:val="a0"/>
+      </w:pPr>
+      <w:r>
+        <w:t>Проведённый обзор литературы показал, что в последние годы системы каршеринга значительно развились. Ведущими факторами их развития стали развлекательный, инфраструктурный и управленческий аспекты, а также появление новых технологий. Тем не менее для более эффективной работы систем важно учитывать множество факторов, которые нередко противоречат друг другу.</w:t>
       </w:r>
     </w:p>
     <w:p>
       <w:pPr>
-        <w:pStyle w:val="GostNormal"/>
-      </w:pPr>
-      <w:r>
-        <w:t xml:space="preserve">Поэтому операторам каршеринга и городским властям, планирующим внедрить или усовершенствовать системы каршеринга, рекомендуется обратить внимание на следующее:</w:t>
+        <w:pStyle w:val="a0"/>
+      </w:pPr>
+      <w:r>
+        <w:t>Поэтому операторам каршеринга и городским властям, планирующим внедрить или усовершенствовать системы каршеринга, рекомендуется обратить внимание на следующее:</w:t>
       </w:r>
     </w:p>
     <w:p>
       <w:pPr>
-        <w:pStyle w:val="ListParagraph"/>
+        <w:pStyle w:val="afc"/>
         <w:numPr>
           <w:ilvl w:val="0"/>
-          <w:numId w:val="1002"/>
+          <w:numId w:val="3"/>
         </w:numPr>
       </w:pPr>
       <w:r>
-        <w:t xml:space="preserve">обеспечение достаточной, то есть повышенной, доступности автопарка в неблагоприятную погоду;</w:t>
+        <w:t>обеспечение достаточной, то есть повышенной, доступности автопарка в неблагоприятную погоду;</w:t>
       </w:r>
     </w:p>
     <w:p>
       <w:pPr>
-        <w:pStyle w:val="ListParagraph"/>
+        <w:pStyle w:val="afc"/>
         <w:numPr>
           <w:ilvl w:val="0"/>
-          <w:numId w:val="1002"/>
+          <w:numId w:val="3"/>
         </w:numPr>
       </w:pPr>
       <w:r>
-        <w:t xml:space="preserve">обоснованный выбор типа системы для конкретного города с учётом противоречивых предпочтений пользователей в отношении каршеринга с возвратом в исходную точку (round-trip) и каршеринга со свободным размещением (free-floating);</w:t>
+        <w:t>обоснованный выбор типа системы для конкретного города с учётом противоречивых предпочтений пользователей в отношении каршеринга с возвратом в исходную точку (round-trip) и каршеринга со свободным размещением (free-floating);</w:t>
       </w:r>
     </w:p>
     <w:p>
       <w:pPr>
-        <w:pStyle w:val="ListParagraph"/>
+        <w:pStyle w:val="afc"/>
         <w:numPr>
           <w:ilvl w:val="0"/>
-          <w:numId w:val="1002"/>
+          <w:numId w:val="3"/>
         </w:numPr>
       </w:pPr>
       <w:r>
-        <w:t xml:space="preserve">применение подходящего тарифа: поминутного или покилометрового;</w:t>
+        <w:t>применение подходящего тарифа: поминутного или покилометрового;</w:t>
       </w:r>
     </w:p>
     <w:p>
       <w:pPr>
-        <w:pStyle w:val="ListParagraph"/>
+        <w:pStyle w:val="afc"/>
         <w:numPr>
           <w:ilvl w:val="0"/>
-          <w:numId w:val="1002"/>
+          <w:numId w:val="3"/>
         </w:numPr>
       </w:pPr>
       <w:r>
-        <w:t xml:space="preserve">планирование зон каршеринга с расчётом один автомобиль на 1 кв. км рабочей площади зоны, что обеспечит высокий спрос на услуги;</w:t>
+        <w:lastRenderedPageBreak/>
+        <w:t>планирование зон каршеринга с расчётом один автомобиль на 1 кв. км рабочей площади зоны, что обеспечит высокий спрос на услуги;</w:t>
       </w:r>
     </w:p>
     <w:p>
       <w:pPr>
-        <w:pStyle w:val="ListParagraph"/>
+        <w:pStyle w:val="afc"/>
         <w:numPr>
           <w:ilvl w:val="0"/>
-          <w:numId w:val="1002"/>
+          <w:numId w:val="3"/>
         </w:numPr>
       </w:pPr>
       <w:r>
-        <w:t xml:space="preserve">введение специальных преимуществ для поездок по понедельникам, например дополнительных бонусов на поездки или возможности воспользоваться автомобилем более высокого класса;</w:t>
+        <w:t>введение специальных преимуществ для поездок по понедельникам, например дополнительных бонусов на поездки или возможности воспользоваться автомобилем более высокого класса;</w:t>
       </w:r>
     </w:p>
     <w:p>
       <w:pPr>
-        <w:pStyle w:val="ListParagraph"/>
+        <w:pStyle w:val="afc"/>
         <w:numPr>
           <w:ilvl w:val="0"/>
-          <w:numId w:val="1002"/>
+          <w:numId w:val="3"/>
         </w:numPr>
       </w:pPr>
       <w:r>
-        <w:t xml:space="preserve">подбор автопарка под потребности местных жителей с учётом доступности инфраструктуры для электромобилей;</w:t>
+        <w:t>подбор автопарка под потребности местных жителей с учётом доступности инфраструктуры для электромобилей;</w:t>
       </w:r>
     </w:p>
     <w:p>
       <w:pPr>
-        <w:pStyle w:val="ListParagraph"/>
+        <w:pStyle w:val="afc"/>
         <w:numPr>
           <w:ilvl w:val="0"/>
-          <w:numId w:val="1002"/>
+          <w:numId w:val="3"/>
         </w:numPr>
       </w:pPr>
       <w:r>
-        <w:t xml:space="preserve">введение специальных программ, повышающих интерес женщин к услугам каршеринга;</w:t>
+        <w:t>введение специальных программ, повышающих интерес женщин к услугам каршеринга;</w:t>
       </w:r>
     </w:p>
     <w:p>
       <w:pPr>
-        <w:pStyle w:val="ListParagraph"/>
+        <w:pStyle w:val="afc"/>
         <w:numPr>
           <w:ilvl w:val="0"/>
-          <w:numId w:val="1002"/>
+          <w:numId w:val="3"/>
         </w:numPr>
       </w:pPr>
       <w:r>
-        <w:t xml:space="preserve">стремление к интеграции каршеринга с общественным транспортом;</w:t>
+        <w:t>стремление к интеграции каршеринга с общественным транспортом;</w:t>
       </w:r>
     </w:p>
     <w:p>
       <w:pPr>
-        <w:pStyle w:val="ListParagraph"/>
+        <w:pStyle w:val="afc"/>
         <w:numPr>
           <w:ilvl w:val="0"/>
-          <w:numId w:val="1002"/>
+          <w:numId w:val="3"/>
         </w:numPr>
       </w:pPr>
       <w:r>
-        <w:t xml:space="preserve">выделение специальных зон каршеринга рядом с вокзалами, аэропортами и основными транспортными узлами.</w:t>
+        <w:t>выделение специальных зон каршеринга рядом с вокзалами, аэропортами и основными транспортными узлами.</w:t>
       </w:r>
     </w:p>
     <w:p>
       <w:pPr>
-        <w:pStyle w:val="GostNormal"/>
-      </w:pPr>
-      <w:r>
-        <w:t xml:space="preserve">Выполнение перечисленных условий может способствовать лучшей адаптации услуг каршеринга к потребностям пользователей и городских территорий. Это может положительно сказаться на развитии соответствующих систем и на устранении одной из проблем массовой мобильности — использования водителями личных автомобилей.</w:t>
+        <w:pStyle w:val="a0"/>
+      </w:pPr>
+      <w:r>
+        <w:t>Выполнение перечисленных условий может способствовать лучшей адаптации услуг каршеринга к потребностям пользователей и городских территорий. Это может положительно сказаться на развитии соответствующих систем и на устранении одной из проблем массовой мобильности — использования водителями личных автомобилей.</w:t>
       </w:r>
     </w:p>
     <w:p>
       <w:pPr>
-        <w:pStyle w:val="GostNormal"/>
-      </w:pPr>
-      <w:r>
-        <w:t xml:space="preserve">Анализ литературы показал, что в части функционирования каршеринга исследователи сейчас сосредоточены главным образом на семи направлениях: происхождение сервисов; анализ функционирования рынка услуг и критерии, влияющие на развитие систем; управление автопарком и размещением автомобилей; вопросы устойчивого развития транспорта; информационные системы; электромобильность в каршеринге; оптимизация и моделирование сервиса. Это важный ориентир для исследователей, которые ищут в области каршеринга новые нерешённые вопросы.</w:t>
+        <w:pStyle w:val="a0"/>
+      </w:pPr>
+      <w:r>
+        <w:t>Анализ литературы показал, что в части функционирования каршеринга исследователи сейчас сосредоточены главным образом на семи направлениях: происхождение сервисов; анализ функционирования рынка услуг и критерии, влияющие на развитие систем; управление автопарком и размещением автомобилей; вопросы устойчивого развития транспорта; информационные системы; электромобильность в каршеринге; оптимизация и моделирование сервиса. Это важный ориентир для исследователей, которые ищут в области каршеринга новые нерешённые вопросы.</w:t>
       </w:r>
     </w:p>
     <w:p>
       <w:pPr>
-        <w:pStyle w:val="GostNormal"/>
-      </w:pPr>
-      <w:r>
-        <w:t xml:space="preserve">Таким образом, на основе анализа литературы цель работы достигнута: определены важнейшие аспекты каршеринга в свете современных исследований. Работа обобщает имеющиеся знания о каршеринге. Она служит опорой для практиков, которые занимаются каршерингом, то есть операторов и городских администраций, и сводом знаний для исследователей и всех, кто интересуется сервисами совместной мобильности.</w:t>
+        <w:pStyle w:val="a0"/>
+      </w:pPr>
+      <w:r>
+        <w:t xml:space="preserve">Таким образом, на основе анализа литературы цель работы достигнута: определены важнейшие аспекты каршеринга в свете современных исследований. Работа обобщает имеющиеся знания о каршеринге. Она служит опорой для практиков, которые занимаются каршерингом, то есть операторов и городских </w:t>
+      </w:r>
+      <w:r>
+        <w:lastRenderedPageBreak/>
+        <w:t>администраций, и сводом знаний для исследователей и всех, кто интересуется сервисами совместной мобильности.</w:t>
       </w:r>
     </w:p>
     <w:p>
       <w:pPr>
-        <w:pStyle w:val="GostNormal"/>
-      </w:pPr>
-      <w:r>
-        <w:t xml:space="preserve">Основное ограничение исследования состоит в том, что анализ проводился только по одной базе научных публикаций. В последующих работах автор планирует провести обзор литературы по большему числу баз данных и сравнить результаты.</w:t>
+        <w:pStyle w:val="a0"/>
+      </w:pPr>
+      <w:r>
+        <w:t>Основное ограничение исследования состоит в том, что анализ проводился только по одной базе научных публикаций. В последующих работах автор планирует провести обзор литературы по большему числу баз данных и сравнить результаты.</w:t>
       </w:r>
     </w:p>
     <w:sectPr>
-      <w:footerReference w:type="default" r:id="rIdGostFooter"/>
-      <w:pgSz w:w="11906" w:h="16838" w:orient="portrait"/>
+      <w:footerReference w:type="default" r:id="rId14"/>
+      <w:pgSz w:w="11906" w:h="16838"/>
       <w:pgMar w:top="1134" w:right="567" w:bottom="1134" w:left="1701" w:header="709" w:footer="709" w:gutter="0"/>
-      <w:pgNumType/>
+      <w:cols w:space="720"/>
       <w:docGrid w:linePitch="360"/>
     </w:sectPr>
   </w:body>
@@ -9038,37 +8415,41 @@
 </file>
 
 <file path=word/footer1.xml><?xml version="1.0" encoding="utf-8"?>
-<w:ftr xmlns:m="http://schemas.openxmlformats.org/officeDocument/2006/math" xmlns:mc="http://schemas.openxmlformats.org/markup-compatibility/2006" xmlns:mo="http://schemas.microsoft.com/office/mac/office/2008/main" xmlns:mv="urn:schemas-microsoft-com:mac:vml" xmlns:o="urn:schemas-microsoft-com:office:office" xmlns:r="http://schemas.openxmlformats.org/officeDocument/2006/relationships" xmlns:v="urn:schemas-microsoft-com:vml" xmlns:w10="urn:schemas-microsoft-com:office:word" xmlns:w14="http://schemas.microsoft.com/office/word/2010/wordml" xmlns:w="http://schemas.openxmlformats.org/wordprocessingml/2006/main" xmlns:wne="http://schemas.microsoft.com/office/word/2006/wordml" xmlns:wp14="http://schemas.microsoft.com/office/word/2010/wordprocessingDrawing" xmlns:wp="http://schemas.openxmlformats.org/drawingml/2006/wordprocessingDrawing" xmlns:wpc="http://schemas.microsoft.com/office/word/2010/wordprocessingCanvas" xmlns:wpg="http://schemas.microsoft.com/office/word/2010/wordprocessingGroup" xmlns:wpi="http://schemas.microsoft.com/office/word/2010/wordprocessingInk" xmlns:wps="http://schemas.microsoft.com/office/word/2010/wordprocessingShape" mc:Ignorable="w14 wp14">
-  <w:p>
-    <w:pPr>
-      <w:pStyle w:val="Footer"/>
-    </w:pPr>
-  </w:p>
+<w:ftr xmlns:wpc="http://schemas.microsoft.com/office/word/2010/wordprocessingCanvas" xmlns:cx="http://schemas.microsoft.com/office/drawing/2014/chartex" xmlns:cx1="http://schemas.microsoft.com/office/drawing/2015/9/8/chartex" xmlns:cx2="http://schemas.microsoft.com/office/drawing/2015/10/21/chartex" xmlns:cx3="http://schemas.microsoft.com/office/drawing/2016/5/9/chartex" xmlns:cx4="http://schemas.microsoft.com/office/drawing/2016/5/10/chartex" xmlns:cx5="http://schemas.microsoft.com/office/drawing/2016/5/11/chartex" xmlns:cx6="http://schemas.microsoft.com/office/drawing/2016/5/12/chartex" xmlns:cx7="http://schemas.microsoft.com/office/drawing/2016/5/13/chartex" xmlns:cx8="http://schemas.microsoft.com/office/drawing/2016/5/14/chartex" xmlns:mc="http://schemas.openxmlformats.org/markup-compatibility/2006" xmlns:aink="http://schemas.microsoft.com/office/drawing/2016/ink" xmlns:am3d="http://schemas.microsoft.com/office/drawing/2017/model3d" xmlns:o="urn:schemas-microsoft-com:office:office" xmlns:oel="http://schemas.microsoft.com/office/2019/extlst" xmlns:r="http://schemas.openxmlformats.org/officeDocument/2006/relationships" xmlns:m="http://schemas.openxmlformats.org/officeDocument/2006/math" xmlns:v="urn:schemas-microsoft-com:vml" xmlns:wp14="http://schemas.microsoft.com/office/word/2010/wordprocessingDrawing" xmlns:wp="http://schemas.openxmlformats.org/drawingml/2006/wordprocessingDrawing" xmlns:w10="urn:schemas-microsoft-com:office:word" xmlns:w="http://schemas.openxmlformats.org/wordprocessingml/2006/main" xmlns:w14="http://schemas.microsoft.com/office/word/2010/wordml" xmlns:w15="http://schemas.microsoft.com/office/word/2012/wordml" xmlns:w16cex="http://schemas.microsoft.com/office/word/2018/wordml/cex" xmlns:w16cid="http://schemas.microsoft.com/office/word/2016/wordml/cid" xmlns:w16="http://schemas.microsoft.com/office/word/2018/wordml" xmlns:w16du="http://schemas.microsoft.com/office/word/2023/wordml/word16du" xmlns:w16sdtdh="http://schemas.microsoft.com/office/word/2020/wordml/sdtdatahash" xmlns:w16sdtfl="http://schemas.microsoft.com/office/word/2024/wordml/sdtformatlock" xmlns:w16se="http://schemas.microsoft.com/office/word/2015/wordml/symex" xmlns:wpg="http://schemas.microsoft.com/office/word/2010/wordprocessingGroup" xmlns:wpi="http://schemas.microsoft.com/office/word/2010/wordprocessingInk" xmlns:wne="http://schemas.microsoft.com/office/word/2006/wordml" xmlns:wps="http://schemas.microsoft.com/office/word/2010/wordprocessingShape" mc:Ignorable="w14 w15 w16se w16cid w16 w16cex w16sdtdh w16sdtfl w16du wp14">
+  <w:p/>
 </w:ftr>
 </file>
 
 <file path=word/footer2.xml><?xml version="1.0" encoding="utf-8"?>
-<w:ftr xmlns:m="http://schemas.openxmlformats.org/officeDocument/2006/math" xmlns:mc="http://schemas.openxmlformats.org/markup-compatibility/2006" xmlns:mo="http://schemas.microsoft.com/office/mac/office/2008/main" xmlns:mv="urn:schemas-microsoft-com:mac:vml" xmlns:o="urn:schemas-microsoft-com:office:office" xmlns:r="http://schemas.openxmlformats.org/officeDocument/2006/relationships" xmlns:v="urn:schemas-microsoft-com:vml" xmlns:w10="urn:schemas-microsoft-com:office:word" xmlns:w14="http://schemas.microsoft.com/office/word/2010/wordml" xmlns:w="http://schemas.openxmlformats.org/wordprocessingml/2006/main" xmlns:wne="http://schemas.microsoft.com/office/word/2006/wordml" xmlns:wp14="http://schemas.microsoft.com/office/word/2010/wordprocessingDrawing" xmlns:wp="http://schemas.openxmlformats.org/drawingml/2006/wordprocessingDrawing" xmlns:wpc="http://schemas.microsoft.com/office/word/2010/wordprocessingCanvas" xmlns:wpg="http://schemas.microsoft.com/office/word/2010/wordprocessingGroup" xmlns:wpi="http://schemas.microsoft.com/office/word/2010/wordprocessingInk" xmlns:wps="http://schemas.microsoft.com/office/word/2010/wordprocessingShape" mc:Ignorable="w14 wp14">
-  <w:p>
-    <w:pPr>
-      <w:pStyle w:val="Footer"/>
-    </w:pPr>
-  </w:p>
+<w:ftr xmlns:wpc="http://schemas.microsoft.com/office/word/2010/wordprocessingCanvas" xmlns:cx="http://schemas.microsoft.com/office/drawing/2014/chartex" xmlns:cx1="http://schemas.microsoft.com/office/drawing/2015/9/8/chartex" xmlns:cx2="http://schemas.microsoft.com/office/drawing/2015/10/21/chartex" xmlns:cx3="http://schemas.microsoft.com/office/drawing/2016/5/9/chartex" xmlns:cx4="http://schemas.microsoft.com/office/drawing/2016/5/10/chartex" xmlns:cx5="http://schemas.microsoft.com/office/drawing/2016/5/11/chartex" xmlns:cx6="http://schemas.microsoft.com/office/drawing/2016/5/12/chartex" xmlns:cx7="http://schemas.microsoft.com/office/drawing/2016/5/13/chartex" xmlns:cx8="http://schemas.microsoft.com/office/drawing/2016/5/14/chartex" xmlns:mc="http://schemas.openxmlformats.org/markup-compatibility/2006" xmlns:aink="http://schemas.microsoft.com/office/drawing/2016/ink" xmlns:am3d="http://schemas.microsoft.com/office/drawing/2017/model3d" xmlns:o="urn:schemas-microsoft-com:office:office" xmlns:oel="http://schemas.microsoft.com/office/2019/extlst" xmlns:r="http://schemas.openxmlformats.org/officeDocument/2006/relationships" xmlns:m="http://schemas.openxmlformats.org/officeDocument/2006/math" xmlns:v="urn:schemas-microsoft-com:vml" xmlns:wp14="http://schemas.microsoft.com/office/word/2010/wordprocessingDrawing" xmlns:wp="http://schemas.openxmlformats.org/drawingml/2006/wordprocessingDrawing" xmlns:w10="urn:schemas-microsoft-com:office:word" xmlns:w="http://schemas.openxmlformats.org/wordprocessingml/2006/main" xmlns:w14="http://schemas.microsoft.com/office/word/2010/wordml" xmlns:w15="http://schemas.microsoft.com/office/word/2012/wordml" xmlns:w16cex="http://schemas.microsoft.com/office/word/2018/wordml/cex" xmlns:w16cid="http://schemas.microsoft.com/office/word/2016/wordml/cid" xmlns:w16="http://schemas.microsoft.com/office/word/2018/wordml" xmlns:w16du="http://schemas.microsoft.com/office/word/2023/wordml/word16du" xmlns:w16sdtdh="http://schemas.microsoft.com/office/word/2020/wordml/sdtdatahash" xmlns:w16sdtfl="http://schemas.microsoft.com/office/word/2024/wordml/sdtformatlock" xmlns:w16se="http://schemas.microsoft.com/office/word/2015/wordml/symex" xmlns:wpg="http://schemas.microsoft.com/office/word/2010/wordprocessingGroup" xmlns:wpi="http://schemas.microsoft.com/office/word/2010/wordprocessingInk" xmlns:wne="http://schemas.microsoft.com/office/word/2006/wordml" xmlns:wps="http://schemas.microsoft.com/office/word/2010/wordprocessingShape" mc:Ignorable="w14 w15 w16se w16cid w16 w16cex w16sdtdh w16sdtfl w16du wp14">
+  <w:p/>
 </w:ftr>
 </file>
 
 <file path=word/footer3.xml><?xml version="1.0" encoding="utf-8"?>
-<w:ftr xmlns:wpc="http://schemas.microsoft.com/office/word/2010/wordprocessingCanvas" xmlns:mc="http://schemas.openxmlformats.org/markup-compatibility/2006" xmlns:o="urn:schemas-microsoft-com:office:office" xmlns:r="http://schemas.openxmlformats.org/officeDocument/2006/relationships" xmlns:m="http://schemas.openxmlformats.org/officeDocument/2006/math" xmlns:v="urn:schemas-microsoft-com:vml" xmlns:wp14="http://schemas.microsoft.com/office/word/2010/wordprocessingDrawing" xmlns:wp="http://schemas.openxmlformats.org/drawingml/2006/wordprocessingDrawing" xmlns:w10="urn:schemas-microsoft-com:office:word" xmlns:w="http://schemas.openxmlformats.org/wordprocessingml/2006/main" xmlns:w14="http://schemas.microsoft.com/office/word/2010/wordml" xmlns:w15="http://schemas.microsoft.com/office/word/2012/wordml" xmlns:wpg="http://schemas.microsoft.com/office/word/2010/wordprocessingGroup" xmlns:wpi="http://schemas.microsoft.com/office/word/2010/wordprocessingInk" xmlns:wne="http://schemas.microsoft.com/office/word/2006/wordml" xmlns:wps="http://schemas.microsoft.com/office/word/2010/wordprocessingShape">
+<w:ftr xmlns:wpc="http://schemas.microsoft.com/office/word/2010/wordprocessingCanvas" xmlns:cx="http://schemas.microsoft.com/office/drawing/2014/chartex" xmlns:cx1="http://schemas.microsoft.com/office/drawing/2015/9/8/chartex" xmlns:cx2="http://schemas.microsoft.com/office/drawing/2015/10/21/chartex" xmlns:cx3="http://schemas.microsoft.com/office/drawing/2016/5/9/chartex" xmlns:cx4="http://schemas.microsoft.com/office/drawing/2016/5/10/chartex" xmlns:cx5="http://schemas.microsoft.com/office/drawing/2016/5/11/chartex" xmlns:cx6="http://schemas.microsoft.com/office/drawing/2016/5/12/chartex" xmlns:cx7="http://schemas.microsoft.com/office/drawing/2016/5/13/chartex" xmlns:cx8="http://schemas.microsoft.com/office/drawing/2016/5/14/chartex" xmlns:mc="http://schemas.openxmlformats.org/markup-compatibility/2006" xmlns:aink="http://schemas.microsoft.com/office/drawing/2016/ink" xmlns:am3d="http://schemas.microsoft.com/office/drawing/2017/model3d" xmlns:o="urn:schemas-microsoft-com:office:office" xmlns:oel="http://schemas.microsoft.com/office/2019/extlst" xmlns:r="http://schemas.openxmlformats.org/officeDocument/2006/relationships" xmlns:m="http://schemas.openxmlformats.org/officeDocument/2006/math" xmlns:v="urn:schemas-microsoft-com:vml" xmlns:wp14="http://schemas.microsoft.com/office/word/2010/wordprocessingDrawing" xmlns:wp="http://schemas.openxmlformats.org/drawingml/2006/wordprocessingDrawing" xmlns:w10="urn:schemas-microsoft-com:office:word" xmlns:w="http://schemas.openxmlformats.org/wordprocessingml/2006/main" xmlns:w14="http://schemas.microsoft.com/office/word/2010/wordml" xmlns:w15="http://schemas.microsoft.com/office/word/2012/wordml" xmlns:w16cex="http://schemas.microsoft.com/office/word/2018/wordml/cex" xmlns:w16cid="http://schemas.microsoft.com/office/word/2016/wordml/cid" xmlns:w16="http://schemas.microsoft.com/office/word/2018/wordml" xmlns:w16du="http://schemas.microsoft.com/office/word/2023/wordml/word16du" xmlns:w16sdtdh="http://schemas.microsoft.com/office/word/2020/wordml/sdtdatahash" xmlns:w16sdtfl="http://schemas.microsoft.com/office/word/2024/wordml/sdtformatlock" xmlns:w16se="http://schemas.microsoft.com/office/word/2015/wordml/symex" xmlns:wpg="http://schemas.microsoft.com/office/word/2010/wordprocessingGroup" xmlns:wpi="http://schemas.microsoft.com/office/word/2010/wordprocessingInk" xmlns:wne="http://schemas.microsoft.com/office/word/2006/wordml" xmlns:wps="http://schemas.microsoft.com/office/word/2010/wordprocessingShape" mc:Ignorable="w14 w15 w16se w16cid w16 w16cex w16sdtdh w16sdtfl w16du wp14">
   <w:p>
     <w:pPr>
-      <w:pStyle w:val="GostNormal"/>
+      <w:pStyle w:val="a0"/>
       <w:ind w:firstLine="0"/>
       <w:jc w:val="center"/>
     </w:pPr>
     <w:r>
       <w:fldChar w:fldCharType="begin"/>
-      <w:instrText xml:space="preserve">PAGE</w:instrText>
+    </w:r>
+    <w:r>
+      <w:instrText>PAGE</w:instrText>
+    </w:r>
+    <w:r>
       <w:fldChar w:fldCharType="separate"/>
+    </w:r>
+    <w:r>
+      <w:rPr>
+        <w:noProof/>
+      </w:rPr>
+      <w:t>6</w:t>
+    </w:r>
+    <w:r>
       <w:fldChar w:fldCharType="end"/>
     </w:r>
   </w:p>
@@ -9101,28 +8482,130 @@
 </file>
 
 <file path=word/header1.xml><?xml version="1.0" encoding="utf-8"?>
-<w:hdr xmlns:m="http://schemas.openxmlformats.org/officeDocument/2006/math" xmlns:mc="http://schemas.openxmlformats.org/markup-compatibility/2006" xmlns:mo="http://schemas.microsoft.com/office/mac/office/2008/main" xmlns:mv="urn:schemas-microsoft-com:mac:vml" xmlns:o="urn:schemas-microsoft-com:office:office" xmlns:r="http://schemas.openxmlformats.org/officeDocument/2006/relationships" xmlns:v="urn:schemas-microsoft-com:vml" xmlns:w10="urn:schemas-microsoft-com:office:word" xmlns:w14="http://schemas.microsoft.com/office/word/2010/wordml" xmlns:w="http://schemas.openxmlformats.org/wordprocessingml/2006/main" xmlns:wne="http://schemas.microsoft.com/office/word/2006/wordml" xmlns:wp14="http://schemas.microsoft.com/office/word/2010/wordprocessingDrawing" xmlns:wp="http://schemas.openxmlformats.org/drawingml/2006/wordprocessingDrawing" xmlns:wpc="http://schemas.microsoft.com/office/word/2010/wordprocessingCanvas" xmlns:wpg="http://schemas.microsoft.com/office/word/2010/wordprocessingGroup" xmlns:wpi="http://schemas.microsoft.com/office/word/2010/wordprocessingInk" xmlns:wps="http://schemas.microsoft.com/office/word/2010/wordprocessingShape" mc:Ignorable="w14 wp14">
-  <w:p>
-    <w:pPr>
-      <w:pStyle w:val="Header"/>
-    </w:pPr>
-  </w:p>
+<w:hdr xmlns:wpc="http://schemas.microsoft.com/office/word/2010/wordprocessingCanvas" xmlns:cx="http://schemas.microsoft.com/office/drawing/2014/chartex" xmlns:cx1="http://schemas.microsoft.com/office/drawing/2015/9/8/chartex" xmlns:cx2="http://schemas.microsoft.com/office/drawing/2015/10/21/chartex" xmlns:cx3="http://schemas.microsoft.com/office/drawing/2016/5/9/chartex" xmlns:cx4="http://schemas.microsoft.com/office/drawing/2016/5/10/chartex" xmlns:cx5="http://schemas.microsoft.com/office/drawing/2016/5/11/chartex" xmlns:cx6="http://schemas.microsoft.com/office/drawing/2016/5/12/chartex" xmlns:cx7="http://schemas.microsoft.com/office/drawing/2016/5/13/chartex" xmlns:cx8="http://schemas.microsoft.com/office/drawing/2016/5/14/chartex" xmlns:mc="http://schemas.openxmlformats.org/markup-compatibility/2006" xmlns:aink="http://schemas.microsoft.com/office/drawing/2016/ink" xmlns:am3d="http://schemas.microsoft.com/office/drawing/2017/model3d" xmlns:o="urn:schemas-microsoft-com:office:office" xmlns:oel="http://schemas.microsoft.com/office/2019/extlst" xmlns:r="http://schemas.openxmlformats.org/officeDocument/2006/relationships" xmlns:m="http://schemas.openxmlformats.org/officeDocument/2006/math" xmlns:v="urn:schemas-microsoft-com:vml" xmlns:wp14="http://schemas.microsoft.com/office/word/2010/wordprocessingDrawing" xmlns:wp="http://schemas.openxmlformats.org/drawingml/2006/wordprocessingDrawing" xmlns:w10="urn:schemas-microsoft-com:office:word" xmlns:w="http://schemas.openxmlformats.org/wordprocessingml/2006/main" xmlns:w14="http://schemas.microsoft.com/office/word/2010/wordml" xmlns:w15="http://schemas.microsoft.com/office/word/2012/wordml" xmlns:w16cex="http://schemas.microsoft.com/office/word/2018/wordml/cex" xmlns:w16cid="http://schemas.microsoft.com/office/word/2016/wordml/cid" xmlns:w16="http://schemas.microsoft.com/office/word/2018/wordml" xmlns:w16du="http://schemas.microsoft.com/office/word/2023/wordml/word16du" xmlns:w16sdtdh="http://schemas.microsoft.com/office/word/2020/wordml/sdtdatahash" xmlns:w16sdtfl="http://schemas.microsoft.com/office/word/2024/wordml/sdtformatlock" xmlns:w16se="http://schemas.microsoft.com/office/word/2015/wordml/symex" xmlns:wpg="http://schemas.microsoft.com/office/word/2010/wordprocessingGroup" xmlns:wpi="http://schemas.microsoft.com/office/word/2010/wordprocessingInk" xmlns:wne="http://schemas.microsoft.com/office/word/2006/wordml" xmlns:wps="http://schemas.microsoft.com/office/word/2010/wordprocessingShape" mc:Ignorable="w14 w15 w16se w16cid w16 w16cex w16sdtdh w16sdtfl w16du wp14">
+  <w:p/>
 </w:hdr>
 </file>
 
 <file path=word/header2.xml><?xml version="1.0" encoding="utf-8"?>
-<w:hdr xmlns:m="http://schemas.openxmlformats.org/officeDocument/2006/math" xmlns:mc="http://schemas.openxmlformats.org/markup-compatibility/2006" xmlns:mo="http://schemas.microsoft.com/office/mac/office/2008/main" xmlns:mv="urn:schemas-microsoft-com:mac:vml" xmlns:o="urn:schemas-microsoft-com:office:office" xmlns:r="http://schemas.openxmlformats.org/officeDocument/2006/relationships" xmlns:v="urn:schemas-microsoft-com:vml" xmlns:w10="urn:schemas-microsoft-com:office:word" xmlns:w14="http://schemas.microsoft.com/office/word/2010/wordml" xmlns:w="http://schemas.openxmlformats.org/wordprocessingml/2006/main" xmlns:wne="http://schemas.microsoft.com/office/word/2006/wordml" xmlns:wp14="http://schemas.microsoft.com/office/word/2010/wordprocessingDrawing" xmlns:wp="http://schemas.openxmlformats.org/drawingml/2006/wordprocessingDrawing" xmlns:wpc="http://schemas.microsoft.com/office/word/2010/wordprocessingCanvas" xmlns:wpg="http://schemas.microsoft.com/office/word/2010/wordprocessingGroup" xmlns:wpi="http://schemas.microsoft.com/office/word/2010/wordprocessingInk" xmlns:wps="http://schemas.microsoft.com/office/word/2010/wordprocessingShape" mc:Ignorable="w14 wp14">
-  <w:p>
-    <w:pPr>
-      <w:pStyle w:val="Header"/>
-    </w:pPr>
-  </w:p>
+<w:hdr xmlns:wpc="http://schemas.microsoft.com/office/word/2010/wordprocessingCanvas" xmlns:cx="http://schemas.microsoft.com/office/drawing/2014/chartex" xmlns:cx1="http://schemas.microsoft.com/office/drawing/2015/9/8/chartex" xmlns:cx2="http://schemas.microsoft.com/office/drawing/2015/10/21/chartex" xmlns:cx3="http://schemas.microsoft.com/office/drawing/2016/5/9/chartex" xmlns:cx4="http://schemas.microsoft.com/office/drawing/2016/5/10/chartex" xmlns:cx5="http://schemas.microsoft.com/office/drawing/2016/5/11/chartex" xmlns:cx6="http://schemas.microsoft.com/office/drawing/2016/5/12/chartex" xmlns:cx7="http://schemas.microsoft.com/office/drawing/2016/5/13/chartex" xmlns:cx8="http://schemas.microsoft.com/office/drawing/2016/5/14/chartex" xmlns:mc="http://schemas.openxmlformats.org/markup-compatibility/2006" xmlns:aink="http://schemas.microsoft.com/office/drawing/2016/ink" xmlns:am3d="http://schemas.microsoft.com/office/drawing/2017/model3d" xmlns:o="urn:schemas-microsoft-com:office:office" xmlns:oel="http://schemas.microsoft.com/office/2019/extlst" xmlns:r="http://schemas.openxmlformats.org/officeDocument/2006/relationships" xmlns:m="http://schemas.openxmlformats.org/officeDocument/2006/math" xmlns:v="urn:schemas-microsoft-com:vml" xmlns:wp14="http://schemas.microsoft.com/office/word/2010/wordprocessingDrawing" xmlns:wp="http://schemas.openxmlformats.org/drawingml/2006/wordprocessingDrawing" xmlns:w10="urn:schemas-microsoft-com:office:word" xmlns:w="http://schemas.openxmlformats.org/wordprocessingml/2006/main" xmlns:w14="http://schemas.microsoft.com/office/word/2010/wordml" xmlns:w15="http://schemas.microsoft.com/office/word/2012/wordml" xmlns:w16cex="http://schemas.microsoft.com/office/word/2018/wordml/cex" xmlns:w16cid="http://schemas.microsoft.com/office/word/2016/wordml/cid" xmlns:w16="http://schemas.microsoft.com/office/word/2018/wordml" xmlns:w16du="http://schemas.microsoft.com/office/word/2023/wordml/word16du" xmlns:w16sdtdh="http://schemas.microsoft.com/office/word/2020/wordml/sdtdatahash" xmlns:w16sdtfl="http://schemas.microsoft.com/office/word/2024/wordml/sdtformatlock" xmlns:w16se="http://schemas.microsoft.com/office/word/2015/wordml/symex" xmlns:wpg="http://schemas.microsoft.com/office/word/2010/wordprocessingGroup" xmlns:wpi="http://schemas.microsoft.com/office/word/2010/wordprocessingInk" xmlns:wne="http://schemas.microsoft.com/office/word/2006/wordml" xmlns:wps="http://schemas.microsoft.com/office/word/2010/wordprocessingShape" mc:Ignorable="w14 w15 w16se w16cid w16 w16cex w16sdtdh w16sdtfl w16du wp14">
+  <w:p/>
 </w:hdr>
 </file>
 
 <file path=word/numbering.xml><?xml version="1.0" encoding="utf-8"?>
 <w:numbering xmlns:wpc="http://schemas.microsoft.com/office/word/2010/wordprocessingCanvas" xmlns:cx="http://schemas.microsoft.com/office/drawing/2014/chartex" xmlns:cx1="http://schemas.microsoft.com/office/drawing/2015/9/8/chartex" xmlns:cx2="http://schemas.microsoft.com/office/drawing/2015/10/21/chartex" xmlns:cx3="http://schemas.microsoft.com/office/drawing/2016/5/9/chartex" xmlns:cx4="http://schemas.microsoft.com/office/drawing/2016/5/10/chartex" xmlns:cx5="http://schemas.microsoft.com/office/drawing/2016/5/11/chartex" xmlns:cx6="http://schemas.microsoft.com/office/drawing/2016/5/12/chartex" xmlns:cx7="http://schemas.microsoft.com/office/drawing/2016/5/13/chartex" xmlns:cx8="http://schemas.microsoft.com/office/drawing/2016/5/14/chartex" xmlns:mc="http://schemas.openxmlformats.org/markup-compatibility/2006" xmlns:aink="http://schemas.microsoft.com/office/drawing/2016/ink" xmlns:am3d="http://schemas.microsoft.com/office/drawing/2017/model3d" xmlns:o="urn:schemas-microsoft-com:office:office" xmlns:oel="http://schemas.microsoft.com/office/2019/extlst" xmlns:r="http://schemas.openxmlformats.org/officeDocument/2006/relationships" xmlns:m="http://schemas.openxmlformats.org/officeDocument/2006/math" xmlns:v="urn:schemas-microsoft-com:vml" xmlns:wp14="http://schemas.microsoft.com/office/word/2010/wordprocessingDrawing" xmlns:wp="http://schemas.openxmlformats.org/drawingml/2006/wordprocessingDrawing" xmlns:w10="urn:schemas-microsoft-com:office:word" xmlns:w="http://schemas.openxmlformats.org/wordprocessingml/2006/main" xmlns:w14="http://schemas.microsoft.com/office/word/2010/wordml" xmlns:w15="http://schemas.microsoft.com/office/word/2012/wordml" xmlns:w16cex="http://schemas.microsoft.com/office/word/2018/wordml/cex" xmlns:w16cid="http://schemas.microsoft.com/office/word/2016/wordml/cid" xmlns:w16="http://schemas.microsoft.com/office/word/2018/wordml" xmlns:w16du="http://schemas.microsoft.com/office/word/2023/wordml/word16du" xmlns:w16sdtdh="http://schemas.microsoft.com/office/word/2020/wordml/sdtdatahash" xmlns:w16sdtfl="http://schemas.microsoft.com/office/word/2024/wordml/sdtformatlock" xmlns:w16se="http://schemas.microsoft.com/office/word/2015/wordml/symex" xmlns:wpg="http://schemas.microsoft.com/office/word/2010/wordprocessingGroup" xmlns:wpi="http://schemas.microsoft.com/office/word/2010/wordprocessingInk" xmlns:wne="http://schemas.microsoft.com/office/word/2006/wordml" xmlns:wps="http://schemas.microsoft.com/office/word/2010/wordprocessingShape" mc:Ignorable="w14 w15 w16se w16cid w16 w16cex w16sdtdh w16sdtfl w16du wp14">
   <w:abstractNum w:abstractNumId="0" w15:restartNumberingAfterBreak="0">
+    <w:nsid w:val="16F44C8C"/>
+    <w:multiLevelType w:val="hybridMultilevel"/>
+    <w:tmpl w:val="C79053C6"/>
+    <w:lvl w:ilvl="0" w:tplc="3370D398">
+      <w:start w:val="1"/>
+      <w:numFmt w:val="decimal"/>
+      <w:suff w:val="space"/>
+      <w:lvlText w:val="%1."/>
+      <w:lvlJc w:val="left"/>
+      <w:pPr>
+        <w:ind w:left="0" w:firstLine="709"/>
+      </w:pPr>
+    </w:lvl>
+    <w:lvl w:ilvl="1" w:tplc="F3B640FE">
+      <w:numFmt w:val="decimal"/>
+      <w:lvlText w:val=""/>
+      <w:lvlJc w:val="left"/>
+    </w:lvl>
+    <w:lvl w:ilvl="2" w:tplc="C720A1B8">
+      <w:numFmt w:val="decimal"/>
+      <w:lvlText w:val=""/>
+      <w:lvlJc w:val="left"/>
+    </w:lvl>
+    <w:lvl w:ilvl="3" w:tplc="8B1E7392">
+      <w:numFmt w:val="decimal"/>
+      <w:lvlText w:val=""/>
+      <w:lvlJc w:val="left"/>
+    </w:lvl>
+    <w:lvl w:ilvl="4" w:tplc="3BC0A12C">
+      <w:numFmt w:val="decimal"/>
+      <w:lvlText w:val=""/>
+      <w:lvlJc w:val="left"/>
+    </w:lvl>
+    <w:lvl w:ilvl="5" w:tplc="AC20C754">
+      <w:numFmt w:val="decimal"/>
+      <w:lvlText w:val=""/>
+      <w:lvlJc w:val="left"/>
+    </w:lvl>
+    <w:lvl w:ilvl="6" w:tplc="5A4EC934">
+      <w:numFmt w:val="decimal"/>
+      <w:lvlText w:val=""/>
+      <w:lvlJc w:val="left"/>
+    </w:lvl>
+    <w:lvl w:ilvl="7" w:tplc="8616787A">
+      <w:numFmt w:val="decimal"/>
+      <w:lvlText w:val=""/>
+      <w:lvlJc w:val="left"/>
+    </w:lvl>
+    <w:lvl w:ilvl="8" w:tplc="41CA5EBA">
+      <w:numFmt w:val="decimal"/>
+      <w:lvlText w:val=""/>
+      <w:lvlJc w:val="left"/>
+    </w:lvl>
+  </w:abstractNum>
+  <w:abstractNum w:abstractNumId="1" w15:restartNumberingAfterBreak="0">
+    <w:nsid w:val="2D0F6163"/>
+    <w:multiLevelType w:val="hybridMultilevel"/>
+    <w:tmpl w:val="D2327FBC"/>
+    <w:lvl w:ilvl="0" w:tplc="B6F8CEFE">
+      <w:start w:val="1"/>
+      <w:numFmt w:val="decimal"/>
+      <w:suff w:val="space"/>
+      <w:lvlText w:val="%1)"/>
+      <w:lvlJc w:val="left"/>
+      <w:pPr>
+        <w:ind w:left="0" w:firstLine="709"/>
+      </w:pPr>
+    </w:lvl>
+    <w:lvl w:ilvl="1" w:tplc="A11642E6">
+      <w:numFmt w:val="decimal"/>
+      <w:lvlText w:val=""/>
+      <w:lvlJc w:val="left"/>
+    </w:lvl>
+    <w:lvl w:ilvl="2" w:tplc="DFA8E7C0">
+      <w:numFmt w:val="decimal"/>
+      <w:lvlText w:val=""/>
+      <w:lvlJc w:val="left"/>
+    </w:lvl>
+    <w:lvl w:ilvl="3" w:tplc="647A0FB4">
+      <w:numFmt w:val="decimal"/>
+      <w:lvlText w:val=""/>
+      <w:lvlJc w:val="left"/>
+    </w:lvl>
+    <w:lvl w:ilvl="4" w:tplc="DA7A2EB4">
+      <w:numFmt w:val="decimal"/>
+      <w:lvlText w:val=""/>
+      <w:lvlJc w:val="left"/>
+    </w:lvl>
+    <w:lvl w:ilvl="5" w:tplc="2BA83F3C">
+      <w:numFmt w:val="decimal"/>
+      <w:lvlText w:val=""/>
+      <w:lvlJc w:val="left"/>
+    </w:lvl>
+    <w:lvl w:ilvl="6" w:tplc="2FC8883C">
+      <w:numFmt w:val="decimal"/>
+      <w:lvlText w:val=""/>
+      <w:lvlJc w:val="left"/>
+    </w:lvl>
+    <w:lvl w:ilvl="7" w:tplc="D4127474">
+      <w:numFmt w:val="decimal"/>
+      <w:lvlText w:val=""/>
+      <w:lvlJc w:val="left"/>
+    </w:lvl>
+    <w:lvl w:ilvl="8" w:tplc="27BE1CA2">
+      <w:numFmt w:val="decimal"/>
+      <w:lvlText w:val=""/>
+      <w:lvlJc w:val="left"/>
+    </w:lvl>
+  </w:abstractNum>
+  <w:abstractNum w:abstractNumId="2" w15:restartNumberingAfterBreak="0">
     <w:nsid w:val="43816075"/>
     <w:multiLevelType w:val="multilevel"/>
     <w:tmpl w:val="B742EBFC"/>
@@ -9251,9 +8734,11 @@
       </w:rPr>
     </w:lvl>
   </w:abstractNum>
-  <w:abstractNum w:abstractNumId="1001" w15:restartNumberingAfterBreak="0">
+  <w:abstractNum w:abstractNumId="3" w15:restartNumberingAfterBreak="0">
+    <w:nsid w:val="4CAE62AB"/>
     <w:multiLevelType w:val="hybridMultilevel"/>
-    <w:lvl w:ilvl="0" w:tentative="1">
+    <w:tmpl w:val="14FA4308"/>
+    <w:lvl w:ilvl="0" w:tplc="F24C1524" w:tentative="1">
       <w:start w:val="1"/>
       <w:numFmt w:val="bullet"/>
       <w:lvlText w:val="●"/>
@@ -9262,7 +8747,7 @@
         <w:ind w:left="720" w:hanging="360"/>
       </w:pPr>
     </w:lvl>
-    <w:lvl w:ilvl="1" w:tentative="1">
+    <w:lvl w:ilvl="1" w:tplc="7E1C82CE" w:tentative="1">
       <w:start w:val="1"/>
       <w:numFmt w:val="bullet"/>
       <w:lvlText w:val="○"/>
@@ -9271,7 +8756,7 @@
         <w:ind w:left="1440" w:hanging="360"/>
       </w:pPr>
     </w:lvl>
-    <w:lvl w:ilvl="2" w:tentative="1">
+    <w:lvl w:ilvl="2" w:tplc="781E7696" w:tentative="1">
       <w:start w:val="1"/>
       <w:numFmt w:val="bullet"/>
       <w:lvlText w:val="■"/>
@@ -9280,7 +8765,7 @@
         <w:ind w:left="2160" w:hanging="360"/>
       </w:pPr>
     </w:lvl>
-    <w:lvl w:ilvl="3" w:tentative="1">
+    <w:lvl w:ilvl="3" w:tplc="EB1C0EE4" w:tentative="1">
       <w:start w:val="1"/>
       <w:numFmt w:val="bullet"/>
       <w:lvlText w:val="●"/>
@@ -9289,7 +8774,7 @@
         <w:ind w:left="2880" w:hanging="360"/>
       </w:pPr>
     </w:lvl>
-    <w:lvl w:ilvl="4" w:tentative="1">
+    <w:lvl w:ilvl="4" w:tplc="B1A2010C" w:tentative="1">
       <w:start w:val="1"/>
       <w:numFmt w:val="bullet"/>
       <w:lvlText w:val="○"/>
@@ -9298,7 +8783,7 @@
         <w:ind w:left="3600" w:hanging="360"/>
       </w:pPr>
     </w:lvl>
-    <w:lvl w:ilvl="5" w:tentative="1">
+    <w:lvl w:ilvl="5" w:tplc="ABC2DEAC" w:tentative="1">
       <w:start w:val="1"/>
       <w:numFmt w:val="bullet"/>
       <w:lvlText w:val="■"/>
@@ -9307,7 +8792,7 @@
         <w:ind w:left="4320" w:hanging="360"/>
       </w:pPr>
     </w:lvl>
-    <w:lvl w:ilvl="6" w:tentative="1">
+    <w:lvl w:ilvl="6" w:tplc="0B3081EC" w:tentative="1">
       <w:start w:val="1"/>
       <w:numFmt w:val="bullet"/>
       <w:lvlText w:val="●"/>
@@ -9316,7 +8801,7 @@
         <w:ind w:left="5040" w:hanging="360"/>
       </w:pPr>
     </w:lvl>
-    <w:lvl w:ilvl="7" w:tentative="1">
+    <w:lvl w:ilvl="7" w:tplc="ABF2DF8E" w:tentative="1">
       <w:start w:val="1"/>
       <w:numFmt w:val="bullet"/>
       <w:lvlText w:val="●"/>
@@ -9325,7 +8810,7 @@
         <w:ind w:left="5760" w:hanging="360"/>
       </w:pPr>
     </w:lvl>
-    <w:lvl w:ilvl="8" w:tentative="1">
+    <w:lvl w:ilvl="8" w:tplc="CEF876A4" w:tentative="1">
       <w:start w:val="1"/>
       <w:numFmt w:val="bullet"/>
       <w:lvlText w:val="●"/>
@@ -9335,9 +8820,11 @@
       </w:pPr>
     </w:lvl>
   </w:abstractNum>
-  <w:abstractNum w:abstractNumId="1002" w15:restartNumberingAfterBreak="0">
+  <w:abstractNum w:abstractNumId="4" w15:restartNumberingAfterBreak="0">
+    <w:nsid w:val="6F527108"/>
     <w:multiLevelType w:val="hybridMultilevel"/>
-    <w:lvl w:ilvl="0" w:tentative="1">
+    <w:tmpl w:val="3E28E10C"/>
+    <w:lvl w:ilvl="0" w:tplc="4EA8FFE8">
       <w:start w:val="1"/>
       <w:numFmt w:val="bullet"/>
       <w:suff w:val="space"/>
@@ -9347,68 +8834,82 @@
         <w:ind w:left="0" w:firstLine="709"/>
       </w:pPr>
     </w:lvl>
-  </w:abstractNum>
-  <w:abstractNum w:abstractNumId="1003" w15:restartNumberingAfterBreak="0">
-    <w:multiLevelType w:val="hybridMultilevel"/>
-    <w:lvl w:ilvl="0" w:tentative="1">
-      <w:start w:val="1"/>
+    <w:lvl w:ilvl="1" w:tplc="F3E09E5A">
       <w:numFmt w:val="decimal"/>
-      <w:suff w:val="space"/>
-      <w:lvlText w:val="%1)"/>
+      <w:lvlText w:val=""/>
       <w:lvlJc w:val="left"/>
-      <w:pPr>
-        <w:ind w:left="0" w:firstLine="709"/>
-      </w:pPr>
     </w:lvl>
-  </w:abstractNum>
-  <w:abstractNum w:abstractNumId="1004" w15:restartNumberingAfterBreak="0">
-    <w:multiLevelType w:val="hybridMultilevel"/>
-    <w:lvl w:ilvl="0" w:tentative="1">
-      <w:start w:val="1"/>
+    <w:lvl w:ilvl="2" w:tplc="8C6A347A">
       <w:numFmt w:val="decimal"/>
-      <w:suff w:val="space"/>
-      <w:lvlText w:val="%1."/>
+      <w:lvlText w:val=""/>
       <w:lvlJc w:val="left"/>
-      <w:pPr>
-        <w:ind w:left="0" w:firstLine="709"/>
-      </w:pPr>
+    </w:lvl>
+    <w:lvl w:ilvl="3" w:tplc="82C06F4C">
+      <w:numFmt w:val="decimal"/>
+      <w:lvlText w:val=""/>
+      <w:lvlJc w:val="left"/>
+    </w:lvl>
+    <w:lvl w:ilvl="4" w:tplc="45149392">
+      <w:numFmt w:val="decimal"/>
+      <w:lvlText w:val=""/>
+      <w:lvlJc w:val="left"/>
+    </w:lvl>
+    <w:lvl w:ilvl="5" w:tplc="C2A6E976">
+      <w:numFmt w:val="decimal"/>
+      <w:lvlText w:val=""/>
+      <w:lvlJc w:val="left"/>
+    </w:lvl>
+    <w:lvl w:ilvl="6" w:tplc="18643080">
+      <w:numFmt w:val="decimal"/>
+      <w:lvlText w:val=""/>
+      <w:lvlJc w:val="left"/>
+    </w:lvl>
+    <w:lvl w:ilvl="7" w:tplc="F2B0DEB4">
+      <w:numFmt w:val="decimal"/>
+      <w:lvlText w:val=""/>
+      <w:lvlJc w:val="left"/>
+    </w:lvl>
+    <w:lvl w:ilvl="8" w:tplc="2612D67E">
+      <w:numFmt w:val="decimal"/>
+      <w:lvlText w:val=""/>
+      <w:lvlJc w:val="left"/>
     </w:lvl>
   </w:abstractNum>
   <w:num w:numId="1" w16cid:durableId="1662654335">
-    <w:abstractNumId w:val="0"/>
+    <w:abstractNumId w:val="2"/>
   </w:num>
-  <w:num w:numId="1001">
-    <w:abstractNumId w:val="1001"/>
+  <w:num w:numId="2" w16cid:durableId="1307323356">
+    <w:abstractNumId w:val="3"/>
     <w:lvlOverride w:ilvl="0">
       <w:startOverride w:val="1"/>
     </w:lvlOverride>
   </w:num>
-  <w:num w:numId="1002">
-    <w:abstractNumId w:val="1002"/>
+  <w:num w:numId="3" w16cid:durableId="1983391111">
+    <w:abstractNumId w:val="4"/>
     <w:lvlOverride w:ilvl="0">
       <w:startOverride w:val="1"/>
     </w:lvlOverride>
   </w:num>
-  <w:num w:numId="1003">
-    <w:abstractNumId w:val="1003"/>
+  <w:num w:numId="4" w16cid:durableId="1488470584">
+    <w:abstractNumId w:val="1"/>
     <w:lvlOverride w:ilvl="0">
       <w:startOverride w:val="1"/>
     </w:lvlOverride>
   </w:num>
-  <w:num w:numId="1004">
-    <w:abstractNumId w:val="1003"/>
+  <w:num w:numId="5" w16cid:durableId="1971857632">
+    <w:abstractNumId w:val="1"/>
     <w:lvlOverride w:ilvl="0">
       <w:startOverride w:val="1"/>
     </w:lvlOverride>
   </w:num>
-  <w:num w:numId="1005">
-    <w:abstractNumId w:val="1003"/>
+  <w:num w:numId="6" w16cid:durableId="1062407399">
+    <w:abstractNumId w:val="1"/>
     <w:lvlOverride w:ilvl="0">
       <w:startOverride w:val="1"/>
     </w:lvlOverride>
   </w:num>
-  <w:num w:numId="1006">
-    <w:abstractNumId w:val="1004"/>
+  <w:num w:numId="7" w16cid:durableId="1734044842">
+    <w:abstractNumId w:val="0"/>
     <w:lvlOverride w:ilvl="0">
       <w:startOverride w:val="1"/>
     </w:lvlOverride>
@@ -9421,7 +8922,7 @@
   <w:docDefaults>
     <w:rPrDefault>
       <w:rPr>
-        <w:rFonts w:ascii="Calibri" w:hAnsi="Calibri" w:eastAsia="Arial" w:cs="Arial"/>
+        <w:rFonts w:ascii="Calibri" w:eastAsia="Arial" w:hAnsi="Calibri" w:cs="Arial"/>
         <w:sz w:val="22"/>
         <w:szCs w:val="22"/>
         <w:lang w:val="ru-RU" w:eastAsia="ru-RU" w:bidi="ar-SA"/>
@@ -9815,6 +9316,54 @@
     <w:name w:val="Normal"/>
     <w:qFormat/>
   </w:style>
+  <w:style w:type="paragraph" w:styleId="1">
+    <w:name w:val="heading 1"/>
+    <w:basedOn w:val="a0"/>
+    <w:next w:val="a0"/>
+    <w:qFormat/>
+    <w:pPr>
+      <w:keepNext/>
+      <w:keepLines/>
+      <w:pageBreakBefore/>
+      <w:spacing w:after="360"/>
+      <w:jc w:val="left"/>
+      <w:outlineLvl w:val="0"/>
+    </w:pPr>
+    <w:rPr>
+      <w:b/>
+      <w:bCs/>
+    </w:rPr>
+  </w:style>
+  <w:style w:type="paragraph" w:styleId="2">
+    <w:name w:val="heading 2"/>
+    <w:basedOn w:val="a0"/>
+    <w:next w:val="a0"/>
+    <w:qFormat/>
+    <w:pPr>
+      <w:keepNext/>
+      <w:keepLines/>
+      <w:spacing w:before="360" w:after="240"/>
+      <w:jc w:val="left"/>
+      <w:outlineLvl w:val="1"/>
+    </w:pPr>
+    <w:rPr>
+      <w:b/>
+      <w:bCs/>
+    </w:rPr>
+  </w:style>
+  <w:style w:type="paragraph" w:styleId="3">
+    <w:name w:val="heading 3"/>
+    <w:basedOn w:val="a0"/>
+    <w:next w:val="a0"/>
+    <w:qFormat/>
+    <w:pPr>
+      <w:keepNext/>
+      <w:keepLines/>
+      <w:spacing w:before="240" w:after="120"/>
+      <w:jc w:val="left"/>
+      <w:outlineLvl w:val="2"/>
+    </w:pPr>
+  </w:style>
   <w:style w:type="paragraph" w:styleId="4">
     <w:name w:val="heading 4"/>
     <w:basedOn w:val="a"/>
@@ -9830,7 +9379,7 @@
       <w:outlineLvl w:val="3"/>
     </w:pPr>
     <w:rPr>
-      <w:rFonts w:ascii="Arial" w:eastAsia="Arial" w:hAnsi="Arial" w:cs="Arial"/>
+      <w:rFonts w:ascii="Arial" w:hAnsi="Arial"/>
       <w:b/>
       <w:bCs/>
       <w:sz w:val="26"/>
@@ -9852,7 +9401,7 @@
       <w:outlineLvl w:val="4"/>
     </w:pPr>
     <w:rPr>
-      <w:rFonts w:ascii="Arial" w:eastAsia="Arial" w:hAnsi="Arial" w:cs="Arial"/>
+      <w:rFonts w:ascii="Arial" w:hAnsi="Arial"/>
       <w:b/>
       <w:bCs/>
       <w:sz w:val="24"/>
@@ -9874,7 +9423,7 @@
       <w:outlineLvl w:val="5"/>
     </w:pPr>
     <w:rPr>
-      <w:rFonts w:ascii="Arial" w:eastAsia="Arial" w:hAnsi="Arial" w:cs="Arial"/>
+      <w:rFonts w:ascii="Arial" w:hAnsi="Arial"/>
       <w:b/>
       <w:bCs/>
     </w:rPr>
@@ -9894,7 +9443,7 @@
       <w:outlineLvl w:val="6"/>
     </w:pPr>
     <w:rPr>
-      <w:rFonts w:ascii="Arial" w:eastAsia="Arial" w:hAnsi="Arial" w:cs="Arial"/>
+      <w:rFonts w:ascii="Arial" w:hAnsi="Arial"/>
       <w:b/>
       <w:bCs/>
       <w:i/>
@@ -9916,7 +9465,7 @@
       <w:outlineLvl w:val="7"/>
     </w:pPr>
     <w:rPr>
-      <w:rFonts w:ascii="Arial" w:eastAsia="Arial" w:hAnsi="Arial" w:cs="Arial"/>
+      <w:rFonts w:ascii="Arial" w:hAnsi="Arial"/>
       <w:i/>
       <w:iCs/>
     </w:rPr>
@@ -9936,20 +9485,20 @@
       <w:outlineLvl w:val="8"/>
     </w:pPr>
     <w:rPr>
-      <w:rFonts w:ascii="Arial" w:eastAsia="Arial" w:hAnsi="Arial" w:cs="Arial"/>
+      <w:rFonts w:ascii="Arial" w:hAnsi="Arial"/>
       <w:i/>
       <w:iCs/>
       <w:sz w:val="21"/>
       <w:szCs w:val="21"/>
     </w:rPr>
   </w:style>
-  <w:style w:type="character" w:default="1" w:styleId="a0">
+  <w:style w:type="character" w:default="1" w:styleId="a1">
     <w:name w:val="Default Paragraph Font"/>
     <w:uiPriority w:val="1"/>
     <w:semiHidden/>
     <w:unhideWhenUsed/>
   </w:style>
-  <w:style w:type="table" w:default="1" w:styleId="a1">
+  <w:style w:type="table" w:default="1" w:styleId="a2">
     <w:name w:val="Normal Table"/>
     <w:uiPriority w:val="99"/>
     <w:semiHidden/>
@@ -9964,7 +9513,7 @@
       </w:tblCellMar>
     </w:tblPr>
   </w:style>
-  <w:style w:type="numbering" w:default="1" w:styleId="a2">
+  <w:style w:type="numbering" w:default="1" w:styleId="a3">
     <w:name w:val="No List"/>
     <w:uiPriority w:val="99"/>
     <w:semiHidden/>
@@ -9972,7 +9521,7 @@
   </w:style>
   <w:style w:type="character" w:customStyle="1" w:styleId="10">
     <w:name w:val="Заголовок 1 Знак"/>
-    <w:basedOn w:val="a0"/>
+    <w:basedOn w:val="a1"/>
     <w:uiPriority w:val="9"/>
     <w:rPr>
       <w:rFonts w:ascii="Arial" w:eastAsia="Arial" w:hAnsi="Arial" w:cs="Arial"/>
@@ -9982,7 +9531,7 @@
   </w:style>
   <w:style w:type="character" w:customStyle="1" w:styleId="20">
     <w:name w:val="Заголовок 2 Знак"/>
-    <w:basedOn w:val="a0"/>
+    <w:basedOn w:val="a1"/>
     <w:uiPriority w:val="9"/>
     <w:rPr>
       <w:rFonts w:ascii="Arial" w:eastAsia="Arial" w:hAnsi="Arial" w:cs="Arial"/>
@@ -9991,7 +9540,7 @@
   </w:style>
   <w:style w:type="character" w:customStyle="1" w:styleId="30">
     <w:name w:val="Заголовок 3 Знак"/>
-    <w:basedOn w:val="a0"/>
+    <w:basedOn w:val="a1"/>
     <w:uiPriority w:val="9"/>
     <w:rPr>
       <w:rFonts w:ascii="Arial" w:eastAsia="Arial" w:hAnsi="Arial" w:cs="Arial"/>
@@ -10001,7 +9550,7 @@
   </w:style>
   <w:style w:type="character" w:customStyle="1" w:styleId="40">
     <w:name w:val="Заголовок 4 Знак"/>
-    <w:basedOn w:val="a0"/>
+    <w:basedOn w:val="a1"/>
     <w:link w:val="4"/>
     <w:uiPriority w:val="9"/>
     <w:rPr>
@@ -10014,7 +9563,7 @@
   </w:style>
   <w:style w:type="character" w:customStyle="1" w:styleId="50">
     <w:name w:val="Заголовок 5 Знак"/>
-    <w:basedOn w:val="a0"/>
+    <w:basedOn w:val="a1"/>
     <w:link w:val="5"/>
     <w:uiPriority w:val="9"/>
     <w:rPr>
@@ -10027,7 +9576,7 @@
   </w:style>
   <w:style w:type="character" w:customStyle="1" w:styleId="60">
     <w:name w:val="Заголовок 6 Знак"/>
-    <w:basedOn w:val="a0"/>
+    <w:basedOn w:val="a1"/>
     <w:link w:val="6"/>
     <w:uiPriority w:val="9"/>
     <w:rPr>
@@ -10040,7 +9589,7 @@
   </w:style>
   <w:style w:type="character" w:customStyle="1" w:styleId="70">
     <w:name w:val="Заголовок 7 Знак"/>
-    <w:basedOn w:val="a0"/>
+    <w:basedOn w:val="a1"/>
     <w:link w:val="7"/>
     <w:uiPriority w:val="9"/>
     <w:rPr>
@@ -10055,7 +9604,7 @@
   </w:style>
   <w:style w:type="character" w:customStyle="1" w:styleId="80">
     <w:name w:val="Заголовок 8 Знак"/>
-    <w:basedOn w:val="a0"/>
+    <w:basedOn w:val="a1"/>
     <w:link w:val="8"/>
     <w:uiPriority w:val="9"/>
     <w:rPr>
@@ -10068,7 +9617,7 @@
   </w:style>
   <w:style w:type="character" w:customStyle="1" w:styleId="90">
     <w:name w:val="Заголовок 9 Знак"/>
-    <w:basedOn w:val="a0"/>
+    <w:basedOn w:val="a1"/>
     <w:link w:val="9"/>
     <w:uiPriority w:val="9"/>
     <w:rPr>
@@ -10105,7 +9654,7 @@
   </w:style>
   <w:style w:type="character" w:customStyle="1" w:styleId="a6">
     <w:name w:val="Заголовок Знак"/>
-    <w:basedOn w:val="a0"/>
+    <w:basedOn w:val="a1"/>
     <w:link w:val="a5"/>
     <w:uiPriority w:val="10"/>
     <w:rPr>
@@ -10130,7 +9679,7 @@
   </w:style>
   <w:style w:type="character" w:customStyle="1" w:styleId="a8">
     <w:name w:val="Подзаголовок Знак"/>
-    <w:basedOn w:val="a0"/>
+    <w:basedOn w:val="a1"/>
     <w:link w:val="a7"/>
     <w:uiPriority w:val="11"/>
     <w:rPr>
@@ -10205,7 +9754,7 @@
   </w:style>
   <w:style w:type="character" w:customStyle="1" w:styleId="ac">
     <w:name w:val="Верхний колонтитул Знак"/>
-    <w:basedOn w:val="a0"/>
+    <w:basedOn w:val="a1"/>
     <w:link w:val="ab"/>
     <w:uiPriority w:val="99"/>
   </w:style>
@@ -10225,7 +9774,7 @@
   </w:style>
   <w:style w:type="character" w:customStyle="1" w:styleId="FooterChar">
     <w:name w:val="Footer Char"/>
-    <w:basedOn w:val="a0"/>
+    <w:basedOn w:val="a1"/>
     <w:uiPriority w:val="99"/>
   </w:style>
   <w:style w:type="paragraph" w:styleId="af">
@@ -10251,7 +9800,7 @@
   </w:style>
   <w:style w:type="table" w:customStyle="1" w:styleId="TableGridLight">
     <w:name w:val="Table Grid Light"/>
-    <w:basedOn w:val="a1"/>
+    <w:basedOn w:val="a2"/>
     <w:uiPriority w:val="59"/>
     <w:pPr>
       <w:spacing w:after="0" w:line="240" w:lineRule="auto"/>
@@ -10269,7 +9818,7 @@
   </w:style>
   <w:style w:type="table" w:styleId="11">
     <w:name w:val="Plain Table 1"/>
-    <w:basedOn w:val="a1"/>
+    <w:basedOn w:val="a2"/>
     <w:uiPriority w:val="59"/>
     <w:pPr>
       <w:spacing w:after="0" w:line="240" w:lineRule="auto"/>
@@ -10331,7 +9880,7 @@
   </w:style>
   <w:style w:type="table" w:styleId="23">
     <w:name w:val="Plain Table 2"/>
-    <w:basedOn w:val="a1"/>
+    <w:basedOn w:val="a2"/>
     <w:uiPriority w:val="59"/>
     <w:pPr>
       <w:spacing w:after="0" w:line="240" w:lineRule="auto"/>
@@ -10413,7 +9962,7 @@
   </w:style>
   <w:style w:type="table" w:styleId="31">
     <w:name w:val="Plain Table 3"/>
-    <w:basedOn w:val="a1"/>
+    <w:basedOn w:val="a2"/>
     <w:uiPriority w:val="99"/>
     <w:pPr>
       <w:spacing w:after="0" w:line="240" w:lineRule="auto"/>
@@ -10493,7 +10042,7 @@
   </w:style>
   <w:style w:type="table" w:styleId="41">
     <w:name w:val="Plain Table 4"/>
-    <w:basedOn w:val="a1"/>
+    <w:basedOn w:val="a2"/>
     <w:uiPriority w:val="99"/>
     <w:pPr>
       <w:spacing w:after="0" w:line="240" w:lineRule="auto"/>
@@ -10551,7 +10100,7 @@
   </w:style>
   <w:style w:type="table" w:styleId="51">
     <w:name w:val="Plain Table 5"/>
-    <w:basedOn w:val="a1"/>
+    <w:basedOn w:val="a2"/>
     <w:uiPriority w:val="99"/>
     <w:pPr>
       <w:spacing w:after="0" w:line="240" w:lineRule="auto"/>
@@ -10644,7 +10193,7 @@
   </w:style>
   <w:style w:type="table" w:styleId="-1">
     <w:name w:val="Grid Table 1 Light"/>
-    <w:basedOn w:val="a1"/>
+    <w:basedOn w:val="a2"/>
     <w:uiPriority w:val="99"/>
     <w:pPr>
       <w:spacing w:after="0" w:line="240" w:lineRule="auto"/>
@@ -10710,7 +10259,7 @@
   </w:style>
   <w:style w:type="table" w:customStyle="1" w:styleId="GridTable1Light-Accent1">
     <w:name w:val="Grid Table 1 Light - Accent 1"/>
-    <w:basedOn w:val="a1"/>
+    <w:basedOn w:val="a2"/>
     <w:uiPriority w:val="99"/>
     <w:pPr>
       <w:spacing w:after="0" w:line="240" w:lineRule="auto"/>
@@ -10776,7 +10325,7 @@
   </w:style>
   <w:style w:type="table" w:customStyle="1" w:styleId="GridTable1Light-Accent2">
     <w:name w:val="Grid Table 1 Light - Accent 2"/>
-    <w:basedOn w:val="a1"/>
+    <w:basedOn w:val="a2"/>
     <w:uiPriority w:val="99"/>
     <w:pPr>
       <w:spacing w:after="0" w:line="240" w:lineRule="auto"/>
@@ -10842,7 +10391,7 @@
   </w:style>
   <w:style w:type="table" w:customStyle="1" w:styleId="GridTable1Light-Accent3">
     <w:name w:val="Grid Table 1 Light - Accent 3"/>
-    <w:basedOn w:val="a1"/>
+    <w:basedOn w:val="a2"/>
     <w:uiPriority w:val="99"/>
     <w:pPr>
       <w:spacing w:after="0" w:line="240" w:lineRule="auto"/>
@@ -10908,7 +10457,7 @@
   </w:style>
   <w:style w:type="table" w:customStyle="1" w:styleId="GridTable1Light-Accent4">
     <w:name w:val="Grid Table 1 Light - Accent 4"/>
-    <w:basedOn w:val="a1"/>
+    <w:basedOn w:val="a2"/>
     <w:uiPriority w:val="99"/>
     <w:pPr>
       <w:spacing w:after="0" w:line="240" w:lineRule="auto"/>
@@ -10974,7 +10523,7 @@
   </w:style>
   <w:style w:type="table" w:customStyle="1" w:styleId="GridTable1Light-Accent5">
     <w:name w:val="Grid Table 1 Light - Accent 5"/>
-    <w:basedOn w:val="a1"/>
+    <w:basedOn w:val="a2"/>
     <w:uiPriority w:val="99"/>
     <w:pPr>
       <w:spacing w:after="0" w:line="240" w:lineRule="auto"/>
@@ -11040,7 +10589,7 @@
   </w:style>
   <w:style w:type="table" w:customStyle="1" w:styleId="GridTable1Light-Accent6">
     <w:name w:val="Grid Table 1 Light - Accent 6"/>
-    <w:basedOn w:val="a1"/>
+    <w:basedOn w:val="a2"/>
     <w:uiPriority w:val="99"/>
     <w:pPr>
       <w:spacing w:after="0" w:line="240" w:lineRule="auto"/>
@@ -11106,7 +10655,7 @@
   </w:style>
   <w:style w:type="table" w:styleId="-2">
     <w:name w:val="Grid Table 2"/>
-    <w:basedOn w:val="a1"/>
+    <w:basedOn w:val="a2"/>
     <w:uiPriority w:val="99"/>
     <w:pPr>
       <w:spacing w:after="0" w:line="240" w:lineRule="auto"/>
@@ -11189,7 +10738,7 @@
   </w:style>
   <w:style w:type="table" w:customStyle="1" w:styleId="GridTable2-Accent1">
     <w:name w:val="Grid Table 2 - Accent 1"/>
-    <w:basedOn w:val="a1"/>
+    <w:basedOn w:val="a2"/>
     <w:uiPriority w:val="99"/>
     <w:pPr>
       <w:spacing w:after="0" w:line="240" w:lineRule="auto"/>
@@ -11272,7 +10821,7 @@
   </w:style>
   <w:style w:type="table" w:customStyle="1" w:styleId="GridTable2-Accent2">
     <w:name w:val="Grid Table 2 - Accent 2"/>
-    <w:basedOn w:val="a1"/>
+    <w:basedOn w:val="a2"/>
     <w:uiPriority w:val="99"/>
     <w:pPr>
       <w:spacing w:after="0" w:line="240" w:lineRule="auto"/>
@@ -11355,7 +10904,7 @@
   </w:style>
   <w:style w:type="table" w:customStyle="1" w:styleId="GridTable2-Accent3">
     <w:name w:val="Grid Table 2 - Accent 3"/>
-    <w:basedOn w:val="a1"/>
+    <w:basedOn w:val="a2"/>
     <w:uiPriority w:val="99"/>
     <w:pPr>
       <w:spacing w:after="0" w:line="240" w:lineRule="auto"/>
@@ -11438,7 +10987,7 @@
   </w:style>
   <w:style w:type="table" w:customStyle="1" w:styleId="GridTable2-Accent4">
     <w:name w:val="Grid Table 2 - Accent 4"/>
-    <w:basedOn w:val="a1"/>
+    <w:basedOn w:val="a2"/>
     <w:uiPriority w:val="99"/>
     <w:pPr>
       <w:spacing w:after="0" w:line="240" w:lineRule="auto"/>
@@ -11521,7 +11070,7 @@
   </w:style>
   <w:style w:type="table" w:customStyle="1" w:styleId="GridTable2-Accent5">
     <w:name w:val="Grid Table 2 - Accent 5"/>
-    <w:basedOn w:val="a1"/>
+    <w:basedOn w:val="a2"/>
     <w:uiPriority w:val="99"/>
     <w:pPr>
       <w:spacing w:after="0" w:line="240" w:lineRule="auto"/>
@@ -11604,7 +11153,7 @@
   </w:style>
   <w:style w:type="table" w:customStyle="1" w:styleId="GridTable2-Accent6">
     <w:name w:val="Grid Table 2 - Accent 6"/>
-    <w:basedOn w:val="a1"/>
+    <w:basedOn w:val="a2"/>
     <w:uiPriority w:val="99"/>
     <w:pPr>
       <w:spacing w:after="0" w:line="240" w:lineRule="auto"/>
@@ -11687,7 +11236,7 @@
   </w:style>
   <w:style w:type="table" w:styleId="-3">
     <w:name w:val="Grid Table 3"/>
-    <w:basedOn w:val="a1"/>
+    <w:basedOn w:val="a2"/>
     <w:uiPriority w:val="99"/>
     <w:pPr>
       <w:spacing w:after="0" w:line="240" w:lineRule="auto"/>
@@ -11793,7 +11342,7 @@
   </w:style>
   <w:style w:type="table" w:customStyle="1" w:styleId="GridTable3-Accent1">
     <w:name w:val="Grid Table 3 - Accent 1"/>
-    <w:basedOn w:val="a1"/>
+    <w:basedOn w:val="a2"/>
     <w:uiPriority w:val="99"/>
     <w:pPr>
       <w:spacing w:after="0" w:line="240" w:lineRule="auto"/>
@@ -11899,7 +11448,7 @@
   </w:style>
   <w:style w:type="table" w:customStyle="1" w:styleId="GridTable3-Accent2">
     <w:name w:val="Grid Table 3 - Accent 2"/>
-    <w:basedOn w:val="a1"/>
+    <w:basedOn w:val="a2"/>
     <w:uiPriority w:val="99"/>
     <w:pPr>
       <w:spacing w:after="0" w:line="240" w:lineRule="auto"/>
@@ -12005,7 +11554,7 @@
   </w:style>
   <w:style w:type="table" w:customStyle="1" w:styleId="GridTable3-Accent3">
     <w:name w:val="Grid Table 3 - Accent 3"/>
-    <w:basedOn w:val="a1"/>
+    <w:basedOn w:val="a2"/>
     <w:uiPriority w:val="99"/>
     <w:pPr>
       <w:spacing w:after="0" w:line="240" w:lineRule="auto"/>
@@ -12111,7 +11660,7 @@
   </w:style>
   <w:style w:type="table" w:customStyle="1" w:styleId="GridTable3-Accent4">
     <w:name w:val="Grid Table 3 - Accent 4"/>
-    <w:basedOn w:val="a1"/>
+    <w:basedOn w:val="a2"/>
     <w:uiPriority w:val="99"/>
     <w:pPr>
       <w:spacing w:after="0" w:line="240" w:lineRule="auto"/>
@@ -12217,7 +11766,7 @@
   </w:style>
   <w:style w:type="table" w:customStyle="1" w:styleId="GridTable3-Accent5">
     <w:name w:val="Grid Table 3 - Accent 5"/>
-    <w:basedOn w:val="a1"/>
+    <w:basedOn w:val="a2"/>
     <w:uiPriority w:val="99"/>
     <w:pPr>
       <w:spacing w:after="0" w:line="240" w:lineRule="auto"/>
@@ -12323,7 +11872,7 @@
   </w:style>
   <w:style w:type="table" w:customStyle="1" w:styleId="GridTable3-Accent6">
     <w:name w:val="Grid Table 3 - Accent 6"/>
-    <w:basedOn w:val="a1"/>
+    <w:basedOn w:val="a2"/>
     <w:uiPriority w:val="99"/>
     <w:pPr>
       <w:spacing w:after="0" w:line="240" w:lineRule="auto"/>
@@ -12429,7 +11978,7 @@
   </w:style>
   <w:style w:type="table" w:styleId="-4">
     <w:name w:val="Grid Table 4"/>
-    <w:basedOn w:val="a1"/>
+    <w:basedOn w:val="a2"/>
     <w:uiPriority w:val="59"/>
     <w:pPr>
       <w:spacing w:after="0" w:line="240" w:lineRule="auto"/>
@@ -12513,7 +12062,7 @@
   </w:style>
   <w:style w:type="table" w:customStyle="1" w:styleId="GridTable4-Accent1">
     <w:name w:val="Grid Table 4 - Accent 1"/>
-    <w:basedOn w:val="a1"/>
+    <w:basedOn w:val="a2"/>
     <w:uiPriority w:val="59"/>
     <w:pPr>
       <w:spacing w:after="0" w:line="240" w:lineRule="auto"/>
@@ -12597,7 +12146,7 @@
   </w:style>
   <w:style w:type="table" w:customStyle="1" w:styleId="GridTable4-Accent2">
     <w:name w:val="Grid Table 4 - Accent 2"/>
-    <w:basedOn w:val="a1"/>
+    <w:basedOn w:val="a2"/>
     <w:uiPriority w:val="59"/>
     <w:pPr>
       <w:spacing w:after="0" w:line="240" w:lineRule="auto"/>
@@ -12681,7 +12230,7 @@
   </w:style>
   <w:style w:type="table" w:customStyle="1" w:styleId="GridTable4-Accent3">
     <w:name w:val="Grid Table 4 - Accent 3"/>
-    <w:basedOn w:val="a1"/>
+    <w:basedOn w:val="a2"/>
     <w:uiPriority w:val="59"/>
     <w:pPr>
       <w:spacing w:after="0" w:line="240" w:lineRule="auto"/>
@@ -12765,7 +12314,7 @@
   </w:style>
   <w:style w:type="table" w:customStyle="1" w:styleId="GridTable4-Accent4">
     <w:name w:val="Grid Table 4 - Accent 4"/>
-    <w:basedOn w:val="a1"/>
+    <w:basedOn w:val="a2"/>
     <w:uiPriority w:val="59"/>
     <w:pPr>
       <w:spacing w:after="0" w:line="240" w:lineRule="auto"/>
@@ -12849,7 +12398,7 @@
   </w:style>
   <w:style w:type="table" w:customStyle="1" w:styleId="GridTable4-Accent5">
     <w:name w:val="Grid Table 4 - Accent 5"/>
-    <w:basedOn w:val="a1"/>
+    <w:basedOn w:val="a2"/>
     <w:uiPriority w:val="59"/>
     <w:pPr>
       <w:spacing w:after="0" w:line="240" w:lineRule="auto"/>
@@ -12933,7 +12482,7 @@
   </w:style>
   <w:style w:type="table" w:customStyle="1" w:styleId="GridTable4-Accent6">
     <w:name w:val="Grid Table 4 - Accent 6"/>
-    <w:basedOn w:val="a1"/>
+    <w:basedOn w:val="a2"/>
     <w:uiPriority w:val="59"/>
     <w:pPr>
       <w:spacing w:after="0" w:line="240" w:lineRule="auto"/>
@@ -13017,7 +12566,7 @@
   </w:style>
   <w:style w:type="table" w:styleId="-5">
     <w:name w:val="Grid Table 5 Dark"/>
-    <w:basedOn w:val="a1"/>
+    <w:basedOn w:val="a2"/>
     <w:uiPriority w:val="99"/>
     <w:pPr>
       <w:spacing w:after="0" w:line="240" w:lineRule="auto"/>
@@ -13101,7 +12650,7 @@
   </w:style>
   <w:style w:type="table" w:customStyle="1" w:styleId="GridTable5Dark-Accent1">
     <w:name w:val="Grid Table 5 Dark- Accent 1"/>
-    <w:basedOn w:val="a1"/>
+    <w:basedOn w:val="a2"/>
     <w:uiPriority w:val="99"/>
     <w:pPr>
       <w:spacing w:after="0" w:line="240" w:lineRule="auto"/>
@@ -13185,7 +12734,7 @@
   </w:style>
   <w:style w:type="table" w:customStyle="1" w:styleId="GridTable5Dark-Accent2">
     <w:name w:val="Grid Table 5 Dark - Accent 2"/>
-    <w:basedOn w:val="a1"/>
+    <w:basedOn w:val="a2"/>
     <w:uiPriority w:val="99"/>
     <w:pPr>
       <w:spacing w:after="0" w:line="240" w:lineRule="auto"/>
@@ -13269,7 +12818,7 @@
   </w:style>
   <w:style w:type="table" w:customStyle="1" w:styleId="GridTable5Dark-Accent3">
     <w:name w:val="Grid Table 5 Dark - Accent 3"/>
-    <w:basedOn w:val="a1"/>
+    <w:basedOn w:val="a2"/>
     <w:uiPriority w:val="99"/>
     <w:pPr>
       <w:spacing w:after="0" w:line="240" w:lineRule="auto"/>
@@ -13353,7 +12902,7 @@
   </w:style>
   <w:style w:type="table" w:customStyle="1" w:styleId="GridTable5Dark-Accent4">
     <w:name w:val="Grid Table 5 Dark- Accent 4"/>
-    <w:basedOn w:val="a1"/>
+    <w:basedOn w:val="a2"/>
     <w:uiPriority w:val="99"/>
     <w:pPr>
       <w:spacing w:after="0" w:line="240" w:lineRule="auto"/>
@@ -13437,7 +12986,7 @@
   </w:style>
   <w:style w:type="table" w:customStyle="1" w:styleId="GridTable5Dark-Accent5">
     <w:name w:val="Grid Table 5 Dark - Accent 5"/>
-    <w:basedOn w:val="a1"/>
+    <w:basedOn w:val="a2"/>
     <w:uiPriority w:val="99"/>
     <w:pPr>
       <w:spacing w:after="0" w:line="240" w:lineRule="auto"/>
@@ -13521,7 +13070,7 @@
   </w:style>
   <w:style w:type="table" w:customStyle="1" w:styleId="GridTable5Dark-Accent6">
     <w:name w:val="Grid Table 5 Dark - Accent 6"/>
-    <w:basedOn w:val="a1"/>
+    <w:basedOn w:val="a2"/>
     <w:uiPriority w:val="99"/>
     <w:pPr>
       <w:spacing w:after="0" w:line="240" w:lineRule="auto"/>
@@ -13605,7 +13154,7 @@
   </w:style>
   <w:style w:type="table" w:styleId="-6">
     <w:name w:val="Grid Table 6 Colorful"/>
-    <w:basedOn w:val="a1"/>
+    <w:basedOn w:val="a2"/>
     <w:uiPriority w:val="99"/>
     <w:pPr>
       <w:spacing w:after="0" w:line="240" w:lineRule="auto"/>
@@ -13679,7 +13228,7 @@
   </w:style>
   <w:style w:type="table" w:customStyle="1" w:styleId="GridTable6Colorful-Accent1">
     <w:name w:val="Grid Table 6 Colorful - Accent 1"/>
-    <w:basedOn w:val="a1"/>
+    <w:basedOn w:val="a2"/>
     <w:uiPriority w:val="99"/>
     <w:pPr>
       <w:spacing w:after="0" w:line="240" w:lineRule="auto"/>
@@ -13753,7 +13302,7 @@
   </w:style>
   <w:style w:type="table" w:customStyle="1" w:styleId="GridTable6Colorful-Accent2">
     <w:name w:val="Grid Table 6 Colorful - Accent 2"/>
-    <w:basedOn w:val="a1"/>
+    <w:basedOn w:val="a2"/>
     <w:uiPriority w:val="99"/>
     <w:pPr>
       <w:spacing w:after="0" w:line="240" w:lineRule="auto"/>
@@ -13827,7 +13376,7 @@
   </w:style>
   <w:style w:type="table" w:customStyle="1" w:styleId="GridTable6Colorful-Accent3">
     <w:name w:val="Grid Table 6 Colorful - Accent 3"/>
-    <w:basedOn w:val="a1"/>
+    <w:basedOn w:val="a2"/>
     <w:uiPriority w:val="99"/>
     <w:pPr>
       <w:spacing w:after="0" w:line="240" w:lineRule="auto"/>
@@ -13901,7 +13450,7 @@
   </w:style>
   <w:style w:type="table" w:customStyle="1" w:styleId="GridTable6Colorful-Accent4">
     <w:name w:val="Grid Table 6 Colorful - Accent 4"/>
-    <w:basedOn w:val="a1"/>
+    <w:basedOn w:val="a2"/>
     <w:uiPriority w:val="99"/>
     <w:pPr>
       <w:spacing w:after="0" w:line="240" w:lineRule="auto"/>
@@ -13975,7 +13524,7 @@
   </w:style>
   <w:style w:type="table" w:customStyle="1" w:styleId="GridTable6Colorful-Accent5">
     <w:name w:val="Grid Table 6 Colorful - Accent 5"/>
-    <w:basedOn w:val="a1"/>
+    <w:basedOn w:val="a2"/>
     <w:uiPriority w:val="99"/>
     <w:pPr>
       <w:spacing w:after="0" w:line="240" w:lineRule="auto"/>
@@ -14049,7 +13598,7 @@
   </w:style>
   <w:style w:type="table" w:customStyle="1" w:styleId="GridTable6Colorful-Accent6">
     <w:name w:val="Grid Table 6 Colorful - Accent 6"/>
-    <w:basedOn w:val="a1"/>
+    <w:basedOn w:val="a2"/>
     <w:uiPriority w:val="99"/>
     <w:pPr>
       <w:spacing w:after="0" w:line="240" w:lineRule="auto"/>
@@ -14123,7 +13672,7 @@
   </w:style>
   <w:style w:type="table" w:styleId="-7">
     <w:name w:val="Grid Table 7 Colorful"/>
-    <w:basedOn w:val="a1"/>
+    <w:basedOn w:val="a2"/>
     <w:uiPriority w:val="99"/>
     <w:pPr>
       <w:spacing w:after="0" w:line="240" w:lineRule="auto"/>
@@ -14240,7 +13789,7 @@
   </w:style>
   <w:style w:type="table" w:customStyle="1" w:styleId="GridTable7Colorful-Accent1">
     <w:name w:val="Grid Table 7 Colorful - Accent 1"/>
-    <w:basedOn w:val="a1"/>
+    <w:basedOn w:val="a2"/>
     <w:uiPriority w:val="99"/>
     <w:pPr>
       <w:spacing w:after="0" w:line="240" w:lineRule="auto"/>
@@ -14357,7 +13906,7 @@
   </w:style>
   <w:style w:type="table" w:customStyle="1" w:styleId="GridTable7Colorful-Accent2">
     <w:name w:val="Grid Table 7 Colorful - Accent 2"/>
-    <w:basedOn w:val="a1"/>
+    <w:basedOn w:val="a2"/>
     <w:uiPriority w:val="99"/>
     <w:pPr>
       <w:spacing w:after="0" w:line="240" w:lineRule="auto"/>
@@ -14474,7 +14023,7 @@
   </w:style>
   <w:style w:type="table" w:customStyle="1" w:styleId="GridTable7Colorful-Accent3">
     <w:name w:val="Grid Table 7 Colorful - Accent 3"/>
-    <w:basedOn w:val="a1"/>
+    <w:basedOn w:val="a2"/>
     <w:uiPriority w:val="99"/>
     <w:pPr>
       <w:spacing w:after="0" w:line="240" w:lineRule="auto"/>
@@ -14591,7 +14140,7 @@
   </w:style>
   <w:style w:type="table" w:customStyle="1" w:styleId="GridTable7Colorful-Accent4">
     <w:name w:val="Grid Table 7 Colorful - Accent 4"/>
-    <w:basedOn w:val="a1"/>
+    <w:basedOn w:val="a2"/>
     <w:uiPriority w:val="99"/>
     <w:pPr>
       <w:spacing w:after="0" w:line="240" w:lineRule="auto"/>
@@ -14708,7 +14257,7 @@
   </w:style>
   <w:style w:type="table" w:customStyle="1" w:styleId="GridTable7Colorful-Accent5">
     <w:name w:val="Grid Table 7 Colorful - Accent 5"/>
-    <w:basedOn w:val="a1"/>
+    <w:basedOn w:val="a2"/>
     <w:uiPriority w:val="99"/>
     <w:pPr>
       <w:spacing w:after="0" w:line="240" w:lineRule="auto"/>
@@ -14825,7 +14374,7 @@
   </w:style>
   <w:style w:type="table" w:customStyle="1" w:styleId="GridTable7Colorful-Accent6">
     <w:name w:val="Grid Table 7 Colorful - Accent 6"/>
-    <w:basedOn w:val="a1"/>
+    <w:basedOn w:val="a2"/>
     <w:uiPriority w:val="99"/>
     <w:pPr>
       <w:spacing w:after="0" w:line="240" w:lineRule="auto"/>
@@ -14942,7 +14491,7 @@
   </w:style>
   <w:style w:type="table" w:styleId="-10">
     <w:name w:val="List Table 1 Light"/>
-    <w:basedOn w:val="a1"/>
+    <w:basedOn w:val="a2"/>
     <w:uiPriority w:val="99"/>
     <w:pPr>
       <w:spacing w:after="0" w:line="240" w:lineRule="auto"/>
@@ -15008,7 +14557,7 @@
   </w:style>
   <w:style w:type="table" w:customStyle="1" w:styleId="ListTable1Light-Accent1">
     <w:name w:val="List Table 1 Light - Accent 1"/>
-    <w:basedOn w:val="a1"/>
+    <w:basedOn w:val="a2"/>
     <w:uiPriority w:val="99"/>
     <w:pPr>
       <w:spacing w:after="0" w:line="240" w:lineRule="auto"/>
@@ -15074,7 +14623,7 @@
   </w:style>
   <w:style w:type="table" w:customStyle="1" w:styleId="ListTable1Light-Accent2">
     <w:name w:val="List Table 1 Light - Accent 2"/>
-    <w:basedOn w:val="a1"/>
+    <w:basedOn w:val="a2"/>
     <w:uiPriority w:val="99"/>
     <w:pPr>
       <w:spacing w:after="0" w:line="240" w:lineRule="auto"/>
@@ -15140,7 +14689,7 @@
   </w:style>
   <w:style w:type="table" w:customStyle="1" w:styleId="ListTable1Light-Accent3">
     <w:name w:val="List Table 1 Light - Accent 3"/>
-    <w:basedOn w:val="a1"/>
+    <w:basedOn w:val="a2"/>
     <w:uiPriority w:val="99"/>
     <w:pPr>
       <w:spacing w:after="0" w:line="240" w:lineRule="auto"/>
@@ -15206,7 +14755,7 @@
   </w:style>
   <w:style w:type="table" w:customStyle="1" w:styleId="ListTable1Light-Accent4">
     <w:name w:val="List Table 1 Light - Accent 4"/>
-    <w:basedOn w:val="a1"/>
+    <w:basedOn w:val="a2"/>
     <w:uiPriority w:val="99"/>
     <w:pPr>
       <w:spacing w:after="0" w:line="240" w:lineRule="auto"/>
@@ -15272,7 +14821,7 @@
   </w:style>
   <w:style w:type="table" w:customStyle="1" w:styleId="ListTable1Light-Accent5">
     <w:name w:val="List Table 1 Light - Accent 5"/>
-    <w:basedOn w:val="a1"/>
+    <w:basedOn w:val="a2"/>
     <w:uiPriority w:val="99"/>
     <w:pPr>
       <w:spacing w:after="0" w:line="240" w:lineRule="auto"/>
@@ -15338,7 +14887,7 @@
   </w:style>
   <w:style w:type="table" w:customStyle="1" w:styleId="ListTable1Light-Accent6">
     <w:name w:val="List Table 1 Light - Accent 6"/>
-    <w:basedOn w:val="a1"/>
+    <w:basedOn w:val="a2"/>
     <w:uiPriority w:val="99"/>
     <w:pPr>
       <w:spacing w:after="0" w:line="240" w:lineRule="auto"/>
@@ -15404,7 +14953,7 @@
   </w:style>
   <w:style w:type="table" w:styleId="-20">
     <w:name w:val="List Table 2"/>
-    <w:basedOn w:val="a1"/>
+    <w:basedOn w:val="a2"/>
     <w:uiPriority w:val="99"/>
     <w:pPr>
       <w:spacing w:after="0" w:line="240" w:lineRule="auto"/>
@@ -15493,7 +15042,7 @@
   </w:style>
   <w:style w:type="table" w:customStyle="1" w:styleId="ListTable2-Accent1">
     <w:name w:val="List Table 2 - Accent 1"/>
-    <w:basedOn w:val="a1"/>
+    <w:basedOn w:val="a2"/>
     <w:uiPriority w:val="99"/>
     <w:pPr>
       <w:spacing w:after="0" w:line="240" w:lineRule="auto"/>
@@ -15582,7 +15131,7 @@
   </w:style>
   <w:style w:type="table" w:customStyle="1" w:styleId="ListTable2-Accent2">
     <w:name w:val="List Table 2 - Accent 2"/>
-    <w:basedOn w:val="a1"/>
+    <w:basedOn w:val="a2"/>
     <w:uiPriority w:val="99"/>
     <w:pPr>
       <w:spacing w:after="0" w:line="240" w:lineRule="auto"/>
@@ -15671,7 +15220,7 @@
   </w:style>
   <w:style w:type="table" w:customStyle="1" w:styleId="ListTable2-Accent3">
     <w:name w:val="List Table 2 - Accent 3"/>
-    <w:basedOn w:val="a1"/>
+    <w:basedOn w:val="a2"/>
     <w:uiPriority w:val="99"/>
     <w:pPr>
       <w:spacing w:after="0" w:line="240" w:lineRule="auto"/>
@@ -15760,7 +15309,7 @@
   </w:style>
   <w:style w:type="table" w:customStyle="1" w:styleId="ListTable2-Accent4">
     <w:name w:val="List Table 2 - Accent 4"/>
-    <w:basedOn w:val="a1"/>
+    <w:basedOn w:val="a2"/>
     <w:uiPriority w:val="99"/>
     <w:pPr>
       <w:spacing w:after="0" w:line="240" w:lineRule="auto"/>
@@ -15849,7 +15398,7 @@
   </w:style>
   <w:style w:type="table" w:customStyle="1" w:styleId="ListTable2-Accent5">
     <w:name w:val="List Table 2 - Accent 5"/>
-    <w:basedOn w:val="a1"/>
+    <w:basedOn w:val="a2"/>
     <w:uiPriority w:val="99"/>
     <w:pPr>
       <w:spacing w:after="0" w:line="240" w:lineRule="auto"/>
@@ -15938,7 +15487,7 @@
   </w:style>
   <w:style w:type="table" w:customStyle="1" w:styleId="ListTable2-Accent6">
     <w:name w:val="List Table 2 - Accent 6"/>
-    <w:basedOn w:val="a1"/>
+    <w:basedOn w:val="a2"/>
     <w:uiPriority w:val="99"/>
     <w:pPr>
       <w:spacing w:after="0" w:line="240" w:lineRule="auto"/>
@@ -16027,7 +15576,7 @@
   </w:style>
   <w:style w:type="table" w:styleId="-30">
     <w:name w:val="List Table 3"/>
-    <w:basedOn w:val="a1"/>
+    <w:basedOn w:val="a2"/>
     <w:uiPriority w:val="99"/>
     <w:pPr>
       <w:spacing w:after="0" w:line="240" w:lineRule="auto"/>
@@ -16103,7 +15652,7 @@
   </w:style>
   <w:style w:type="table" w:customStyle="1" w:styleId="ListTable3-Accent1">
     <w:name w:val="List Table 3 - Accent 1"/>
-    <w:basedOn w:val="a1"/>
+    <w:basedOn w:val="a2"/>
     <w:uiPriority w:val="99"/>
     <w:pPr>
       <w:spacing w:after="0" w:line="240" w:lineRule="auto"/>
@@ -16179,7 +15728,7 @@
   </w:style>
   <w:style w:type="table" w:customStyle="1" w:styleId="ListTable3-Accent2">
     <w:name w:val="List Table 3 - Accent 2"/>
-    <w:basedOn w:val="a1"/>
+    <w:basedOn w:val="a2"/>
     <w:uiPriority w:val="99"/>
     <w:pPr>
       <w:spacing w:after="0" w:line="240" w:lineRule="auto"/>
@@ -16255,7 +15804,7 @@
   </w:style>
   <w:style w:type="table" w:customStyle="1" w:styleId="ListTable3-Accent3">
     <w:name w:val="List Table 3 - Accent 3"/>
-    <w:basedOn w:val="a1"/>
+    <w:basedOn w:val="a2"/>
     <w:uiPriority w:val="99"/>
     <w:pPr>
       <w:spacing w:after="0" w:line="240" w:lineRule="auto"/>
@@ -16331,7 +15880,7 @@
   </w:style>
   <w:style w:type="table" w:customStyle="1" w:styleId="ListTable3-Accent4">
     <w:name w:val="List Table 3 - Accent 4"/>
-    <w:basedOn w:val="a1"/>
+    <w:basedOn w:val="a2"/>
     <w:uiPriority w:val="99"/>
     <w:pPr>
       <w:spacing w:after="0" w:line="240" w:lineRule="auto"/>
@@ -16407,7 +15956,7 @@
   </w:style>
   <w:style w:type="table" w:customStyle="1" w:styleId="ListTable3-Accent5">
     <w:name w:val="List Table 3 - Accent 5"/>
-    <w:basedOn w:val="a1"/>
+    <w:basedOn w:val="a2"/>
     <w:uiPriority w:val="99"/>
     <w:pPr>
       <w:spacing w:after="0" w:line="240" w:lineRule="auto"/>
@@ -16483,7 +16032,7 @@
   </w:style>
   <w:style w:type="table" w:customStyle="1" w:styleId="ListTable3-Accent6">
     <w:name w:val="List Table 3 - Accent 6"/>
-    <w:basedOn w:val="a1"/>
+    <w:basedOn w:val="a2"/>
     <w:uiPriority w:val="99"/>
     <w:pPr>
       <w:spacing w:after="0" w:line="240" w:lineRule="auto"/>
@@ -16559,7 +16108,7 @@
   </w:style>
   <w:style w:type="table" w:styleId="-40">
     <w:name w:val="List Table 4"/>
-    <w:basedOn w:val="a1"/>
+    <w:basedOn w:val="a2"/>
     <w:uiPriority w:val="99"/>
     <w:pPr>
       <w:spacing w:after="0" w:line="240" w:lineRule="auto"/>
@@ -16630,7 +16179,7 @@
   </w:style>
   <w:style w:type="table" w:customStyle="1" w:styleId="ListTable4-Accent1">
     <w:name w:val="List Table 4 - Accent 1"/>
-    <w:basedOn w:val="a1"/>
+    <w:basedOn w:val="a2"/>
     <w:uiPriority w:val="99"/>
     <w:pPr>
       <w:spacing w:after="0" w:line="240" w:lineRule="auto"/>
@@ -16701,7 +16250,7 @@
   </w:style>
   <w:style w:type="table" w:customStyle="1" w:styleId="ListTable4-Accent2">
     <w:name w:val="List Table 4 - Accent 2"/>
-    <w:basedOn w:val="a1"/>
+    <w:basedOn w:val="a2"/>
     <w:uiPriority w:val="99"/>
     <w:pPr>
       <w:spacing w:after="0" w:line="240" w:lineRule="auto"/>
@@ -16772,7 +16321,7 @@
   </w:style>
   <w:style w:type="table" w:customStyle="1" w:styleId="ListTable4-Accent3">
     <w:name w:val="List Table 4 - Accent 3"/>
-    <w:basedOn w:val="a1"/>
+    <w:basedOn w:val="a2"/>
     <w:uiPriority w:val="99"/>
     <w:pPr>
       <w:spacing w:after="0" w:line="240" w:lineRule="auto"/>
@@ -16843,7 +16392,7 @@
   </w:style>
   <w:style w:type="table" w:customStyle="1" w:styleId="ListTable4-Accent4">
     <w:name w:val="List Table 4 - Accent 4"/>
-    <w:basedOn w:val="a1"/>
+    <w:basedOn w:val="a2"/>
     <w:uiPriority w:val="99"/>
     <w:pPr>
       <w:spacing w:after="0" w:line="240" w:lineRule="auto"/>
@@ -16914,7 +16463,7 @@
   </w:style>
   <w:style w:type="table" w:customStyle="1" w:styleId="ListTable4-Accent5">
     <w:name w:val="List Table 4 - Accent 5"/>
-    <w:basedOn w:val="a1"/>
+    <w:basedOn w:val="a2"/>
     <w:uiPriority w:val="99"/>
     <w:pPr>
       <w:spacing w:after="0" w:line="240" w:lineRule="auto"/>
@@ -16985,7 +16534,7 @@
   </w:style>
   <w:style w:type="table" w:customStyle="1" w:styleId="ListTable4-Accent6">
     <w:name w:val="List Table 4 - Accent 6"/>
-    <w:basedOn w:val="a1"/>
+    <w:basedOn w:val="a2"/>
     <w:uiPriority w:val="99"/>
     <w:pPr>
       <w:spacing w:after="0" w:line="240" w:lineRule="auto"/>
@@ -17056,7 +16605,7 @@
   </w:style>
   <w:style w:type="table" w:styleId="-50">
     <w:name w:val="List Table 5 Dark"/>
-    <w:basedOn w:val="a1"/>
+    <w:basedOn w:val="a2"/>
     <w:uiPriority w:val="99"/>
     <w:pPr>
       <w:spacing w:after="0" w:line="240" w:lineRule="auto"/>
@@ -17162,7 +16711,7 @@
   </w:style>
   <w:style w:type="table" w:customStyle="1" w:styleId="ListTable5Dark-Accent1">
     <w:name w:val="List Table 5 Dark - Accent 1"/>
-    <w:basedOn w:val="a1"/>
+    <w:basedOn w:val="a2"/>
     <w:uiPriority w:val="99"/>
     <w:pPr>
       <w:spacing w:after="0" w:line="240" w:lineRule="auto"/>
@@ -17268,7 +16817,7 @@
   </w:style>
   <w:style w:type="table" w:customStyle="1" w:styleId="ListTable5Dark-Accent2">
     <w:name w:val="List Table 5 Dark - Accent 2"/>
-    <w:basedOn w:val="a1"/>
+    <w:basedOn w:val="a2"/>
     <w:uiPriority w:val="99"/>
     <w:pPr>
       <w:spacing w:after="0" w:line="240" w:lineRule="auto"/>
@@ -17374,7 +16923,7 @@
   </w:style>
   <w:style w:type="table" w:customStyle="1" w:styleId="ListTable5Dark-Accent3">
     <w:name w:val="List Table 5 Dark - Accent 3"/>
-    <w:basedOn w:val="a1"/>
+    <w:basedOn w:val="a2"/>
     <w:uiPriority w:val="99"/>
     <w:pPr>
       <w:spacing w:after="0" w:line="240" w:lineRule="auto"/>
@@ -17480,7 +17029,7 @@
   </w:style>
   <w:style w:type="table" w:customStyle="1" w:styleId="ListTable5Dark-Accent4">
     <w:name w:val="List Table 5 Dark - Accent 4"/>
-    <w:basedOn w:val="a1"/>
+    <w:basedOn w:val="a2"/>
     <w:uiPriority w:val="99"/>
     <w:pPr>
       <w:spacing w:after="0" w:line="240" w:lineRule="auto"/>
@@ -17586,7 +17135,7 @@
   </w:style>
   <w:style w:type="table" w:customStyle="1" w:styleId="ListTable5Dark-Accent5">
     <w:name w:val="List Table 5 Dark - Accent 5"/>
-    <w:basedOn w:val="a1"/>
+    <w:basedOn w:val="a2"/>
     <w:uiPriority w:val="99"/>
     <w:pPr>
       <w:spacing w:after="0" w:line="240" w:lineRule="auto"/>
@@ -17692,7 +17241,7 @@
   </w:style>
   <w:style w:type="table" w:customStyle="1" w:styleId="ListTable5Dark-Accent6">
     <w:name w:val="List Table 5 Dark - Accent 6"/>
-    <w:basedOn w:val="a1"/>
+    <w:basedOn w:val="a2"/>
     <w:uiPriority w:val="99"/>
     <w:pPr>
       <w:spacing w:after="0" w:line="240" w:lineRule="auto"/>
@@ -17798,7 +17347,7 @@
   </w:style>
   <w:style w:type="table" w:styleId="-60">
     <w:name w:val="List Table 6 Colorful"/>
-    <w:basedOn w:val="a1"/>
+    <w:basedOn w:val="a2"/>
     <w:uiPriority w:val="99"/>
     <w:pPr>
       <w:spacing w:after="0" w:line="240" w:lineRule="auto"/>
@@ -17874,7 +17423,7 @@
   </w:style>
   <w:style w:type="table" w:customStyle="1" w:styleId="ListTable6Colorful-Accent1">
     <w:name w:val="List Table 6 Colorful - Accent 1"/>
-    <w:basedOn w:val="a1"/>
+    <w:basedOn w:val="a2"/>
     <w:uiPriority w:val="99"/>
     <w:pPr>
       <w:spacing w:after="0" w:line="240" w:lineRule="auto"/>
@@ -17950,7 +17499,7 @@
   </w:style>
   <w:style w:type="table" w:customStyle="1" w:styleId="ListTable6Colorful-Accent2">
     <w:name w:val="List Table 6 Colorful - Accent 2"/>
-    <w:basedOn w:val="a1"/>
+    <w:basedOn w:val="a2"/>
     <w:uiPriority w:val="99"/>
     <w:pPr>
       <w:spacing w:after="0" w:line="240" w:lineRule="auto"/>
@@ -18026,7 +17575,7 @@
   </w:style>
   <w:style w:type="table" w:customStyle="1" w:styleId="ListTable6Colorful-Accent3">
     <w:name w:val="List Table 6 Colorful - Accent 3"/>
-    <w:basedOn w:val="a1"/>
+    <w:basedOn w:val="a2"/>
     <w:uiPriority w:val="99"/>
     <w:pPr>
       <w:spacing w:after="0" w:line="240" w:lineRule="auto"/>
@@ -18102,7 +17651,7 @@
   </w:style>
   <w:style w:type="table" w:customStyle="1" w:styleId="ListTable6Colorful-Accent4">
     <w:name w:val="List Table 6 Colorful - Accent 4"/>
-    <w:basedOn w:val="a1"/>
+    <w:basedOn w:val="a2"/>
     <w:uiPriority w:val="99"/>
     <w:pPr>
       <w:spacing w:after="0" w:line="240" w:lineRule="auto"/>
@@ -18178,7 +17727,7 @@
   </w:style>
   <w:style w:type="table" w:customStyle="1" w:styleId="ListTable6Colorful-Accent5">
     <w:name w:val="List Table 6 Colorful - Accent 5"/>
-    <w:basedOn w:val="a1"/>
+    <w:basedOn w:val="a2"/>
     <w:uiPriority w:val="99"/>
     <w:pPr>
       <w:spacing w:after="0" w:line="240" w:lineRule="auto"/>
@@ -18254,7 +17803,7 @@
   </w:style>
   <w:style w:type="table" w:customStyle="1" w:styleId="ListTable6Colorful-Accent6">
     <w:name w:val="List Table 6 Colorful - Accent 6"/>
-    <w:basedOn w:val="a1"/>
+    <w:basedOn w:val="a2"/>
     <w:uiPriority w:val="99"/>
     <w:pPr>
       <w:spacing w:after="0" w:line="240" w:lineRule="auto"/>
@@ -18330,7 +17879,7 @@
   </w:style>
   <w:style w:type="table" w:styleId="-70">
     <w:name w:val="List Table 7 Colorful"/>
-    <w:basedOn w:val="a1"/>
+    <w:basedOn w:val="a2"/>
     <w:uiPriority w:val="99"/>
     <w:pPr>
       <w:spacing w:after="0" w:line="240" w:lineRule="auto"/>
@@ -18444,7 +17993,7 @@
   </w:style>
   <w:style w:type="table" w:customStyle="1" w:styleId="ListTable7Colorful-Accent1">
     <w:name w:val="List Table 7 Colorful - Accent 1"/>
-    <w:basedOn w:val="a1"/>
+    <w:basedOn w:val="a2"/>
     <w:uiPriority w:val="99"/>
     <w:pPr>
       <w:spacing w:after="0" w:line="240" w:lineRule="auto"/>
@@ -18558,7 +18107,7 @@
   </w:style>
   <w:style w:type="table" w:customStyle="1" w:styleId="ListTable7Colorful-Accent2">
     <w:name w:val="List Table 7 Colorful - Accent 2"/>
-    <w:basedOn w:val="a1"/>
+    <w:basedOn w:val="a2"/>
     <w:uiPriority w:val="99"/>
     <w:pPr>
       <w:spacing w:after="0" w:line="240" w:lineRule="auto"/>
@@ -18672,7 +18221,7 @@
   </w:style>
   <w:style w:type="table" w:customStyle="1" w:styleId="ListTable7Colorful-Accent3">
     <w:name w:val="List Table 7 Colorful - Accent 3"/>
-    <w:basedOn w:val="a1"/>
+    <w:basedOn w:val="a2"/>
     <w:uiPriority w:val="99"/>
     <w:pPr>
       <w:spacing w:after="0" w:line="240" w:lineRule="auto"/>
@@ -18786,7 +18335,7 @@
   </w:style>
   <w:style w:type="table" w:customStyle="1" w:styleId="ListTable7Colorful-Accent4">
     <w:name w:val="List Table 7 Colorful - Accent 4"/>
-    <w:basedOn w:val="a1"/>
+    <w:basedOn w:val="a2"/>
     <w:uiPriority w:val="99"/>
     <w:pPr>
       <w:spacing w:after="0" w:line="240" w:lineRule="auto"/>
@@ -18900,7 +18449,7 @@
   </w:style>
   <w:style w:type="table" w:customStyle="1" w:styleId="ListTable7Colorful-Accent5">
     <w:name w:val="List Table 7 Colorful - Accent 5"/>
-    <w:basedOn w:val="a1"/>
+    <w:basedOn w:val="a2"/>
     <w:uiPriority w:val="99"/>
     <w:pPr>
       <w:spacing w:after="0" w:line="240" w:lineRule="auto"/>
@@ -19014,7 +18563,7 @@
   </w:style>
   <w:style w:type="table" w:customStyle="1" w:styleId="ListTable7Colorful-Accent6">
     <w:name w:val="List Table 7 Colorful - Accent 6"/>
-    <w:basedOn w:val="a1"/>
+    <w:basedOn w:val="a2"/>
     <w:uiPriority w:val="99"/>
     <w:pPr>
       <w:spacing w:after="0" w:line="240" w:lineRule="auto"/>
@@ -19128,7 +18677,7 @@
   </w:style>
   <w:style w:type="table" w:customStyle="1" w:styleId="Lined-Accent">
     <w:name w:val="Lined - Accent"/>
-    <w:basedOn w:val="a1"/>
+    <w:basedOn w:val="a2"/>
     <w:uiPriority w:val="99"/>
     <w:pPr>
       <w:spacing w:after="0" w:line="240" w:lineRule="auto"/>
@@ -19225,7 +18774,7 @@
   </w:style>
   <w:style w:type="table" w:customStyle="1" w:styleId="Lined-Accent1">
     <w:name w:val="Lined - Accent 1"/>
-    <w:basedOn w:val="a1"/>
+    <w:basedOn w:val="a2"/>
     <w:uiPriority w:val="99"/>
     <w:pPr>
       <w:spacing w:after="0" w:line="240" w:lineRule="auto"/>
@@ -19322,7 +18871,7 @@
   </w:style>
   <w:style w:type="table" w:customStyle="1" w:styleId="Lined-Accent2">
     <w:name w:val="Lined - Accent 2"/>
-    <w:basedOn w:val="a1"/>
+    <w:basedOn w:val="a2"/>
     <w:uiPriority w:val="99"/>
     <w:pPr>
       <w:spacing w:after="0" w:line="240" w:lineRule="auto"/>
@@ -19419,7 +18968,7 @@
   </w:style>
   <w:style w:type="table" w:customStyle="1" w:styleId="Lined-Accent3">
     <w:name w:val="Lined - Accent 3"/>
-    <w:basedOn w:val="a1"/>
+    <w:basedOn w:val="a2"/>
     <w:uiPriority w:val="99"/>
     <w:pPr>
       <w:spacing w:after="0" w:line="240" w:lineRule="auto"/>
@@ -19516,7 +19065,7 @@
   </w:style>
   <w:style w:type="table" w:customStyle="1" w:styleId="Lined-Accent4">
     <w:name w:val="Lined - Accent 4"/>
-    <w:basedOn w:val="a1"/>
+    <w:basedOn w:val="a2"/>
     <w:uiPriority w:val="99"/>
     <w:pPr>
       <w:spacing w:after="0" w:line="240" w:lineRule="auto"/>
@@ -19613,7 +19162,7 @@
   </w:style>
   <w:style w:type="table" w:customStyle="1" w:styleId="Lined-Accent5">
     <w:name w:val="Lined - Accent 5"/>
-    <w:basedOn w:val="a1"/>
+    <w:basedOn w:val="a2"/>
     <w:uiPriority w:val="99"/>
     <w:pPr>
       <w:spacing w:after="0" w:line="240" w:lineRule="auto"/>
@@ -19710,7 +19259,7 @@
   </w:style>
   <w:style w:type="table" w:customStyle="1" w:styleId="Lined-Accent6">
     <w:name w:val="Lined - Accent 6"/>
-    <w:basedOn w:val="a1"/>
+    <w:basedOn w:val="a2"/>
     <w:uiPriority w:val="99"/>
     <w:pPr>
       <w:spacing w:after="0" w:line="240" w:lineRule="auto"/>
@@ -19807,7 +19356,7 @@
   </w:style>
   <w:style w:type="table" w:customStyle="1" w:styleId="BorderedLined-Accent">
     <w:name w:val="Bordered &amp; Lined - Accent"/>
-    <w:basedOn w:val="a1"/>
+    <w:basedOn w:val="a2"/>
     <w:uiPriority w:val="99"/>
     <w:pPr>
       <w:spacing w:after="0" w:line="240" w:lineRule="auto"/>
@@ -19912,7 +19461,7 @@
   </w:style>
   <w:style w:type="table" w:customStyle="1" w:styleId="BorderedLined-Accent1">
     <w:name w:val="Bordered &amp; Lined - Accent 1"/>
-    <w:basedOn w:val="a1"/>
+    <w:basedOn w:val="a2"/>
     <w:uiPriority w:val="99"/>
     <w:pPr>
       <w:spacing w:after="0" w:line="240" w:lineRule="auto"/>
@@ -20017,7 +19566,7 @@
   </w:style>
   <w:style w:type="table" w:customStyle="1" w:styleId="BorderedLined-Accent2">
     <w:name w:val="Bordered &amp; Lined - Accent 2"/>
-    <w:basedOn w:val="a1"/>
+    <w:basedOn w:val="a2"/>
     <w:uiPriority w:val="99"/>
     <w:pPr>
       <w:spacing w:after="0" w:line="240" w:lineRule="auto"/>
@@ -20122,7 +19671,7 @@
   </w:style>
   <w:style w:type="table" w:customStyle="1" w:styleId="BorderedLined-Accent3">
     <w:name w:val="Bordered &amp; Lined - Accent 3"/>
-    <w:basedOn w:val="a1"/>
+    <w:basedOn w:val="a2"/>
     <w:uiPriority w:val="99"/>
     <w:pPr>
       <w:spacing w:after="0" w:line="240" w:lineRule="auto"/>
@@ -20227,7 +19776,7 @@
   </w:style>
   <w:style w:type="table" w:customStyle="1" w:styleId="BorderedLined-Accent4">
     <w:name w:val="Bordered &amp; Lined - Accent 4"/>
-    <w:basedOn w:val="a1"/>
+    <w:basedOn w:val="a2"/>
     <w:uiPriority w:val="99"/>
     <w:pPr>
       <w:spacing w:after="0" w:line="240" w:lineRule="auto"/>
@@ -20332,7 +19881,7 @@
   </w:style>
   <w:style w:type="table" w:customStyle="1" w:styleId="BorderedLined-Accent5">
     <w:name w:val="Bordered &amp; Lined - Accent 5"/>
-    <w:basedOn w:val="a1"/>
+    <w:basedOn w:val="a2"/>
     <w:uiPriority w:val="99"/>
     <w:pPr>
       <w:spacing w:after="0" w:line="240" w:lineRule="auto"/>
@@ -20437,7 +19986,7 @@
   </w:style>
   <w:style w:type="table" w:customStyle="1" w:styleId="BorderedLined-Accent6">
     <w:name w:val="Bordered &amp; Lined - Accent 6"/>
-    <w:basedOn w:val="a1"/>
+    <w:basedOn w:val="a2"/>
     <w:uiPriority w:val="99"/>
     <w:pPr>
       <w:spacing w:after="0" w:line="240" w:lineRule="auto"/>
@@ -20542,7 +20091,7 @@
   </w:style>
   <w:style w:type="table" w:customStyle="1" w:styleId="Bordered">
     <w:name w:val="Bordered"/>
-    <w:basedOn w:val="a1"/>
+    <w:basedOn w:val="a2"/>
     <w:uiPriority w:val="99"/>
     <w:pPr>
       <w:spacing w:after="0" w:line="240" w:lineRule="auto"/>
@@ -20624,7 +20173,7 @@
   </w:style>
   <w:style w:type="table" w:customStyle="1" w:styleId="Bordered-Accent1">
     <w:name w:val="Bordered - Accent 1"/>
-    <w:basedOn w:val="a1"/>
+    <w:basedOn w:val="a2"/>
     <w:uiPriority w:val="99"/>
     <w:pPr>
       <w:spacing w:after="0" w:line="240" w:lineRule="auto"/>
@@ -20706,7 +20255,7 @@
   </w:style>
   <w:style w:type="table" w:customStyle="1" w:styleId="Bordered-Accent2">
     <w:name w:val="Bordered - Accent 2"/>
-    <w:basedOn w:val="a1"/>
+    <w:basedOn w:val="a2"/>
     <w:uiPriority w:val="99"/>
     <w:pPr>
       <w:spacing w:after="0" w:line="240" w:lineRule="auto"/>
@@ -20788,7 +20337,7 @@
   </w:style>
   <w:style w:type="table" w:customStyle="1" w:styleId="Bordered-Accent3">
     <w:name w:val="Bordered - Accent 3"/>
-    <w:basedOn w:val="a1"/>
+    <w:basedOn w:val="a2"/>
     <w:uiPriority w:val="99"/>
     <w:pPr>
       <w:spacing w:after="0" w:line="240" w:lineRule="auto"/>
@@ -20870,7 +20419,7 @@
   </w:style>
   <w:style w:type="table" w:customStyle="1" w:styleId="Bordered-Accent4">
     <w:name w:val="Bordered - Accent 4"/>
-    <w:basedOn w:val="a1"/>
+    <w:basedOn w:val="a2"/>
     <w:uiPriority w:val="99"/>
     <w:pPr>
       <w:spacing w:after="0" w:line="240" w:lineRule="auto"/>
@@ -20952,7 +20501,7 @@
   </w:style>
   <w:style w:type="table" w:customStyle="1" w:styleId="Bordered-Accent5">
     <w:name w:val="Bordered - Accent 5"/>
-    <w:basedOn w:val="a1"/>
+    <w:basedOn w:val="a2"/>
     <w:uiPriority w:val="99"/>
     <w:pPr>
       <w:spacing w:after="0" w:line="240" w:lineRule="auto"/>
@@ -21034,7 +20583,7 @@
   </w:style>
   <w:style w:type="table" w:customStyle="1" w:styleId="Bordered-Accent6">
     <w:name w:val="Bordered - Accent 6"/>
-    <w:basedOn w:val="a1"/>
+    <w:basedOn w:val="a2"/>
     <w:uiPriority w:val="99"/>
     <w:pPr>
       <w:spacing w:after="0" w:line="240" w:lineRule="auto"/>
@@ -21147,7 +20696,7 @@
   </w:style>
   <w:style w:type="character" w:styleId="af3">
     <w:name w:val="footnote reference"/>
-    <w:basedOn w:val="a0"/>
+    <w:basedOn w:val="a1"/>
     <w:uiPriority w:val="99"/>
     <w:unhideWhenUsed/>
     <w:rPr>
@@ -21178,7 +20727,7 @@
   </w:style>
   <w:style w:type="character" w:styleId="af6">
     <w:name w:val="endnote reference"/>
-    <w:basedOn w:val="a0"/>
+    <w:basedOn w:val="a1"/>
     <w:uiPriority w:val="99"/>
     <w:semiHidden/>
     <w:unhideWhenUsed/>
@@ -21269,7 +20818,7 @@
   </w:style>
   <w:style w:type="table" w:styleId="af9">
     <w:name w:val="Table Grid"/>
-    <w:basedOn w:val="a1"/>
+    <w:basedOn w:val="a2"/>
     <w:uiPriority w:val="59"/>
     <w:pPr>
       <w:spacing w:after="0" w:line="240" w:lineRule="auto"/>
@@ -21310,7 +20859,7 @@
   </w:style>
   <w:style w:type="character" w:customStyle="1" w:styleId="afb">
     <w:name w:val="Текст выноски Знак"/>
-    <w:basedOn w:val="a0"/>
+    <w:basedOn w:val="a1"/>
     <w:link w:val="afa"/>
     <w:uiPriority w:val="99"/>
     <w:semiHidden/>
@@ -21320,109 +20869,49 @@
       <w:szCs w:val="16"/>
     </w:rPr>
   </w:style>
-  <w:style w:type="paragraph" w:customStyle="1" w:styleId="GostNormal">
+  <w:style w:type="paragraph" w:customStyle="1" w:styleId="a0">
     <w:name w:val="ГОСТ Основной текст"/>
     <w:qFormat/>
     <w:pPr>
-      <w:spacing w:after="0" w:before="0" w:line="360"/>
+      <w:spacing w:after="0" w:line="360" w:lineRule="auto"/>
       <w:ind w:firstLine="709"/>
       <w:jc w:val="both"/>
     </w:pPr>
     <w:rPr>
-      <w:rFonts w:ascii="Times New Roman" w:cs="Times New Roman" w:eastAsia="Times New Roman" w:hAnsi="Times New Roman"/>
+      <w:rFonts w:ascii="Times New Roman" w:eastAsia="Times New Roman" w:hAnsi="Times New Roman" w:cs="Times New Roman"/>
       <w:sz w:val="28"/>
       <w:szCs w:val="28"/>
     </w:rPr>
   </w:style>
-  <w:style w:type="paragraph" w:styleId="Heading1">
-    <w:name w:val="Heading 1"/>
-    <w:basedOn w:val="GostNormal"/>
-    <w:next w:val="GostNormal"/>
-    <w:qFormat/>
-    <w:pPr>
-      <w:keepNext/>
-      <w:keepLines/>
-      <w:pageBreakBefore/>
-      <w:spacing w:after="360" w:before="0"/>
-      <w:ind w:firstLine="709"/>
-      <w:jc w:val="left"/>
-      <w:outlineLvl w:val="0"/>
-    </w:pPr>
-    <w:rPr>
-      <w:rFonts w:ascii="Times New Roman" w:cs="Times New Roman" w:eastAsia="Times New Roman" w:hAnsi="Times New Roman"/>
-      <w:b/>
-      <w:bCs/>
-      <w:sz w:val="28"/>
-      <w:szCs w:val="28"/>
-    </w:rPr>
-  </w:style>
-  <w:style w:type="paragraph" w:styleId="Heading2">
-    <w:name w:val="Heading 2"/>
-    <w:basedOn w:val="GostNormal"/>
-    <w:next w:val="GostNormal"/>
-    <w:qFormat/>
-    <w:pPr>
-      <w:keepNext/>
-      <w:keepLines/>
-      <w:spacing w:after="240" w:before="360"/>
-      <w:ind w:firstLine="709"/>
-      <w:jc w:val="left"/>
-      <w:outlineLvl w:val="1"/>
-    </w:pPr>
-    <w:rPr>
-      <w:rFonts w:ascii="Times New Roman" w:cs="Times New Roman" w:eastAsia="Times New Roman" w:hAnsi="Times New Roman"/>
-      <w:b/>
-      <w:bCs/>
-      <w:sz w:val="28"/>
-      <w:szCs w:val="28"/>
-    </w:rPr>
-  </w:style>
-  <w:style w:type="paragraph" w:styleId="Heading3">
-    <w:name w:val="Heading 3"/>
-    <w:basedOn w:val="GostNormal"/>
-    <w:next w:val="GostNormal"/>
-    <w:qFormat/>
-    <w:pPr>
-      <w:keepNext/>
-      <w:keepLines/>
-      <w:spacing w:after="120" w:before="240"/>
-      <w:ind w:firstLine="709"/>
-      <w:jc w:val="left"/>
-      <w:outlineLvl w:val="2"/>
-    </w:pPr>
-    <w:rPr>
-      <w:rFonts w:ascii="Times New Roman" w:cs="Times New Roman" w:eastAsia="Times New Roman" w:hAnsi="Times New Roman"/>
-      <w:sz w:val="28"/>
-      <w:szCs w:val="28"/>
-    </w:rPr>
-  </w:style>
-  <w:style w:type="paragraph" w:styleId="ListParagraph">
+  <w:style w:type="paragraph" w:styleId="afc">
     <w:name w:val="List Paragraph"/>
-    <w:basedOn w:val="GostNormal"/>
+    <w:basedOn w:val="a0"/>
     <w:qFormat/>
   </w:style>
-  <w:style w:type="paragraph" w:styleId="TOC1">
+  <w:style w:type="paragraph" w:styleId="12">
     <w:name w:val="toc 1"/>
-    <w:basedOn w:val="GostNormal"/>
-    <w:next w:val="GostNormal"/>
+    <w:basedOn w:val="a0"/>
+    <w:next w:val="a0"/>
+    <w:uiPriority w:val="39"/>
     <w:pPr>
-      <w:ind w:left="0" w:firstLine="0"/>
+      <w:ind w:firstLine="0"/>
       <w:jc w:val="left"/>
     </w:pPr>
   </w:style>
-  <w:style w:type="paragraph" w:styleId="TOC2">
+  <w:style w:type="paragraph" w:styleId="24">
     <w:name w:val="toc 2"/>
-    <w:basedOn w:val="GostNormal"/>
-    <w:next w:val="GostNormal"/>
+    <w:basedOn w:val="a0"/>
+    <w:next w:val="a0"/>
+    <w:uiPriority w:val="39"/>
     <w:pPr>
       <w:ind w:left="280" w:firstLine="0"/>
       <w:jc w:val="left"/>
     </w:pPr>
   </w:style>
-  <w:style w:type="paragraph" w:styleId="TOC3">
+  <w:style w:type="paragraph" w:styleId="32">
     <w:name w:val="toc 3"/>
-    <w:basedOn w:val="GostNormal"/>
-    <w:next w:val="GostNormal"/>
+    <w:basedOn w:val="a0"/>
+    <w:next w:val="a0"/>
     <w:pPr>
       <w:ind w:left="560" w:firstLine="0"/>
       <w:jc w:val="left"/>
